--- a/CMA_Summaries_B1_Ch02.docx
+++ b/CMA_Summaries_B1_Ch02.docx
@@ -111,7 +111,7 @@
       <w:r>
         <w:drawing>
           <wp:inline distT="0" distB="0" distL="0" distR="0">
-            <wp:extent cx="5734050" cy="1856025"/>
+            <wp:extent cx="5734050" cy="2112550"/>
             <wp:effectExtent t="0" r="0" b="0" l="0"/>
             <wp:docPr id="1" name="" descr="" title=""/>
             <wp:cNvGraphicFramePr>
@@ -136,7 +136,7 @@
                   <pic:spPr bwMode="auto">
                     <a:xfrm>
                       <a:off x="0" y="0"/>
-                      <a:ext cx="5734050" cy="1856025"/>
+                      <a:ext cx="5734050" cy="2112550"/>
                     </a:xfrm>
                     <a:prstGeom prst="rect">
                       <a:avLst/>
@@ -18052,7 +18052,7 @@
                 <w:sz w:val="16"/>
                 <w:szCs w:val="16"/>
               </w:rPr>
-              <w:t xml:space="preserve">Prepaid rent   ·   Allowance for credit losses   ·   Accounts payable   ·   Additional paid-in capital   ·   Accounts receivable   ·   Notes payable (long-term)   ·   Cash   ·   subjective acceleration clause</w:t>
+              <w:t xml:space="preserve">Prepaid rent   ·   Allowance for credit losses   ·   Accounts payable   ·   Additional paid-in capital   ·   Accounts receivable   ·   Notes payable (long-term)   ·   Cash   ·   Inventory</w:t>
             </w:r>
           </w:p>
         </w:tc>

--- a/CMA_Summaries_B1_Ch02.docx
+++ b/CMA_Summaries_B1_Ch02.docx
@@ -692,9 +692,9 @@
         </w:tblBorders>
       </w:tblPr>
       <w:tblGrid>
-        <w:gridCol w:w="4298"/>
-        <w:gridCol w:w="2651"/>
-        <w:gridCol w:w="2651"/>
+        <w:gridCol w:w="4224"/>
+        <w:gridCol w:w="2688"/>
+        <w:gridCol w:w="2688"/>
       </w:tblGrid>
       <w:tr>
         <w:tc>
@@ -729,7 +729,7 @@
       <w:tr>
         <w:tc>
           <w:tcPr>
-            <w:tcW w:type="pct" w:w="2239"/>
+            <w:tcW w:type="pct" w:w="2200"/>
             <w:shd w:fill="353A7C" w:val="clear"/>
             <w:tcMar>
               <w:top w:type="dxa" w:w="50"/>
@@ -756,7 +756,7 @@
         </w:tc>
         <w:tc>
           <w:tcPr>
-            <w:tcW w:type="pct" w:w="1381"/>
+            <w:tcW w:type="pct" w:w="1400"/>
             <w:shd w:fill="353A7C" w:val="clear"/>
             <w:tcMar>
               <w:top w:type="dxa" w:w="50"/>
@@ -783,7 +783,7 @@
         </w:tc>
         <w:tc>
           <w:tcPr>
-            <w:tcW w:type="pct" w:w="1381"/>
+            <w:tcW w:type="pct" w:w="1400"/>
             <w:shd w:fill="353A7C" w:val="clear"/>
             <w:tcMar>
               <w:top w:type="dxa" w:w="50"/>
@@ -812,7 +812,7 @@
       <w:tr>
         <w:tc>
           <w:tcPr>
-            <w:tcW w:type="pct" w:w="2239"/>
+            <w:tcW w:type="pct" w:w="2200"/>
             <w:tcMar>
               <w:top w:type="dxa" w:w="50"/>
               <w:left w:type="dxa" w:w="110"/>
@@ -835,7 +835,7 @@
         </w:tc>
         <w:tc>
           <w:tcPr>
-            <w:tcW w:type="pct" w:w="1381"/>
+            <w:tcW w:type="pct" w:w="1400"/>
             <w:tcMar>
               <w:top w:type="dxa" w:w="50"/>
               <w:left w:type="dxa" w:w="110"/>
@@ -858,7 +858,7 @@
         </w:tc>
         <w:tc>
           <w:tcPr>
-            <w:tcW w:type="pct" w:w="1381"/>
+            <w:tcW w:type="pct" w:w="1400"/>
             <w:tcMar>
               <w:top w:type="dxa" w:w="50"/>
               <w:left w:type="dxa" w:w="110"/>
@@ -883,7 +883,7 @@
       <w:tr>
         <w:tc>
           <w:tcPr>
-            <w:tcW w:type="pct" w:w="2239"/>
+            <w:tcW w:type="pct" w:w="2200"/>
             <w:shd w:fill="FBFAF6" w:val="clear"/>
             <w:tcMar>
               <w:top w:type="dxa" w:w="50"/>
@@ -907,7 +907,7 @@
         </w:tc>
         <w:tc>
           <w:tcPr>
-            <w:tcW w:type="pct" w:w="1381"/>
+            <w:tcW w:type="pct" w:w="1400"/>
             <w:shd w:fill="FBFAF6" w:val="clear"/>
             <w:tcMar>
               <w:top w:type="dxa" w:w="50"/>
@@ -931,7 +931,7 @@
         </w:tc>
         <w:tc>
           <w:tcPr>
-            <w:tcW w:type="pct" w:w="1381"/>
+            <w:tcW w:type="pct" w:w="1400"/>
             <w:shd w:fill="FBFAF6" w:val="clear"/>
             <w:tcMar>
               <w:top w:type="dxa" w:w="50"/>
@@ -957,7 +957,7 @@
       <w:tr>
         <w:tc>
           <w:tcPr>
-            <w:tcW w:type="pct" w:w="2239"/>
+            <w:tcW w:type="pct" w:w="2200"/>
             <w:tcMar>
               <w:top w:type="dxa" w:w="50"/>
               <w:left w:type="dxa" w:w="110"/>
@@ -980,7 +980,7 @@
         </w:tc>
         <w:tc>
           <w:tcPr>
-            <w:tcW w:type="pct" w:w="1381"/>
+            <w:tcW w:type="pct" w:w="1400"/>
             <w:tcMar>
               <w:top w:type="dxa" w:w="50"/>
               <w:left w:type="dxa" w:w="110"/>
@@ -1003,7 +1003,7 @@
         </w:tc>
         <w:tc>
           <w:tcPr>
-            <w:tcW w:type="pct" w:w="1381"/>
+            <w:tcW w:type="pct" w:w="1400"/>
             <w:tcMar>
               <w:top w:type="dxa" w:w="50"/>
               <w:left w:type="dxa" w:w="110"/>
@@ -1028,7 +1028,7 @@
       <w:tr>
         <w:tc>
           <w:tcPr>
-            <w:tcW w:type="pct" w:w="2239"/>
+            <w:tcW w:type="pct" w:w="2200"/>
             <w:shd w:fill="FBFAF6" w:val="clear"/>
             <w:tcMar>
               <w:top w:type="dxa" w:w="50"/>
@@ -1052,7 +1052,7 @@
         </w:tc>
         <w:tc>
           <w:tcPr>
-            <w:tcW w:type="pct" w:w="1381"/>
+            <w:tcW w:type="pct" w:w="1400"/>
             <w:shd w:fill="FBFAF6" w:val="clear"/>
             <w:tcMar>
               <w:top w:type="dxa" w:w="50"/>
@@ -1076,7 +1076,7 @@
         </w:tc>
         <w:tc>
           <w:tcPr>
-            <w:tcW w:type="pct" w:w="1381"/>
+            <w:tcW w:type="pct" w:w="1400"/>
             <w:shd w:fill="FBFAF6" w:val="clear"/>
             <w:tcMar>
               <w:top w:type="dxa" w:w="50"/>
@@ -1102,7 +1102,7 @@
       <w:tr>
         <w:tc>
           <w:tcPr>
-            <w:tcW w:type="pct" w:w="2239"/>
+            <w:tcW w:type="pct" w:w="2200"/>
             <w:tcMar>
               <w:top w:type="dxa" w:w="50"/>
               <w:left w:type="dxa" w:w="110"/>
@@ -1157,7 +1157,7 @@
         </w:tc>
         <w:tc>
           <w:tcPr>
-            <w:tcW w:type="pct" w:w="1381"/>
+            <w:tcW w:type="pct" w:w="1400"/>
             <w:tcMar>
               <w:top w:type="dxa" w:w="50"/>
               <w:left w:type="dxa" w:w="110"/>
@@ -1180,7 +1180,7 @@
         </w:tc>
         <w:tc>
           <w:tcPr>
-            <w:tcW w:type="pct" w:w="1381"/>
+            <w:tcW w:type="pct" w:w="1400"/>
             <w:tcMar>
               <w:top w:type="dxa" w:w="50"/>
               <w:left w:type="dxa" w:w="110"/>
@@ -1205,7 +1205,7 @@
       <w:tr>
         <w:tc>
           <w:tcPr>
-            <w:tcW w:type="pct" w:w="2239"/>
+            <w:tcW w:type="pct" w:w="2200"/>
             <w:shd w:fill="FBFAF6" w:val="clear"/>
             <w:tcMar>
               <w:top w:type="dxa" w:w="50"/>
@@ -1229,7 +1229,7 @@
         </w:tc>
         <w:tc>
           <w:tcPr>
-            <w:tcW w:type="pct" w:w="1381"/>
+            <w:tcW w:type="pct" w:w="1400"/>
             <w:shd w:fill="FBFAF6" w:val="clear"/>
             <w:tcMar>
               <w:top w:type="dxa" w:w="50"/>
@@ -1253,7 +1253,7 @@
         </w:tc>
         <w:tc>
           <w:tcPr>
-            <w:tcW w:type="pct" w:w="1381"/>
+            <w:tcW w:type="pct" w:w="1400"/>
             <w:shd w:fill="FBFAF6" w:val="clear"/>
             <w:tcMar>
               <w:top w:type="dxa" w:w="50"/>
@@ -1279,7 +1279,7 @@
       <w:tr>
         <w:tc>
           <w:tcPr>
-            <w:tcW w:type="pct" w:w="2239"/>
+            <w:tcW w:type="pct" w:w="2200"/>
             <w:shd w:fill="FFFFFF" w:val="clear"/>
             <w:tcMar>
               <w:top w:type="dxa" w:w="50"/>
@@ -1306,7 +1306,7 @@
         </w:tc>
         <w:tc>
           <w:tcPr>
-            <w:tcW w:type="pct" w:w="1381"/>
+            <w:tcW w:type="pct" w:w="1400"/>
             <w:tcMar>
               <w:top w:type="dxa" w:w="50"/>
               <w:left w:type="dxa" w:w="110"/>
@@ -1329,7 +1329,7 @@
         </w:tc>
         <w:tc>
           <w:tcPr>
-            <w:tcW w:type="pct" w:w="1381"/>
+            <w:tcW w:type="pct" w:w="1400"/>
             <w:tcMar>
               <w:top w:type="dxa" w:w="50"/>
               <w:left w:type="dxa" w:w="110"/>
@@ -1354,7 +1354,7 @@
       <w:tr>
         <w:tc>
           <w:tcPr>
-            <w:tcW w:type="pct" w:w="2239"/>
+            <w:tcW w:type="pct" w:w="2200"/>
             <w:shd w:fill="FBFAF6" w:val="clear"/>
             <w:tcMar>
               <w:top w:type="dxa" w:w="50"/>
@@ -1378,7 +1378,7 @@
         </w:tc>
         <w:tc>
           <w:tcPr>
-            <w:tcW w:type="pct" w:w="1381"/>
+            <w:tcW w:type="pct" w:w="1400"/>
             <w:shd w:fill="FBFAF6" w:val="clear"/>
             <w:tcMar>
               <w:top w:type="dxa" w:w="50"/>
@@ -1402,7 +1402,7 @@
         </w:tc>
         <w:tc>
           <w:tcPr>
-            <w:tcW w:type="pct" w:w="1381"/>
+            <w:tcW w:type="pct" w:w="1400"/>
             <w:shd w:fill="FBFAF6" w:val="clear"/>
             <w:tcMar>
               <w:top w:type="dxa" w:w="50"/>
@@ -1428,7 +1428,7 @@
       <w:tr>
         <w:tc>
           <w:tcPr>
-            <w:tcW w:type="pct" w:w="2239"/>
+            <w:tcW w:type="pct" w:w="2200"/>
             <w:tcMar>
               <w:top w:type="dxa" w:w="50"/>
               <w:left w:type="dxa" w:w="110"/>
@@ -1451,7 +1451,7 @@
         </w:tc>
         <w:tc>
           <w:tcPr>
-            <w:tcW w:type="pct" w:w="1381"/>
+            <w:tcW w:type="pct" w:w="1400"/>
             <w:tcMar>
               <w:top w:type="dxa" w:w="50"/>
               <w:left w:type="dxa" w:w="110"/>
@@ -1474,7 +1474,7 @@
         </w:tc>
         <w:tc>
           <w:tcPr>
-            <w:tcW w:type="pct" w:w="1381"/>
+            <w:tcW w:type="pct" w:w="1400"/>
             <w:tcMar>
               <w:top w:type="dxa" w:w="50"/>
               <w:left w:type="dxa" w:w="110"/>
@@ -1499,7 +1499,7 @@
       <w:tr>
         <w:tc>
           <w:tcPr>
-            <w:tcW w:type="pct" w:w="2239"/>
+            <w:tcW w:type="pct" w:w="2200"/>
             <w:shd w:fill="FBFAF6" w:val="clear"/>
             <w:tcMar>
               <w:top w:type="dxa" w:w="50"/>
@@ -1523,7 +1523,7 @@
         </w:tc>
         <w:tc>
           <w:tcPr>
-            <w:tcW w:type="pct" w:w="1381"/>
+            <w:tcW w:type="pct" w:w="1400"/>
             <w:shd w:fill="FBFAF6" w:val="clear"/>
             <w:tcMar>
               <w:top w:type="dxa" w:w="50"/>
@@ -1547,7 +1547,7 @@
         </w:tc>
         <w:tc>
           <w:tcPr>
-            <w:tcW w:type="pct" w:w="1381"/>
+            <w:tcW w:type="pct" w:w="1400"/>
             <w:shd w:fill="FBFAF6" w:val="clear"/>
             <w:tcMar>
               <w:top w:type="dxa" w:w="50"/>
@@ -1573,7 +1573,7 @@
       <w:tr>
         <w:tc>
           <w:tcPr>
-            <w:tcW w:type="pct" w:w="2239"/>
+            <w:tcW w:type="pct" w:w="2200"/>
             <w:tcMar>
               <w:top w:type="dxa" w:w="50"/>
               <w:left w:type="dxa" w:w="110"/>
@@ -1596,7 +1596,7 @@
         </w:tc>
         <w:tc>
           <w:tcPr>
-            <w:tcW w:type="pct" w:w="1381"/>
+            <w:tcW w:type="pct" w:w="1400"/>
             <w:tcMar>
               <w:top w:type="dxa" w:w="50"/>
               <w:left w:type="dxa" w:w="110"/>
@@ -1619,7 +1619,7 @@
         </w:tc>
         <w:tc>
           <w:tcPr>
-            <w:tcW w:type="pct" w:w="1381"/>
+            <w:tcW w:type="pct" w:w="1400"/>
             <w:tcMar>
               <w:top w:type="dxa" w:w="50"/>
               <w:left w:type="dxa" w:w="110"/>
@@ -1644,7 +1644,7 @@
       <w:tr>
         <w:tc>
           <w:tcPr>
-            <w:tcW w:type="pct" w:w="2239"/>
+            <w:tcW w:type="pct" w:w="2200"/>
             <w:shd w:fill="FBFAF6" w:val="clear"/>
             <w:tcMar>
               <w:top w:type="dxa" w:w="50"/>
@@ -1668,7 +1668,7 @@
         </w:tc>
         <w:tc>
           <w:tcPr>
-            <w:tcW w:type="pct" w:w="1381"/>
+            <w:tcW w:type="pct" w:w="1400"/>
             <w:shd w:fill="FBFAF6" w:val="clear"/>
             <w:tcMar>
               <w:top w:type="dxa" w:w="50"/>
@@ -1692,7 +1692,7 @@
         </w:tc>
         <w:tc>
           <w:tcPr>
-            <w:tcW w:type="pct" w:w="1381"/>
+            <w:tcW w:type="pct" w:w="1400"/>
             <w:shd w:fill="FBFAF6" w:val="clear"/>
             <w:tcMar>
               <w:top w:type="dxa" w:w="50"/>
@@ -1718,7 +1718,7 @@
       <w:tr>
         <w:tc>
           <w:tcPr>
-            <w:tcW w:type="pct" w:w="2239"/>
+            <w:tcW w:type="pct" w:w="2200"/>
             <w:tcMar>
               <w:top w:type="dxa" w:w="50"/>
               <w:left w:type="dxa" w:w="110"/>
@@ -1741,7 +1741,7 @@
         </w:tc>
         <w:tc>
           <w:tcPr>
-            <w:tcW w:type="pct" w:w="1381"/>
+            <w:tcW w:type="pct" w:w="1400"/>
             <w:tcMar>
               <w:top w:type="dxa" w:w="50"/>
               <w:left w:type="dxa" w:w="110"/>
@@ -1764,7 +1764,7 @@
         </w:tc>
         <w:tc>
           <w:tcPr>
-            <w:tcW w:type="pct" w:w="1381"/>
+            <w:tcW w:type="pct" w:w="1400"/>
             <w:tcMar>
               <w:top w:type="dxa" w:w="50"/>
               <w:left w:type="dxa" w:w="110"/>
@@ -1789,7 +1789,7 @@
       <w:tr>
         <w:tc>
           <w:tcPr>
-            <w:tcW w:type="pct" w:w="2239"/>
+            <w:tcW w:type="pct" w:w="2200"/>
             <w:shd w:fill="FBFAF6" w:val="clear"/>
             <w:tcMar>
               <w:top w:type="dxa" w:w="50"/>
@@ -1845,7 +1845,7 @@
         </w:tc>
         <w:tc>
           <w:tcPr>
-            <w:tcW w:type="pct" w:w="1381"/>
+            <w:tcW w:type="pct" w:w="1400"/>
             <w:shd w:fill="FBFAF6" w:val="clear"/>
             <w:tcMar>
               <w:top w:type="dxa" w:w="50"/>
@@ -1869,7 +1869,7 @@
         </w:tc>
         <w:tc>
           <w:tcPr>
-            <w:tcW w:type="pct" w:w="1381"/>
+            <w:tcW w:type="pct" w:w="1400"/>
             <w:shd w:fill="FBFAF6" w:val="clear"/>
             <w:tcMar>
               <w:top w:type="dxa" w:w="50"/>
@@ -1895,7 +1895,7 @@
       <w:tr>
         <w:tc>
           <w:tcPr>
-            <w:tcW w:type="pct" w:w="2239"/>
+            <w:tcW w:type="pct" w:w="2200"/>
             <w:shd w:fill="FFFFFF" w:val="clear"/>
             <w:tcMar>
               <w:top w:type="dxa" w:w="50"/>
@@ -1922,7 +1922,7 @@
         </w:tc>
         <w:tc>
           <w:tcPr>
-            <w:tcW w:type="pct" w:w="1381"/>
+            <w:tcW w:type="pct" w:w="1400"/>
             <w:tcMar>
               <w:top w:type="dxa" w:w="50"/>
               <w:left w:type="dxa" w:w="110"/>
@@ -1945,7 +1945,7 @@
         </w:tc>
         <w:tc>
           <w:tcPr>
-            <w:tcW w:type="pct" w:w="1381"/>
+            <w:tcW w:type="pct" w:w="1400"/>
             <w:tcMar>
               <w:top w:type="dxa" w:w="50"/>
               <w:left w:type="dxa" w:w="110"/>
@@ -1970,7 +1970,7 @@
       <w:tr>
         <w:tc>
           <w:tcPr>
-            <w:tcW w:type="pct" w:w="2239"/>
+            <w:tcW w:type="pct" w:w="2200"/>
             <w:shd w:fill="FBFAF6" w:val="clear"/>
             <w:tcMar>
               <w:top w:type="dxa" w:w="50"/>
@@ -1994,7 +1994,7 @@
         </w:tc>
         <w:tc>
           <w:tcPr>
-            <w:tcW w:type="pct" w:w="1381"/>
+            <w:tcW w:type="pct" w:w="1400"/>
             <w:shd w:fill="FBFAF6" w:val="clear"/>
             <w:tcMar>
               <w:top w:type="dxa" w:w="50"/>
@@ -2018,7 +2018,7 @@
         </w:tc>
         <w:tc>
           <w:tcPr>
-            <w:tcW w:type="pct" w:w="1381"/>
+            <w:tcW w:type="pct" w:w="1400"/>
             <w:shd w:fill="FBFAF6" w:val="clear"/>
             <w:tcMar>
               <w:top w:type="dxa" w:w="50"/>
@@ -2044,7 +2044,7 @@
       <w:tr>
         <w:tc>
           <w:tcPr>
-            <w:tcW w:type="pct" w:w="2239"/>
+            <w:tcW w:type="pct" w:w="2200"/>
             <w:tcMar>
               <w:top w:type="dxa" w:w="50"/>
               <w:left w:type="dxa" w:w="110"/>
@@ -2067,7 +2067,7 @@
         </w:tc>
         <w:tc>
           <w:tcPr>
-            <w:tcW w:type="pct" w:w="1381"/>
+            <w:tcW w:type="pct" w:w="1400"/>
             <w:tcMar>
               <w:top w:type="dxa" w:w="50"/>
               <w:left w:type="dxa" w:w="110"/>
@@ -2090,7 +2090,7 @@
         </w:tc>
         <w:tc>
           <w:tcPr>
-            <w:tcW w:type="pct" w:w="1381"/>
+            <w:tcW w:type="pct" w:w="1400"/>
             <w:tcMar>
               <w:top w:type="dxa" w:w="50"/>
               <w:left w:type="dxa" w:w="110"/>
@@ -2115,7 +2115,7 @@
       <w:tr>
         <w:tc>
           <w:tcPr>
-            <w:tcW w:type="pct" w:w="2239"/>
+            <w:tcW w:type="pct" w:w="2200"/>
             <w:shd w:fill="FBFAF6" w:val="clear"/>
             <w:tcMar>
               <w:top w:type="dxa" w:w="50"/>
@@ -2139,7 +2139,7 @@
         </w:tc>
         <w:tc>
           <w:tcPr>
-            <w:tcW w:type="pct" w:w="1381"/>
+            <w:tcW w:type="pct" w:w="1400"/>
             <w:shd w:fill="FBFAF6" w:val="clear"/>
             <w:tcMar>
               <w:top w:type="dxa" w:w="50"/>
@@ -2163,7 +2163,7 @@
         </w:tc>
         <w:tc>
           <w:tcPr>
-            <w:tcW w:type="pct" w:w="1381"/>
+            <w:tcW w:type="pct" w:w="1400"/>
             <w:shd w:fill="FBFAF6" w:val="clear"/>
             <w:tcMar>
               <w:top w:type="dxa" w:w="50"/>
@@ -2189,7 +2189,7 @@
       <w:tr>
         <w:tc>
           <w:tcPr>
-            <w:tcW w:type="pct" w:w="2239"/>
+            <w:tcW w:type="pct" w:w="2200"/>
             <w:tcMar>
               <w:top w:type="dxa" w:w="50"/>
               <w:left w:type="dxa" w:w="110"/>
@@ -2212,7 +2212,7 @@
         </w:tc>
         <w:tc>
           <w:tcPr>
-            <w:tcW w:type="pct" w:w="1381"/>
+            <w:tcW w:type="pct" w:w="1400"/>
             <w:tcMar>
               <w:top w:type="dxa" w:w="50"/>
               <w:left w:type="dxa" w:w="110"/>
@@ -2235,7 +2235,7 @@
         </w:tc>
         <w:tc>
           <w:tcPr>
-            <w:tcW w:type="pct" w:w="1381"/>
+            <w:tcW w:type="pct" w:w="1400"/>
             <w:tcMar>
               <w:top w:type="dxa" w:w="50"/>
               <w:left w:type="dxa" w:w="110"/>
@@ -2260,7 +2260,7 @@
       <w:tr>
         <w:tc>
           <w:tcPr>
-            <w:tcW w:type="pct" w:w="2239"/>
+            <w:tcW w:type="pct" w:w="2200"/>
             <w:shd w:fill="FBFAF6" w:val="clear"/>
             <w:tcMar>
               <w:top w:type="dxa" w:w="50"/>
@@ -2284,7 +2284,7 @@
         </w:tc>
         <w:tc>
           <w:tcPr>
-            <w:tcW w:type="pct" w:w="1381"/>
+            <w:tcW w:type="pct" w:w="1400"/>
             <w:shd w:fill="FBFAF6" w:val="clear"/>
             <w:tcMar>
               <w:top w:type="dxa" w:w="50"/>
@@ -2308,7 +2308,7 @@
         </w:tc>
         <w:tc>
           <w:tcPr>
-            <w:tcW w:type="pct" w:w="1381"/>
+            <w:tcW w:type="pct" w:w="1400"/>
             <w:shd w:fill="FBFAF6" w:val="clear"/>
             <w:tcMar>
               <w:top w:type="dxa" w:w="50"/>
@@ -2334,7 +2334,7 @@
       <w:tr>
         <w:tc>
           <w:tcPr>
-            <w:tcW w:type="pct" w:w="2239"/>
+            <w:tcW w:type="pct" w:w="2200"/>
             <w:shd w:fill="FFFFFF" w:val="clear"/>
             <w:tcMar>
               <w:top w:type="dxa" w:w="50"/>
@@ -2361,7 +2361,7 @@
         </w:tc>
         <w:tc>
           <w:tcPr>
-            <w:tcW w:type="pct" w:w="1381"/>
+            <w:tcW w:type="pct" w:w="1400"/>
             <w:tcMar>
               <w:top w:type="dxa" w:w="50"/>
               <w:left w:type="dxa" w:w="110"/>
@@ -2384,7 +2384,7 @@
         </w:tc>
         <w:tc>
           <w:tcPr>
-            <w:tcW w:type="pct" w:w="1381"/>
+            <w:tcW w:type="pct" w:w="1400"/>
             <w:tcMar>
               <w:top w:type="dxa" w:w="50"/>
               <w:left w:type="dxa" w:w="110"/>
@@ -2409,7 +2409,7 @@
       <w:tr>
         <w:tc>
           <w:tcPr>
-            <w:tcW w:type="pct" w:w="2239"/>
+            <w:tcW w:type="pct" w:w="2200"/>
             <w:shd w:fill="FBFAF6" w:val="clear"/>
             <w:tcMar>
               <w:top w:type="dxa" w:w="50"/>
@@ -2433,7 +2433,7 @@
         </w:tc>
         <w:tc>
           <w:tcPr>
-            <w:tcW w:type="pct" w:w="1381"/>
+            <w:tcW w:type="pct" w:w="1400"/>
             <w:shd w:fill="FBFAF6" w:val="clear"/>
             <w:tcMar>
               <w:top w:type="dxa" w:w="50"/>
@@ -2457,7 +2457,7 @@
         </w:tc>
         <w:tc>
           <w:tcPr>
-            <w:tcW w:type="pct" w:w="1381"/>
+            <w:tcW w:type="pct" w:w="1400"/>
             <w:shd w:fill="FBFAF6" w:val="clear"/>
             <w:tcMar>
               <w:top w:type="dxa" w:w="50"/>
@@ -2483,7 +2483,7 @@
       <w:tr>
         <w:tc>
           <w:tcPr>
-            <w:tcW w:type="pct" w:w="2239"/>
+            <w:tcW w:type="pct" w:w="2200"/>
             <w:tcMar>
               <w:top w:type="dxa" w:w="50"/>
               <w:left w:type="dxa" w:w="110"/>
@@ -2506,7 +2506,7 @@
         </w:tc>
         <w:tc>
           <w:tcPr>
-            <w:tcW w:type="pct" w:w="1381"/>
+            <w:tcW w:type="pct" w:w="1400"/>
             <w:tcMar>
               <w:top w:type="dxa" w:w="50"/>
               <w:left w:type="dxa" w:w="110"/>
@@ -2529,7 +2529,7 @@
         </w:tc>
         <w:tc>
           <w:tcPr>
-            <w:tcW w:type="pct" w:w="1381"/>
+            <w:tcW w:type="pct" w:w="1400"/>
             <w:tcMar>
               <w:top w:type="dxa" w:w="50"/>
               <w:left w:type="dxa" w:w="110"/>
@@ -2554,7 +2554,7 @@
       <w:tr>
         <w:tc>
           <w:tcPr>
-            <w:tcW w:type="pct" w:w="2239"/>
+            <w:tcW w:type="pct" w:w="2200"/>
             <w:shd w:fill="FBFAF6" w:val="clear"/>
             <w:tcMar>
               <w:top w:type="dxa" w:w="50"/>
@@ -2578,7 +2578,7 @@
         </w:tc>
         <w:tc>
           <w:tcPr>
-            <w:tcW w:type="pct" w:w="1381"/>
+            <w:tcW w:type="pct" w:w="1400"/>
             <w:shd w:fill="FBFAF6" w:val="clear"/>
             <w:tcMar>
               <w:top w:type="dxa" w:w="50"/>
@@ -2602,7 +2602,7 @@
         </w:tc>
         <w:tc>
           <w:tcPr>
-            <w:tcW w:type="pct" w:w="1381"/>
+            <w:tcW w:type="pct" w:w="1400"/>
             <w:shd w:fill="FBFAF6" w:val="clear"/>
             <w:tcMar>
               <w:top w:type="dxa" w:w="50"/>
@@ -2628,7 +2628,7 @@
       <w:tr>
         <w:tc>
           <w:tcPr>
-            <w:tcW w:type="pct" w:w="2239"/>
+            <w:tcW w:type="pct" w:w="2200"/>
             <w:tcMar>
               <w:top w:type="dxa" w:w="50"/>
               <w:left w:type="dxa" w:w="110"/>
@@ -2651,7 +2651,7 @@
         </w:tc>
         <w:tc>
           <w:tcPr>
-            <w:tcW w:type="pct" w:w="1381"/>
+            <w:tcW w:type="pct" w:w="1400"/>
             <w:tcMar>
               <w:top w:type="dxa" w:w="50"/>
               <w:left w:type="dxa" w:w="110"/>
@@ -2674,7 +2674,7 @@
         </w:tc>
         <w:tc>
           <w:tcPr>
-            <w:tcW w:type="pct" w:w="1381"/>
+            <w:tcW w:type="pct" w:w="1400"/>
             <w:tcMar>
               <w:top w:type="dxa" w:w="50"/>
               <w:left w:type="dxa" w:w="110"/>
@@ -2699,7 +2699,7 @@
       <w:tr>
         <w:tc>
           <w:tcPr>
-            <w:tcW w:type="pct" w:w="2239"/>
+            <w:tcW w:type="pct" w:w="2200"/>
             <w:shd w:fill="FFFFFF" w:val="clear"/>
             <w:tcMar>
               <w:top w:type="dxa" w:w="50"/>
@@ -2726,7 +2726,7 @@
         </w:tc>
         <w:tc>
           <w:tcPr>
-            <w:tcW w:type="pct" w:w="1381"/>
+            <w:tcW w:type="pct" w:w="1400"/>
             <w:shd w:fill="FBFAF6" w:val="clear"/>
             <w:tcMar>
               <w:top w:type="dxa" w:w="50"/>
@@ -2750,7 +2750,7 @@
         </w:tc>
         <w:tc>
           <w:tcPr>
-            <w:tcW w:type="pct" w:w="1381"/>
+            <w:tcW w:type="pct" w:w="1400"/>
             <w:shd w:fill="FBFAF6" w:val="clear"/>
             <w:tcMar>
               <w:top w:type="dxa" w:w="50"/>
@@ -2776,7 +2776,7 @@
       <w:tr>
         <w:tc>
           <w:tcPr>
-            <w:tcW w:type="pct" w:w="2239"/>
+            <w:tcW w:type="pct" w:w="2200"/>
             <w:tcMar>
               <w:top w:type="dxa" w:w="50"/>
               <w:left w:type="dxa" w:w="110"/>
@@ -2799,7 +2799,7 @@
         </w:tc>
         <w:tc>
           <w:tcPr>
-            <w:tcW w:type="pct" w:w="1381"/>
+            <w:tcW w:type="pct" w:w="1400"/>
             <w:tcMar>
               <w:top w:type="dxa" w:w="50"/>
               <w:left w:type="dxa" w:w="110"/>
@@ -2822,7 +2822,7 @@
         </w:tc>
         <w:tc>
           <w:tcPr>
-            <w:tcW w:type="pct" w:w="1381"/>
+            <w:tcW w:type="pct" w:w="1400"/>
             <w:tcMar>
               <w:top w:type="dxa" w:w="50"/>
               <w:left w:type="dxa" w:w="110"/>
@@ -2847,7 +2847,7 @@
       <w:tr>
         <w:tc>
           <w:tcPr>
-            <w:tcW w:type="pct" w:w="2239"/>
+            <w:tcW w:type="pct" w:w="2200"/>
             <w:shd w:fill="FFFFFF" w:val="clear"/>
             <w:tcMar>
               <w:top w:type="dxa" w:w="50"/>
@@ -2874,7 +2874,7 @@
         </w:tc>
         <w:tc>
           <w:tcPr>
-            <w:tcW w:type="pct" w:w="1381"/>
+            <w:tcW w:type="pct" w:w="1400"/>
             <w:shd w:fill="FBFAF6" w:val="clear"/>
             <w:tcMar>
               <w:top w:type="dxa" w:w="50"/>
@@ -2898,7 +2898,7 @@
         </w:tc>
         <w:tc>
           <w:tcPr>
-            <w:tcW w:type="pct" w:w="1381"/>
+            <w:tcW w:type="pct" w:w="1400"/>
             <w:shd w:fill="FBFAF6" w:val="clear"/>
             <w:tcMar>
               <w:top w:type="dxa" w:w="50"/>
@@ -2924,7 +2924,7 @@
       <w:tr>
         <w:tc>
           <w:tcPr>
-            <w:tcW w:type="pct" w:w="2239"/>
+            <w:tcW w:type="pct" w:w="2200"/>
             <w:tcMar>
               <w:top w:type="dxa" w:w="50"/>
               <w:left w:type="dxa" w:w="110"/>
@@ -2947,7 +2947,7 @@
         </w:tc>
         <w:tc>
           <w:tcPr>
-            <w:tcW w:type="pct" w:w="1381"/>
+            <w:tcW w:type="pct" w:w="1400"/>
             <w:tcMar>
               <w:top w:type="dxa" w:w="50"/>
               <w:left w:type="dxa" w:w="110"/>
@@ -2970,7 +2970,7 @@
         </w:tc>
         <w:tc>
           <w:tcPr>
-            <w:tcW w:type="pct" w:w="1381"/>
+            <w:tcW w:type="pct" w:w="1400"/>
             <w:tcMar>
               <w:top w:type="dxa" w:w="50"/>
               <w:left w:type="dxa" w:w="110"/>
@@ -2995,7 +2995,7 @@
       <w:tr>
         <w:tc>
           <w:tcPr>
-            <w:tcW w:type="pct" w:w="2239"/>
+            <w:tcW w:type="pct" w:w="2200"/>
             <w:shd w:fill="FBFAF6" w:val="clear"/>
             <w:tcMar>
               <w:top w:type="dxa" w:w="50"/>
@@ -3019,7 +3019,7 @@
         </w:tc>
         <w:tc>
           <w:tcPr>
-            <w:tcW w:type="pct" w:w="1381"/>
+            <w:tcW w:type="pct" w:w="1400"/>
             <w:shd w:fill="FBFAF6" w:val="clear"/>
             <w:tcMar>
               <w:top w:type="dxa" w:w="50"/>
@@ -3043,7 +3043,7 @@
         </w:tc>
         <w:tc>
           <w:tcPr>
-            <w:tcW w:type="pct" w:w="1381"/>
+            <w:tcW w:type="pct" w:w="1400"/>
             <w:shd w:fill="FBFAF6" w:val="clear"/>
             <w:tcMar>
               <w:top w:type="dxa" w:w="50"/>
@@ -3069,7 +3069,7 @@
       <w:tr>
         <w:tc>
           <w:tcPr>
-            <w:tcW w:type="pct" w:w="2239"/>
+            <w:tcW w:type="pct" w:w="2200"/>
             <w:shd w:fill="FFFFFF" w:val="clear"/>
             <w:tcMar>
               <w:top w:type="dxa" w:w="50"/>
@@ -3096,7 +3096,7 @@
         </w:tc>
         <w:tc>
           <w:tcPr>
-            <w:tcW w:type="pct" w:w="1381"/>
+            <w:tcW w:type="pct" w:w="1400"/>
             <w:tcMar>
               <w:top w:type="dxa" w:w="50"/>
               <w:left w:type="dxa" w:w="110"/>
@@ -3119,7 +3119,7 @@
         </w:tc>
         <w:tc>
           <w:tcPr>
-            <w:tcW w:type="pct" w:w="1381"/>
+            <w:tcW w:type="pct" w:w="1400"/>
             <w:tcMar>
               <w:top w:type="dxa" w:w="50"/>
               <w:left w:type="dxa" w:w="110"/>
@@ -3144,7 +3144,7 @@
       <w:tr>
         <w:tc>
           <w:tcPr>
-            <w:tcW w:type="pct" w:w="2239"/>
+            <w:tcW w:type="pct" w:w="2200"/>
             <w:shd w:fill="FBFAF6" w:val="clear"/>
             <w:tcMar>
               <w:top w:type="dxa" w:w="50"/>
@@ -3168,7 +3168,7 @@
         </w:tc>
         <w:tc>
           <w:tcPr>
-            <w:tcW w:type="pct" w:w="1381"/>
+            <w:tcW w:type="pct" w:w="1400"/>
             <w:shd w:fill="FBFAF6" w:val="clear"/>
             <w:tcMar>
               <w:top w:type="dxa" w:w="50"/>
@@ -3192,7 +3192,7 @@
         </w:tc>
         <w:tc>
           <w:tcPr>
-            <w:tcW w:type="pct" w:w="1381"/>
+            <w:tcW w:type="pct" w:w="1400"/>
             <w:shd w:fill="FBFAF6" w:val="clear"/>
             <w:tcMar>
               <w:top w:type="dxa" w:w="50"/>
@@ -3218,7 +3218,7 @@
       <w:tr>
         <w:tc>
           <w:tcPr>
-            <w:tcW w:type="pct" w:w="2239"/>
+            <w:tcW w:type="pct" w:w="2200"/>
             <w:tcMar>
               <w:top w:type="dxa" w:w="50"/>
               <w:left w:type="dxa" w:w="110"/>
@@ -3273,7 +3273,7 @@
         </w:tc>
         <w:tc>
           <w:tcPr>
-            <w:tcW w:type="pct" w:w="1381"/>
+            <w:tcW w:type="pct" w:w="1400"/>
             <w:tcMar>
               <w:top w:type="dxa" w:w="50"/>
               <w:left w:type="dxa" w:w="110"/>
@@ -3296,7 +3296,7 @@
         </w:tc>
         <w:tc>
           <w:tcPr>
-            <w:tcW w:type="pct" w:w="1381"/>
+            <w:tcW w:type="pct" w:w="1400"/>
             <w:tcMar>
               <w:top w:type="dxa" w:w="50"/>
               <w:left w:type="dxa" w:w="110"/>
@@ -3321,7 +3321,7 @@
       <w:tr>
         <w:tc>
           <w:tcPr>
-            <w:tcW w:type="pct" w:w="2239"/>
+            <w:tcW w:type="pct" w:w="2200"/>
             <w:shd w:fill="FFFFFF" w:val="clear"/>
             <w:tcMar>
               <w:top w:type="dxa" w:w="50"/>
@@ -3348,7 +3348,7 @@
         </w:tc>
         <w:tc>
           <w:tcPr>
-            <w:tcW w:type="pct" w:w="1381"/>
+            <w:tcW w:type="pct" w:w="1400"/>
             <w:shd w:fill="FBFAF6" w:val="clear"/>
             <w:tcMar>
               <w:top w:type="dxa" w:w="50"/>
@@ -3372,7 +3372,7 @@
         </w:tc>
         <w:tc>
           <w:tcPr>
-            <w:tcW w:type="pct" w:w="1381"/>
+            <w:tcW w:type="pct" w:w="1400"/>
             <w:shd w:fill="FBFAF6" w:val="clear"/>
             <w:tcMar>
               <w:top w:type="dxa" w:w="50"/>
@@ -3398,7 +3398,7 @@
       <w:tr>
         <w:tc>
           <w:tcPr>
-            <w:tcW w:type="pct" w:w="2239"/>
+            <w:tcW w:type="pct" w:w="2200"/>
             <w:tcMar>
               <w:top w:type="dxa" w:w="50"/>
               <w:left w:type="dxa" w:w="110"/>
@@ -3421,7 +3421,7 @@
         </w:tc>
         <w:tc>
           <w:tcPr>
-            <w:tcW w:type="pct" w:w="1381"/>
+            <w:tcW w:type="pct" w:w="1400"/>
             <w:tcMar>
               <w:top w:type="dxa" w:w="50"/>
               <w:left w:type="dxa" w:w="110"/>
@@ -3444,7 +3444,7 @@
         </w:tc>
         <w:tc>
           <w:tcPr>
-            <w:tcW w:type="pct" w:w="1381"/>
+            <w:tcW w:type="pct" w:w="1400"/>
             <w:tcMar>
               <w:top w:type="dxa" w:w="50"/>
               <w:left w:type="dxa" w:w="110"/>
@@ -3469,7 +3469,7 @@
       <w:tr>
         <w:tc>
           <w:tcPr>
-            <w:tcW w:type="pct" w:w="2239"/>
+            <w:tcW w:type="pct" w:w="2200"/>
             <w:shd w:fill="FBFAF6" w:val="clear"/>
             <w:tcMar>
               <w:top w:type="dxa" w:w="50"/>
@@ -3493,7 +3493,7 @@
         </w:tc>
         <w:tc>
           <w:tcPr>
-            <w:tcW w:type="pct" w:w="1381"/>
+            <w:tcW w:type="pct" w:w="1400"/>
             <w:shd w:fill="FBFAF6" w:val="clear"/>
             <w:tcMar>
               <w:top w:type="dxa" w:w="50"/>
@@ -3517,7 +3517,7 @@
         </w:tc>
         <w:tc>
           <w:tcPr>
-            <w:tcW w:type="pct" w:w="1381"/>
+            <w:tcW w:type="pct" w:w="1400"/>
             <w:shd w:fill="FBFAF6" w:val="clear"/>
             <w:tcMar>
               <w:top w:type="dxa" w:w="50"/>
@@ -3543,7 +3543,7 @@
       <w:tr>
         <w:tc>
           <w:tcPr>
-            <w:tcW w:type="pct" w:w="2239"/>
+            <w:tcW w:type="pct" w:w="2200"/>
             <w:tcMar>
               <w:top w:type="dxa" w:w="50"/>
               <w:left w:type="dxa" w:w="110"/>
@@ -3566,7 +3566,7 @@
         </w:tc>
         <w:tc>
           <w:tcPr>
-            <w:tcW w:type="pct" w:w="1381"/>
+            <w:tcW w:type="pct" w:w="1400"/>
             <w:tcMar>
               <w:top w:type="dxa" w:w="50"/>
               <w:left w:type="dxa" w:w="110"/>
@@ -3589,7 +3589,7 @@
         </w:tc>
         <w:tc>
           <w:tcPr>
-            <w:tcW w:type="pct" w:w="1381"/>
+            <w:tcW w:type="pct" w:w="1400"/>
             <w:tcMar>
               <w:top w:type="dxa" w:w="50"/>
               <w:left w:type="dxa" w:w="110"/>
@@ -3614,7 +3614,7 @@
       <w:tr>
         <w:tc>
           <w:tcPr>
-            <w:tcW w:type="pct" w:w="2239"/>
+            <w:tcW w:type="pct" w:w="2200"/>
             <w:shd w:fill="FBFAF6" w:val="clear"/>
             <w:tcMar>
               <w:top w:type="dxa" w:w="50"/>
@@ -3638,7 +3638,7 @@
         </w:tc>
         <w:tc>
           <w:tcPr>
-            <w:tcW w:type="pct" w:w="1381"/>
+            <w:tcW w:type="pct" w:w="1400"/>
             <w:shd w:fill="FBFAF6" w:val="clear"/>
             <w:tcMar>
               <w:top w:type="dxa" w:w="50"/>
@@ -3662,7 +3662,7 @@
         </w:tc>
         <w:tc>
           <w:tcPr>
-            <w:tcW w:type="pct" w:w="1381"/>
+            <w:tcW w:type="pct" w:w="1400"/>
             <w:shd w:fill="FBFAF6" w:val="clear"/>
             <w:tcMar>
               <w:top w:type="dxa" w:w="50"/>
@@ -3781,7 +3781,7 @@
           <w:sz w:val="16"/>
           <w:szCs w:val="16"/>
         </w:rPr>
-        <w:t xml:space="preserve">      gaps 23–27</w:t>
+        <w:t xml:space="preserve">      gaps 23–28</w:t>
       </w:r>
     </w:p>
     <w:p>
@@ -3872,14 +3872,7 @@
           <w:sz w:val="19"/>
           <w:szCs w:val="19"/>
         </w:rPr>
-        <w:t xml:space="preserve">, property, plant and equipment, and intangible assets. </w:t>
-      </w:r>
-      <w:r>
-        <w:rPr>
-          <w:sz w:val="19"/>
-          <w:szCs w:val="19"/>
-        </w:rPr>
-        <w:t xml:space="preserve"/>
+        <w:t xml:space="preserve">, property, plant and equipment, and </w:t>
       </w:r>
       <w:r>
         <w:rPr>
@@ -3897,7 +3890,7 @@
           <w:sz w:val="19"/>
           <w:szCs w:val="19"/>
         </w:rPr>
-        <w:t xml:space="preserve">             </w:t>
+        <w:t xml:space="preserve">            </w:t>
       </w:r>
       <w:r>
         <w:rPr>
@@ -3911,14 +3904,14 @@
           <w:sz w:val="19"/>
           <w:szCs w:val="19"/>
         </w:rPr>
-        <w:t xml:space="preserve"> follow the same order, and equity comes last. </w:t>
-      </w:r>
-      <w:r>
-        <w:rPr>
-          <w:sz w:val="19"/>
-          <w:szCs w:val="19"/>
-        </w:rPr>
-        <w:t xml:space="preserve">Contra accounts, such as the allowance for credit losses and accumulated </w:t>
+        <w:t xml:space="preserve"> assets. </w:t>
+      </w:r>
+      <w:r>
+        <w:rPr>
+          <w:sz w:val="19"/>
+          <w:szCs w:val="19"/>
+        </w:rPr>
+        <w:t xml:space="preserve"/>
       </w:r>
       <w:r>
         <w:rPr>
@@ -3936,7 +3929,7 @@
           <w:sz w:val="19"/>
           <w:szCs w:val="19"/>
         </w:rPr>
-        <w:t xml:space="preserve">              </w:t>
+        <w:t xml:space="preserve">             </w:t>
       </w:r>
       <w:r>
         <w:rPr>
@@ -3950,14 +3943,14 @@
           <w:sz w:val="19"/>
           <w:szCs w:val="19"/>
         </w:rPr>
-        <w:t xml:space="preserve">, are shown with the asset they reduce. </w:t>
-      </w:r>
-      <w:r>
-        <w:rPr>
-          <w:sz w:val="19"/>
-          <w:szCs w:val="19"/>
-        </w:rPr>
-        <w:t xml:space="preserve">The line Commitments and </w:t>
+        <w:t xml:space="preserve"> follow the same order, and equity comes last. </w:t>
+      </w:r>
+      <w:r>
+        <w:rPr>
+          <w:sz w:val="19"/>
+          <w:szCs w:val="19"/>
+        </w:rPr>
+        <w:t xml:space="preserve">Contra accounts, such as the allowance for credit losses and accumulated </w:t>
       </w:r>
       <w:r>
         <w:rPr>
@@ -3968,6 +3961,45 @@
           <w:szCs w:val="15"/>
         </w:rPr>
         <w:t xml:space="preserve"> (27) </w:t>
+      </w:r>
+      <w:r>
+        <w:rPr>
+          <w:u w:val="single"/>
+          <w:sz w:val="19"/>
+          <w:szCs w:val="19"/>
+        </w:rPr>
+        <w:t xml:space="preserve">              </w:t>
+      </w:r>
+      <w:r>
+        <w:rPr>
+          <w:sz w:val="19"/>
+          <w:szCs w:val="19"/>
+        </w:rPr>
+        <w:t xml:space="preserve"> </w:t>
+      </w:r>
+      <w:r>
+        <w:rPr>
+          <w:sz w:val="19"/>
+          <w:szCs w:val="19"/>
+        </w:rPr>
+        <w:t xml:space="preserve">, are shown with the asset they reduce. </w:t>
+      </w:r>
+      <w:r>
+        <w:rPr>
+          <w:sz w:val="19"/>
+          <w:szCs w:val="19"/>
+        </w:rPr>
+        <w:t xml:space="preserve">The line Commitments and </w:t>
+      </w:r>
+      <w:r>
+        <w:rPr>
+          <w:b/>
+          <w:bCs/>
+          <w:color w:val="8186EF"/>
+          <w:sz w:val="15"/>
+          <w:szCs w:val="15"/>
+        </w:rPr>
+        <w:t xml:space="preserve"> (28) </w:t>
       </w:r>
       <w:r>
         <w:rPr>
@@ -4047,7 +4079,7 @@
                 <w:sz w:val="16"/>
                 <w:szCs w:val="16"/>
               </w:rPr>
-              <w:t xml:space="preserve">depreciation   ·   contingencies   ·   Liabilities   ·   Current   ·   investments   ·   company's</w:t>
+              <w:t xml:space="preserve">accumulated   ·   intangible   ·   depreciation   ·   Liabilities   ·   Current   ·   investments   ·   contingencies</w:t>
             </w:r>
           </w:p>
         </w:tc>
@@ -5239,7 +5271,7 @@
                 <w:sz w:val="16"/>
                 <w:szCs w:val="16"/>
               </w:rPr>
-              <w:t xml:space="preserve">Liabilities</w:t>
+              <w:t xml:space="preserve">intangible</w:t>
             </w:r>
           </w:p>
         </w:tc>
@@ -5307,7 +5339,7 @@
                 <w:sz w:val="16"/>
                 <w:szCs w:val="16"/>
               </w:rPr>
-              <w:t xml:space="preserve">depreciation</w:t>
+              <w:t xml:space="preserve">Liabilities</w:t>
             </w:r>
           </w:p>
         </w:tc>
@@ -5375,7 +5407,7 @@
                 <w:sz w:val="16"/>
                 <w:szCs w:val="16"/>
               </w:rPr>
-              <w:t xml:space="preserve">contingencies</w:t>
+              <w:t xml:space="preserve">depreciation</w:t>
             </w:r>
           </w:p>
         </w:tc>
@@ -5443,7 +5475,7 @@
                 <w:sz w:val="16"/>
                 <w:szCs w:val="16"/>
               </w:rPr>
-              <w:t xml:space="preserve">classified balance sheet</w:t>
+              <w:t xml:space="preserve">contingencies</w:t>
             </w:r>
           </w:p>
         </w:tc>
@@ -5511,7 +5543,7 @@
                 <w:sz w:val="16"/>
                 <w:szCs w:val="16"/>
               </w:rPr>
-              <w:t xml:space="preserve">liquidity</w:t>
+              <w:t xml:space="preserve">classified balance sheet</w:t>
             </w:r>
           </w:p>
         </w:tc>
@@ -5562,14 +5594,24 @@
           </w:tcPr>
           <w:p>
             <w:pPr>
-              <w:spacing w:before="24" w:after="24"/>
-            </w:pPr>
-            <w:r>
-              <w:rPr>
-                <w:sz w:val="16"/>
-                <w:szCs w:val="16"/>
-              </w:rPr>
-              <w:t xml:space="preserve"/>
+              <w:spacing w:before="12" w:after="12"/>
+            </w:pPr>
+            <w:r>
+              <w:rPr>
+                <w:b/>
+                <w:bCs/>
+                <w:color w:val="8186EF"/>
+                <w:sz w:val="16"/>
+                <w:szCs w:val="16"/>
+              </w:rPr>
+              <w:t xml:space="preserve">30  </w:t>
+            </w:r>
+            <w:r>
+              <w:rPr>
+                <w:sz w:val="16"/>
+                <w:szCs w:val="16"/>
+              </w:rPr>
+              <w:t xml:space="preserve">liquidity</w:t>
             </w:r>
           </w:p>
         </w:tc>
@@ -10284,7 +10326,7 @@
           <w:sz w:val="16"/>
           <w:szCs w:val="16"/>
         </w:rPr>
-        <w:t xml:space="preserve">      gaps 13–20</w:t>
+        <w:t xml:space="preserve">      gaps 13–22</w:t>
       </w:r>
     </w:p>
     <w:p>
@@ -10368,7 +10410,7 @@
           <w:sz w:val="19"/>
           <w:szCs w:val="19"/>
         </w:rPr>
-        <w:t xml:space="preserve"> debt can be shown as noncurrent through refinancing, but only if the company intends to </w:t>
+        <w:t xml:space="preserve"> debt can be shown as noncurrent </w:t>
       </w:r>
       <w:r>
         <w:rPr>
@@ -10400,14 +10442,7 @@
           <w:sz w:val="19"/>
           <w:szCs w:val="19"/>
         </w:rPr>
-        <w:t xml:space="preserve"> it on a long-term basis and shows that it can. </w:t>
-      </w:r>
-      <w:r>
-        <w:rPr>
-          <w:sz w:val="19"/>
-          <w:szCs w:val="19"/>
-        </w:rPr>
-        <w:t xml:space="preserve">It shows this by </w:t>
+        <w:t xml:space="preserve"> refinancing, but only if the company intends to </w:t>
       </w:r>
       <w:r>
         <w:rPr>
@@ -10439,7 +10474,14 @@
           <w:sz w:val="19"/>
           <w:szCs w:val="19"/>
         </w:rPr>
-        <w:t xml:space="preserve"> long-term debt or shares after the balance sheet date but before the statements are issued, or by signing a </w:t>
+        <w:t xml:space="preserve"> it on a long-term basis and shows that it can. </w:t>
+      </w:r>
+      <w:r>
+        <w:rPr>
+          <w:sz w:val="19"/>
+          <w:szCs w:val="19"/>
+        </w:rPr>
+        <w:t xml:space="preserve">It shows this by </w:t>
       </w:r>
       <w:r>
         <w:rPr>
@@ -10457,7 +10499,7 @@
           <w:sz w:val="19"/>
           <w:szCs w:val="19"/>
         </w:rPr>
-        <w:t xml:space="preserve">            </w:t>
+        <w:t xml:space="preserve">           </w:t>
       </w:r>
       <w:r>
         <w:rPr>
@@ -10471,14 +10513,7 @@
           <w:sz w:val="19"/>
           <w:szCs w:val="19"/>
         </w:rPr>
-        <w:t xml:space="preserve"> financing agreement. </w:t>
-      </w:r>
-      <w:r>
-        <w:rPr>
-          <w:sz w:val="19"/>
-          <w:szCs w:val="19"/>
-        </w:rPr>
-        <w:t xml:space="preserve">IAS 1 asks one question: at the reporting date, does the company have a right to defer </w:t>
+        <w:t xml:space="preserve"> long-term debt or shares after the </w:t>
       </w:r>
       <w:r>
         <w:rPr>
@@ -10496,7 +10531,7 @@
           <w:sz w:val="19"/>
           <w:szCs w:val="19"/>
         </w:rPr>
-        <w:t xml:space="preserve">            </w:t>
+        <w:t xml:space="preserve">           </w:t>
       </w:r>
       <w:r>
         <w:rPr>
@@ -10510,7 +10545,7 @@
           <w:sz w:val="19"/>
           <w:szCs w:val="19"/>
         </w:rPr>
-        <w:t xml:space="preserve"> for at least twelve months? A </w:t>
+        <w:t xml:space="preserve"> sheet date but before the statements are issued, or by signing a </w:t>
       </w:r>
       <w:r>
         <w:rPr>
@@ -10528,7 +10563,7 @@
           <w:sz w:val="19"/>
           <w:szCs w:val="19"/>
         </w:rPr>
-        <w:t xml:space="preserve">           </w:t>
+        <w:t xml:space="preserve">            </w:t>
       </w:r>
       <w:r>
         <w:rPr>
@@ -10542,14 +10577,14 @@
           <w:sz w:val="19"/>
           <w:szCs w:val="19"/>
         </w:rPr>
-        <w:t xml:space="preserve"> or refinancing obtained after the reporting date does not count. </w:t>
-      </w:r>
-      <w:r>
-        <w:rPr>
-          <w:sz w:val="19"/>
-          <w:szCs w:val="19"/>
-        </w:rPr>
-        <w:t xml:space="preserve">U.S. GAAP </w:t>
+        <w:t xml:space="preserve"> financing agreement. </w:t>
+      </w:r>
+      <w:r>
+        <w:rPr>
+          <w:sz w:val="19"/>
+          <w:szCs w:val="19"/>
+        </w:rPr>
+        <w:t xml:space="preserve">IAS 1 asks one question: at the reporting date, does the company have a right to defer </w:t>
       </w:r>
       <w:r>
         <w:rPr>
@@ -10560,6 +10595,77 @@
           <w:szCs w:val="15"/>
         </w:rPr>
         <w:t xml:space="preserve"> (20) </w:t>
+      </w:r>
+      <w:r>
+        <w:rPr>
+          <w:u w:val="single"/>
+          <w:sz w:val="19"/>
+          <w:szCs w:val="19"/>
+        </w:rPr>
+        <w:t xml:space="preserve">            </w:t>
+      </w:r>
+      <w:r>
+        <w:rPr>
+          <w:sz w:val="19"/>
+          <w:szCs w:val="19"/>
+        </w:rPr>
+        <w:t xml:space="preserve"> </w:t>
+      </w:r>
+      <w:r>
+        <w:rPr>
+          <w:sz w:val="19"/>
+          <w:szCs w:val="19"/>
+        </w:rPr>
+        <w:t xml:space="preserve"> for at least twelve months? A </w:t>
+      </w:r>
+      <w:r>
+        <w:rPr>
+          <w:b/>
+          <w:bCs/>
+          <w:color w:val="8186EF"/>
+          <w:sz w:val="15"/>
+          <w:szCs w:val="15"/>
+        </w:rPr>
+        <w:t xml:space="preserve"> (21) </w:t>
+      </w:r>
+      <w:r>
+        <w:rPr>
+          <w:u w:val="single"/>
+          <w:sz w:val="19"/>
+          <w:szCs w:val="19"/>
+        </w:rPr>
+        <w:t xml:space="preserve">           </w:t>
+      </w:r>
+      <w:r>
+        <w:rPr>
+          <w:sz w:val="19"/>
+          <w:szCs w:val="19"/>
+        </w:rPr>
+        <w:t xml:space="preserve"> </w:t>
+      </w:r>
+      <w:r>
+        <w:rPr>
+          <w:sz w:val="19"/>
+          <w:szCs w:val="19"/>
+        </w:rPr>
+        <w:t xml:space="preserve"> or refinancing obtained after the reporting date does not count. </w:t>
+      </w:r>
+      <w:r>
+        <w:rPr>
+          <w:sz w:val="19"/>
+          <w:szCs w:val="19"/>
+        </w:rPr>
+        <w:t xml:space="preserve">U.S. GAAP </w:t>
+      </w:r>
+      <w:r>
+        <w:rPr>
+          <w:b/>
+          <w:bCs/>
+          <w:color w:val="8186EF"/>
+          <w:sz w:val="15"/>
+          <w:szCs w:val="15"/>
+        </w:rPr>
+        <w:t xml:space="preserve"> (22) </w:t>
       </w:r>
       <w:r>
         <w:rPr>
@@ -10639,7 +10745,7 @@
                 <w:sz w:val="16"/>
                 <w:szCs w:val="16"/>
               </w:rPr>
-              <w:t xml:space="preserve">Short-term   ·   current   ·   settlement   ·   qualifying   ·   refinance   ·   issuing   ·   probable   ·   counts   ·   waiver</w:t>
+              <w:t xml:space="preserve">counts   ·   Short-term   ·   refinance   ·   current   ·   through   ·   waiver   ·   issuing   ·   balance   ·   intends   ·   settlement   ·   qualifying</w:t>
             </w:r>
           </w:p>
         </w:tc>
@@ -10661,8 +10767,8 @@
       </w:tblPr>
       <w:tblGrid>
         <w:gridCol w:w="4224"/>
-        <w:gridCol w:w="2592"/>
-        <w:gridCol w:w="2784"/>
+        <w:gridCol w:w="2472"/>
+        <w:gridCol w:w="2904"/>
       </w:tblGrid>
       <w:tr>
         <w:tc>
@@ -10724,7 +10830,7 @@
         </w:tc>
         <w:tc>
           <w:tcPr>
-            <w:tcW w:type="pct" w:w="1350"/>
+            <w:tcW w:type="pct" w:w="1287"/>
             <w:shd w:fill="353A7C" w:val="clear"/>
             <w:tcMar>
               <w:top w:type="dxa" w:w="50"/>
@@ -10751,7 +10857,7 @@
         </w:tc>
         <w:tc>
           <w:tcPr>
-            <w:tcW w:type="pct" w:w="1450"/>
+            <w:tcW w:type="pct" w:w="1513"/>
             <w:shd w:fill="353A7C" w:val="clear"/>
             <w:tcMar>
               <w:top w:type="dxa" w:w="50"/>
@@ -10803,7 +10909,7 @@
         </w:tc>
         <w:tc>
           <w:tcPr>
-            <w:tcW w:type="pct" w:w="1350"/>
+            <w:tcW w:type="pct" w:w="1287"/>
             <w:tcMar>
               <w:top w:type="dxa" w:w="50"/>
               <w:left w:type="dxa" w:w="110"/>
@@ -10820,388 +10926,8 @@
                 <w:sz w:val="15"/>
                 <w:szCs w:val="15"/>
               </w:rPr>
-              <w:t xml:space="preserve">Noncurrent (intent and demonstrated ability)</w:t>
-            </w:r>
-          </w:p>
-        </w:tc>
-        <w:tc>
-          <w:tcPr>
-            <w:tcW w:type="pct" w:w="1450"/>
-            <w:tcMar>
-              <w:top w:type="dxa" w:w="50"/>
-              <w:left w:type="dxa" w:w="110"/>
-              <w:bottom w:type="dxa" w:w="50"/>
-              <w:right w:type="dxa" w:w="110"/>
-            </w:tcMar>
-          </w:tcPr>
-          <w:p>
-            <w:pPr>
-              <w:spacing w:before="28" w:after="28"/>
-            </w:pPr>
-            <w:r>
-              <w:rPr>
-                <w:sz w:val="15"/>
-                <w:szCs w:val="15"/>
-              </w:rPr>
-              <w:t xml:space="preserve">Current (no right to defer at the reporting date)</w:t>
-            </w:r>
-          </w:p>
-        </w:tc>
-      </w:tr>
-      <w:tr>
-        <w:tc>
-          <w:tcPr>
-            <w:tcW w:type="pct" w:w="2200"/>
-            <w:shd w:fill="FBFAF6" w:val="clear"/>
-            <w:tcMar>
-              <w:top w:type="dxa" w:w="50"/>
-              <w:left w:type="dxa" w:w="110"/>
-              <w:bottom w:type="dxa" w:w="50"/>
-              <w:right w:type="dxa" w:w="110"/>
-            </w:tcMar>
-          </w:tcPr>
-          <w:p>
-            <w:pPr>
-              <w:spacing w:before="28" w:after="28"/>
-            </w:pPr>
-            <w:r>
-              <w:rPr>
-                <w:sz w:val="15"/>
-                <w:szCs w:val="15"/>
-              </w:rPr>
-              <w:t xml:space="preserve">Covenant broken at year-end; waiver for more than 12 months obtained after year-end</w:t>
-            </w:r>
-          </w:p>
-        </w:tc>
-        <w:tc>
-          <w:tcPr>
-            <w:tcW w:type="pct" w:w="1350"/>
-            <w:shd w:fill="FBFAF6" w:val="clear"/>
-            <w:tcMar>
-              <w:top w:type="dxa" w:w="50"/>
-              <w:left w:type="dxa" w:w="110"/>
-              <w:bottom w:type="dxa" w:w="50"/>
-              <w:right w:type="dxa" w:w="110"/>
-            </w:tcMar>
-          </w:tcPr>
-          <w:p>
-            <w:pPr>
-              <w:spacing w:before="28" w:after="28"/>
-            </w:pPr>
-            <w:r>
-              <w:rPr>
-                <w:sz w:val="15"/>
-                <w:szCs w:val="15"/>
-              </w:rPr>
-              <w:t xml:space="preserve">Noncurrent</w:t>
-            </w:r>
-          </w:p>
-        </w:tc>
-        <w:tc>
-          <w:tcPr>
-            <w:tcW w:type="pct" w:w="1450"/>
-            <w:shd w:fill="FBFAF6" w:val="clear"/>
-            <w:tcMar>
-              <w:top w:type="dxa" w:w="50"/>
-              <w:left w:type="dxa" w:w="110"/>
-              <w:bottom w:type="dxa" w:w="50"/>
-              <w:right w:type="dxa" w:w="110"/>
-            </w:tcMar>
-          </w:tcPr>
-          <w:p>
-            <w:pPr>
-              <w:spacing w:before="28" w:after="28"/>
-            </w:pPr>
-            <w:r>
-              <w:rPr>
-                <w:sz w:val="15"/>
-                <w:szCs w:val="15"/>
-              </w:rPr>
-              <w:t xml:space="preserve">Current</w:t>
-            </w:r>
-          </w:p>
-        </w:tc>
-      </w:tr>
-      <w:tr>
-        <w:tc>
-          <w:tcPr>
-            <w:tcW w:type="pct" w:w="2200"/>
-            <w:tcMar>
-              <w:top w:type="dxa" w:w="50"/>
-              <w:left w:type="dxa" w:w="110"/>
-              <w:bottom w:type="dxa" w:w="50"/>
-              <w:right w:type="dxa" w:w="110"/>
-            </w:tcMar>
-          </w:tcPr>
-          <w:p>
-            <w:pPr>
-              <w:spacing w:before="28" w:after="28"/>
-            </w:pPr>
-            <w:r>
-              <w:rPr>
-                <w:sz w:val="15"/>
-                <w:szCs w:val="15"/>
-              </w:rPr>
-              <w:t xml:space="preserve">Covenant broken at year-end; waiver obtained on or before year-end</w:t>
-            </w:r>
-          </w:p>
-        </w:tc>
-        <w:tc>
-          <w:tcPr>
-            <w:tcW w:type="pct" w:w="1350"/>
-            <w:tcMar>
-              <w:top w:type="dxa" w:w="50"/>
-              <w:left w:type="dxa" w:w="110"/>
-              <w:bottom w:type="dxa" w:w="50"/>
-              <w:right w:type="dxa" w:w="110"/>
-            </w:tcMar>
-          </w:tcPr>
-          <w:p>
-            <w:pPr>
-              <w:spacing w:before="28" w:after="28"/>
-            </w:pPr>
-            <w:r>
-              <w:rPr>
-                <w:sz w:val="15"/>
-                <w:szCs w:val="15"/>
-              </w:rPr>
-              <w:t xml:space="preserve">Noncurrent</w:t>
-            </w:r>
-          </w:p>
-        </w:tc>
-        <w:tc>
-          <w:tcPr>
-            <w:tcW w:type="pct" w:w="1450"/>
-            <w:tcMar>
-              <w:top w:type="dxa" w:w="50"/>
-              <w:left w:type="dxa" w:w="110"/>
-              <w:bottom w:type="dxa" w:w="50"/>
-              <w:right w:type="dxa" w:w="110"/>
-            </w:tcMar>
-          </w:tcPr>
-          <w:p>
-            <w:pPr>
-              <w:spacing w:before="28" w:after="28"/>
-            </w:pPr>
-            <w:r>
-              <w:rPr>
-                <w:sz w:val="15"/>
-                <w:szCs w:val="15"/>
-              </w:rPr>
-              <w:t xml:space="preserve">Noncurrent</w:t>
-            </w:r>
-          </w:p>
-        </w:tc>
-      </w:tr>
-      <w:tr>
-        <w:tc>
-          <w:tcPr>
-            <w:tcW w:type="pct" w:w="2200"/>
-            <w:shd w:fill="FBFAF6" w:val="clear"/>
-            <w:tcMar>
-              <w:top w:type="dxa" w:w="50"/>
-              <w:left w:type="dxa" w:w="110"/>
-              <w:bottom w:type="dxa" w:w="50"/>
-              <w:right w:type="dxa" w:w="110"/>
-            </w:tcMar>
-          </w:tcPr>
-          <w:p>
-            <w:pPr>
-              <w:spacing w:before="28" w:after="28"/>
-            </w:pPr>
-            <w:r>
-              <w:rPr>
-                <w:sz w:val="15"/>
-                <w:szCs w:val="15"/>
-              </w:rPr>
-              <w:t xml:space="preserve">Covenant tested only after year-end (future compliance doubtful)</w:t>
-            </w:r>
-          </w:p>
-        </w:tc>
-        <w:tc>
-          <w:tcPr>
-            <w:tcW w:type="pct" w:w="1350"/>
-            <w:shd w:fill="FBFAF6" w:val="clear"/>
-            <w:tcMar>
-              <w:top w:type="dxa" w:w="50"/>
-              <w:left w:type="dxa" w:w="110"/>
-              <w:bottom w:type="dxa" w:w="50"/>
-              <w:right w:type="dxa" w:w="110"/>
-            </w:tcMar>
-          </w:tcPr>
-          <w:p>
-            <w:pPr>
-              <w:spacing w:before="28" w:after="28"/>
-            </w:pPr>
-            <w:r>
-              <w:rPr>
-                <w:sz w:val="15"/>
-                <w:szCs w:val="15"/>
-              </w:rPr>
-              <w:t xml:space="preserve">Noncurrent; disclose</w:t>
-            </w:r>
-          </w:p>
-        </w:tc>
-        <w:tc>
-          <w:tcPr>
-            <w:tcW w:type="pct" w:w="1450"/>
-            <w:shd w:fill="FBFAF6" w:val="clear"/>
-            <w:tcMar>
-              <w:top w:type="dxa" w:w="50"/>
-              <w:left w:type="dxa" w:w="110"/>
-              <w:bottom w:type="dxa" w:w="50"/>
-              <w:right w:type="dxa" w:w="110"/>
-            </w:tcMar>
-          </w:tcPr>
-          <w:p>
-            <w:pPr>
-              <w:spacing w:before="28" w:after="28"/>
-            </w:pPr>
-            <w:r>
-              <w:rPr>
-                <w:sz w:val="15"/>
-                <w:szCs w:val="15"/>
-              </w:rPr>
-              <w:t xml:space="preserve">Noncurrent; disclose the risk</w:t>
-            </w:r>
-          </w:p>
-        </w:tc>
-      </w:tr>
-      <w:tr>
-        <w:tc>
-          <w:tcPr>
-            <w:tcW w:type="pct" w:w="2200"/>
-            <w:tcMar>
-              <w:top w:type="dxa" w:w="50"/>
-              <w:left w:type="dxa" w:w="110"/>
-              <w:bottom w:type="dxa" w:w="50"/>
-              <w:right w:type="dxa" w:w="110"/>
-            </w:tcMar>
-          </w:tcPr>
-          <w:p>
-            <w:pPr>
-              <w:spacing w:before="28" w:after="28"/>
-            </w:pPr>
-            <w:r>
-              <w:rPr>
-                <w:sz w:val="15"/>
-                <w:szCs w:val="15"/>
-              </w:rPr>
-              <w:t xml:space="preserve">Subjective acceleration clause</w:t>
-            </w:r>
-          </w:p>
-        </w:tc>
-        <w:tc>
-          <w:tcPr>
-            <w:tcW w:type="pct" w:w="1350"/>
-            <w:tcMar>
-              <w:top w:type="dxa" w:w="50"/>
-              <w:left w:type="dxa" w:w="110"/>
-              <w:bottom w:type="dxa" w:w="50"/>
-              <w:right w:type="dxa" w:w="110"/>
-            </w:tcMar>
-          </w:tcPr>
-          <w:p>
-            <w:pPr>
-              <w:spacing w:before="28" w:after="28"/>
-            </w:pPr>
-            <w:r>
-              <w:rPr>
-                <w:sz w:val="15"/>
-                <w:szCs w:val="15"/>
-              </w:rPr>
-              <w:t xml:space="preserve">Current only if acceleration is probable</w:t>
-            </w:r>
-          </w:p>
-        </w:tc>
-        <w:tc>
-          <w:tcPr>
-            <w:tcW w:type="pct" w:w="1450"/>
-            <w:tcMar>
-              <w:top w:type="dxa" w:w="50"/>
-              <w:left w:type="dxa" w:w="110"/>
-              <w:bottom w:type="dxa" w:w="50"/>
-              <w:right w:type="dxa" w:w="110"/>
-            </w:tcMar>
-          </w:tcPr>
-          <w:p>
-            <w:pPr>
-              <w:spacing w:before="28" w:after="28"/>
-            </w:pPr>
-            <w:r>
-              <w:rPr>
-                <w:sz w:val="15"/>
-                <w:szCs w:val="15"/>
-              </w:rPr>
-              <w:t xml:space="preserve">Ignored unless it removes the right to defer</w:t>
-            </w:r>
-          </w:p>
-        </w:tc>
-      </w:tr>
-      <w:tr>
-        <w:tc>
-          <w:tcPr>
-            <w:tcW w:type="pct" w:w="2200"/>
-            <w:shd w:fill="FBFAF6" w:val="clear"/>
-            <w:tcMar>
-              <w:top w:type="dxa" w:w="50"/>
-              <w:left w:type="dxa" w:w="110"/>
-              <w:bottom w:type="dxa" w:w="50"/>
-              <w:right w:type="dxa" w:w="110"/>
-            </w:tcMar>
-          </w:tcPr>
-          <w:p>
-            <w:pPr>
-              <w:spacing w:before="28" w:after="28"/>
-            </w:pPr>
-            <w:r>
-              <w:rPr>
-                <w:sz w:val="15"/>
-                <w:szCs w:val="15"/>
-              </w:rPr>
-              <w:t xml:space="preserve">Deferred tax assets and liabilities</w:t>
-            </w:r>
-          </w:p>
-        </w:tc>
-        <w:tc>
-          <w:tcPr>
-            <w:tcW w:type="pct" w:w="1350"/>
-            <w:shd w:fill="FBFAF6" w:val="clear"/>
-            <w:tcMar>
-              <w:top w:type="dxa" w:w="50"/>
-              <w:left w:type="dxa" w:w="110"/>
-              <w:bottom w:type="dxa" w:w="50"/>
-              <w:right w:type="dxa" w:w="110"/>
-            </w:tcMar>
-          </w:tcPr>
-          <w:p>
-            <w:pPr>
-              <w:spacing w:before="28" w:after="28"/>
-            </w:pPr>
-            <w:r>
-              <w:rPr>
-                <w:sz w:val="15"/>
-                <w:szCs w:val="15"/>
-              </w:rPr>
-              <w:t xml:space="preserve">All noncurrent</w:t>
-            </w:r>
-          </w:p>
-        </w:tc>
-        <w:tc>
-          <w:tcPr>
-            <w:tcW w:type="pct" w:w="1450"/>
-            <w:shd w:fill="FFFFFF" w:val="clear"/>
-            <w:tcMar>
-              <w:top w:type="dxa" w:w="50"/>
-              <w:left w:type="dxa" w:w="110"/>
-              <w:bottom w:type="dxa" w:w="50"/>
-              <w:right w:type="dxa" w:w="110"/>
-            </w:tcMar>
-          </w:tcPr>
-          <w:p>
-            <w:pPr>
-              <w:spacing w:before="46" w:after="46"/>
-            </w:pPr>
+              <w:t xml:space="preserve">Noncurrent (intent and </w:t>
+            </w:r>
             <w:r>
               <w:rPr>
                 <w:b/>
@@ -11210,7 +10936,419 @@
                 <w:sz w:val="14"/>
                 <w:szCs w:val="14"/>
               </w:rPr>
-              <w:t xml:space="preserve">(21)</w:t>
+              <w:t xml:space="preserve"> (23) </w:t>
+            </w:r>
+            <w:r>
+              <w:rPr>
+                <w:u w:val="single"/>
+                <w:sz w:val="15"/>
+                <w:szCs w:val="15"/>
+              </w:rPr>
+              <w:t xml:space="preserve">              </w:t>
+            </w:r>
+            <w:r>
+              <w:rPr>
+                <w:sz w:val="15"/>
+                <w:szCs w:val="15"/>
+              </w:rPr>
+              <w:t xml:space="preserve"> </w:t>
+            </w:r>
+            <w:r>
+              <w:rPr>
+                <w:sz w:val="15"/>
+                <w:szCs w:val="15"/>
+              </w:rPr>
+              <w:t xml:space="preserve"> ability)</w:t>
+            </w:r>
+          </w:p>
+        </w:tc>
+        <w:tc>
+          <w:tcPr>
+            <w:tcW w:type="pct" w:w="1513"/>
+            <w:tcMar>
+              <w:top w:type="dxa" w:w="50"/>
+              <w:left w:type="dxa" w:w="110"/>
+              <w:bottom w:type="dxa" w:w="50"/>
+              <w:right w:type="dxa" w:w="110"/>
+            </w:tcMar>
+          </w:tcPr>
+          <w:p>
+            <w:pPr>
+              <w:spacing w:before="28" w:after="28"/>
+            </w:pPr>
+            <w:r>
+              <w:rPr>
+                <w:sz w:val="15"/>
+                <w:szCs w:val="15"/>
+              </w:rPr>
+              <w:t xml:space="preserve">Current (no right to defer at the reporting date)</w:t>
+            </w:r>
+          </w:p>
+        </w:tc>
+      </w:tr>
+      <w:tr>
+        <w:tc>
+          <w:tcPr>
+            <w:tcW w:type="pct" w:w="2200"/>
+            <w:shd w:fill="FBFAF6" w:val="clear"/>
+            <w:tcMar>
+              <w:top w:type="dxa" w:w="50"/>
+              <w:left w:type="dxa" w:w="110"/>
+              <w:bottom w:type="dxa" w:w="50"/>
+              <w:right w:type="dxa" w:w="110"/>
+            </w:tcMar>
+          </w:tcPr>
+          <w:p>
+            <w:pPr>
+              <w:spacing w:before="28" w:after="28"/>
+            </w:pPr>
+            <w:r>
+              <w:rPr>
+                <w:sz w:val="15"/>
+                <w:szCs w:val="15"/>
+              </w:rPr>
+              <w:t xml:space="preserve">Covenant broken at year-end; waiver for more than 12 months obtained after year-end</w:t>
+            </w:r>
+          </w:p>
+        </w:tc>
+        <w:tc>
+          <w:tcPr>
+            <w:tcW w:type="pct" w:w="1287"/>
+            <w:shd w:fill="FBFAF6" w:val="clear"/>
+            <w:tcMar>
+              <w:top w:type="dxa" w:w="50"/>
+              <w:left w:type="dxa" w:w="110"/>
+              <w:bottom w:type="dxa" w:w="50"/>
+              <w:right w:type="dxa" w:w="110"/>
+            </w:tcMar>
+          </w:tcPr>
+          <w:p>
+            <w:pPr>
+              <w:spacing w:before="28" w:after="28"/>
+            </w:pPr>
+            <w:r>
+              <w:rPr>
+                <w:sz w:val="15"/>
+                <w:szCs w:val="15"/>
+              </w:rPr>
+              <w:t xml:space="preserve">Noncurrent</w:t>
+            </w:r>
+          </w:p>
+        </w:tc>
+        <w:tc>
+          <w:tcPr>
+            <w:tcW w:type="pct" w:w="1513"/>
+            <w:shd w:fill="FBFAF6" w:val="clear"/>
+            <w:tcMar>
+              <w:top w:type="dxa" w:w="50"/>
+              <w:left w:type="dxa" w:w="110"/>
+              <w:bottom w:type="dxa" w:w="50"/>
+              <w:right w:type="dxa" w:w="110"/>
+            </w:tcMar>
+          </w:tcPr>
+          <w:p>
+            <w:pPr>
+              <w:spacing w:before="28" w:after="28"/>
+            </w:pPr>
+            <w:r>
+              <w:rPr>
+                <w:sz w:val="15"/>
+                <w:szCs w:val="15"/>
+              </w:rPr>
+              <w:t xml:space="preserve">Current</w:t>
+            </w:r>
+          </w:p>
+        </w:tc>
+      </w:tr>
+      <w:tr>
+        <w:tc>
+          <w:tcPr>
+            <w:tcW w:type="pct" w:w="2200"/>
+            <w:tcMar>
+              <w:top w:type="dxa" w:w="50"/>
+              <w:left w:type="dxa" w:w="110"/>
+              <w:bottom w:type="dxa" w:w="50"/>
+              <w:right w:type="dxa" w:w="110"/>
+            </w:tcMar>
+          </w:tcPr>
+          <w:p>
+            <w:pPr>
+              <w:spacing w:before="28" w:after="28"/>
+            </w:pPr>
+            <w:r>
+              <w:rPr>
+                <w:sz w:val="15"/>
+                <w:szCs w:val="15"/>
+              </w:rPr>
+              <w:t xml:space="preserve">Covenant broken at year-end; waiver obtained on or before year-end</w:t>
+            </w:r>
+          </w:p>
+        </w:tc>
+        <w:tc>
+          <w:tcPr>
+            <w:tcW w:type="pct" w:w="1287"/>
+            <w:tcMar>
+              <w:top w:type="dxa" w:w="50"/>
+              <w:left w:type="dxa" w:w="110"/>
+              <w:bottom w:type="dxa" w:w="50"/>
+              <w:right w:type="dxa" w:w="110"/>
+            </w:tcMar>
+          </w:tcPr>
+          <w:p>
+            <w:pPr>
+              <w:spacing w:before="28" w:after="28"/>
+            </w:pPr>
+            <w:r>
+              <w:rPr>
+                <w:sz w:val="15"/>
+                <w:szCs w:val="15"/>
+              </w:rPr>
+              <w:t xml:space="preserve">Noncurrent</w:t>
+            </w:r>
+          </w:p>
+        </w:tc>
+        <w:tc>
+          <w:tcPr>
+            <w:tcW w:type="pct" w:w="1513"/>
+            <w:tcMar>
+              <w:top w:type="dxa" w:w="50"/>
+              <w:left w:type="dxa" w:w="110"/>
+              <w:bottom w:type="dxa" w:w="50"/>
+              <w:right w:type="dxa" w:w="110"/>
+            </w:tcMar>
+          </w:tcPr>
+          <w:p>
+            <w:pPr>
+              <w:spacing w:before="28" w:after="28"/>
+            </w:pPr>
+            <w:r>
+              <w:rPr>
+                <w:sz w:val="15"/>
+                <w:szCs w:val="15"/>
+              </w:rPr>
+              <w:t xml:space="preserve">Noncurrent</w:t>
+            </w:r>
+          </w:p>
+        </w:tc>
+      </w:tr>
+      <w:tr>
+        <w:tc>
+          <w:tcPr>
+            <w:tcW w:type="pct" w:w="2200"/>
+            <w:shd w:fill="FBFAF6" w:val="clear"/>
+            <w:tcMar>
+              <w:top w:type="dxa" w:w="50"/>
+              <w:left w:type="dxa" w:w="110"/>
+              <w:bottom w:type="dxa" w:w="50"/>
+              <w:right w:type="dxa" w:w="110"/>
+            </w:tcMar>
+          </w:tcPr>
+          <w:p>
+            <w:pPr>
+              <w:spacing w:before="28" w:after="28"/>
+            </w:pPr>
+            <w:r>
+              <w:rPr>
+                <w:sz w:val="15"/>
+                <w:szCs w:val="15"/>
+              </w:rPr>
+              <w:t xml:space="preserve">Covenant tested only after year-end (future compliance doubtful)</w:t>
+            </w:r>
+          </w:p>
+        </w:tc>
+        <w:tc>
+          <w:tcPr>
+            <w:tcW w:type="pct" w:w="1287"/>
+            <w:shd w:fill="FBFAF6" w:val="clear"/>
+            <w:tcMar>
+              <w:top w:type="dxa" w:w="50"/>
+              <w:left w:type="dxa" w:w="110"/>
+              <w:bottom w:type="dxa" w:w="50"/>
+              <w:right w:type="dxa" w:w="110"/>
+            </w:tcMar>
+          </w:tcPr>
+          <w:p>
+            <w:pPr>
+              <w:spacing w:before="28" w:after="28"/>
+            </w:pPr>
+            <w:r>
+              <w:rPr>
+                <w:sz w:val="15"/>
+                <w:szCs w:val="15"/>
+              </w:rPr>
+              <w:t xml:space="preserve">Noncurrent; disclose</w:t>
+            </w:r>
+          </w:p>
+        </w:tc>
+        <w:tc>
+          <w:tcPr>
+            <w:tcW w:type="pct" w:w="1513"/>
+            <w:shd w:fill="FBFAF6" w:val="clear"/>
+            <w:tcMar>
+              <w:top w:type="dxa" w:w="50"/>
+              <w:left w:type="dxa" w:w="110"/>
+              <w:bottom w:type="dxa" w:w="50"/>
+              <w:right w:type="dxa" w:w="110"/>
+            </w:tcMar>
+          </w:tcPr>
+          <w:p>
+            <w:pPr>
+              <w:spacing w:before="28" w:after="28"/>
+            </w:pPr>
+            <w:r>
+              <w:rPr>
+                <w:sz w:val="15"/>
+                <w:szCs w:val="15"/>
+              </w:rPr>
+              <w:t xml:space="preserve">Noncurrent; disclose the risk</w:t>
+            </w:r>
+          </w:p>
+        </w:tc>
+      </w:tr>
+      <w:tr>
+        <w:tc>
+          <w:tcPr>
+            <w:tcW w:type="pct" w:w="2200"/>
+            <w:tcMar>
+              <w:top w:type="dxa" w:w="50"/>
+              <w:left w:type="dxa" w:w="110"/>
+              <w:bottom w:type="dxa" w:w="50"/>
+              <w:right w:type="dxa" w:w="110"/>
+            </w:tcMar>
+          </w:tcPr>
+          <w:p>
+            <w:pPr>
+              <w:spacing w:before="28" w:after="28"/>
+            </w:pPr>
+            <w:r>
+              <w:rPr>
+                <w:sz w:val="15"/>
+                <w:szCs w:val="15"/>
+              </w:rPr>
+              <w:t xml:space="preserve">Subjective acceleration clause</w:t>
+            </w:r>
+          </w:p>
+        </w:tc>
+        <w:tc>
+          <w:tcPr>
+            <w:tcW w:type="pct" w:w="1287"/>
+            <w:tcMar>
+              <w:top w:type="dxa" w:w="50"/>
+              <w:left w:type="dxa" w:w="110"/>
+              <w:bottom w:type="dxa" w:w="50"/>
+              <w:right w:type="dxa" w:w="110"/>
+            </w:tcMar>
+          </w:tcPr>
+          <w:p>
+            <w:pPr>
+              <w:spacing w:before="28" w:after="28"/>
+            </w:pPr>
+            <w:r>
+              <w:rPr>
+                <w:sz w:val="15"/>
+                <w:szCs w:val="15"/>
+              </w:rPr>
+              <w:t xml:space="preserve">Current only if acceleration is probable</w:t>
+            </w:r>
+          </w:p>
+        </w:tc>
+        <w:tc>
+          <w:tcPr>
+            <w:tcW w:type="pct" w:w="1513"/>
+            <w:tcMar>
+              <w:top w:type="dxa" w:w="50"/>
+              <w:left w:type="dxa" w:w="110"/>
+              <w:bottom w:type="dxa" w:w="50"/>
+              <w:right w:type="dxa" w:w="110"/>
+            </w:tcMar>
+          </w:tcPr>
+          <w:p>
+            <w:pPr>
+              <w:spacing w:before="28" w:after="28"/>
+            </w:pPr>
+            <w:r>
+              <w:rPr>
+                <w:sz w:val="15"/>
+                <w:szCs w:val="15"/>
+              </w:rPr>
+              <w:t xml:space="preserve">Ignored unless it removes the right to defer</w:t>
+            </w:r>
+          </w:p>
+        </w:tc>
+      </w:tr>
+      <w:tr>
+        <w:tc>
+          <w:tcPr>
+            <w:tcW w:type="pct" w:w="2200"/>
+            <w:shd w:fill="FBFAF6" w:val="clear"/>
+            <w:tcMar>
+              <w:top w:type="dxa" w:w="50"/>
+              <w:left w:type="dxa" w:w="110"/>
+              <w:bottom w:type="dxa" w:w="50"/>
+              <w:right w:type="dxa" w:w="110"/>
+            </w:tcMar>
+          </w:tcPr>
+          <w:p>
+            <w:pPr>
+              <w:spacing w:before="28" w:after="28"/>
+            </w:pPr>
+            <w:r>
+              <w:rPr>
+                <w:sz w:val="15"/>
+                <w:szCs w:val="15"/>
+              </w:rPr>
+              <w:t xml:space="preserve">Deferred tax assets and liabilities</w:t>
+            </w:r>
+          </w:p>
+        </w:tc>
+        <w:tc>
+          <w:tcPr>
+            <w:tcW w:type="pct" w:w="1287"/>
+            <w:shd w:fill="FBFAF6" w:val="clear"/>
+            <w:tcMar>
+              <w:top w:type="dxa" w:w="50"/>
+              <w:left w:type="dxa" w:w="110"/>
+              <w:bottom w:type="dxa" w:w="50"/>
+              <w:right w:type="dxa" w:w="110"/>
+            </w:tcMar>
+          </w:tcPr>
+          <w:p>
+            <w:pPr>
+              <w:spacing w:before="28" w:after="28"/>
+            </w:pPr>
+            <w:r>
+              <w:rPr>
+                <w:sz w:val="15"/>
+                <w:szCs w:val="15"/>
+              </w:rPr>
+              <w:t xml:space="preserve">All noncurrent</w:t>
+            </w:r>
+          </w:p>
+        </w:tc>
+        <w:tc>
+          <w:tcPr>
+            <w:tcW w:type="pct" w:w="1513"/>
+            <w:shd w:fill="FFFFFF" w:val="clear"/>
+            <w:tcMar>
+              <w:top w:type="dxa" w:w="50"/>
+              <w:left w:type="dxa" w:w="110"/>
+              <w:bottom w:type="dxa" w:w="50"/>
+              <w:right w:type="dxa" w:w="110"/>
+            </w:tcMar>
+          </w:tcPr>
+          <w:p>
+            <w:pPr>
+              <w:spacing w:before="46" w:after="46"/>
+            </w:pPr>
+            <w:r>
+              <w:rPr>
+                <w:b/>
+                <w:bCs/>
+                <w:color w:val="8186EF"/>
+                <w:sz w:val="14"/>
+                <w:szCs w:val="14"/>
+              </w:rPr>
+              <w:t xml:space="preserve">(24)</w:t>
             </w:r>
           </w:p>
         </w:tc>
@@ -11272,7 +11410,7 @@
                 <w:sz w:val="16"/>
                 <w:szCs w:val="16"/>
               </w:rPr>
-              <w:t xml:space="preserve">All non-current   ·   current liabilities</w:t>
+              <w:t xml:space="preserve">demonstrated   ·   All non-current   ·   working capital</w:t>
             </w:r>
           </w:p>
         </w:tc>
@@ -11311,7 +11449,7 @@
           <w:sz w:val="16"/>
           <w:szCs w:val="16"/>
         </w:rPr>
-        <w:t xml:space="preserve">      gaps 22–23</w:t>
+        <w:t xml:space="preserve">      gaps 25–26</w:t>
       </w:r>
     </w:p>
     <w:p>
@@ -11334,7 +11472,7 @@
           <w:sz w:val="15"/>
           <w:szCs w:val="15"/>
         </w:rPr>
-        <w:t xml:space="preserve"> (22) </w:t>
+        <w:t xml:space="preserve"> (25) </w:t>
       </w:r>
       <w:r>
         <w:rPr>
@@ -11373,7 +11511,7 @@
           <w:sz w:val="15"/>
           <w:szCs w:val="15"/>
         </w:rPr>
-        <w:t xml:space="preserve"> (23) </w:t>
+        <w:t xml:space="preserve"> (26) </w:t>
       </w:r>
       <w:r>
         <w:rPr>
@@ -11527,7 +11665,7 @@
           <w:sz w:val="16"/>
           <w:szCs w:val="16"/>
         </w:rPr>
-        <w:t xml:space="preserve">      gaps 24–25</w:t>
+        <w:t xml:space="preserve">      gaps 27–28</w:t>
       </w:r>
     </w:p>
     <w:p>
@@ -11550,7 +11688,7 @@
           <w:sz w:val="15"/>
           <w:szCs w:val="15"/>
         </w:rPr>
-        <w:t xml:space="preserve"> (24) </w:t>
+        <w:t xml:space="preserve"> (27) </w:t>
       </w:r>
       <w:r>
         <w:rPr>
@@ -11589,7 +11727,7 @@
           <w:sz w:val="15"/>
           <w:szCs w:val="15"/>
         </w:rPr>
-        <w:t xml:space="preserve"> (25) </w:t>
+        <w:t xml:space="preserve"> (28) </w:t>
       </w:r>
       <w:r>
         <w:rPr>
@@ -12413,14 +12551,14 @@
                 <w:sz w:val="16"/>
                 <w:szCs w:val="16"/>
               </w:rPr>
-              <w:t xml:space="preserve">15  </w:t>
-            </w:r>
-            <w:r>
-              <w:rPr>
-                <w:sz w:val="16"/>
-                <w:szCs w:val="16"/>
-              </w:rPr>
-              <w:t xml:space="preserve">refinance</w:t>
+              <w:t xml:space="preserve">17  </w:t>
+            </w:r>
+            <w:r>
+              <w:rPr>
+                <w:sz w:val="16"/>
+                <w:szCs w:val="16"/>
+              </w:rPr>
+              <w:t xml:space="preserve">issuing</w:t>
             </w:r>
           </w:p>
         </w:tc>
@@ -12481,14 +12619,14 @@
                 <w:sz w:val="16"/>
                 <w:szCs w:val="16"/>
               </w:rPr>
-              <w:t xml:space="preserve">16  </w:t>
-            </w:r>
-            <w:r>
-              <w:rPr>
-                <w:sz w:val="16"/>
-                <w:szCs w:val="16"/>
-              </w:rPr>
-              <w:t xml:space="preserve">issuing</w:t>
+              <w:t xml:space="preserve">18  </w:t>
+            </w:r>
+            <w:r>
+              <w:rPr>
+                <w:sz w:val="16"/>
+                <w:szCs w:val="16"/>
+              </w:rPr>
+              <w:t xml:space="preserve">balance</w:t>
             </w:r>
           </w:p>
         </w:tc>
@@ -12549,7 +12687,7 @@
                 <w:sz w:val="16"/>
                 <w:szCs w:val="16"/>
               </w:rPr>
-              <w:t xml:space="preserve">17  </w:t>
+              <w:t xml:space="preserve">19  </w:t>
             </w:r>
             <w:r>
               <w:rPr>
@@ -12617,7 +12755,7 @@
                 <w:sz w:val="16"/>
                 <w:szCs w:val="16"/>
               </w:rPr>
-              <w:t xml:space="preserve">18  </w:t>
+              <w:t xml:space="preserve">20  </w:t>
             </w:r>
             <w:r>
               <w:rPr>
@@ -12685,7 +12823,7 @@
                 <w:sz w:val="16"/>
                 <w:szCs w:val="16"/>
               </w:rPr>
-              <w:t xml:space="preserve">19  </w:t>
+              <w:t xml:space="preserve">21  </w:t>
             </w:r>
             <w:r>
               <w:rPr>
@@ -12753,7 +12891,7 @@
                 <w:sz w:val="16"/>
                 <w:szCs w:val="16"/>
               </w:rPr>
-              <w:t xml:space="preserve">20  </w:t>
+              <w:t xml:space="preserve">22  </w:t>
             </w:r>
             <w:r>
               <w:rPr>
@@ -12821,14 +12959,14 @@
                 <w:sz w:val="16"/>
                 <w:szCs w:val="16"/>
               </w:rPr>
-              <w:t xml:space="preserve">21  </w:t>
-            </w:r>
-            <w:r>
-              <w:rPr>
-                <w:sz w:val="16"/>
-                <w:szCs w:val="16"/>
-              </w:rPr>
-              <w:t xml:space="preserve">All non-current</w:t>
+              <w:t xml:space="preserve">23  </w:t>
+            </w:r>
+            <w:r>
+              <w:rPr>
+                <w:sz w:val="16"/>
+                <w:szCs w:val="16"/>
+              </w:rPr>
+              <w:t xml:space="preserve">demonstrated</w:t>
             </w:r>
           </w:p>
         </w:tc>
@@ -12889,14 +13027,14 @@
                 <w:sz w:val="16"/>
                 <w:szCs w:val="16"/>
               </w:rPr>
-              <w:t xml:space="preserve">22  </w:t>
-            </w:r>
-            <w:r>
-              <w:rPr>
-                <w:sz w:val="16"/>
-                <w:szCs w:val="16"/>
-              </w:rPr>
-              <w:t xml:space="preserve">debt-classification</w:t>
+              <w:t xml:space="preserve">24  </w:t>
+            </w:r>
+            <w:r>
+              <w:rPr>
+                <w:sz w:val="16"/>
+                <w:szCs w:val="16"/>
+              </w:rPr>
+              <w:t xml:space="preserve">All non-current</w:t>
             </w:r>
           </w:p>
         </w:tc>
@@ -12957,14 +13095,14 @@
                 <w:sz w:val="16"/>
                 <w:szCs w:val="16"/>
               </w:rPr>
-              <w:t xml:space="preserve">23  </w:t>
-            </w:r>
-            <w:r>
-              <w:rPr>
-                <w:sz w:val="16"/>
-                <w:szCs w:val="16"/>
-              </w:rPr>
-              <w:t xml:space="preserve">proposal</w:t>
+              <w:t xml:space="preserve">25  </w:t>
+            </w:r>
+            <w:r>
+              <w:rPr>
+                <w:sz w:val="16"/>
+                <w:szCs w:val="16"/>
+              </w:rPr>
+              <w:t xml:space="preserve">debt-classification</w:t>
             </w:r>
           </w:p>
         </w:tc>
@@ -13025,14 +13163,14 @@
                 <w:sz w:val="16"/>
                 <w:szCs w:val="16"/>
               </w:rPr>
-              <w:t xml:space="preserve">24  </w:t>
-            </w:r>
-            <w:r>
-              <w:rPr>
-                <w:sz w:val="16"/>
-                <w:szCs w:val="16"/>
-              </w:rPr>
-              <w:t xml:space="preserve">year-end</w:t>
+              <w:t xml:space="preserve">26  </w:t>
+            </w:r>
+            <w:r>
+              <w:rPr>
+                <w:sz w:val="16"/>
+                <w:szCs w:val="16"/>
+              </w:rPr>
+              <w:t xml:space="preserve">proposal</w:t>
             </w:r>
           </w:p>
         </w:tc>
@@ -13093,14 +13231,14 @@
                 <w:sz w:val="16"/>
                 <w:szCs w:val="16"/>
               </w:rPr>
-              <w:t xml:space="preserve">25  </w:t>
-            </w:r>
-            <w:r>
-              <w:rPr>
-                <w:sz w:val="16"/>
-                <w:szCs w:val="16"/>
-              </w:rPr>
-              <w:t xml:space="preserve">demand</w:t>
+              <w:t xml:space="preserve">27  </w:t>
+            </w:r>
+            <w:r>
+              <w:rPr>
+                <w:sz w:val="16"/>
+                <w:szCs w:val="16"/>
+              </w:rPr>
+              <w:t xml:space="preserve">year-end</w:t>
             </w:r>
           </w:p>
         </w:tc>
@@ -13161,14 +13299,14 @@
                 <w:sz w:val="16"/>
                 <w:szCs w:val="16"/>
               </w:rPr>
-              <w:t xml:space="preserve">26  </w:t>
-            </w:r>
-            <w:r>
-              <w:rPr>
-                <w:sz w:val="16"/>
-                <w:szCs w:val="16"/>
-              </w:rPr>
-              <w:t xml:space="preserve">callable debt</w:t>
+              <w:t xml:space="preserve">28  </w:t>
+            </w:r>
+            <w:r>
+              <w:rPr>
+                <w:sz w:val="16"/>
+                <w:szCs w:val="16"/>
+              </w:rPr>
+              <w:t xml:space="preserve">demand</w:t>
             </w:r>
           </w:p>
         </w:tc>
@@ -13229,14 +13367,14 @@
                 <w:sz w:val="16"/>
                 <w:szCs w:val="16"/>
               </w:rPr>
-              <w:t xml:space="preserve">27  </w:t>
-            </w:r>
-            <w:r>
-              <w:rPr>
-                <w:sz w:val="16"/>
-                <w:szCs w:val="16"/>
-              </w:rPr>
-              <w:t xml:space="preserve">waiver</w:t>
+              <w:t xml:space="preserve">29  </w:t>
+            </w:r>
+            <w:r>
+              <w:rPr>
+                <w:sz w:val="16"/>
+                <w:szCs w:val="16"/>
+              </w:rPr>
+              <w:t xml:space="preserve">callable debt</w:t>
             </w:r>
           </w:p>
         </w:tc>
@@ -13297,7 +13435,75 @@
                 <w:sz w:val="16"/>
                 <w:szCs w:val="16"/>
               </w:rPr>
-              <w:t xml:space="preserve">28  </w:t>
+              <w:t xml:space="preserve">30  </w:t>
+            </w:r>
+            <w:r>
+              <w:rPr>
+                <w:sz w:val="16"/>
+                <w:szCs w:val="16"/>
+              </w:rPr>
+              <w:t xml:space="preserve">waiver</w:t>
+            </w:r>
+          </w:p>
+        </w:tc>
+      </w:tr>
+      <w:tr>
+        <w:tc>
+          <w:tcPr>
+            <w:tcW w:type="pct" w:w="2500"/>
+            <w:tcMar>
+              <w:top w:type="dxa" w:w="20"/>
+              <w:left w:type="dxa" w:w="80"/>
+              <w:bottom w:type="dxa" w:w="20"/>
+              <w:right w:type="dxa" w:w="80"/>
+            </w:tcMar>
+          </w:tcPr>
+          <w:p>
+            <w:pPr>
+              <w:spacing w:before="12" w:after="12"/>
+            </w:pPr>
+            <w:r>
+              <w:rPr>
+                <w:b/>
+                <w:bCs/>
+                <w:color w:val="8186EF"/>
+                <w:sz w:val="16"/>
+                <w:szCs w:val="16"/>
+              </w:rPr>
+              <w:t xml:space="preserve">15  </w:t>
+            </w:r>
+            <w:r>
+              <w:rPr>
+                <w:sz w:val="16"/>
+                <w:szCs w:val="16"/>
+              </w:rPr>
+              <w:t xml:space="preserve">through</w:t>
+            </w:r>
+          </w:p>
+        </w:tc>
+        <w:tc>
+          <w:tcPr>
+            <w:tcW w:type="pct" w:w="2500"/>
+            <w:tcMar>
+              <w:top w:type="dxa" w:w="20"/>
+              <w:left w:type="dxa" w:w="80"/>
+              <w:bottom w:type="dxa" w:w="20"/>
+              <w:right w:type="dxa" w:w="80"/>
+            </w:tcMar>
+          </w:tcPr>
+          <w:p>
+            <w:pPr>
+              <w:spacing w:before="12" w:after="12"/>
+            </w:pPr>
+            <w:r>
+              <w:rPr>
+                <w:b/>
+                <w:bCs/>
+                <w:color w:val="8186EF"/>
+                <w:sz w:val="16"/>
+                <w:szCs w:val="16"/>
+              </w:rPr>
+              <w:t xml:space="preserve">31  </w:t>
             </w:r>
             <w:r>
               <w:rPr>
@@ -13305,6 +13511,64 @@
                 <w:szCs w:val="16"/>
               </w:rPr>
               <w:t xml:space="preserve">subjective acceleration clause</w:t>
+            </w:r>
+          </w:p>
+        </w:tc>
+      </w:tr>
+      <w:tr>
+        <w:tc>
+          <w:tcPr>
+            <w:tcW w:type="pct" w:w="2500"/>
+            <w:tcMar>
+              <w:top w:type="dxa" w:w="20"/>
+              <w:left w:type="dxa" w:w="80"/>
+              <w:bottom w:type="dxa" w:w="20"/>
+              <w:right w:type="dxa" w:w="80"/>
+            </w:tcMar>
+          </w:tcPr>
+          <w:p>
+            <w:pPr>
+              <w:spacing w:before="12" w:after="12"/>
+            </w:pPr>
+            <w:r>
+              <w:rPr>
+                <w:b/>
+                <w:bCs/>
+                <w:color w:val="8186EF"/>
+                <w:sz w:val="16"/>
+                <w:szCs w:val="16"/>
+              </w:rPr>
+              <w:t xml:space="preserve">16  </w:t>
+            </w:r>
+            <w:r>
+              <w:rPr>
+                <w:sz w:val="16"/>
+                <w:szCs w:val="16"/>
+              </w:rPr>
+              <w:t xml:space="preserve">refinance</w:t>
+            </w:r>
+          </w:p>
+        </w:tc>
+        <w:tc>
+          <w:tcPr>
+            <w:tcW w:type="pct" w:w="2500"/>
+            <w:tcMar>
+              <w:top w:type="dxa" w:w="20"/>
+              <w:left w:type="dxa" w:w="80"/>
+              <w:bottom w:type="dxa" w:w="20"/>
+              <w:right w:type="dxa" w:w="80"/>
+            </w:tcMar>
+          </w:tcPr>
+          <w:p>
+            <w:pPr>
+              <w:spacing w:before="24" w:after="24"/>
+            </w:pPr>
+            <w:r>
+              <w:rPr>
+                <w:sz w:val="16"/>
+                <w:szCs w:val="16"/>
+              </w:rPr>
+              <w:t xml:space="preserve"/>
             </w:r>
           </w:p>
         </w:tc>
@@ -17500,7 +17764,7 @@
           <w:sz w:val="16"/>
           <w:szCs w:val="16"/>
         </w:rPr>
-        <w:t xml:space="preserve">      gaps 13–15</w:t>
+        <w:t xml:space="preserve">      gaps 13–16</w:t>
       </w:r>
     </w:p>
     <w:p>
@@ -17513,7 +17777,7 @@
           <w:sz w:val="19"/>
           <w:szCs w:val="19"/>
         </w:rPr>
-        <w:t xml:space="preserve">The net change in cash in the statement of cash flows explains the change in the </w:t>
+        <w:t xml:space="preserve">The net change in cash in the </w:t>
       </w:r>
       <w:r>
         <w:rPr>
@@ -17531,7 +17795,7 @@
           <w:sz w:val="19"/>
           <w:szCs w:val="19"/>
         </w:rPr>
-        <w:t xml:space="preserve">               </w:t>
+        <w:t xml:space="preserve">           </w:t>
       </w:r>
       <w:r>
         <w:rPr>
@@ -17545,21 +17809,7 @@
           <w:sz w:val="19"/>
           <w:szCs w:val="19"/>
         </w:rPr>
-        <w:t xml:space="preserve"> cash. </w:t>
-      </w:r>
-      <w:r>
-        <w:rPr>
-          <w:sz w:val="19"/>
-          <w:szCs w:val="19"/>
-        </w:rPr>
-        <w:t xml:space="preserve">Other comprehensive income works the same way. </w:t>
-      </w:r>
-      <w:r>
-        <w:rPr>
-          <w:sz w:val="19"/>
-          <w:szCs w:val="19"/>
-        </w:rPr>
-        <w:t xml:space="preserve"/>
+        <w:t xml:space="preserve"> of cash flows explains the change in the </w:t>
       </w:r>
       <w:r>
         <w:rPr>
@@ -17577,7 +17827,7 @@
           <w:sz w:val="19"/>
           <w:szCs w:val="19"/>
         </w:rPr>
-        <w:t xml:space="preserve">           </w:t>
+        <w:t xml:space="preserve">               </w:t>
       </w:r>
       <w:r>
         <w:rPr>
@@ -17591,14 +17841,21 @@
           <w:sz w:val="19"/>
           <w:szCs w:val="19"/>
         </w:rPr>
-        <w:t xml:space="preserve"> OCI of $(1,125) does not go into retained earnings. </w:t>
-      </w:r>
-      <w:r>
-        <w:rPr>
-          <w:sz w:val="19"/>
-          <w:szCs w:val="19"/>
-        </w:rPr>
-        <w:t xml:space="preserve">It goes into </w:t>
+        <w:t xml:space="preserve"> cash. </w:t>
+      </w:r>
+      <w:r>
+        <w:rPr>
+          <w:sz w:val="19"/>
+          <w:szCs w:val="19"/>
+        </w:rPr>
+        <w:t xml:space="preserve">Other comprehensive income works the same way. </w:t>
+      </w:r>
+      <w:r>
+        <w:rPr>
+          <w:sz w:val="19"/>
+          <w:szCs w:val="19"/>
+        </w:rPr>
+        <w:t xml:space="preserve"/>
       </w:r>
       <w:r>
         <w:rPr>
@@ -17609,6 +17866,45 @@
           <w:szCs w:val="15"/>
         </w:rPr>
         <w:t xml:space="preserve"> (15) </w:t>
+      </w:r>
+      <w:r>
+        <w:rPr>
+          <w:u w:val="single"/>
+          <w:sz w:val="19"/>
+          <w:szCs w:val="19"/>
+        </w:rPr>
+        <w:t xml:space="preserve">           </w:t>
+      </w:r>
+      <w:r>
+        <w:rPr>
+          <w:sz w:val="19"/>
+          <w:szCs w:val="19"/>
+        </w:rPr>
+        <w:t xml:space="preserve"> </w:t>
+      </w:r>
+      <w:r>
+        <w:rPr>
+          <w:sz w:val="19"/>
+          <w:szCs w:val="19"/>
+        </w:rPr>
+        <w:t xml:space="preserve"> OCI of $(1,125) does not go into retained earnings. </w:t>
+      </w:r>
+      <w:r>
+        <w:rPr>
+          <w:sz w:val="19"/>
+          <w:szCs w:val="19"/>
+        </w:rPr>
+        <w:t xml:space="preserve">It goes into </w:t>
+      </w:r>
+      <w:r>
+        <w:rPr>
+          <w:b/>
+          <w:bCs/>
+          <w:color w:val="8186EF"/>
+          <w:sz w:val="15"/>
+          <w:szCs w:val="15"/>
+        </w:rPr>
+        <w:t xml:space="preserve"> (16) </w:t>
       </w:r>
       <w:r>
         <w:rPr>
@@ -17688,7 +17984,7 @@
                 <w:sz w:val="16"/>
                 <w:szCs w:val="16"/>
               </w:rPr>
-              <w:t xml:space="preserve">Orontes's   ·   accumulated   ·   retained   ·   balance-sheet</w:t>
+              <w:t xml:space="preserve">accumulated   ·   missing   ·   Orontes's   ·   balance-sheet   ·   statement</w:t>
             </w:r>
           </w:p>
         </w:tc>
@@ -17762,7 +18058,7 @@
           <w:sz w:val="16"/>
           <w:szCs w:val="16"/>
         </w:rPr>
-        <w:t xml:space="preserve">      gaps 16–17</w:t>
+        <w:t xml:space="preserve">      gaps 17–18</w:t>
       </w:r>
     </w:p>
     <w:p>
@@ -17785,7 +18081,7 @@
           <w:sz w:val="15"/>
           <w:szCs w:val="15"/>
         </w:rPr>
-        <w:t xml:space="preserve"> (16) </w:t>
+        <w:t xml:space="preserve"> (17) </w:t>
       </w:r>
       <w:r>
         <w:rPr>
@@ -17824,7 +18120,7 @@
           <w:sz w:val="15"/>
           <w:szCs w:val="15"/>
         </w:rPr>
-        <w:t xml:space="preserve"> (17) </w:t>
+        <w:t xml:space="preserve"> (18) </w:t>
       </w:r>
       <w:r>
         <w:rPr>
@@ -18073,8 +18369,8 @@
         </w:tblBorders>
       </w:tblPr>
       <w:tblGrid>
-        <w:gridCol w:w="4559"/>
-        <w:gridCol w:w="5041"/>
+        <w:gridCol w:w="4608"/>
+        <w:gridCol w:w="4992"/>
       </w:tblGrid>
       <w:tr>
         <w:tc>
@@ -18109,7 +18405,7 @@
       <w:tr>
         <w:tc>
           <w:tcPr>
-            <w:tcW w:type="pct" w:w="2374"/>
+            <w:tcW w:type="pct" w:w="2400"/>
             <w:shd w:fill="353A7C" w:val="clear"/>
             <w:tcMar>
               <w:top w:type="dxa" w:w="50"/>
@@ -18136,7 +18432,7 @@
         </w:tc>
         <w:tc>
           <w:tcPr>
-            <w:tcW w:type="pct" w:w="2626"/>
+            <w:tcW w:type="pct" w:w="2600"/>
             <w:shd w:fill="353A7C" w:val="clear"/>
             <w:tcMar>
               <w:top w:type="dxa" w:w="50"/>
@@ -18165,7 +18461,7 @@
       <w:tr>
         <w:tc>
           <w:tcPr>
-            <w:tcW w:type="pct" w:w="2374"/>
+            <w:tcW w:type="pct" w:w="2400"/>
             <w:tcMar>
               <w:top w:type="dxa" w:w="50"/>
               <w:left w:type="dxa" w:w="110"/>
@@ -18188,7 +18484,7 @@
         </w:tc>
         <w:tc>
           <w:tcPr>
-            <w:tcW w:type="pct" w:w="2626"/>
+            <w:tcW w:type="pct" w:w="2600"/>
             <w:tcMar>
               <w:top w:type="dxa" w:w="50"/>
               <w:left w:type="dxa" w:w="110"/>
@@ -18215,7 +18511,7 @@
                 <w:sz w:val="14"/>
                 <w:szCs w:val="14"/>
               </w:rPr>
-              <w:t xml:space="preserve"> (25) </w:t>
+              <w:t xml:space="preserve"> (26) </w:t>
             </w:r>
             <w:r>
               <w:rPr>
@@ -18245,7 +18541,7 @@
       <w:tr>
         <w:tc>
           <w:tcPr>
-            <w:tcW w:type="pct" w:w="2374"/>
+            <w:tcW w:type="pct" w:w="2400"/>
             <w:shd w:fill="FBFAF6" w:val="clear"/>
             <w:tcMar>
               <w:top w:type="dxa" w:w="50"/>
@@ -18269,7 +18565,7 @@
         </w:tc>
         <w:tc>
           <w:tcPr>
-            <w:tcW w:type="pct" w:w="2626"/>
+            <w:tcW w:type="pct" w:w="2600"/>
             <w:shd w:fill="FBFAF6" w:val="clear"/>
             <w:tcMar>
               <w:top w:type="dxa" w:w="50"/>
@@ -18297,7 +18593,7 @@
                 <w:sz w:val="14"/>
                 <w:szCs w:val="14"/>
               </w:rPr>
-              <w:t xml:space="preserve"> (26) </w:t>
+              <w:t xml:space="preserve"> (27) </w:t>
             </w:r>
             <w:r>
               <w:rPr>
@@ -18327,7 +18623,7 @@
       <w:tr>
         <w:tc>
           <w:tcPr>
-            <w:tcW w:type="pct" w:w="2374"/>
+            <w:tcW w:type="pct" w:w="2400"/>
             <w:tcMar>
               <w:top w:type="dxa" w:w="50"/>
               <w:left w:type="dxa" w:w="110"/>
@@ -18350,7 +18646,7 @@
         </w:tc>
         <w:tc>
           <w:tcPr>
-            <w:tcW w:type="pct" w:w="2626"/>
+            <w:tcW w:type="pct" w:w="2600"/>
             <w:tcMar>
               <w:top w:type="dxa" w:w="50"/>
               <w:left w:type="dxa" w:w="110"/>
@@ -18375,7 +18671,7 @@
       <w:tr>
         <w:tc>
           <w:tcPr>
-            <w:tcW w:type="pct" w:w="2374"/>
+            <w:tcW w:type="pct" w:w="2400"/>
             <w:shd w:fill="FBFAF6" w:val="clear"/>
             <w:tcMar>
               <w:top w:type="dxa" w:w="50"/>
@@ -18399,7 +18695,7 @@
         </w:tc>
         <w:tc>
           <w:tcPr>
-            <w:tcW w:type="pct" w:w="2626"/>
+            <w:tcW w:type="pct" w:w="2600"/>
             <w:shd w:fill="FBFAF6" w:val="clear"/>
             <w:tcMar>
               <w:top w:type="dxa" w:w="50"/>
@@ -18734,7 +19030,7 @@
                 <w:sz w:val="14"/>
                 <w:szCs w:val="14"/>
               </w:rPr>
-              <w:t xml:space="preserve">(27)</w:t>
+              <w:t xml:space="preserve">(28)</w:t>
             </w:r>
           </w:p>
         </w:tc>
@@ -18787,7 +19083,7 @@
                 <w:sz w:val="14"/>
                 <w:szCs w:val="14"/>
               </w:rPr>
-              <w:t xml:space="preserve">(28)</w:t>
+              <w:t xml:space="preserve">(29)</w:t>
             </w:r>
           </w:p>
         </w:tc>
@@ -18839,7 +19135,7 @@
                 <w:sz w:val="14"/>
                 <w:szCs w:val="14"/>
               </w:rPr>
-              <w:t xml:space="preserve">(29)</w:t>
+              <w:t xml:space="preserve">(30)</w:t>
             </w:r>
           </w:p>
         </w:tc>
@@ -19038,7 +19334,7 @@
                 <w:sz w:val="16"/>
                 <w:szCs w:val="16"/>
               </w:rPr>
-              <w:t xml:space="preserve">stockholders</w:t>
+              <w:t xml:space="preserve">accumulated</w:t>
             </w:r>
           </w:p>
         </w:tc>
@@ -19106,7 +19402,7 @@
                 <w:sz w:val="16"/>
                 <w:szCs w:val="16"/>
               </w:rPr>
-              <w:t xml:space="preserve">market</w:t>
+              <w:t xml:space="preserve">stockholders</w:t>
             </w:r>
           </w:p>
         </w:tc>
@@ -19174,7 +19470,7 @@
                 <w:sz w:val="16"/>
                 <w:szCs w:val="16"/>
               </w:rPr>
-              <w:t xml:space="preserve">Cash</w:t>
+              <w:t xml:space="preserve">market</w:t>
             </w:r>
           </w:p>
         </w:tc>
@@ -19242,7 +19538,7 @@
                 <w:sz w:val="16"/>
                 <w:szCs w:val="16"/>
               </w:rPr>
-              <w:t xml:space="preserve">Accounts receivable</w:t>
+              <w:t xml:space="preserve">Cash</w:t>
             </w:r>
           </w:p>
         </w:tc>
@@ -19310,7 +19606,7 @@
                 <w:sz w:val="16"/>
                 <w:szCs w:val="16"/>
               </w:rPr>
-              <w:t xml:space="preserve">Prepaid rent</w:t>
+              <w:t xml:space="preserve">Accounts receivable</w:t>
             </w:r>
           </w:p>
         </w:tc>
@@ -19378,7 +19674,7 @@
                 <w:sz w:val="16"/>
                 <w:szCs w:val="16"/>
               </w:rPr>
-              <w:t xml:space="preserve">Allowance for credit losses</w:t>
+              <w:t xml:space="preserve">Prepaid rent</w:t>
             </w:r>
           </w:p>
         </w:tc>
@@ -19446,7 +19742,7 @@
                 <w:sz w:val="16"/>
                 <w:szCs w:val="16"/>
               </w:rPr>
-              <w:t xml:space="preserve">Accounts payable</w:t>
+              <w:t xml:space="preserve">Allowance for credit losses</w:t>
             </w:r>
           </w:p>
         </w:tc>
@@ -19514,7 +19810,7 @@
                 <w:sz w:val="16"/>
                 <w:szCs w:val="16"/>
               </w:rPr>
-              <w:t xml:space="preserve">Notes payable (long-term)</w:t>
+              <w:t xml:space="preserve">Accounts payable</w:t>
             </w:r>
           </w:p>
         </w:tc>
@@ -19582,7 +19878,7 @@
                 <w:sz w:val="16"/>
                 <w:szCs w:val="16"/>
               </w:rPr>
-              <w:t xml:space="preserve">Additional paid-in capital</w:t>
+              <w:t xml:space="preserve">Notes payable (long-term)</w:t>
             </w:r>
           </w:p>
         </w:tc>
@@ -19650,7 +19946,7 @@
                 <w:sz w:val="16"/>
                 <w:szCs w:val="16"/>
               </w:rPr>
-              <w:t xml:space="preserve">Noncurrent asset</w:t>
+              <w:t xml:space="preserve">Additional paid-in capital</w:t>
             </w:r>
           </w:p>
         </w:tc>
@@ -19718,7 +20014,7 @@
                 <w:sz w:val="16"/>
                 <w:szCs w:val="16"/>
               </w:rPr>
-              <w:t xml:space="preserve">Current liability</w:t>
+              <w:t xml:space="preserve">Noncurrent asset</w:t>
             </w:r>
           </w:p>
         </w:tc>
@@ -19786,7 +20082,7 @@
                 <w:sz w:val="16"/>
                 <w:szCs w:val="16"/>
               </w:rPr>
-              <w:t xml:space="preserve">Current asset</w:t>
+              <w:t xml:space="preserve">Current liability</w:t>
             </w:r>
           </w:p>
         </w:tc>
@@ -19821,7 +20117,7 @@
                 <w:sz w:val="16"/>
                 <w:szCs w:val="16"/>
               </w:rPr>
-              <w:t xml:space="preserve">balance-sheet</w:t>
+              <w:t xml:space="preserve">statement</w:t>
             </w:r>
           </w:p>
         </w:tc>
@@ -19854,7 +20150,7 @@
                 <w:sz w:val="16"/>
                 <w:szCs w:val="16"/>
               </w:rPr>
-              <w:t xml:space="preserve">Current liability</w:t>
+              <w:t xml:space="preserve">Current asset</w:t>
             </w:r>
           </w:p>
         </w:tc>
@@ -19889,7 +20185,7 @@
                 <w:sz w:val="16"/>
                 <w:szCs w:val="16"/>
               </w:rPr>
-              <w:t xml:space="preserve">Orontes's</w:t>
+              <w:t xml:space="preserve">balance-sheet</w:t>
             </w:r>
           </w:p>
         </w:tc>
@@ -19922,7 +20218,7 @@
                 <w:sz w:val="16"/>
                 <w:szCs w:val="16"/>
               </w:rPr>
-              <w:t xml:space="preserve">Equity</w:t>
+              <w:t xml:space="preserve">Current liability</w:t>
             </w:r>
           </w:p>
         </w:tc>
@@ -19957,7 +20253,7 @@
                 <w:sz w:val="16"/>
                 <w:szCs w:val="16"/>
               </w:rPr>
-              <w:t xml:space="preserve">accumulated</w:t>
+              <w:t xml:space="preserve">Orontes's</w:t>
             </w:r>
           </w:p>
         </w:tc>
@@ -19973,14 +20269,24 @@
           </w:tcPr>
           <w:p>
             <w:pPr>
-              <w:spacing w:before="24" w:after="24"/>
-            </w:pPr>
-            <w:r>
-              <w:rPr>
-                <w:sz w:val="16"/>
-                <w:szCs w:val="16"/>
-              </w:rPr>
-              <w:t xml:space="preserve"/>
+              <w:spacing w:before="12" w:after="12"/>
+            </w:pPr>
+            <w:r>
+              <w:rPr>
+                <w:b/>
+                <w:bCs/>
+                <w:color w:val="8186EF"/>
+                <w:sz w:val="16"/>
+                <w:szCs w:val="16"/>
+              </w:rPr>
+              <w:t xml:space="preserve">30  </w:t>
+            </w:r>
+            <w:r>
+              <w:rPr>
+                <w:sz w:val="16"/>
+                <w:szCs w:val="16"/>
+              </w:rPr>
+              <w:t xml:space="preserve">Equity</w:t>
             </w:r>
           </w:p>
         </w:tc>

--- a/CMA_Summaries_B1_Ch02.docx
+++ b/CMA_Summaries_B1_Ch02.docx
@@ -15575,7 +15575,7 @@
       <w:r>
         <w:drawing>
           <wp:inline distT="0" distB="0" distL="0" distR="0">
-            <wp:extent cx="5734050" cy="2399250"/>
+            <wp:extent cx="5734050" cy="1931475"/>
             <wp:effectExtent t="0" r="0" b="0" l="0"/>
             <wp:docPr id="1" name="" descr="" title=""/>
             <wp:cNvGraphicFramePr>
@@ -15600,7 +15600,7 @@
                   <pic:spPr bwMode="auto">
                     <a:xfrm>
                       <a:off x="0" y="0"/>
-                      <a:ext cx="5734050" cy="2399250"/>
+                      <a:ext cx="5734050" cy="1931475"/>
                     </a:xfrm>
                     <a:prstGeom prst="rect">
                       <a:avLst/>
@@ -15668,25 +15668,13 @@
                 <w:sz w:val="16"/>
                 <w:szCs w:val="16"/>
               </w:rPr>
-              <w:t xml:space="preserve">callable debt   ·   loss contingency   ·   balance sheet</w:t>
+              <w:t xml:space="preserve">operating cycle   ·   subsequent events   ·   right of setoff</w:t>
             </w:r>
           </w:p>
         </w:tc>
       </w:tr>
     </w:tbl>
     <w:p/>
-    <w:p>
-      <w:pPr>
-        <w:pageBreakBefore w:val="true"/>
-        <w:spacing w:after="0"/>
-      </w:pPr>
-      <w:r>
-        <w:rPr>
-          <w:sz w:val="2"/>
-        </w:rPr>
-        <w:t xml:space="preserve"> </w:t>
-      </w:r>
-    </w:p>
     <w:tbl>
       <w:tblPr>
         <w:tblW w:type="pct" w:w="100%"/>
@@ -16888,7 +16876,7 @@
                 <w:sz w:val="16"/>
                 <w:szCs w:val="16"/>
               </w:rPr>
-              <w:t xml:space="preserve">balance sheet</w:t>
+              <w:t xml:space="preserve">right of setoff</w:t>
             </w:r>
           </w:p>
         </w:tc>
@@ -16956,7 +16944,7 @@
                 <w:sz w:val="16"/>
                 <w:szCs w:val="16"/>
               </w:rPr>
-              <w:t xml:space="preserve">loss contingency</w:t>
+              <w:t xml:space="preserve">subsequent events</w:t>
             </w:r>
           </w:p>
         </w:tc>
@@ -21116,7 +21104,7 @@
               <w:sz w:val="16"/>
               <w:szCs w:val="16"/>
             </w:rPr>
-            <w:t xml:space="preserve"> of 3</w:t>
+            <w:t xml:space="preserve"> of 2</w:t>
           </w:r>
         </w:p>
       </w:tc>

--- a/CMA_Summaries_B1_Ch02.docx
+++ b/CMA_Summaries_B1_Ch02.docx
@@ -231,7 +231,7 @@
           <w:sz w:val="16"/>
           <w:szCs w:val="16"/>
         </w:rPr>
-        <w:t xml:space="preserve">      gaps 3–12</w:t>
+        <w:t xml:space="preserve">      gaps 3–14</w:t>
       </w:r>
     </w:p>
     <w:p>
@@ -574,7 +574,7 @@
           <w:sz w:val="19"/>
           <w:szCs w:val="19"/>
         </w:rPr>
-        <w:t xml:space="preserve">It separates current from noncurrent assets and current from noncurrent liabilities, so users can see the </w:t>
+        <w:t xml:space="preserve">It </w:t>
       </w:r>
       <w:r>
         <w:rPr>
@@ -592,6 +592,38 @@
           <w:sz w:val="19"/>
           <w:szCs w:val="19"/>
         </w:rPr>
+        <w:t xml:space="preserve">           </w:t>
+      </w:r>
+      <w:r>
+        <w:rPr>
+          <w:sz w:val="19"/>
+          <w:szCs w:val="19"/>
+        </w:rPr>
+        <w:t xml:space="preserve"> </w:t>
+      </w:r>
+      <w:r>
+        <w:rPr>
+          <w:sz w:val="19"/>
+          <w:szCs w:val="19"/>
+        </w:rPr>
+        <w:t xml:space="preserve"> current from noncurrent assets and current from noncurrent liabilities, so users can see the </w:t>
+      </w:r>
+      <w:r>
+        <w:rPr>
+          <w:b/>
+          <w:bCs/>
+          <w:color w:val="8186EF"/>
+          <w:sz w:val="15"/>
+          <w:szCs w:val="15"/>
+        </w:rPr>
+        <w:t xml:space="preserve"> (13) </w:t>
+      </w:r>
+      <w:r>
+        <w:rPr>
+          <w:u w:val="single"/>
+          <w:sz w:val="19"/>
+          <w:szCs w:val="19"/>
+        </w:rPr>
         <w:t xml:space="preserve">            </w:t>
       </w:r>
       <w:r>
@@ -613,7 +645,53 @@
           <w:sz w:val="19"/>
           <w:szCs w:val="19"/>
         </w:rPr>
-        <w:t xml:space="preserve">Some companies, such as banks, list items in order of liquidity instead, without a current subtotal. </w:t>
+        <w:t xml:space="preserve">Some companies, such as banks, list items in order of liquidity instead, without a current </w:t>
+      </w:r>
+      <w:r>
+        <w:rPr>
+          <w:b/>
+          <w:bCs/>
+          <w:color w:val="8186EF"/>
+          <w:sz w:val="15"/>
+          <w:szCs w:val="15"/>
+        </w:rPr>
+        <w:t xml:space="preserve"> (14) </w:t>
+      </w:r>
+      <w:r>
+        <w:rPr>
+          <w:u w:val="single"/>
+          <w:sz w:val="19"/>
+          <w:szCs w:val="19"/>
+        </w:rPr>
+        <w:t xml:space="preserve">           </w:t>
+      </w:r>
+      <w:r>
+        <w:rPr>
+          <w:sz w:val="19"/>
+          <w:szCs w:val="19"/>
+        </w:rPr>
+        <w:t xml:space="preserve"> </w:t>
+      </w:r>
+      <w:r>
+        <w:rPr>
+          <w:sz w:val="19"/>
+          <w:szCs w:val="19"/>
+        </w:rPr>
+        <w:t xml:space="preserve">. </w:t>
+      </w:r>
+      <w:r>
+        <w:rPr>
+          <w:sz w:val="19"/>
+          <w:szCs w:val="19"/>
+        </w:rPr>
+        <w:t xml:space="preserve">All the amounts come from the same records as the earlier chapters on receivables, inventory, investments and long-lived assets. </w:t>
+      </w:r>
+      <w:r>
+        <w:rPr>
+          <w:sz w:val="19"/>
+          <w:szCs w:val="19"/>
+        </w:rPr>
+        <w:t xml:space="preserve">For example, the equity-method investments include Jordan Glass Co. from, and goodwill fell after the impairments. </w:t>
       </w:r>
     </w:p>
     <w:tbl>
@@ -671,7 +749,7 @@
                 <w:sz w:val="16"/>
                 <w:szCs w:val="16"/>
               </w:rPr>
-              <w:t xml:space="preserve">questions   ·   company's   ·   unexpected   ·   equity   ·   classified   ·   lenders   ·   solvency   ·   short-term   ·   coming   ·   flexibility   ·   subtotal</w:t>
+              <w:t xml:space="preserve">unexpected   ·   questions   ·   company's   ·   solvency   ·   lenders   ·   equity   ·   current   ·   classified   ·   subtotal   ·   separates   ·   coming   ·   flexibility   ·   short-term</w:t>
             </w:r>
           </w:p>
         </w:tc>
@@ -1129,7 +1207,7 @@
                 <w:sz w:val="14"/>
                 <w:szCs w:val="14"/>
               </w:rPr>
-              <w:t xml:space="preserve"> (13) </w:t>
+              <w:t xml:space="preserve"> (15) </w:t>
             </w:r>
             <w:r>
               <w:rPr>
@@ -1300,7 +1378,7 @@
                 <w:sz w:val="14"/>
                 <w:szCs w:val="14"/>
               </w:rPr>
-              <w:t xml:space="preserve">(14)</w:t>
+              <w:t xml:space="preserve">(16)</w:t>
             </w:r>
           </w:p>
         </w:tc>
@@ -1817,7 +1895,7 @@
                 <w:sz w:val="14"/>
                 <w:szCs w:val="14"/>
               </w:rPr>
-              <w:t xml:space="preserve"> (15) </w:t>
+              <w:t xml:space="preserve"> (17) </w:t>
             </w:r>
             <w:r>
               <w:rPr>
@@ -1916,7 +1994,7 @@
                 <w:sz w:val="14"/>
                 <w:szCs w:val="14"/>
               </w:rPr>
-              <w:t xml:space="preserve">(16)</w:t>
+              <w:t xml:space="preserve">(18)</w:t>
             </w:r>
           </w:p>
         </w:tc>
@@ -2355,7 +2433,7 @@
                 <w:sz w:val="14"/>
                 <w:szCs w:val="14"/>
               </w:rPr>
-              <w:t xml:space="preserve">(17)</w:t>
+              <w:t xml:space="preserve">(19)</w:t>
             </w:r>
           </w:p>
         </w:tc>
@@ -2720,7 +2798,7 @@
                 <w:sz w:val="14"/>
                 <w:szCs w:val="14"/>
               </w:rPr>
-              <w:t xml:space="preserve">(18)</w:t>
+              <w:t xml:space="preserve">(20)</w:t>
             </w:r>
           </w:p>
         </w:tc>
@@ -2868,7 +2946,7 @@
                 <w:sz w:val="14"/>
                 <w:szCs w:val="14"/>
               </w:rPr>
-              <w:t xml:space="preserve">(19)</w:t>
+              <w:t xml:space="preserve">(21)</w:t>
             </w:r>
           </w:p>
         </w:tc>
@@ -3090,7 +3168,7 @@
                 <w:sz w:val="14"/>
                 <w:szCs w:val="14"/>
               </w:rPr>
-              <w:t xml:space="preserve">(20)</w:t>
+              <w:t xml:space="preserve">(22)</w:t>
             </w:r>
           </w:p>
         </w:tc>
@@ -3245,7 +3323,7 @@
                 <w:sz w:val="14"/>
                 <w:szCs w:val="14"/>
               </w:rPr>
-              <w:t xml:space="preserve"> (21) </w:t>
+              <w:t xml:space="preserve"> (23) </w:t>
             </w:r>
             <w:r>
               <w:rPr>
@@ -3342,7 +3420,7 @@
                 <w:sz w:val="14"/>
                 <w:szCs w:val="14"/>
               </w:rPr>
-              <w:t xml:space="preserve">(22)</w:t>
+              <w:t xml:space="preserve">(24)</w:t>
             </w:r>
           </w:p>
         </w:tc>
@@ -3781,7 +3859,7 @@
           <w:sz w:val="16"/>
           <w:szCs w:val="16"/>
         </w:rPr>
-        <w:t xml:space="preserve">      gaps 23–28</w:t>
+        <w:t xml:space="preserve">      gaps 25–30</w:t>
       </w:r>
     </w:p>
     <w:p>
@@ -3811,7 +3889,7 @@
           <w:sz w:val="15"/>
           <w:szCs w:val="15"/>
         </w:rPr>
-        <w:t xml:space="preserve"> (23) </w:t>
+        <w:t xml:space="preserve"> (25) </w:t>
       </w:r>
       <w:r>
         <w:rPr>
@@ -3850,7 +3928,7 @@
           <w:sz w:val="15"/>
           <w:szCs w:val="15"/>
         </w:rPr>
-        <w:t xml:space="preserve"> (24) </w:t>
+        <w:t xml:space="preserve"> (26) </w:t>
       </w:r>
       <w:r>
         <w:rPr>
@@ -3882,7 +3960,7 @@
           <w:sz w:val="15"/>
           <w:szCs w:val="15"/>
         </w:rPr>
-        <w:t xml:space="preserve"> (25) </w:t>
+        <w:t xml:space="preserve"> (27) </w:t>
       </w:r>
       <w:r>
         <w:rPr>
@@ -3921,7 +3999,7 @@
           <w:sz w:val="15"/>
           <w:szCs w:val="15"/>
         </w:rPr>
-        <w:t xml:space="preserve"> (26) </w:t>
+        <w:t xml:space="preserve"> (28) </w:t>
       </w:r>
       <w:r>
         <w:rPr>
@@ -3960,7 +4038,7 @@
           <w:sz w:val="15"/>
           <w:szCs w:val="15"/>
         </w:rPr>
-        <w:t xml:space="preserve"> (27) </w:t>
+        <w:t xml:space="preserve"> (29) </w:t>
       </w:r>
       <w:r>
         <w:rPr>
@@ -3999,7 +4077,7 @@
           <w:sz w:val="15"/>
           <w:szCs w:val="15"/>
         </w:rPr>
-        <w:t xml:space="preserve"> (28) </w:t>
+        <w:t xml:space="preserve"> (30) </w:t>
       </w:r>
       <w:r>
         <w:rPr>
@@ -4079,7 +4157,7 @@
                 <w:sz w:val="16"/>
                 <w:szCs w:val="16"/>
               </w:rPr>
-              <w:t xml:space="preserve">accumulated   ·   intangible   ·   depreciation   ·   Liabilities   ·   Current   ·   investments   ·   contingencies</w:t>
+              <w:t xml:space="preserve">liquidity   ·   intangible   ·   depreciation   ·   Liabilities   ·   Current   ·   investments   ·   contingencies</w:t>
             </w:r>
           </w:p>
         </w:tc>
@@ -4652,14 +4730,14 @@
                 <w:sz w:val="16"/>
                 <w:szCs w:val="16"/>
               </w:rPr>
-              <w:t xml:space="preserve">16  </w:t>
-            </w:r>
-            <w:r>
-              <w:rPr>
-                <w:sz w:val="16"/>
-                <w:szCs w:val="16"/>
-              </w:rPr>
-              <w:t xml:space="preserve">Brand (indefinite-lived)</w:t>
+              <w:t xml:space="preserve">17  </w:t>
+            </w:r>
+            <w:r>
+              <w:rPr>
+                <w:sz w:val="16"/>
+                <w:szCs w:val="16"/>
+              </w:rPr>
+              <w:t xml:space="preserve">depreciation</w:t>
             </w:r>
           </w:p>
         </w:tc>
@@ -4720,14 +4798,14 @@
                 <w:sz w:val="16"/>
                 <w:szCs w:val="16"/>
               </w:rPr>
-              <w:t xml:space="preserve">17  </w:t>
-            </w:r>
-            <w:r>
-              <w:rPr>
-                <w:sz w:val="16"/>
-                <w:szCs w:val="16"/>
-              </w:rPr>
-              <w:t xml:space="preserve">Accounts payable</w:t>
+              <w:t xml:space="preserve">18  </w:t>
+            </w:r>
+            <w:r>
+              <w:rPr>
+                <w:sz w:val="16"/>
+                <w:szCs w:val="16"/>
+              </w:rPr>
+              <w:t xml:space="preserve">Brand (indefinite-lived)</w:t>
             </w:r>
           </w:p>
         </w:tc>
@@ -4788,14 +4866,14 @@
                 <w:sz w:val="16"/>
                 <w:szCs w:val="16"/>
               </w:rPr>
-              <w:t xml:space="preserve">18  </w:t>
-            </w:r>
-            <w:r>
-              <w:rPr>
-                <w:sz w:val="16"/>
-                <w:szCs w:val="16"/>
-              </w:rPr>
-              <w:t xml:space="preserve">Current portion of long-term debt</w:t>
+              <w:t xml:space="preserve">19  </w:t>
+            </w:r>
+            <w:r>
+              <w:rPr>
+                <w:sz w:val="16"/>
+                <w:szCs w:val="16"/>
+              </w:rPr>
+              <w:t xml:space="preserve">Accounts payable</w:t>
             </w:r>
           </w:p>
         </w:tc>
@@ -4856,14 +4934,14 @@
                 <w:sz w:val="16"/>
                 <w:szCs w:val="16"/>
               </w:rPr>
-              <w:t xml:space="preserve">19  </w:t>
-            </w:r>
-            <w:r>
-              <w:rPr>
-                <w:sz w:val="16"/>
-                <w:szCs w:val="16"/>
-              </w:rPr>
-              <w:t xml:space="preserve">Long-term debt, less current portion</w:t>
+              <w:t xml:space="preserve">20  </w:t>
+            </w:r>
+            <w:r>
+              <w:rPr>
+                <w:sz w:val="16"/>
+                <w:szCs w:val="16"/>
+              </w:rPr>
+              <w:t xml:space="preserve">Current portion of long-term debt</w:t>
             </w:r>
           </w:p>
         </w:tc>
@@ -4924,14 +5002,14 @@
                 <w:sz w:val="16"/>
                 <w:szCs w:val="16"/>
               </w:rPr>
-              <w:t xml:space="preserve">20  </w:t>
-            </w:r>
-            <w:r>
-              <w:rPr>
-                <w:sz w:val="16"/>
-                <w:szCs w:val="16"/>
-              </w:rPr>
-              <w:t xml:space="preserve">Commitments and contingencies (Note 12)</w:t>
+              <w:t xml:space="preserve">21  </w:t>
+            </w:r>
+            <w:r>
+              <w:rPr>
+                <w:sz w:val="16"/>
+                <w:szCs w:val="16"/>
+              </w:rPr>
+              <w:t xml:space="preserve">Long-term debt, less current portion</w:t>
             </w:r>
           </w:p>
         </w:tc>
@@ -4992,14 +5070,14 @@
                 <w:sz w:val="16"/>
                 <w:szCs w:val="16"/>
               </w:rPr>
-              <w:t xml:space="preserve">21  </w:t>
-            </w:r>
-            <w:r>
-              <w:rPr>
-                <w:sz w:val="16"/>
-                <w:szCs w:val="16"/>
-              </w:rPr>
-              <w:t xml:space="preserve">outstanding</w:t>
+              <w:t xml:space="preserve">22  </w:t>
+            </w:r>
+            <w:r>
+              <w:rPr>
+                <w:sz w:val="16"/>
+                <w:szCs w:val="16"/>
+              </w:rPr>
+              <w:t xml:space="preserve">Commitments and contingencies (Note 12)</w:t>
             </w:r>
           </w:p>
         </w:tc>
@@ -5060,14 +5138,14 @@
                 <w:sz w:val="16"/>
                 <w:szCs w:val="16"/>
               </w:rPr>
-              <w:t xml:space="preserve">22  </w:t>
-            </w:r>
-            <w:r>
-              <w:rPr>
-                <w:sz w:val="16"/>
-                <w:szCs w:val="16"/>
-              </w:rPr>
-              <w:t xml:space="preserve">Additional paid-in capital</w:t>
+              <w:t xml:space="preserve">23  </w:t>
+            </w:r>
+            <w:r>
+              <w:rPr>
+                <w:sz w:val="16"/>
+                <w:szCs w:val="16"/>
+              </w:rPr>
+              <w:t xml:space="preserve">outstanding</w:t>
             </w:r>
           </w:p>
         </w:tc>
@@ -5128,14 +5206,14 @@
                 <w:sz w:val="16"/>
                 <w:szCs w:val="16"/>
               </w:rPr>
-              <w:t xml:space="preserve">23  </w:t>
-            </w:r>
-            <w:r>
-              <w:rPr>
-                <w:sz w:val="16"/>
-                <w:szCs w:val="16"/>
-              </w:rPr>
-              <w:t xml:space="preserve">Current</w:t>
+              <w:t xml:space="preserve">24  </w:t>
+            </w:r>
+            <w:r>
+              <w:rPr>
+                <w:sz w:val="16"/>
+                <w:szCs w:val="16"/>
+              </w:rPr>
+              <w:t xml:space="preserve">Additional paid-in capital</w:t>
             </w:r>
           </w:p>
         </w:tc>
@@ -5196,14 +5274,14 @@
                 <w:sz w:val="16"/>
                 <w:szCs w:val="16"/>
               </w:rPr>
-              <w:t xml:space="preserve">24  </w:t>
-            </w:r>
-            <w:r>
-              <w:rPr>
-                <w:sz w:val="16"/>
-                <w:szCs w:val="16"/>
-              </w:rPr>
-              <w:t xml:space="preserve">investments</w:t>
+              <w:t xml:space="preserve">25  </w:t>
+            </w:r>
+            <w:r>
+              <w:rPr>
+                <w:sz w:val="16"/>
+                <w:szCs w:val="16"/>
+              </w:rPr>
+              <w:t xml:space="preserve">Current</w:t>
             </w:r>
           </w:p>
         </w:tc>
@@ -5264,14 +5342,14 @@
                 <w:sz w:val="16"/>
                 <w:szCs w:val="16"/>
               </w:rPr>
-              <w:t xml:space="preserve">25  </w:t>
-            </w:r>
-            <w:r>
-              <w:rPr>
-                <w:sz w:val="16"/>
-                <w:szCs w:val="16"/>
-              </w:rPr>
-              <w:t xml:space="preserve">intangible</w:t>
+              <w:t xml:space="preserve">26  </w:t>
+            </w:r>
+            <w:r>
+              <w:rPr>
+                <w:sz w:val="16"/>
+                <w:szCs w:val="16"/>
+              </w:rPr>
+              <w:t xml:space="preserve">investments</w:t>
             </w:r>
           </w:p>
         </w:tc>
@@ -5332,14 +5410,14 @@
                 <w:sz w:val="16"/>
                 <w:szCs w:val="16"/>
               </w:rPr>
-              <w:t xml:space="preserve">26  </w:t>
-            </w:r>
-            <w:r>
-              <w:rPr>
-                <w:sz w:val="16"/>
-                <w:szCs w:val="16"/>
-              </w:rPr>
-              <w:t xml:space="preserve">Liabilities</w:t>
+              <w:t xml:space="preserve">27  </w:t>
+            </w:r>
+            <w:r>
+              <w:rPr>
+                <w:sz w:val="16"/>
+                <w:szCs w:val="16"/>
+              </w:rPr>
+              <w:t xml:space="preserve">intangible</w:t>
             </w:r>
           </w:p>
         </w:tc>
@@ -5374,7 +5452,7 @@
                 <w:sz w:val="16"/>
                 <w:szCs w:val="16"/>
               </w:rPr>
-              <w:t xml:space="preserve">short-term</w:t>
+              <w:t xml:space="preserve">separates</w:t>
             </w:r>
           </w:p>
         </w:tc>
@@ -5400,14 +5478,14 @@
                 <w:sz w:val="16"/>
                 <w:szCs w:val="16"/>
               </w:rPr>
-              <w:t xml:space="preserve">27  </w:t>
-            </w:r>
-            <w:r>
-              <w:rPr>
-                <w:sz w:val="16"/>
-                <w:szCs w:val="16"/>
-              </w:rPr>
-              <w:t xml:space="preserve">depreciation</w:t>
+              <w:t xml:space="preserve">28  </w:t>
+            </w:r>
+            <w:r>
+              <w:rPr>
+                <w:sz w:val="16"/>
+                <w:szCs w:val="16"/>
+              </w:rPr>
+              <w:t xml:space="preserve">Liabilities</w:t>
             </w:r>
           </w:p>
         </w:tc>
@@ -5442,7 +5520,7 @@
                 <w:sz w:val="16"/>
                 <w:szCs w:val="16"/>
               </w:rPr>
-              <w:t xml:space="preserve">receivable</w:t>
+              <w:t xml:space="preserve">short-term</w:t>
             </w:r>
           </w:p>
         </w:tc>
@@ -5468,14 +5546,14 @@
                 <w:sz w:val="16"/>
                 <w:szCs w:val="16"/>
               </w:rPr>
-              <w:t xml:space="preserve">28  </w:t>
-            </w:r>
-            <w:r>
-              <w:rPr>
-                <w:sz w:val="16"/>
-                <w:szCs w:val="16"/>
-              </w:rPr>
-              <w:t xml:space="preserve">contingencies</w:t>
+              <w:t xml:space="preserve">29  </w:t>
+            </w:r>
+            <w:r>
+              <w:rPr>
+                <w:sz w:val="16"/>
+                <w:szCs w:val="16"/>
+              </w:rPr>
+              <w:t xml:space="preserve">depreciation</w:t>
             </w:r>
           </w:p>
         </w:tc>
@@ -5510,7 +5588,7 @@
                 <w:sz w:val="16"/>
                 <w:szCs w:val="16"/>
               </w:rPr>
-              <w:t xml:space="preserve">Prepaid expenses</w:t>
+              <w:t xml:space="preserve">subtotal</w:t>
             </w:r>
           </w:p>
         </w:tc>
@@ -5536,14 +5614,14 @@
                 <w:sz w:val="16"/>
                 <w:szCs w:val="16"/>
               </w:rPr>
-              <w:t xml:space="preserve">29  </w:t>
-            </w:r>
-            <w:r>
-              <w:rPr>
-                <w:sz w:val="16"/>
-                <w:szCs w:val="16"/>
-              </w:rPr>
-              <w:t xml:space="preserve">classified balance sheet</w:t>
+              <w:t xml:space="preserve">30  </w:t>
+            </w:r>
+            <w:r>
+              <w:rPr>
+                <w:sz w:val="16"/>
+                <w:szCs w:val="16"/>
+              </w:rPr>
+              <w:t xml:space="preserve">contingencies</w:t>
             </w:r>
           </w:p>
         </w:tc>
@@ -5578,7 +5656,7 @@
                 <w:sz w:val="16"/>
                 <w:szCs w:val="16"/>
               </w:rPr>
-              <w:t xml:space="preserve">depreciation</w:t>
+              <w:t xml:space="preserve">receivable</w:t>
             </w:r>
           </w:p>
         </w:tc>
@@ -5604,7 +5682,75 @@
                 <w:sz w:val="16"/>
                 <w:szCs w:val="16"/>
               </w:rPr>
-              <w:t xml:space="preserve">30  </w:t>
+              <w:t xml:space="preserve">31  </w:t>
+            </w:r>
+            <w:r>
+              <w:rPr>
+                <w:sz w:val="16"/>
+                <w:szCs w:val="16"/>
+              </w:rPr>
+              <w:t xml:space="preserve">classified balance sheet</w:t>
+            </w:r>
+          </w:p>
+        </w:tc>
+      </w:tr>
+      <w:tr>
+        <w:tc>
+          <w:tcPr>
+            <w:tcW w:type="pct" w:w="2500"/>
+            <w:tcMar>
+              <w:top w:type="dxa" w:w="20"/>
+              <w:left w:type="dxa" w:w="80"/>
+              <w:bottom w:type="dxa" w:w="20"/>
+              <w:right w:type="dxa" w:w="80"/>
+            </w:tcMar>
+          </w:tcPr>
+          <w:p>
+            <w:pPr>
+              <w:spacing w:before="12" w:after="12"/>
+            </w:pPr>
+            <w:r>
+              <w:rPr>
+                <w:b/>
+                <w:bCs/>
+                <w:color w:val="8186EF"/>
+                <w:sz w:val="16"/>
+                <w:szCs w:val="16"/>
+              </w:rPr>
+              <w:t xml:space="preserve">16  </w:t>
+            </w:r>
+            <w:r>
+              <w:rPr>
+                <w:sz w:val="16"/>
+                <w:szCs w:val="16"/>
+              </w:rPr>
+              <w:t xml:space="preserve">Prepaid expenses</w:t>
+            </w:r>
+          </w:p>
+        </w:tc>
+        <w:tc>
+          <w:tcPr>
+            <w:tcW w:type="pct" w:w="2500"/>
+            <w:tcMar>
+              <w:top w:type="dxa" w:w="20"/>
+              <w:left w:type="dxa" w:w="80"/>
+              <w:bottom w:type="dxa" w:w="20"/>
+              <w:right w:type="dxa" w:w="80"/>
+            </w:tcMar>
+          </w:tcPr>
+          <w:p>
+            <w:pPr>
+              <w:spacing w:before="12" w:after="12"/>
+            </w:pPr>
+            <w:r>
+              <w:rPr>
+                <w:b/>
+                <w:bCs/>
+                <w:color w:val="8186EF"/>
+                <w:sz w:val="16"/>
+                <w:szCs w:val="16"/>
+              </w:rPr>
+              <w:t xml:space="preserve">32  </w:t>
             </w:r>
             <w:r>
               <w:rPr>
@@ -5654,7 +5800,7 @@
           <w:sz w:val="15"/>
           <w:szCs w:val="15"/>
         </w:rPr>
-        <w:t xml:space="preserve">The balance sheet reports a company's assets, liabilities and equity at one point in time. It answers three questions for investors and lenders. Can the company pay its bills in the coming months? This is liquidity. Can it pay all its debts over time? This is solvency. Can it raise cash or change its plans if something unexpected happens? This is financial flexibility. U.S. companies that file with the SEC present a classified balance sheet. It separates current from noncurrent assets and current from noncurrent liabilities, so users can see the short-term position at once. Some companies, such as banks, list items in order of liquidity instead, without a current subtotal.</w:t>
+        <w:t xml:space="preserve">The balance sheet reports a company's assets, liabilities and equity at one point in time. It answers three questions for investors and lenders. Can the company pay its bills in the coming months? This is liquidity. Can it pay all its debts over time? This is solvency. Can it raise cash or change its plans if something unexpected happens? This is financial flexibility. U.S. companies that file with the SEC present a classified balance sheet. It separates current from noncurrent assets and current from noncurrent liabilities, so users can see the short-term position at once. Some companies, such as banks, list items in order of liquidity instead, without a current subtotal. All the amounts come from the same records as the earlier chapters on receivables, inventory, investments and long-lived assets. For example, the equity-method investments include Jordan Glass Co. from, and goodwill fell after the impairments.</w:t>
       </w:r>
     </w:p>
     <w:p>
@@ -5979,14 +6125,7 @@
           <w:sz w:val="19"/>
           <w:szCs w:val="19"/>
         </w:rPr>
-        <w:t xml:space="preserve">Some assets that look current are not. </w:t>
-      </w:r>
-      <w:r>
-        <w:rPr>
-          <w:sz w:val="19"/>
-          <w:szCs w:val="19"/>
-        </w:rPr>
-        <w:t xml:space="preserve"/>
+        <w:t xml:space="preserve">It takes about 32 days to sell its </w:t>
       </w:r>
       <w:r>
         <w:rPr>
@@ -6004,7 +6143,7 @@
           <w:sz w:val="19"/>
           <w:szCs w:val="19"/>
         </w:rPr>
-        <w:t xml:space="preserve">            </w:t>
+        <w:t xml:space="preserve">           </w:t>
       </w:r>
       <w:r>
         <w:rPr>
@@ -6018,7 +6157,14 @@
           <w:sz w:val="19"/>
           <w:szCs w:val="19"/>
         </w:rPr>
-        <w:t xml:space="preserve"> cash set aside to repay long-term debt or to build a plant is </w:t>
+        <w:t xml:space="preserve"> and 34 days to collect from customers: 66 days in total. </w:t>
+      </w:r>
+      <w:r>
+        <w:rPr>
+          <w:sz w:val="19"/>
+          <w:szCs w:val="19"/>
+        </w:rPr>
+        <w:t xml:space="preserve"/>
       </w:r>
       <w:r>
         <w:rPr>
@@ -6036,7 +6182,7 @@
           <w:sz w:val="19"/>
           <w:szCs w:val="19"/>
         </w:rPr>
-        <w:t xml:space="preserve">            </w:t>
+        <w:t xml:space="preserve">           </w:t>
       </w:r>
       <w:r>
         <w:rPr>
@@ -6050,14 +6196,7 @@
           <w:sz w:val="19"/>
           <w:szCs w:val="19"/>
         </w:rPr>
-        <w:t xml:space="preserve">. </w:t>
-      </w:r>
-      <w:r>
-        <w:rPr>
-          <w:sz w:val="19"/>
-          <w:szCs w:val="19"/>
-        </w:rPr>
-        <w:t xml:space="preserve">So are long-term </w:t>
+        <w:t xml:space="preserve"> the cycle is shorter than a year, Orontes uses one year to </w:t>
       </w:r>
       <w:r>
         <w:rPr>
@@ -6075,7 +6214,7 @@
           <w:sz w:val="19"/>
           <w:szCs w:val="19"/>
         </w:rPr>
-        <w:t xml:space="preserve">             </w:t>
+        <w:t xml:space="preserve">           </w:t>
       </w:r>
       <w:r>
         <w:rPr>
@@ -6089,7 +6228,21 @@
           <w:sz w:val="19"/>
           <w:szCs w:val="19"/>
         </w:rPr>
-        <w:t xml:space="preserve">, receivables that will not be collected within the period, the cash surrender value of life insurance, and long-term </w:t>
+        <w:t xml:space="preserve"> its items. </w:t>
+      </w:r>
+      <w:r>
+        <w:rPr>
+          <w:sz w:val="19"/>
+          <w:szCs w:val="19"/>
+        </w:rPr>
+        <w:t xml:space="preserve">Some assets that look current are not. </w:t>
+      </w:r>
+      <w:r>
+        <w:rPr>
+          <w:sz w:val="19"/>
+          <w:szCs w:val="19"/>
+        </w:rPr>
+        <w:t xml:space="preserve"/>
       </w:r>
       <w:r>
         <w:rPr>
@@ -6107,7 +6260,7 @@
           <w:sz w:val="19"/>
           <w:szCs w:val="19"/>
         </w:rPr>
-        <w:t xml:space="preserve">             </w:t>
+        <w:t xml:space="preserve">            </w:t>
       </w:r>
       <w:r>
         <w:rPr>
@@ -6121,14 +6274,7 @@
           <w:sz w:val="19"/>
           <w:szCs w:val="19"/>
         </w:rPr>
-        <w:t xml:space="preserve">. </w:t>
-      </w:r>
-      <w:r>
-        <w:rPr>
-          <w:sz w:val="19"/>
-          <w:szCs w:val="19"/>
-        </w:rPr>
-        <w:t xml:space="preserve">On the </w:t>
+        <w:t xml:space="preserve"> cash set aside to repay long-term debt or to build a plant is </w:t>
       </w:r>
       <w:r>
         <w:rPr>
@@ -6146,7 +6292,7 @@
           <w:sz w:val="19"/>
           <w:szCs w:val="19"/>
         </w:rPr>
-        <w:t xml:space="preserve">           </w:t>
+        <w:t xml:space="preserve">            </w:t>
       </w:r>
       <w:r>
         <w:rPr>
@@ -6160,7 +6306,14 @@
           <w:sz w:val="19"/>
           <w:szCs w:val="19"/>
         </w:rPr>
-        <w:t xml:space="preserve"> side, current portion of long-term debt is current, because that part of the </w:t>
+        <w:t xml:space="preserve">. </w:t>
+      </w:r>
+      <w:r>
+        <w:rPr>
+          <w:sz w:val="19"/>
+          <w:szCs w:val="19"/>
+        </w:rPr>
+        <w:t xml:space="preserve">So are long-term </w:t>
       </w:r>
       <w:r>
         <w:rPr>
@@ -6178,7 +6331,7 @@
           <w:sz w:val="19"/>
           <w:szCs w:val="19"/>
         </w:rPr>
-        <w:t xml:space="preserve">           </w:t>
+        <w:t xml:space="preserve">             </w:t>
       </w:r>
       <w:r>
         <w:rPr>
@@ -6192,14 +6345,7 @@
           <w:sz w:val="19"/>
           <w:szCs w:val="19"/>
         </w:rPr>
-        <w:t xml:space="preserve"> is due within a year. </w:t>
-      </w:r>
-      <w:r>
-        <w:rPr>
-          <w:sz w:val="19"/>
-          <w:szCs w:val="19"/>
-        </w:rPr>
-        <w:t xml:space="preserve">Two </w:t>
+        <w:t xml:space="preserve">, receivables that will not be collected within the period, the cash surrender value of life insurance, and long-term </w:t>
       </w:r>
       <w:r>
         <w:rPr>
@@ -6217,7 +6363,7 @@
           <w:sz w:val="19"/>
           <w:szCs w:val="19"/>
         </w:rPr>
-        <w:t xml:space="preserve">           </w:t>
+        <w:t xml:space="preserve">             </w:t>
       </w:r>
       <w:r>
         <w:rPr>
@@ -6231,7 +6377,7 @@
           <w:sz w:val="19"/>
           <w:szCs w:val="19"/>
         </w:rPr>
-        <w:t xml:space="preserve"> come directly from these totals. </w:t>
+        <w:t xml:space="preserve">. </w:t>
       </w:r>
     </w:p>
     <w:tbl>
@@ -6289,7 +6435,7 @@
                 <w:sz w:val="16"/>
                 <w:szCs w:val="16"/>
               </w:rPr>
-              <w:t xml:space="preserve">average   ·   liability   ·   principal   ·   investments   ·   obligations   ·   collecting   ·   creating   ·   Reclassifying   ·   whichever   ·   prepayments   ·   measures   ·   Restricted   ·   noncurrent</w:t>
+              <w:t xml:space="preserve">average   ·   noncurrent   ·   investments   ·   classify   ·   obligations   ·   collecting   ·   creating   ·   Working   ·   whichever   ·   Restricted   ·   prepayments   ·   inventory   ·   Because</w:t>
             </w:r>
           </w:p>
         </w:tc>
@@ -6316,7 +6462,7 @@
           <w:sz w:val="16"/>
           <w:szCs w:val="16"/>
         </w:rPr>
-        <w:t xml:space="preserve">      gaps 13–16</w:t>
+        <w:t xml:space="preserve">      gaps 13–19</w:t>
       </w:r>
     </w:p>
     <w:p>
@@ -6329,14 +6475,7 @@
           <w:sz w:val="19"/>
           <w:szCs w:val="19"/>
         </w:rPr>
-        <w:t xml:space="preserve">Working capital is current assets minus current liabilities. </w:t>
-      </w:r>
-      <w:r>
-        <w:rPr>
-          <w:sz w:val="19"/>
-          <w:szCs w:val="19"/>
-        </w:rPr>
-        <w:t xml:space="preserve">The current ratio is current assets </w:t>
+        <w:t xml:space="preserve">On the </w:t>
       </w:r>
       <w:r>
         <w:rPr>
@@ -6368,14 +6507,7 @@
           <w:sz w:val="19"/>
           <w:szCs w:val="19"/>
         </w:rPr>
-        <w:t xml:space="preserve"> by current liabilities. </w:t>
-      </w:r>
-      <w:r>
-        <w:rPr>
-          <w:sz w:val="19"/>
-          <w:szCs w:val="19"/>
-        </w:rPr>
-        <w:t xml:space="preserve">For </w:t>
+        <w:t xml:space="preserve"> side, current portion of </w:t>
       </w:r>
       <w:r>
         <w:rPr>
@@ -6407,14 +6539,14 @@
           <w:sz w:val="19"/>
           <w:szCs w:val="19"/>
         </w:rPr>
-        <w:t xml:space="preserve"> at the end of 2025, working capital is $14,188,100 − $4,280,000 = $9,908,100, and the current ratio is 3.31. </w:t>
-      </w:r>
-      <w:r>
-        <w:rPr>
-          <w:sz w:val="19"/>
-          <w:szCs w:val="19"/>
-        </w:rPr>
-        <w:t xml:space="preserve">A year </w:t>
+        <w:t xml:space="preserve"> debt is current, because that part of the principal is due within a year. </w:t>
+      </w:r>
+      <w:r>
+        <w:rPr>
+          <w:sz w:val="19"/>
+          <w:szCs w:val="19"/>
+        </w:rPr>
+        <w:t xml:space="preserve">Two </w:t>
       </w:r>
       <w:r>
         <w:rPr>
@@ -6446,14 +6578,21 @@
           <w:sz w:val="19"/>
           <w:szCs w:val="19"/>
         </w:rPr>
-        <w:t xml:space="preserve"> the ratio was 2.35. </w:t>
-      </w:r>
-      <w:r>
-        <w:rPr>
-          <w:sz w:val="19"/>
-          <w:szCs w:val="19"/>
-        </w:rPr>
-        <w:t xml:space="preserve">Part 2 of the CMA exam </w:t>
+        <w:t xml:space="preserve"> come directly from these totals. </w:t>
+      </w:r>
+      <w:r>
+        <w:rPr>
+          <w:sz w:val="19"/>
+          <w:szCs w:val="19"/>
+        </w:rPr>
+        <w:t xml:space="preserve">Working capital is current assets minus current liabilities. </w:t>
+      </w:r>
+      <w:r>
+        <w:rPr>
+          <w:sz w:val="19"/>
+          <w:szCs w:val="19"/>
+        </w:rPr>
+        <w:t xml:space="preserve">The current ratio is current assets </w:t>
       </w:r>
       <w:r>
         <w:rPr>
@@ -6464,6 +6603,123 @@
           <w:szCs w:val="15"/>
         </w:rPr>
         <w:t xml:space="preserve"> (16) </w:t>
+      </w:r>
+      <w:r>
+        <w:rPr>
+          <w:u w:val="single"/>
+          <w:sz w:val="19"/>
+          <w:szCs w:val="19"/>
+        </w:rPr>
+        <w:t xml:space="preserve">           </w:t>
+      </w:r>
+      <w:r>
+        <w:rPr>
+          <w:sz w:val="19"/>
+          <w:szCs w:val="19"/>
+        </w:rPr>
+        <w:t xml:space="preserve"> </w:t>
+      </w:r>
+      <w:r>
+        <w:rPr>
+          <w:sz w:val="19"/>
+          <w:szCs w:val="19"/>
+        </w:rPr>
+        <w:t xml:space="preserve"> by current liabilities. </w:t>
+      </w:r>
+      <w:r>
+        <w:rPr>
+          <w:sz w:val="19"/>
+          <w:szCs w:val="19"/>
+        </w:rPr>
+        <w:t xml:space="preserve">For </w:t>
+      </w:r>
+      <w:r>
+        <w:rPr>
+          <w:b/>
+          <w:bCs/>
+          <w:color w:val="8186EF"/>
+          <w:sz w:val="15"/>
+          <w:szCs w:val="15"/>
+        </w:rPr>
+        <w:t xml:space="preserve"> (17) </w:t>
+      </w:r>
+      <w:r>
+        <w:rPr>
+          <w:u w:val="single"/>
+          <w:sz w:val="19"/>
+          <w:szCs w:val="19"/>
+        </w:rPr>
+        <w:t xml:space="preserve">           </w:t>
+      </w:r>
+      <w:r>
+        <w:rPr>
+          <w:sz w:val="19"/>
+          <w:szCs w:val="19"/>
+        </w:rPr>
+        <w:t xml:space="preserve"> </w:t>
+      </w:r>
+      <w:r>
+        <w:rPr>
+          <w:sz w:val="19"/>
+          <w:szCs w:val="19"/>
+        </w:rPr>
+        <w:t xml:space="preserve"> at the end of 2025, working capital is $14,188,100 − $4,280,000 = $9,908,100, and the current ratio is 3.31. </w:t>
+      </w:r>
+      <w:r>
+        <w:rPr>
+          <w:sz w:val="19"/>
+          <w:szCs w:val="19"/>
+        </w:rPr>
+        <w:t xml:space="preserve">A year </w:t>
+      </w:r>
+      <w:r>
+        <w:rPr>
+          <w:b/>
+          <w:bCs/>
+          <w:color w:val="8186EF"/>
+          <w:sz w:val="15"/>
+          <w:szCs w:val="15"/>
+        </w:rPr>
+        <w:t xml:space="preserve"> (18) </w:t>
+      </w:r>
+      <w:r>
+        <w:rPr>
+          <w:u w:val="single"/>
+          <w:sz w:val="19"/>
+          <w:szCs w:val="19"/>
+        </w:rPr>
+        <w:t xml:space="preserve">           </w:t>
+      </w:r>
+      <w:r>
+        <w:rPr>
+          <w:sz w:val="19"/>
+          <w:szCs w:val="19"/>
+        </w:rPr>
+        <w:t xml:space="preserve"> </w:t>
+      </w:r>
+      <w:r>
+        <w:rPr>
+          <w:sz w:val="19"/>
+          <w:szCs w:val="19"/>
+        </w:rPr>
+        <w:t xml:space="preserve"> the ratio was 2.35. </w:t>
+      </w:r>
+      <w:r>
+        <w:rPr>
+          <w:sz w:val="19"/>
+          <w:szCs w:val="19"/>
+        </w:rPr>
+        <w:t xml:space="preserve">Part 2 of the CMA exam </w:t>
+      </w:r>
+      <w:r>
+        <w:rPr>
+          <w:b/>
+          <w:bCs/>
+          <w:color w:val="8186EF"/>
+          <w:sz w:val="15"/>
+          <w:szCs w:val="15"/>
+        </w:rPr>
+        <w:t xml:space="preserve"> (19) </w:t>
       </w:r>
       <w:r>
         <w:rPr>
@@ -6543,7 +6799,7 @@
                 <w:sz w:val="16"/>
                 <w:szCs w:val="16"/>
               </w:rPr>
-              <w:t xml:space="preserve">divided   ·   analyzes   ·   Orontes   ·   earlier   ·   solvency</w:t>
+              <w:t xml:space="preserve">Orontes   ·   long-term   ·   analyzes   ·   liability   ·   solvency   ·   divided   ·   measures   ·   earlier</w:t>
             </w:r>
           </w:p>
         </w:tc>
@@ -6617,7 +6873,7 @@
           <w:sz w:val="16"/>
           <w:szCs w:val="16"/>
         </w:rPr>
-        <w:t xml:space="preserve">      gaps 17–20</w:t>
+        <w:t xml:space="preserve">      gaps 20–23</w:t>
       </w:r>
     </w:p>
     <w:p>
@@ -6640,7 +6896,7 @@
           <w:sz w:val="15"/>
           <w:szCs w:val="15"/>
         </w:rPr>
-        <w:t xml:space="preserve"> (17) </w:t>
+        <w:t xml:space="preserve"> (20) </w:t>
       </w:r>
       <w:r>
         <w:rPr>
@@ -6672,7 +6928,7 @@
           <w:sz w:val="15"/>
           <w:szCs w:val="15"/>
         </w:rPr>
-        <w:t xml:space="preserve"> (18) </w:t>
+        <w:t xml:space="preserve"> (21) </w:t>
       </w:r>
       <w:r>
         <w:rPr>
@@ -6711,7 +6967,7 @@
           <w:sz w:val="15"/>
           <w:szCs w:val="15"/>
         </w:rPr>
-        <w:t xml:space="preserve"> (19) </w:t>
+        <w:t xml:space="preserve"> (22) </w:t>
       </w:r>
       <w:r>
         <w:rPr>
@@ -6743,7 +6999,7 @@
           <w:sz w:val="15"/>
           <w:szCs w:val="15"/>
         </w:rPr>
-        <w:t xml:space="preserve"> (20) </w:t>
+        <w:t xml:space="preserve"> (23) </w:t>
       </w:r>
       <w:r>
         <w:rPr>
@@ -6830,7 +7086,7 @@
                 <w:sz w:val="16"/>
                 <w:szCs w:val="16"/>
               </w:rPr>
-              <w:t xml:space="preserve">noncurrent   ·   liabilities   ·   capital   ·   Reclassifying   ·   supplier</w:t>
+              <w:t xml:space="preserve">noncurrent   ·   liabilities   ·   measures   ·   Reclassifying   ·   supplier</w:t>
             </w:r>
           </w:p>
         </w:tc>
@@ -6916,7 +7172,7 @@
           <w:sz w:val="16"/>
           <w:szCs w:val="16"/>
         </w:rPr>
-        <w:t xml:space="preserve">      gaps 21–26</w:t>
+        <w:t xml:space="preserve">      gaps 24–29</w:t>
       </w:r>
     </w:p>
     <w:p>
@@ -6939,7 +7195,7 @@
           <w:sz w:val="15"/>
           <w:szCs w:val="15"/>
         </w:rPr>
-        <w:t xml:space="preserve"> (21) </w:t>
+        <w:t xml:space="preserve"> (24) </w:t>
       </w:r>
       <w:r>
         <w:rPr>
@@ -6978,7 +7234,7 @@
           <w:sz w:val="15"/>
           <w:szCs w:val="15"/>
         </w:rPr>
-        <w:t xml:space="preserve"> (22) </w:t>
+        <w:t xml:space="preserve"> (25) </w:t>
       </w:r>
       <w:r>
         <w:rPr>
@@ -7017,7 +7273,7 @@
           <w:sz w:val="15"/>
           <w:szCs w:val="15"/>
         </w:rPr>
-        <w:t xml:space="preserve"> (23) </w:t>
+        <w:t xml:space="preserve"> (26) </w:t>
       </w:r>
       <w:r>
         <w:rPr>
@@ -7056,7 +7312,7 @@
           <w:sz w:val="15"/>
           <w:szCs w:val="15"/>
         </w:rPr>
-        <w:t xml:space="preserve"> (24) </w:t>
+        <w:t xml:space="preserve"> (27) </w:t>
       </w:r>
       <w:r>
         <w:rPr>
@@ -7095,7 +7351,7 @@
           <w:sz w:val="15"/>
           <w:szCs w:val="15"/>
         </w:rPr>
-        <w:t xml:space="preserve"> (25) </w:t>
+        <w:t xml:space="preserve"> (28) </w:t>
       </w:r>
       <w:r>
         <w:rPr>
@@ -7134,7 +7390,7 @@
           <w:sz w:val="15"/>
           <w:szCs w:val="15"/>
         </w:rPr>
-        <w:t xml:space="preserve"> (26) </w:t>
+        <w:t xml:space="preserve"> (29) </w:t>
       </w:r>
       <w:r>
         <w:rPr>
@@ -7214,7 +7470,7 @@
                 <w:sz w:val="16"/>
                 <w:szCs w:val="16"/>
               </w:rPr>
-              <w:t xml:space="preserve">delivery   ·   assets   ·   liability   ·   obligations   ·   installment   ·   expects   ·   equity-method</w:t>
+              <w:t xml:space="preserve">delivery   ·   assets   ·   liability   ·   operating   ·   installment   ·   expects   ·   equity-method</w:t>
             </w:r>
           </w:p>
         </w:tc>
@@ -7268,6 +7524,19 @@
       </w:tr>
     </w:tbl>
     <w:p/>
+    <w:p>
+      <w:pPr>
+        <w:spacing w:before="20" w:after="20" w:line="360" w:lineRule="auto"/>
+        <w:ind w:left="200"/>
+      </w:pPr>
+      <w:r>
+        <w:rPr>
+          <w:sz w:val="19"/>
+          <w:szCs w:val="19"/>
+        </w:rPr>
+        <w:t xml:space="preserve">The first two are done. Classify the other four and give a reason.</w:t>
+      </w:r>
+    </w:p>
     <w:tbl>
       <w:tblPr>
         <w:tblW w:type="pct" w:w="100%"/>
@@ -7446,7 +7715,7 @@
                 <w:sz w:val="14"/>
                 <w:szCs w:val="14"/>
               </w:rPr>
-              <w:t xml:space="preserve">(27)</w:t>
+              <w:t xml:space="preserve">(30)</w:t>
             </w:r>
           </w:p>
         </w:tc>
@@ -7553,7 +7822,7 @@
                 <w:sz w:val="14"/>
                 <w:szCs w:val="14"/>
               </w:rPr>
-              <w:t xml:space="preserve"> (28) </w:t>
+              <w:t xml:space="preserve"> (31) </w:t>
             </w:r>
             <w:r>
               <w:rPr>
@@ -7927,13 +8196,25 @@
                 <w:sz w:val="16"/>
                 <w:szCs w:val="16"/>
               </w:rPr>
-              <w:t xml:space="preserve">Noncurrent asset   ·   callable debt   ·   operating cycle</w:t>
+              <w:t xml:space="preserve">Noncurrent asset   ·   operating cycle   ·   current assets</w:t>
             </w:r>
           </w:p>
         </w:tc>
       </w:tr>
     </w:tbl>
     <w:p/>
+    <w:p>
+      <w:pPr>
+        <w:pageBreakBefore w:val="true"/>
+        <w:spacing w:after="0"/>
+      </w:pPr>
+      <w:r>
+        <w:rPr>
+          <w:sz w:val="2"/>
+        </w:rPr>
+        <w:t xml:space="preserve"> </w:t>
+      </w:r>
+    </w:p>
     <w:p>
       <w:pPr>
         <w:spacing w:before="44" w:after="10"/>
@@ -8070,18 +8351,6 @@
       </w:tr>
     </w:tbl>
     <w:p/>
-    <w:p>
-      <w:pPr>
-        <w:pageBreakBefore w:val="true"/>
-        <w:spacing w:after="0"/>
-      </w:pPr>
-      <w:r>
-        <w:rPr>
-          <w:sz w:val="2"/>
-        </w:rPr>
-        <w:t xml:space="preserve"> </w:t>
-      </w:r>
-    </w:p>
     <w:tbl>
       <w:tblPr>
         <w:tblW w:type="pct" w:w="100%"/>
@@ -8614,14 +8883,14 @@
                 <w:sz w:val="16"/>
                 <w:szCs w:val="16"/>
               </w:rPr>
-              <w:t xml:space="preserve">16  </w:t>
-            </w:r>
-            <w:r>
-              <w:rPr>
-                <w:sz w:val="16"/>
-                <w:szCs w:val="16"/>
-              </w:rPr>
-              <w:t xml:space="preserve">analyzes</w:t>
+              <w:t xml:space="preserve">18  </w:t>
+            </w:r>
+            <w:r>
+              <w:rPr>
+                <w:sz w:val="16"/>
+                <w:szCs w:val="16"/>
+              </w:rPr>
+              <w:t xml:space="preserve">earlier</w:t>
             </w:r>
           </w:p>
         </w:tc>
@@ -8682,14 +8951,14 @@
                 <w:sz w:val="16"/>
                 <w:szCs w:val="16"/>
               </w:rPr>
-              <w:t xml:space="preserve">17  </w:t>
-            </w:r>
-            <w:r>
-              <w:rPr>
-                <w:sz w:val="16"/>
-                <w:szCs w:val="16"/>
-              </w:rPr>
-              <w:t xml:space="preserve">supplier</w:t>
+              <w:t xml:space="preserve">19  </w:t>
+            </w:r>
+            <w:r>
+              <w:rPr>
+                <w:sz w:val="16"/>
+                <w:szCs w:val="16"/>
+              </w:rPr>
+              <w:t xml:space="preserve">analyzes</w:t>
             </w:r>
           </w:p>
         </w:tc>
@@ -8750,14 +9019,14 @@
                 <w:sz w:val="16"/>
                 <w:szCs w:val="16"/>
               </w:rPr>
-              <w:t xml:space="preserve">18  </w:t>
-            </w:r>
-            <w:r>
-              <w:rPr>
-                <w:sz w:val="16"/>
-                <w:szCs w:val="16"/>
-              </w:rPr>
-              <w:t xml:space="preserve">liabilities</w:t>
+              <w:t xml:space="preserve">20  </w:t>
+            </w:r>
+            <w:r>
+              <w:rPr>
+                <w:sz w:val="16"/>
+                <w:szCs w:val="16"/>
+              </w:rPr>
+              <w:t xml:space="preserve">supplier</w:t>
             </w:r>
           </w:p>
         </w:tc>
@@ -8818,14 +9087,14 @@
                 <w:sz w:val="16"/>
                 <w:szCs w:val="16"/>
               </w:rPr>
-              <w:t xml:space="preserve">19  </w:t>
-            </w:r>
-            <w:r>
-              <w:rPr>
-                <w:sz w:val="16"/>
-                <w:szCs w:val="16"/>
-              </w:rPr>
-              <w:t xml:space="preserve">Reclassifying</w:t>
+              <w:t xml:space="preserve">21  </w:t>
+            </w:r>
+            <w:r>
+              <w:rPr>
+                <w:sz w:val="16"/>
+                <w:szCs w:val="16"/>
+              </w:rPr>
+              <w:t xml:space="preserve">liabilities</w:t>
             </w:r>
           </w:p>
         </w:tc>
@@ -8886,14 +9155,14 @@
                 <w:sz w:val="16"/>
                 <w:szCs w:val="16"/>
               </w:rPr>
-              <w:t xml:space="preserve">20  </w:t>
-            </w:r>
-            <w:r>
-              <w:rPr>
-                <w:sz w:val="16"/>
-                <w:szCs w:val="16"/>
-              </w:rPr>
-              <w:t xml:space="preserve">noncurrent</w:t>
+              <w:t xml:space="preserve">22  </w:t>
+            </w:r>
+            <w:r>
+              <w:rPr>
+                <w:sz w:val="16"/>
+                <w:szCs w:val="16"/>
+              </w:rPr>
+              <w:t xml:space="preserve">Reclassifying</w:t>
             </w:r>
           </w:p>
         </w:tc>
@@ -8928,7 +9197,7 @@
                 <w:sz w:val="16"/>
                 <w:szCs w:val="16"/>
               </w:rPr>
-              <w:t xml:space="preserve">Restricted</w:t>
+              <w:t xml:space="preserve">inventory</w:t>
             </w:r>
           </w:p>
         </w:tc>
@@ -8954,14 +9223,14 @@
                 <w:sz w:val="16"/>
                 <w:szCs w:val="16"/>
               </w:rPr>
-              <w:t xml:space="preserve">21  </w:t>
-            </w:r>
-            <w:r>
-              <w:rPr>
-                <w:sz w:val="16"/>
-                <w:szCs w:val="16"/>
-              </w:rPr>
-              <w:t xml:space="preserve">installment</w:t>
+              <w:t xml:space="preserve">23  </w:t>
+            </w:r>
+            <w:r>
+              <w:rPr>
+                <w:sz w:val="16"/>
+                <w:szCs w:val="16"/>
+              </w:rPr>
+              <w:t xml:space="preserve">noncurrent</w:t>
             </w:r>
           </w:p>
         </w:tc>
@@ -8996,7 +9265,7 @@
                 <w:sz w:val="16"/>
                 <w:szCs w:val="16"/>
               </w:rPr>
-              <w:t xml:space="preserve">noncurrent</w:t>
+              <w:t xml:space="preserve">Because</w:t>
             </w:r>
           </w:p>
         </w:tc>
@@ -9022,14 +9291,14 @@
                 <w:sz w:val="16"/>
                 <w:szCs w:val="16"/>
               </w:rPr>
-              <w:t xml:space="preserve">22  </w:t>
-            </w:r>
-            <w:r>
-              <w:rPr>
-                <w:sz w:val="16"/>
-                <w:szCs w:val="16"/>
-              </w:rPr>
-              <w:t xml:space="preserve">liability</w:t>
+              <w:t xml:space="preserve">24  </w:t>
+            </w:r>
+            <w:r>
+              <w:rPr>
+                <w:sz w:val="16"/>
+                <w:szCs w:val="16"/>
+              </w:rPr>
+              <w:t xml:space="preserve">installment</w:t>
             </w:r>
           </w:p>
         </w:tc>
@@ -9064,7 +9333,7 @@
                 <w:sz w:val="16"/>
                 <w:szCs w:val="16"/>
               </w:rPr>
-              <w:t xml:space="preserve">investments</w:t>
+              <w:t xml:space="preserve">classify</w:t>
             </w:r>
           </w:p>
         </w:tc>
@@ -9090,14 +9359,14 @@
                 <w:sz w:val="16"/>
                 <w:szCs w:val="16"/>
               </w:rPr>
-              <w:t xml:space="preserve">23  </w:t>
-            </w:r>
-            <w:r>
-              <w:rPr>
-                <w:sz w:val="16"/>
-                <w:szCs w:val="16"/>
-              </w:rPr>
-              <w:t xml:space="preserve">delivery</w:t>
+              <w:t xml:space="preserve">25  </w:t>
+            </w:r>
+            <w:r>
+              <w:rPr>
+                <w:sz w:val="16"/>
+                <w:szCs w:val="16"/>
+              </w:rPr>
+              <w:t xml:space="preserve">liability</w:t>
             </w:r>
           </w:p>
         </w:tc>
@@ -9132,7 +9401,7 @@
                 <w:sz w:val="16"/>
                 <w:szCs w:val="16"/>
               </w:rPr>
-              <w:t xml:space="preserve">prepayments</w:t>
+              <w:t xml:space="preserve">Restricted</w:t>
             </w:r>
           </w:p>
         </w:tc>
@@ -9158,14 +9427,14 @@
                 <w:sz w:val="16"/>
                 <w:szCs w:val="16"/>
               </w:rPr>
-              <w:t xml:space="preserve">24  </w:t>
-            </w:r>
-            <w:r>
-              <w:rPr>
-                <w:sz w:val="16"/>
-                <w:szCs w:val="16"/>
-              </w:rPr>
-              <w:t xml:space="preserve">expects</w:t>
+              <w:t xml:space="preserve">26  </w:t>
+            </w:r>
+            <w:r>
+              <w:rPr>
+                <w:sz w:val="16"/>
+                <w:szCs w:val="16"/>
+              </w:rPr>
+              <w:t xml:space="preserve">delivery</w:t>
             </w:r>
           </w:p>
         </w:tc>
@@ -9200,7 +9469,7 @@
                 <w:sz w:val="16"/>
                 <w:szCs w:val="16"/>
               </w:rPr>
-              <w:t xml:space="preserve">liability</w:t>
+              <w:t xml:space="preserve">noncurrent</w:t>
             </w:r>
           </w:p>
         </w:tc>
@@ -9226,14 +9495,14 @@
                 <w:sz w:val="16"/>
                 <w:szCs w:val="16"/>
               </w:rPr>
-              <w:t xml:space="preserve">25  </w:t>
-            </w:r>
-            <w:r>
-              <w:rPr>
-                <w:sz w:val="16"/>
-                <w:szCs w:val="16"/>
-              </w:rPr>
-              <w:t xml:space="preserve">equity-method</w:t>
+              <w:t xml:space="preserve">27  </w:t>
+            </w:r>
+            <w:r>
+              <w:rPr>
+                <w:sz w:val="16"/>
+                <w:szCs w:val="16"/>
+              </w:rPr>
+              <w:t xml:space="preserve">expects</w:t>
             </w:r>
           </w:p>
         </w:tc>
@@ -9268,7 +9537,7 @@
                 <w:sz w:val="16"/>
                 <w:szCs w:val="16"/>
               </w:rPr>
-              <w:t xml:space="preserve">principal</w:t>
+              <w:t xml:space="preserve">investments</w:t>
             </w:r>
           </w:p>
         </w:tc>
@@ -9294,14 +9563,14 @@
                 <w:sz w:val="16"/>
                 <w:szCs w:val="16"/>
               </w:rPr>
-              <w:t xml:space="preserve">26  </w:t>
-            </w:r>
-            <w:r>
-              <w:rPr>
-                <w:sz w:val="16"/>
-                <w:szCs w:val="16"/>
-              </w:rPr>
-              <w:t xml:space="preserve">assets</w:t>
+              <w:t xml:space="preserve">28  </w:t>
+            </w:r>
+            <w:r>
+              <w:rPr>
+                <w:sz w:val="16"/>
+                <w:szCs w:val="16"/>
+              </w:rPr>
+              <w:t xml:space="preserve">equity-method</w:t>
             </w:r>
           </w:p>
         </w:tc>
@@ -9336,7 +9605,7 @@
                 <w:sz w:val="16"/>
                 <w:szCs w:val="16"/>
               </w:rPr>
-              <w:t xml:space="preserve">measures</w:t>
+              <w:t xml:space="preserve">prepayments</w:t>
             </w:r>
           </w:p>
         </w:tc>
@@ -9362,14 +9631,14 @@
                 <w:sz w:val="16"/>
                 <w:szCs w:val="16"/>
               </w:rPr>
-              <w:t xml:space="preserve">27  </w:t>
-            </w:r>
-            <w:r>
-              <w:rPr>
-                <w:sz w:val="16"/>
-                <w:szCs w:val="16"/>
-              </w:rPr>
-              <w:t xml:space="preserve">Noncurrent asset</w:t>
+              <w:t xml:space="preserve">29  </w:t>
+            </w:r>
+            <w:r>
+              <w:rPr>
+                <w:sz w:val="16"/>
+                <w:szCs w:val="16"/>
+              </w:rPr>
+              <w:t xml:space="preserve">assets</w:t>
             </w:r>
           </w:p>
         </w:tc>
@@ -9404,7 +9673,7 @@
                 <w:sz w:val="16"/>
                 <w:szCs w:val="16"/>
               </w:rPr>
-              <w:t xml:space="preserve">divided</w:t>
+              <w:t xml:space="preserve">liability</w:t>
             </w:r>
           </w:p>
         </w:tc>
@@ -9430,14 +9699,14 @@
                 <w:sz w:val="16"/>
                 <w:szCs w:val="16"/>
               </w:rPr>
-              <w:t xml:space="preserve">28  </w:t>
-            </w:r>
-            <w:r>
-              <w:rPr>
-                <w:sz w:val="16"/>
-                <w:szCs w:val="16"/>
-              </w:rPr>
-              <w:t xml:space="preserve">operating cycle</w:t>
+              <w:t xml:space="preserve">30  </w:t>
+            </w:r>
+            <w:r>
+              <w:rPr>
+                <w:sz w:val="16"/>
+                <w:szCs w:val="16"/>
+              </w:rPr>
+              <w:t xml:space="preserve">Noncurrent asset</w:t>
             </w:r>
           </w:p>
         </w:tc>
@@ -9472,7 +9741,7 @@
                 <w:sz w:val="16"/>
                 <w:szCs w:val="16"/>
               </w:rPr>
-              <w:t xml:space="preserve">Orontes</w:t>
+              <w:t xml:space="preserve">long-term</w:t>
             </w:r>
           </w:p>
         </w:tc>
@@ -9498,14 +9767,14 @@
                 <w:sz w:val="16"/>
                 <w:szCs w:val="16"/>
               </w:rPr>
-              <w:t xml:space="preserve">29  </w:t>
-            </w:r>
-            <w:r>
-              <w:rPr>
-                <w:sz w:val="16"/>
-                <w:szCs w:val="16"/>
-              </w:rPr>
-              <w:t xml:space="preserve">current liabilities</w:t>
+              <w:t xml:space="preserve">31  </w:t>
+            </w:r>
+            <w:r>
+              <w:rPr>
+                <w:sz w:val="16"/>
+                <w:szCs w:val="16"/>
+              </w:rPr>
+              <w:t xml:space="preserve">operating cycle</w:t>
             </w:r>
           </w:p>
         </w:tc>
@@ -9540,7 +9809,7 @@
                 <w:sz w:val="16"/>
                 <w:szCs w:val="16"/>
               </w:rPr>
-              <w:t xml:space="preserve">earlier</w:t>
+              <w:t xml:space="preserve">measures</w:t>
             </w:r>
           </w:p>
         </w:tc>
@@ -9566,7 +9835,75 @@
                 <w:sz w:val="16"/>
                 <w:szCs w:val="16"/>
               </w:rPr>
-              <w:t xml:space="preserve">30  </w:t>
+              <w:t xml:space="preserve">32  </w:t>
+            </w:r>
+            <w:r>
+              <w:rPr>
+                <w:sz w:val="16"/>
+                <w:szCs w:val="16"/>
+              </w:rPr>
+              <w:t xml:space="preserve">current liabilities</w:t>
+            </w:r>
+          </w:p>
+        </w:tc>
+      </w:tr>
+      <w:tr>
+        <w:tc>
+          <w:tcPr>
+            <w:tcW w:type="pct" w:w="2500"/>
+            <w:tcMar>
+              <w:top w:type="dxa" w:w="20"/>
+              <w:left w:type="dxa" w:w="80"/>
+              <w:bottom w:type="dxa" w:w="20"/>
+              <w:right w:type="dxa" w:w="80"/>
+            </w:tcMar>
+          </w:tcPr>
+          <w:p>
+            <w:pPr>
+              <w:spacing w:before="12" w:after="12"/>
+            </w:pPr>
+            <w:r>
+              <w:rPr>
+                <w:b/>
+                <w:bCs/>
+                <w:color w:val="8186EF"/>
+                <w:sz w:val="16"/>
+                <w:szCs w:val="16"/>
+              </w:rPr>
+              <w:t xml:space="preserve">16  </w:t>
+            </w:r>
+            <w:r>
+              <w:rPr>
+                <w:sz w:val="16"/>
+                <w:szCs w:val="16"/>
+              </w:rPr>
+              <w:t xml:space="preserve">divided</w:t>
+            </w:r>
+          </w:p>
+        </w:tc>
+        <w:tc>
+          <w:tcPr>
+            <w:tcW w:type="pct" w:w="2500"/>
+            <w:tcMar>
+              <w:top w:type="dxa" w:w="20"/>
+              <w:left w:type="dxa" w:w="80"/>
+              <w:bottom w:type="dxa" w:w="20"/>
+              <w:right w:type="dxa" w:w="80"/>
+            </w:tcMar>
+          </w:tcPr>
+          <w:p>
+            <w:pPr>
+              <w:spacing w:before="12" w:after="12"/>
+            </w:pPr>
+            <w:r>
+              <w:rPr>
+                <w:b/>
+                <w:bCs/>
+                <w:color w:val="8186EF"/>
+                <w:sz w:val="16"/>
+                <w:szCs w:val="16"/>
+              </w:rPr>
+              <w:t xml:space="preserve">33  </w:t>
             </w:r>
             <w:r>
               <w:rPr>
@@ -9574,6 +9911,64 @@
                 <w:szCs w:val="16"/>
               </w:rPr>
               <w:t xml:space="preserve">operating cycle</w:t>
+            </w:r>
+          </w:p>
+        </w:tc>
+      </w:tr>
+      <w:tr>
+        <w:tc>
+          <w:tcPr>
+            <w:tcW w:type="pct" w:w="2500"/>
+            <w:tcMar>
+              <w:top w:type="dxa" w:w="20"/>
+              <w:left w:type="dxa" w:w="80"/>
+              <w:bottom w:type="dxa" w:w="20"/>
+              <w:right w:type="dxa" w:w="80"/>
+            </w:tcMar>
+          </w:tcPr>
+          <w:p>
+            <w:pPr>
+              <w:spacing w:before="12" w:after="12"/>
+            </w:pPr>
+            <w:r>
+              <w:rPr>
+                <w:b/>
+                <w:bCs/>
+                <w:color w:val="8186EF"/>
+                <w:sz w:val="16"/>
+                <w:szCs w:val="16"/>
+              </w:rPr>
+              <w:t xml:space="preserve">17  </w:t>
+            </w:r>
+            <w:r>
+              <w:rPr>
+                <w:sz w:val="16"/>
+                <w:szCs w:val="16"/>
+              </w:rPr>
+              <w:t xml:space="preserve">Orontes</w:t>
+            </w:r>
+          </w:p>
+        </w:tc>
+        <w:tc>
+          <w:tcPr>
+            <w:tcW w:type="pct" w:w="2500"/>
+            <w:tcMar>
+              <w:top w:type="dxa" w:w="20"/>
+              <w:left w:type="dxa" w:w="80"/>
+              <w:bottom w:type="dxa" w:w="20"/>
+              <w:right w:type="dxa" w:w="80"/>
+            </w:tcMar>
+          </w:tcPr>
+          <w:p>
+            <w:pPr>
+              <w:spacing w:before="24" w:after="24"/>
+            </w:pPr>
+            <w:r>
+              <w:rPr>
+                <w:sz w:val="16"/>
+                <w:szCs w:val="16"/>
+              </w:rPr>
+              <w:t xml:space="preserve"/>
             </w:r>
           </w:p>
         </w:tc>
@@ -9616,7 +10011,7 @@
           <w:sz w:val="15"/>
           <w:szCs w:val="15"/>
         </w:rPr>
-        <w:t xml:space="preserve">Current assets are cash and other assets that the company expects to turn into cash, sell or use up within one year or within its operating cycle, whichever is longer. The operating cycle is the average time from buying materials to collecting cash from customers. Current liabilities are obligations the company expects to settle by using current assets or by creating other current liabilities. Some assets that look current are not. Restricted cash set aside to repay long-term debt or to build a plant is noncurrent. So are long-term investments, receivables that will not be collected within the period, the cash surrender value of life insurance, and long-term prepayments. On the liability side, current portion of long-term debt is current, because that part of the principal is due within a year. Two measures come directly from these totals.</w:t>
+        <w:t xml:space="preserve">Current assets are cash and other assets that the company expects to turn into cash, sell or use up within one year or within its operating cycle, whichever is longer. The operating cycle is the average time from buying materials to collecting cash from customers. Current liabilities are obligations the company expects to settle by using current assets or by creating other current liabilities. It takes about 32 days to sell its inventory and 34 days to collect from customers: 66 days in total. Because the cycle is shorter than a year, Orontes uses one year to classify its items. Some assets that look current are not. Restricted cash set aside to repay long-term debt or to build a plant is noncurrent. So are long-term investments, receivables that will not be collected within the period, the cash surrender value of life insurance, and long-term prepayments.</w:t>
       </w:r>
     </w:p>
     <w:p>
@@ -9640,7 +10035,7 @@
           <w:sz w:val="15"/>
           <w:szCs w:val="15"/>
         </w:rPr>
-        <w:t xml:space="preserve">Working capital is current assets minus current liabilities. The current ratio is current assets divided by current liabilities. For Orontes at the end of 2025, working capital is $14,188,100 − $4,280,000 = $9,908,100, and the current ratio is 3.31. A year earlier the ratio was 2.35. Part 2 of the CMA exam analyzes these ratios in depth.</w:t>
+        <w:t xml:space="preserve">On the liability side, current portion of long-term debt is current, because that part of the principal is due within a year. Two measures come directly from these totals. Working capital is current assets minus current liabilities. The current ratio is current assets divided by current liabilities. For Orontes at the end of 2025, working capital is $14,188,100 − $4,280,000 = $9,908,100, and the current ratio is 3.31. A year earlier the ratio was 2.35. Part 2 of the CMA exam analyzes these ratios in depth.</w:t>
       </w:r>
     </w:p>
     <w:p>
@@ -15403,7 +15798,7 @@
           <w:sz w:val="19"/>
           <w:szCs w:val="19"/>
         </w:rPr>
-        <w:t xml:space="preserve">A </w:t>
+        <w:t xml:space="preserve">In U.S. GAAP answers, use allowance for </w:t>
       </w:r>
       <w:r>
         <w:rPr>
@@ -15421,7 +15816,7 @@
           <w:sz w:val="19"/>
           <w:szCs w:val="19"/>
         </w:rPr>
-        <w:t xml:space="preserve">           </w:t>
+        <w:t xml:space="preserve">               </w:t>
       </w:r>
       <w:r>
         <w:rPr>
@@ -15435,14 +15830,7 @@
           <w:sz w:val="19"/>
           <w:szCs w:val="19"/>
         </w:rPr>
-        <w:t xml:space="preserve"> (a liability) or even a reserve in equity. </w:t>
-      </w:r>
-      <w:r>
-        <w:rPr>
-          <w:sz w:val="19"/>
-          <w:szCs w:val="19"/>
-        </w:rPr>
-        <w:t xml:space="preserve">In U.S. GAAP answers, use allowance for </w:t>
+        <w:t xml:space="preserve">, accrued liability or loss </w:t>
       </w:r>
       <w:r>
         <w:rPr>
@@ -15460,7 +15848,7 @@
           <w:sz w:val="19"/>
           <w:szCs w:val="19"/>
         </w:rPr>
-        <w:t xml:space="preserve">               </w:t>
+        <w:t xml:space="preserve">             </w:t>
       </w:r>
       <w:r>
         <w:rPr>
@@ -15474,7 +15862,7 @@
           <w:sz w:val="19"/>
           <w:szCs w:val="19"/>
         </w:rPr>
-        <w:t xml:space="preserve">, accrued liability or loss contingency for liabilities, and never call either a reserve. </w:t>
+        <w:t xml:space="preserve"> for liabilities, and never call either a reserve. </w:t>
       </w:r>
     </w:p>
     <w:tbl>
@@ -15532,7 +15920,7 @@
                 <w:sz w:val="16"/>
                 <w:szCs w:val="16"/>
               </w:rPr>
-              <w:t xml:space="preserve">contra-assets   ·   provision   ·   appears</w:t>
+              <w:t xml:space="preserve">contingency   ·   contra-assets   ·   reserve</w:t>
             </w:r>
           </w:p>
         </w:tc>
@@ -16740,7 +17128,7 @@
                 <w:sz w:val="16"/>
                 <w:szCs w:val="16"/>
               </w:rPr>
-              <w:t xml:space="preserve">provision</w:t>
+              <w:t xml:space="preserve">contra-assets</w:t>
             </w:r>
           </w:p>
         </w:tc>
@@ -16808,7 +17196,7 @@
                 <w:sz w:val="16"/>
                 <w:szCs w:val="16"/>
               </w:rPr>
-              <w:t xml:space="preserve">contra-assets</w:t>
+              <w:t xml:space="preserve">contingency</w:t>
             </w:r>
           </w:p>
         </w:tc>
@@ -17093,7 +17481,7 @@
           <w:sz w:val="15"/>
           <w:szCs w:val="15"/>
         </w:rPr>
-        <w:t xml:space="preserve">A provision (a liability) or even a reserve in equity. In U.S. GAAP answers, use allowance for contra-assets, accrued liability or loss contingency for liabilities, and never call either a reserve.</w:t>
+        <w:t xml:space="preserve">In U.S. GAAP answers, use allowance for contra-assets, accrued liability or loss contingency for liabilities, and never call either a reserve.</w:t>
       </w:r>
     </w:p>
     <w:p>

--- a/CMA_Summaries_B1_Ch02.docx
+++ b/CMA_Summaries_B1_Ch02.docx
@@ -276,7 +276,14 @@
           <w:sz w:val="19"/>
           <w:szCs w:val="19"/>
         </w:rPr>
-        <w:t xml:space="preserve"> assets, liabilities and </w:t>
+        <w:t xml:space="preserve"> assets, liabilities and equity at one point in time. </w:t>
+      </w:r>
+      <w:r>
+        <w:rPr>
+          <w:sz w:val="19"/>
+          <w:szCs w:val="19"/>
+        </w:rPr>
+        <w:t xml:space="preserve">It answers three </w:t>
       </w:r>
       <w:r>
         <w:rPr>
@@ -308,14 +315,7 @@
           <w:sz w:val="19"/>
           <w:szCs w:val="19"/>
         </w:rPr>
-        <w:t xml:space="preserve"> at one point in time. </w:t>
-      </w:r>
-      <w:r>
-        <w:rPr>
-          <w:sz w:val="19"/>
-          <w:szCs w:val="19"/>
-        </w:rPr>
-        <w:t xml:space="preserve">It answers three </w:t>
+        <w:t xml:space="preserve"> for investors and </w:t>
       </w:r>
       <w:r>
         <w:rPr>
@@ -347,7 +347,14 @@
           <w:sz w:val="19"/>
           <w:szCs w:val="19"/>
         </w:rPr>
-        <w:t xml:space="preserve"> for investors and </w:t>
+        <w:t xml:space="preserve">. </w:t>
+      </w:r>
+      <w:r>
+        <w:rPr>
+          <w:sz w:val="19"/>
+          <w:szCs w:val="19"/>
+        </w:rPr>
+        <w:t xml:space="preserve">Can the company pay its bills in the </w:t>
       </w:r>
       <w:r>
         <w:rPr>
@@ -379,14 +386,14 @@
           <w:sz w:val="19"/>
           <w:szCs w:val="19"/>
         </w:rPr>
-        <w:t xml:space="preserve">. </w:t>
-      </w:r>
-      <w:r>
-        <w:rPr>
-          <w:sz w:val="19"/>
-          <w:szCs w:val="19"/>
-        </w:rPr>
-        <w:t xml:space="preserve">Can the company pay its bills in the </w:t>
+        <w:t xml:space="preserve"> months? This is liquidity. </w:t>
+      </w:r>
+      <w:r>
+        <w:rPr>
+          <w:sz w:val="19"/>
+          <w:szCs w:val="19"/>
+        </w:rPr>
+        <w:t xml:space="preserve">Can it pay all its debts over time? This is </w:t>
       </w:r>
       <w:r>
         <w:rPr>
@@ -418,14 +425,14 @@
           <w:sz w:val="19"/>
           <w:szCs w:val="19"/>
         </w:rPr>
-        <w:t xml:space="preserve"> months? This is liquidity. </w:t>
-      </w:r>
-      <w:r>
-        <w:rPr>
-          <w:sz w:val="19"/>
-          <w:szCs w:val="19"/>
-        </w:rPr>
-        <w:t xml:space="preserve">Can it pay all its debts over time? This is </w:t>
+        <w:t xml:space="preserve">. </w:t>
+      </w:r>
+      <w:r>
+        <w:rPr>
+          <w:sz w:val="19"/>
+          <w:szCs w:val="19"/>
+        </w:rPr>
+        <w:t xml:space="preserve">Can it raise cash or change its plans if something </w:t>
       </w:r>
       <w:r>
         <w:rPr>
@@ -443,7 +450,7 @@
           <w:sz w:val="19"/>
           <w:szCs w:val="19"/>
         </w:rPr>
-        <w:t xml:space="preserve">           </w:t>
+        <w:t xml:space="preserve">            </w:t>
       </w:r>
       <w:r>
         <w:rPr>
@@ -457,14 +464,7 @@
           <w:sz w:val="19"/>
           <w:szCs w:val="19"/>
         </w:rPr>
-        <w:t xml:space="preserve">. </w:t>
-      </w:r>
-      <w:r>
-        <w:rPr>
-          <w:sz w:val="19"/>
-          <w:szCs w:val="19"/>
-        </w:rPr>
-        <w:t xml:space="preserve">Can it raise cash or change its plans if something </w:t>
+        <w:t xml:space="preserve"> happens? This is financial </w:t>
       </w:r>
       <w:r>
         <w:rPr>
@@ -482,7 +482,7 @@
           <w:sz w:val="19"/>
           <w:szCs w:val="19"/>
         </w:rPr>
-        <w:t xml:space="preserve">            </w:t>
+        <w:t xml:space="preserve">             </w:t>
       </w:r>
       <w:r>
         <w:rPr>
@@ -496,7 +496,14 @@
           <w:sz w:val="19"/>
           <w:szCs w:val="19"/>
         </w:rPr>
-        <w:t xml:space="preserve"> happens? This is financial </w:t>
+        <w:t xml:space="preserve">. </w:t>
+      </w:r>
+      <w:r>
+        <w:rPr>
+          <w:sz w:val="19"/>
+          <w:szCs w:val="19"/>
+        </w:rPr>
+        <w:t xml:space="preserve">U.S. companies that file with the SEC present a </w:t>
       </w:r>
       <w:r>
         <w:rPr>
@@ -514,7 +521,7 @@
           <w:sz w:val="19"/>
           <w:szCs w:val="19"/>
         </w:rPr>
-        <w:t xml:space="preserve">             </w:t>
+        <w:t xml:space="preserve">            </w:t>
       </w:r>
       <w:r>
         <w:rPr>
@@ -528,14 +535,14 @@
           <w:sz w:val="19"/>
           <w:szCs w:val="19"/>
         </w:rPr>
-        <w:t xml:space="preserve">. </w:t>
-      </w:r>
-      <w:r>
-        <w:rPr>
-          <w:sz w:val="19"/>
-          <w:szCs w:val="19"/>
-        </w:rPr>
-        <w:t xml:space="preserve">U.S. companies that file with the SEC present a </w:t>
+        <w:t xml:space="preserve"> balance sheet. </w:t>
+      </w:r>
+      <w:r>
+        <w:rPr>
+          <w:sz w:val="19"/>
+          <w:szCs w:val="19"/>
+        </w:rPr>
+        <w:t xml:space="preserve">It </w:t>
       </w:r>
       <w:r>
         <w:rPr>
@@ -553,7 +560,7 @@
           <w:sz w:val="19"/>
           <w:szCs w:val="19"/>
         </w:rPr>
-        <w:t xml:space="preserve">            </w:t>
+        <w:t xml:space="preserve">           </w:t>
       </w:r>
       <w:r>
         <w:rPr>
@@ -567,14 +574,7 @@
           <w:sz w:val="19"/>
           <w:szCs w:val="19"/>
         </w:rPr>
-        <w:t xml:space="preserve"> balance sheet. </w:t>
-      </w:r>
-      <w:r>
-        <w:rPr>
-          <w:sz w:val="19"/>
-          <w:szCs w:val="19"/>
-        </w:rPr>
-        <w:t xml:space="preserve">It </w:t>
+        <w:t xml:space="preserve"> current from noncurrent assets and current from noncurrent liabilities, so users can see the </w:t>
       </w:r>
       <w:r>
         <w:rPr>
@@ -592,7 +592,7 @@
           <w:sz w:val="19"/>
           <w:szCs w:val="19"/>
         </w:rPr>
-        <w:t xml:space="preserve">           </w:t>
+        <w:t xml:space="preserve">            </w:t>
       </w:r>
       <w:r>
         <w:rPr>
@@ -606,7 +606,14 @@
           <w:sz w:val="19"/>
           <w:szCs w:val="19"/>
         </w:rPr>
-        <w:t xml:space="preserve"> current from noncurrent assets and current from noncurrent liabilities, so users can see the </w:t>
+        <w:t xml:space="preserve"> position at once. </w:t>
+      </w:r>
+      <w:r>
+        <w:rPr>
+          <w:sz w:val="19"/>
+          <w:szCs w:val="19"/>
+        </w:rPr>
+        <w:t xml:space="preserve">Some companies, such as banks, list items in order of liquidity </w:t>
       </w:r>
       <w:r>
         <w:rPr>
@@ -624,7 +631,7 @@
           <w:sz w:val="19"/>
           <w:szCs w:val="19"/>
         </w:rPr>
-        <w:t xml:space="preserve">            </w:t>
+        <w:t xml:space="preserve">           </w:t>
       </w:r>
       <w:r>
         <w:rPr>
@@ -638,14 +645,7 @@
           <w:sz w:val="19"/>
           <w:szCs w:val="19"/>
         </w:rPr>
-        <w:t xml:space="preserve"> position at once. </w:t>
-      </w:r>
-      <w:r>
-        <w:rPr>
-          <w:sz w:val="19"/>
-          <w:szCs w:val="19"/>
-        </w:rPr>
-        <w:t xml:space="preserve">Some companies, such as banks, list items in order of liquidity instead, without a current </w:t>
+        <w:t xml:space="preserve">, without a current </w:t>
       </w:r>
       <w:r>
         <w:rPr>
@@ -749,7 +749,7 @@
                 <w:sz w:val="16"/>
                 <w:szCs w:val="16"/>
               </w:rPr>
-              <w:t xml:space="preserve">unexpected   ·   questions   ·   company's   ·   solvency   ·   lenders   ·   equity   ·   current   ·   classified   ·   subtotal   ·   separates   ·   coming   ·   flexibility   ·   short-term</w:t>
+              <w:t xml:space="preserve">flexibility   ·   lenders   ·   company's   ·   unexpected   ·   coming   ·   questions   ·   current   ·   separates   ·   subtotal   ·   short-term   ·   solvency   ·   classified   ·   instead</w:t>
             </w:r>
           </w:p>
         </w:tc>
@@ -1668,224 +1668,7 @@
                 <w:sz w:val="15"/>
                 <w:szCs w:val="15"/>
               </w:rPr>
-              <w:t xml:space="preserve">Debt securities (held-to-maturity and available-for-sale)</w:t>
-            </w:r>
-          </w:p>
-        </w:tc>
-        <w:tc>
-          <w:tcPr>
-            <w:tcW w:type="pct" w:w="1400"/>
-            <w:tcMar>
-              <w:top w:type="dxa" w:w="50"/>
-              <w:left w:type="dxa" w:w="110"/>
-              <w:bottom w:type="dxa" w:w="50"/>
-              <w:right w:type="dxa" w:w="110"/>
-            </w:tcMar>
-          </w:tcPr>
-          <w:p>
-            <w:pPr>
-              <w:spacing w:before="28" w:after="28"/>
-            </w:pPr>
-            <w:r>
-              <w:rPr>
-                <w:sz w:val="15"/>
-                <w:szCs w:val="15"/>
-              </w:rPr>
-              <w:t xml:space="preserve">88,500</w:t>
-            </w:r>
-          </w:p>
-        </w:tc>
-        <w:tc>
-          <w:tcPr>
-            <w:tcW w:type="pct" w:w="1400"/>
-            <w:tcMar>
-              <w:top w:type="dxa" w:w="50"/>
-              <w:left w:type="dxa" w:w="110"/>
-              <w:bottom w:type="dxa" w:w="50"/>
-              <w:right w:type="dxa" w:w="110"/>
-            </w:tcMar>
-          </w:tcPr>
-          <w:p>
-            <w:pPr>
-              <w:spacing w:before="28" w:after="28"/>
-            </w:pPr>
-            <w:r>
-              <w:rPr>
-                <w:sz w:val="15"/>
-                <w:szCs w:val="15"/>
-              </w:rPr>
-              <w:t xml:space="preserve">90,000</w:t>
-            </w:r>
-          </w:p>
-        </w:tc>
-      </w:tr>
-      <w:tr>
-        <w:tc>
-          <w:tcPr>
-            <w:tcW w:type="pct" w:w="2200"/>
-            <w:shd w:fill="FBFAF6" w:val="clear"/>
-            <w:tcMar>
-              <w:top w:type="dxa" w:w="50"/>
-              <w:left w:type="dxa" w:w="110"/>
-              <w:bottom w:type="dxa" w:w="50"/>
-              <w:right w:type="dxa" w:w="110"/>
-            </w:tcMar>
-          </w:tcPr>
-          <w:p>
-            <w:pPr>
-              <w:spacing w:before="28" w:after="28"/>
-            </w:pPr>
-            <w:r>
-              <w:rPr>
-                <w:sz w:val="15"/>
-                <w:szCs w:val="15"/>
-              </w:rPr>
-              <w:t xml:space="preserve">Equity securities</w:t>
-            </w:r>
-          </w:p>
-        </w:tc>
-        <w:tc>
-          <w:tcPr>
-            <w:tcW w:type="pct" w:w="1400"/>
-            <w:shd w:fill="FBFAF6" w:val="clear"/>
-            <w:tcMar>
-              <w:top w:type="dxa" w:w="50"/>
-              <w:left w:type="dxa" w:w="110"/>
-              <w:bottom w:type="dxa" w:w="50"/>
-              <w:right w:type="dxa" w:w="110"/>
-            </w:tcMar>
-          </w:tcPr>
-          <w:p>
-            <w:pPr>
-              <w:spacing w:before="28" w:after="28"/>
-            </w:pPr>
-            <w:r>
-              <w:rPr>
-                <w:sz w:val="15"/>
-                <w:szCs w:val="15"/>
-              </w:rPr>
-              <w:t xml:space="preserve">27,000</w:t>
-            </w:r>
-          </w:p>
-        </w:tc>
-        <w:tc>
-          <w:tcPr>
-            <w:tcW w:type="pct" w:w="1400"/>
-            <w:shd w:fill="FBFAF6" w:val="clear"/>
-            <w:tcMar>
-              <w:top w:type="dxa" w:w="50"/>
-              <w:left w:type="dxa" w:w="110"/>
-              <w:bottom w:type="dxa" w:w="50"/>
-              <w:right w:type="dxa" w:w="110"/>
-            </w:tcMar>
-          </w:tcPr>
-          <w:p>
-            <w:pPr>
-              <w:spacing w:before="28" w:after="28"/>
-            </w:pPr>
-            <w:r>
-              <w:rPr>
-                <w:sz w:val="15"/>
-                <w:szCs w:val="15"/>
-              </w:rPr>
-              <w:t xml:space="preserve">25,000</w:t>
-            </w:r>
-          </w:p>
-        </w:tc>
-      </w:tr>
-      <w:tr>
-        <w:tc>
-          <w:tcPr>
-            <w:tcW w:type="pct" w:w="2200"/>
-            <w:tcMar>
-              <w:top w:type="dxa" w:w="50"/>
-              <w:left w:type="dxa" w:w="110"/>
-              <w:bottom w:type="dxa" w:w="50"/>
-              <w:right w:type="dxa" w:w="110"/>
-            </w:tcMar>
-          </w:tcPr>
-          <w:p>
-            <w:pPr>
-              <w:spacing w:before="28" w:after="28"/>
-            </w:pPr>
-            <w:r>
-              <w:rPr>
-                <w:sz w:val="15"/>
-                <w:szCs w:val="15"/>
-              </w:rPr>
-              <w:t xml:space="preserve">Equity-method investments</w:t>
-            </w:r>
-          </w:p>
-        </w:tc>
-        <w:tc>
-          <w:tcPr>
-            <w:tcW w:type="pct" w:w="1400"/>
-            <w:tcMar>
-              <w:top w:type="dxa" w:w="50"/>
-              <w:left w:type="dxa" w:w="110"/>
-              <w:bottom w:type="dxa" w:w="50"/>
-              <w:right w:type="dxa" w:w="110"/>
-            </w:tcMar>
-          </w:tcPr>
-          <w:p>
-            <w:pPr>
-              <w:spacing w:before="28" w:after="28"/>
-            </w:pPr>
-            <w:r>
-              <w:rPr>
-                <w:sz w:val="15"/>
-                <w:szCs w:val="15"/>
-              </w:rPr>
-              <w:t xml:space="preserve">1,807,000</w:t>
-            </w:r>
-          </w:p>
-        </w:tc>
-        <w:tc>
-          <w:tcPr>
-            <w:tcW w:type="pct" w:w="1400"/>
-            <w:tcMar>
-              <w:top w:type="dxa" w:w="50"/>
-              <w:left w:type="dxa" w:w="110"/>
-              <w:bottom w:type="dxa" w:w="50"/>
-              <w:right w:type="dxa" w:w="110"/>
-            </w:tcMar>
-          </w:tcPr>
-          <w:p>
-            <w:pPr>
-              <w:spacing w:before="28" w:after="28"/>
-            </w:pPr>
-            <w:r>
-              <w:rPr>
-                <w:sz w:val="15"/>
-                <w:szCs w:val="15"/>
-              </w:rPr>
-              <w:t xml:space="preserve">500,000</w:t>
-            </w:r>
-          </w:p>
-        </w:tc>
-      </w:tr>
-      <w:tr>
-        <w:tc>
-          <w:tcPr>
-            <w:tcW w:type="pct" w:w="2200"/>
-            <w:shd w:fill="FBFAF6" w:val="clear"/>
-            <w:tcMar>
-              <w:top w:type="dxa" w:w="50"/>
-              <w:left w:type="dxa" w:w="110"/>
-              <w:bottom w:type="dxa" w:w="50"/>
-              <w:right w:type="dxa" w:w="110"/>
-            </w:tcMar>
-          </w:tcPr>
-          <w:p>
-            <w:pPr>
-              <w:spacing w:before="28" w:after="28"/>
-            </w:pPr>
-            <w:r>
-              <w:rPr>
-                <w:sz w:val="15"/>
-                <w:szCs w:val="15"/>
-              </w:rPr>
-              <w:t xml:space="preserve">Property, plant and equipment, net of accumulated </w:t>
+              <w:t xml:space="preserve">Debt securities (held-to-maturity and </w:t>
             </w:r>
             <w:r>
               <w:rPr>
@@ -1917,7 +1700,79 @@
                 <w:sz w:val="15"/>
                 <w:szCs w:val="15"/>
               </w:rPr>
-              <w:t xml:space="preserve"> (2025: 11,988,000; 2024: 8,000,000)</w:t>
+              <w:t xml:space="preserve">)</w:t>
+            </w:r>
+          </w:p>
+        </w:tc>
+        <w:tc>
+          <w:tcPr>
+            <w:tcW w:type="pct" w:w="1400"/>
+            <w:tcMar>
+              <w:top w:type="dxa" w:w="50"/>
+              <w:left w:type="dxa" w:w="110"/>
+              <w:bottom w:type="dxa" w:w="50"/>
+              <w:right w:type="dxa" w:w="110"/>
+            </w:tcMar>
+          </w:tcPr>
+          <w:p>
+            <w:pPr>
+              <w:spacing w:before="28" w:after="28"/>
+            </w:pPr>
+            <w:r>
+              <w:rPr>
+                <w:sz w:val="15"/>
+                <w:szCs w:val="15"/>
+              </w:rPr>
+              <w:t xml:space="preserve">88,500</w:t>
+            </w:r>
+          </w:p>
+        </w:tc>
+        <w:tc>
+          <w:tcPr>
+            <w:tcW w:type="pct" w:w="1400"/>
+            <w:tcMar>
+              <w:top w:type="dxa" w:w="50"/>
+              <w:left w:type="dxa" w:w="110"/>
+              <w:bottom w:type="dxa" w:w="50"/>
+              <w:right w:type="dxa" w:w="110"/>
+            </w:tcMar>
+          </w:tcPr>
+          <w:p>
+            <w:pPr>
+              <w:spacing w:before="28" w:after="28"/>
+            </w:pPr>
+            <w:r>
+              <w:rPr>
+                <w:sz w:val="15"/>
+                <w:szCs w:val="15"/>
+              </w:rPr>
+              <w:t xml:space="preserve">90,000</w:t>
+            </w:r>
+          </w:p>
+        </w:tc>
+      </w:tr>
+      <w:tr>
+        <w:tc>
+          <w:tcPr>
+            <w:tcW w:type="pct" w:w="2200"/>
+            <w:shd w:fill="FBFAF6" w:val="clear"/>
+            <w:tcMar>
+              <w:top w:type="dxa" w:w="50"/>
+              <w:left w:type="dxa" w:w="110"/>
+              <w:bottom w:type="dxa" w:w="50"/>
+              <w:right w:type="dxa" w:w="110"/>
+            </w:tcMar>
+          </w:tcPr>
+          <w:p>
+            <w:pPr>
+              <w:spacing w:before="28" w:after="28"/>
+            </w:pPr>
+            <w:r>
+              <w:rPr>
+                <w:sz w:val="15"/>
+                <w:szCs w:val="15"/>
+              </w:rPr>
+              <w:t xml:space="preserve">Equity securities</w:t>
             </w:r>
           </w:p>
         </w:tc>
@@ -1941,7 +1796,7 @@
                 <w:sz w:val="15"/>
                 <w:szCs w:val="15"/>
               </w:rPr>
-              <w:t xml:space="preserve">14,802,000</w:t>
+              <w:t xml:space="preserve">27,000</w:t>
             </w:r>
           </w:p>
         </w:tc>
@@ -1965,7 +1820,297 @@
                 <w:sz w:val="15"/>
                 <w:szCs w:val="15"/>
               </w:rPr>
+              <w:t xml:space="preserve">25,000</w:t>
+            </w:r>
+          </w:p>
+        </w:tc>
+      </w:tr>
+      <w:tr>
+        <w:tc>
+          <w:tcPr>
+            <w:tcW w:type="pct" w:w="2200"/>
+            <w:tcMar>
+              <w:top w:type="dxa" w:w="50"/>
+              <w:left w:type="dxa" w:w="110"/>
+              <w:bottom w:type="dxa" w:w="50"/>
+              <w:right w:type="dxa" w:w="110"/>
+            </w:tcMar>
+          </w:tcPr>
+          <w:p>
+            <w:pPr>
+              <w:spacing w:before="28" w:after="28"/>
+            </w:pPr>
+            <w:r>
+              <w:rPr>
+                <w:sz w:val="15"/>
+                <w:szCs w:val="15"/>
+              </w:rPr>
+              <w:t xml:space="preserve">Equity-method investments</w:t>
+            </w:r>
+          </w:p>
+        </w:tc>
+        <w:tc>
+          <w:tcPr>
+            <w:tcW w:type="pct" w:w="1400"/>
+            <w:tcMar>
+              <w:top w:type="dxa" w:w="50"/>
+              <w:left w:type="dxa" w:w="110"/>
+              <w:bottom w:type="dxa" w:w="50"/>
+              <w:right w:type="dxa" w:w="110"/>
+            </w:tcMar>
+          </w:tcPr>
+          <w:p>
+            <w:pPr>
+              <w:spacing w:before="28" w:after="28"/>
+            </w:pPr>
+            <w:r>
+              <w:rPr>
+                <w:sz w:val="15"/>
+                <w:szCs w:val="15"/>
+              </w:rPr>
+              <w:t xml:space="preserve">1,807,000</w:t>
+            </w:r>
+          </w:p>
+        </w:tc>
+        <w:tc>
+          <w:tcPr>
+            <w:tcW w:type="pct" w:w="1400"/>
+            <w:tcMar>
+              <w:top w:type="dxa" w:w="50"/>
+              <w:left w:type="dxa" w:w="110"/>
+              <w:bottom w:type="dxa" w:w="50"/>
+              <w:right w:type="dxa" w:w="110"/>
+            </w:tcMar>
+          </w:tcPr>
+          <w:p>
+            <w:pPr>
+              <w:spacing w:before="28" w:after="28"/>
+            </w:pPr>
+            <w:r>
+              <w:rPr>
+                <w:sz w:val="15"/>
+                <w:szCs w:val="15"/>
+              </w:rPr>
+              <w:t xml:space="preserve">500,000</w:t>
+            </w:r>
+          </w:p>
+        </w:tc>
+      </w:tr>
+      <w:tr>
+        <w:tc>
+          <w:tcPr>
+            <w:tcW w:type="pct" w:w="2200"/>
+            <w:shd w:fill="FBFAF6" w:val="clear"/>
+            <w:tcMar>
+              <w:top w:type="dxa" w:w="50"/>
+              <w:left w:type="dxa" w:w="110"/>
+              <w:bottom w:type="dxa" w:w="50"/>
+              <w:right w:type="dxa" w:w="110"/>
+            </w:tcMar>
+          </w:tcPr>
+          <w:p>
+            <w:pPr>
+              <w:spacing w:before="28" w:after="28"/>
+            </w:pPr>
+            <w:r>
+              <w:rPr>
+                <w:sz w:val="15"/>
+                <w:szCs w:val="15"/>
+              </w:rPr>
+              <w:t xml:space="preserve">Property, plant and equipment, net of accumulated depreciation (2025: 11,988,000; 2024: 8,000,000)</w:t>
+            </w:r>
+          </w:p>
+        </w:tc>
+        <w:tc>
+          <w:tcPr>
+            <w:tcW w:type="pct" w:w="1400"/>
+            <w:shd w:fill="FBFAF6" w:val="clear"/>
+            <w:tcMar>
+              <w:top w:type="dxa" w:w="50"/>
+              <w:left w:type="dxa" w:w="110"/>
+              <w:bottom w:type="dxa" w:w="50"/>
+              <w:right w:type="dxa" w:w="110"/>
+            </w:tcMar>
+          </w:tcPr>
+          <w:p>
+            <w:pPr>
+              <w:spacing w:before="28" w:after="28"/>
+            </w:pPr>
+            <w:r>
+              <w:rPr>
+                <w:sz w:val="15"/>
+                <w:szCs w:val="15"/>
+              </w:rPr>
+              <w:t xml:space="preserve">14,802,000</w:t>
+            </w:r>
+          </w:p>
+        </w:tc>
+        <w:tc>
+          <w:tcPr>
+            <w:tcW w:type="pct" w:w="1400"/>
+            <w:shd w:fill="FBFAF6" w:val="clear"/>
+            <w:tcMar>
+              <w:top w:type="dxa" w:w="50"/>
+              <w:left w:type="dxa" w:w="110"/>
+              <w:bottom w:type="dxa" w:w="50"/>
+              <w:right w:type="dxa" w:w="110"/>
+            </w:tcMar>
+          </w:tcPr>
+          <w:p>
+            <w:pPr>
+              <w:spacing w:before="28" w:after="28"/>
+            </w:pPr>
+            <w:r>
+              <w:rPr>
+                <w:sz w:val="15"/>
+                <w:szCs w:val="15"/>
+              </w:rPr>
               <w:t xml:space="preserve">16,000,000</w:t>
+            </w:r>
+          </w:p>
+        </w:tc>
+      </w:tr>
+      <w:tr>
+        <w:tc>
+          <w:tcPr>
+            <w:tcW w:type="pct" w:w="2200"/>
+            <w:tcMar>
+              <w:top w:type="dxa" w:w="50"/>
+              <w:left w:type="dxa" w:w="110"/>
+              <w:bottom w:type="dxa" w:w="50"/>
+              <w:right w:type="dxa" w:w="110"/>
+            </w:tcMar>
+          </w:tcPr>
+          <w:p>
+            <w:pPr>
+              <w:spacing w:before="28" w:after="28"/>
+            </w:pPr>
+            <w:r>
+              <w:rPr>
+                <w:sz w:val="15"/>
+                <w:szCs w:val="15"/>
+              </w:rPr>
+              <w:t xml:space="preserve">Brand (indefinite-lived)</w:t>
+            </w:r>
+          </w:p>
+        </w:tc>
+        <w:tc>
+          <w:tcPr>
+            <w:tcW w:type="pct" w:w="1400"/>
+            <w:tcMar>
+              <w:top w:type="dxa" w:w="50"/>
+              <w:left w:type="dxa" w:w="110"/>
+              <w:bottom w:type="dxa" w:w="50"/>
+              <w:right w:type="dxa" w:w="110"/>
+            </w:tcMar>
+          </w:tcPr>
+          <w:p>
+            <w:pPr>
+              <w:spacing w:before="28" w:after="28"/>
+            </w:pPr>
+            <w:r>
+              <w:rPr>
+                <w:sz w:val="15"/>
+                <w:szCs w:val="15"/>
+              </w:rPr>
+              <w:t xml:space="preserve">260,000</w:t>
+            </w:r>
+          </w:p>
+        </w:tc>
+        <w:tc>
+          <w:tcPr>
+            <w:tcW w:type="pct" w:w="1400"/>
+            <w:tcMar>
+              <w:top w:type="dxa" w:w="50"/>
+              <w:left w:type="dxa" w:w="110"/>
+              <w:bottom w:type="dxa" w:w="50"/>
+              <w:right w:type="dxa" w:w="110"/>
+            </w:tcMar>
+          </w:tcPr>
+          <w:p>
+            <w:pPr>
+              <w:spacing w:before="28" w:after="28"/>
+            </w:pPr>
+            <w:r>
+              <w:rPr>
+                <w:sz w:val="15"/>
+                <w:szCs w:val="15"/>
+              </w:rPr>
+              <w:t xml:space="preserve">300,000</w:t>
+            </w:r>
+          </w:p>
+        </w:tc>
+      </w:tr>
+      <w:tr>
+        <w:tc>
+          <w:tcPr>
+            <w:tcW w:type="pct" w:w="2200"/>
+            <w:shd w:fill="FBFAF6" w:val="clear"/>
+            <w:tcMar>
+              <w:top w:type="dxa" w:w="50"/>
+              <w:left w:type="dxa" w:w="110"/>
+              <w:bottom w:type="dxa" w:w="50"/>
+              <w:right w:type="dxa" w:w="110"/>
+            </w:tcMar>
+          </w:tcPr>
+          <w:p>
+            <w:pPr>
+              <w:spacing w:before="28" w:after="28"/>
+            </w:pPr>
+            <w:r>
+              <w:rPr>
+                <w:sz w:val="15"/>
+                <w:szCs w:val="15"/>
+              </w:rPr>
+              <w:t xml:space="preserve">Goodwill</w:t>
+            </w:r>
+          </w:p>
+        </w:tc>
+        <w:tc>
+          <w:tcPr>
+            <w:tcW w:type="pct" w:w="1400"/>
+            <w:shd w:fill="FBFAF6" w:val="clear"/>
+            <w:tcMar>
+              <w:top w:type="dxa" w:w="50"/>
+              <w:left w:type="dxa" w:w="110"/>
+              <w:bottom w:type="dxa" w:w="50"/>
+              <w:right w:type="dxa" w:w="110"/>
+            </w:tcMar>
+          </w:tcPr>
+          <w:p>
+            <w:pPr>
+              <w:spacing w:before="28" w:after="28"/>
+            </w:pPr>
+            <w:r>
+              <w:rPr>
+                <w:sz w:val="15"/>
+                <w:szCs w:val="15"/>
+              </w:rPr>
+              <w:t xml:space="preserve">300,000</w:t>
+            </w:r>
+          </w:p>
+        </w:tc>
+        <w:tc>
+          <w:tcPr>
+            <w:tcW w:type="pct" w:w="1400"/>
+            <w:shd w:fill="FBFAF6" w:val="clear"/>
+            <w:tcMar>
+              <w:top w:type="dxa" w:w="50"/>
+              <w:left w:type="dxa" w:w="110"/>
+              <w:bottom w:type="dxa" w:w="50"/>
+              <w:right w:type="dxa" w:w="110"/>
+            </w:tcMar>
+          </w:tcPr>
+          <w:p>
+            <w:pPr>
+              <w:spacing w:before="28" w:after="28"/>
+            </w:pPr>
+            <w:r>
+              <w:rPr>
+                <w:sz w:val="15"/>
+                <w:szCs w:val="15"/>
+              </w:rPr>
+              <w:t xml:space="preserve">950,000</w:t>
             </w:r>
           </w:p>
         </w:tc>
@@ -2017,151 +2162,6 @@
                 <w:sz w:val="15"/>
                 <w:szCs w:val="15"/>
               </w:rPr>
-              <w:t xml:space="preserve">260,000</w:t>
-            </w:r>
-          </w:p>
-        </w:tc>
-        <w:tc>
-          <w:tcPr>
-            <w:tcW w:type="pct" w:w="1400"/>
-            <w:tcMar>
-              <w:top w:type="dxa" w:w="50"/>
-              <w:left w:type="dxa" w:w="110"/>
-              <w:bottom w:type="dxa" w:w="50"/>
-              <w:right w:type="dxa" w:w="110"/>
-            </w:tcMar>
-          </w:tcPr>
-          <w:p>
-            <w:pPr>
-              <w:spacing w:before="28" w:after="28"/>
-            </w:pPr>
-            <w:r>
-              <w:rPr>
-                <w:sz w:val="15"/>
-                <w:szCs w:val="15"/>
-              </w:rPr>
-              <w:t xml:space="preserve">300,000</w:t>
-            </w:r>
-          </w:p>
-        </w:tc>
-      </w:tr>
-      <w:tr>
-        <w:tc>
-          <w:tcPr>
-            <w:tcW w:type="pct" w:w="2200"/>
-            <w:shd w:fill="FBFAF6" w:val="clear"/>
-            <w:tcMar>
-              <w:top w:type="dxa" w:w="50"/>
-              <w:left w:type="dxa" w:w="110"/>
-              <w:bottom w:type="dxa" w:w="50"/>
-              <w:right w:type="dxa" w:w="110"/>
-            </w:tcMar>
-          </w:tcPr>
-          <w:p>
-            <w:pPr>
-              <w:spacing w:before="28" w:after="28"/>
-            </w:pPr>
-            <w:r>
-              <w:rPr>
-                <w:sz w:val="15"/>
-                <w:szCs w:val="15"/>
-              </w:rPr>
-              <w:t xml:space="preserve">Goodwill</w:t>
-            </w:r>
-          </w:p>
-        </w:tc>
-        <w:tc>
-          <w:tcPr>
-            <w:tcW w:type="pct" w:w="1400"/>
-            <w:shd w:fill="FBFAF6" w:val="clear"/>
-            <w:tcMar>
-              <w:top w:type="dxa" w:w="50"/>
-              <w:left w:type="dxa" w:w="110"/>
-              <w:bottom w:type="dxa" w:w="50"/>
-              <w:right w:type="dxa" w:w="110"/>
-            </w:tcMar>
-          </w:tcPr>
-          <w:p>
-            <w:pPr>
-              <w:spacing w:before="28" w:after="28"/>
-            </w:pPr>
-            <w:r>
-              <w:rPr>
-                <w:sz w:val="15"/>
-                <w:szCs w:val="15"/>
-              </w:rPr>
-              <w:t xml:space="preserve">300,000</w:t>
-            </w:r>
-          </w:p>
-        </w:tc>
-        <w:tc>
-          <w:tcPr>
-            <w:tcW w:type="pct" w:w="1400"/>
-            <w:shd w:fill="FBFAF6" w:val="clear"/>
-            <w:tcMar>
-              <w:top w:type="dxa" w:w="50"/>
-              <w:left w:type="dxa" w:w="110"/>
-              <w:bottom w:type="dxa" w:w="50"/>
-              <w:right w:type="dxa" w:w="110"/>
-            </w:tcMar>
-          </w:tcPr>
-          <w:p>
-            <w:pPr>
-              <w:spacing w:before="28" w:after="28"/>
-            </w:pPr>
-            <w:r>
-              <w:rPr>
-                <w:sz w:val="15"/>
-                <w:szCs w:val="15"/>
-              </w:rPr>
-              <w:t xml:space="preserve">950,000</w:t>
-            </w:r>
-          </w:p>
-        </w:tc>
-      </w:tr>
-      <w:tr>
-        <w:tc>
-          <w:tcPr>
-            <w:tcW w:type="pct" w:w="2200"/>
-            <w:tcMar>
-              <w:top w:type="dxa" w:w="50"/>
-              <w:left w:type="dxa" w:w="110"/>
-              <w:bottom w:type="dxa" w:w="50"/>
-              <w:right w:type="dxa" w:w="110"/>
-            </w:tcMar>
-          </w:tcPr>
-          <w:p>
-            <w:pPr>
-              <w:spacing w:before="28" w:after="28"/>
-            </w:pPr>
-            <w:r>
-              <w:rPr>
-                <w:sz w:val="15"/>
-                <w:szCs w:val="15"/>
-              </w:rPr>
-              <w:t xml:space="preserve">Other noncurrent assets</w:t>
-            </w:r>
-          </w:p>
-        </w:tc>
-        <w:tc>
-          <w:tcPr>
-            <w:tcW w:type="pct" w:w="1400"/>
-            <w:tcMar>
-              <w:top w:type="dxa" w:w="50"/>
-              <w:left w:type="dxa" w:w="110"/>
-              <w:bottom w:type="dxa" w:w="50"/>
-              <w:right w:type="dxa" w:w="110"/>
-            </w:tcMar>
-          </w:tcPr>
-          <w:p>
-            <w:pPr>
-              <w:spacing w:before="28" w:after="28"/>
-            </w:pPr>
-            <w:r>
-              <w:rPr>
-                <w:sz w:val="15"/>
-                <w:szCs w:val="15"/>
-              </w:rPr>
               <w:t xml:space="preserve">200,000</w:t>
             </w:r>
           </w:p>
@@ -2562,222 +2562,6 @@
         <w:tc>
           <w:tcPr>
             <w:tcW w:type="pct" w:w="2200"/>
-            <w:tcMar>
-              <w:top w:type="dxa" w:w="50"/>
-              <w:left w:type="dxa" w:w="110"/>
-              <w:bottom w:type="dxa" w:w="50"/>
-              <w:right w:type="dxa" w:w="110"/>
-            </w:tcMar>
-          </w:tcPr>
-          <w:p>
-            <w:pPr>
-              <w:spacing w:before="28" w:after="28"/>
-            </w:pPr>
-            <w:r>
-              <w:rPr>
-                <w:sz w:val="15"/>
-                <w:szCs w:val="15"/>
-              </w:rPr>
-              <w:t xml:space="preserve">Income taxes payable</w:t>
-            </w:r>
-          </w:p>
-        </w:tc>
-        <w:tc>
-          <w:tcPr>
-            <w:tcW w:type="pct" w:w="1400"/>
-            <w:tcMar>
-              <w:top w:type="dxa" w:w="50"/>
-              <w:left w:type="dxa" w:w="110"/>
-              <w:bottom w:type="dxa" w:w="50"/>
-              <w:right w:type="dxa" w:w="110"/>
-            </w:tcMar>
-          </w:tcPr>
-          <w:p>
-            <w:pPr>
-              <w:spacing w:before="28" w:after="28"/>
-            </w:pPr>
-            <w:r>
-              <w:rPr>
-                <w:sz w:val="15"/>
-                <w:szCs w:val="15"/>
-              </w:rPr>
-              <w:t xml:space="preserve">350,000</w:t>
-            </w:r>
-          </w:p>
-        </w:tc>
-        <w:tc>
-          <w:tcPr>
-            <w:tcW w:type="pct" w:w="1400"/>
-            <w:tcMar>
-              <w:top w:type="dxa" w:w="50"/>
-              <w:left w:type="dxa" w:w="110"/>
-              <w:bottom w:type="dxa" w:w="50"/>
-              <w:right w:type="dxa" w:w="110"/>
-            </w:tcMar>
-          </w:tcPr>
-          <w:p>
-            <w:pPr>
-              <w:spacing w:before="28" w:after="28"/>
-            </w:pPr>
-            <w:r>
-              <w:rPr>
-                <w:sz w:val="15"/>
-                <w:szCs w:val="15"/>
-              </w:rPr>
-              <w:t xml:space="preserve">300,000</w:t>
-            </w:r>
-          </w:p>
-        </w:tc>
-      </w:tr>
-      <w:tr>
-        <w:tc>
-          <w:tcPr>
-            <w:tcW w:type="pct" w:w="2200"/>
-            <w:shd w:fill="FBFAF6" w:val="clear"/>
-            <w:tcMar>
-              <w:top w:type="dxa" w:w="50"/>
-              <w:left w:type="dxa" w:w="110"/>
-              <w:bottom w:type="dxa" w:w="50"/>
-              <w:right w:type="dxa" w:w="110"/>
-            </w:tcMar>
-          </w:tcPr>
-          <w:p>
-            <w:pPr>
-              <w:spacing w:before="28" w:after="28"/>
-            </w:pPr>
-            <w:r>
-              <w:rPr>
-                <w:sz w:val="15"/>
-                <w:szCs w:val="15"/>
-              </w:rPr>
-              <w:t xml:space="preserve">Contract liabilities</w:t>
-            </w:r>
-          </w:p>
-        </w:tc>
-        <w:tc>
-          <w:tcPr>
-            <w:tcW w:type="pct" w:w="1400"/>
-            <w:shd w:fill="FBFAF6" w:val="clear"/>
-            <w:tcMar>
-              <w:top w:type="dxa" w:w="50"/>
-              <w:left w:type="dxa" w:w="110"/>
-              <w:bottom w:type="dxa" w:w="50"/>
-              <w:right w:type="dxa" w:w="110"/>
-            </w:tcMar>
-          </w:tcPr>
-          <w:p>
-            <w:pPr>
-              <w:spacing w:before="28" w:after="28"/>
-            </w:pPr>
-            <w:r>
-              <w:rPr>
-                <w:sz w:val="15"/>
-                <w:szCs w:val="15"/>
-              </w:rPr>
-              <w:t xml:space="preserve">180,000</w:t>
-            </w:r>
-          </w:p>
-        </w:tc>
-        <w:tc>
-          <w:tcPr>
-            <w:tcW w:type="pct" w:w="1400"/>
-            <w:shd w:fill="FBFAF6" w:val="clear"/>
-            <w:tcMar>
-              <w:top w:type="dxa" w:w="50"/>
-              <w:left w:type="dxa" w:w="110"/>
-              <w:bottom w:type="dxa" w:w="50"/>
-              <w:right w:type="dxa" w:w="110"/>
-            </w:tcMar>
-          </w:tcPr>
-          <w:p>
-            <w:pPr>
-              <w:spacing w:before="28" w:after="28"/>
-            </w:pPr>
-            <w:r>
-              <w:rPr>
-                <w:sz w:val="15"/>
-                <w:szCs w:val="15"/>
-              </w:rPr>
-              <w:t xml:space="preserve">120,000</w:t>
-            </w:r>
-          </w:p>
-        </w:tc>
-      </w:tr>
-      <w:tr>
-        <w:tc>
-          <w:tcPr>
-            <w:tcW w:type="pct" w:w="2200"/>
-            <w:tcMar>
-              <w:top w:type="dxa" w:w="50"/>
-              <w:left w:type="dxa" w:w="110"/>
-              <w:bottom w:type="dxa" w:w="50"/>
-              <w:right w:type="dxa" w:w="110"/>
-            </w:tcMar>
-          </w:tcPr>
-          <w:p>
-            <w:pPr>
-              <w:spacing w:before="28" w:after="28"/>
-            </w:pPr>
-            <w:r>
-              <w:rPr>
-                <w:sz w:val="15"/>
-                <w:szCs w:val="15"/>
-              </w:rPr>
-              <w:t xml:space="preserve">Dividends payable</w:t>
-            </w:r>
-          </w:p>
-        </w:tc>
-        <w:tc>
-          <w:tcPr>
-            <w:tcW w:type="pct" w:w="1400"/>
-            <w:tcMar>
-              <w:top w:type="dxa" w:w="50"/>
-              <w:left w:type="dxa" w:w="110"/>
-              <w:bottom w:type="dxa" w:w="50"/>
-              <w:right w:type="dxa" w:w="110"/>
-            </w:tcMar>
-          </w:tcPr>
-          <w:p>
-            <w:pPr>
-              <w:spacing w:before="28" w:after="28"/>
-            </w:pPr>
-            <w:r>
-              <w:rPr>
-                <w:sz w:val="15"/>
-                <w:szCs w:val="15"/>
-              </w:rPr>
-              <w:t xml:space="preserve">400,000</w:t>
-            </w:r>
-          </w:p>
-        </w:tc>
-        <w:tc>
-          <w:tcPr>
-            <w:tcW w:type="pct" w:w="1400"/>
-            <w:tcMar>
-              <w:top w:type="dxa" w:w="50"/>
-              <w:left w:type="dxa" w:w="110"/>
-              <w:bottom w:type="dxa" w:w="50"/>
-              <w:right w:type="dxa" w:w="110"/>
-            </w:tcMar>
-          </w:tcPr>
-          <w:p>
-            <w:pPr>
-              <w:spacing w:before="28" w:after="28"/>
-            </w:pPr>
-            <w:r>
-              <w:rPr>
-                <w:sz w:val="15"/>
-                <w:szCs w:val="15"/>
-              </w:rPr>
-              <w:t xml:space="preserve">—</w:t>
-            </w:r>
-          </w:p>
-        </w:tc>
-      </w:tr>
-      <w:tr>
-        <w:tc>
-          <w:tcPr>
-            <w:tcW w:type="pct" w:w="2200"/>
             <w:shd w:fill="FFFFFF" w:val="clear"/>
             <w:tcMar>
               <w:top w:type="dxa" w:w="50"/>
@@ -2805,6 +2589,54 @@
         <w:tc>
           <w:tcPr>
             <w:tcW w:type="pct" w:w="1400"/>
+            <w:tcMar>
+              <w:top w:type="dxa" w:w="50"/>
+              <w:left w:type="dxa" w:w="110"/>
+              <w:bottom w:type="dxa" w:w="50"/>
+              <w:right w:type="dxa" w:w="110"/>
+            </w:tcMar>
+          </w:tcPr>
+          <w:p>
+            <w:pPr>
+              <w:spacing w:before="28" w:after="28"/>
+            </w:pPr>
+            <w:r>
+              <w:rPr>
+                <w:sz w:val="15"/>
+                <w:szCs w:val="15"/>
+              </w:rPr>
+              <w:t xml:space="preserve">350,000</w:t>
+            </w:r>
+          </w:p>
+        </w:tc>
+        <w:tc>
+          <w:tcPr>
+            <w:tcW w:type="pct" w:w="1400"/>
+            <w:tcMar>
+              <w:top w:type="dxa" w:w="50"/>
+              <w:left w:type="dxa" w:w="110"/>
+              <w:bottom w:type="dxa" w:w="50"/>
+              <w:right w:type="dxa" w:w="110"/>
+            </w:tcMar>
+          </w:tcPr>
+          <w:p>
+            <w:pPr>
+              <w:spacing w:before="28" w:after="28"/>
+            </w:pPr>
+            <w:r>
+              <w:rPr>
+                <w:sz w:val="15"/>
+                <w:szCs w:val="15"/>
+              </w:rPr>
+              <w:t xml:space="preserve">300,000</w:t>
+            </w:r>
+          </w:p>
+        </w:tc>
+      </w:tr>
+      <w:tr>
+        <w:tc>
+          <w:tcPr>
+            <w:tcW w:type="pct" w:w="2200"/>
             <w:shd w:fill="FBFAF6" w:val="clear"/>
             <w:tcMar>
               <w:top w:type="dxa" w:w="50"/>
@@ -2822,7 +2654,7 @@
                 <w:sz w:val="15"/>
                 <w:szCs w:val="15"/>
               </w:rPr>
-              <w:t xml:space="preserve">400,000</w:t>
+              <w:t xml:space="preserve">Contract liabilities</w:t>
             </w:r>
           </w:p>
         </w:tc>
@@ -2846,15 +2678,85 @@
                 <w:sz w:val="15"/>
                 <w:szCs w:val="15"/>
               </w:rPr>
+              <w:t xml:space="preserve">180,000</w:t>
+            </w:r>
+          </w:p>
+        </w:tc>
+        <w:tc>
+          <w:tcPr>
+            <w:tcW w:type="pct" w:w="1400"/>
+            <w:shd w:fill="FBFAF6" w:val="clear"/>
+            <w:tcMar>
+              <w:top w:type="dxa" w:w="50"/>
+              <w:left w:type="dxa" w:w="110"/>
+              <w:bottom w:type="dxa" w:w="50"/>
+              <w:right w:type="dxa" w:w="110"/>
+            </w:tcMar>
+          </w:tcPr>
+          <w:p>
+            <w:pPr>
+              <w:spacing w:before="28" w:after="28"/>
+            </w:pPr>
+            <w:r>
+              <w:rPr>
+                <w:sz w:val="15"/>
+                <w:szCs w:val="15"/>
+              </w:rPr>
+              <w:t xml:space="preserve">120,000</w:t>
+            </w:r>
+          </w:p>
+        </w:tc>
+      </w:tr>
+      <w:tr>
+        <w:tc>
+          <w:tcPr>
+            <w:tcW w:type="pct" w:w="2200"/>
+            <w:tcMar>
+              <w:top w:type="dxa" w:w="50"/>
+              <w:left w:type="dxa" w:w="110"/>
+              <w:bottom w:type="dxa" w:w="50"/>
+              <w:right w:type="dxa" w:w="110"/>
+            </w:tcMar>
+          </w:tcPr>
+          <w:p>
+            <w:pPr>
+              <w:spacing w:before="28" w:after="28"/>
+            </w:pPr>
+            <w:r>
+              <w:rPr>
+                <w:sz w:val="15"/>
+                <w:szCs w:val="15"/>
+              </w:rPr>
+              <w:t xml:space="preserve">Dividends payable</w:t>
+            </w:r>
+          </w:p>
+        </w:tc>
+        <w:tc>
+          <w:tcPr>
+            <w:tcW w:type="pct" w:w="1400"/>
+            <w:tcMar>
+              <w:top w:type="dxa" w:w="50"/>
+              <w:left w:type="dxa" w:w="110"/>
+              <w:bottom w:type="dxa" w:w="50"/>
+              <w:right w:type="dxa" w:w="110"/>
+            </w:tcMar>
+          </w:tcPr>
+          <w:p>
+            <w:pPr>
+              <w:spacing w:before="28" w:after="28"/>
+            </w:pPr>
+            <w:r>
+              <w:rPr>
+                <w:sz w:val="15"/>
+                <w:szCs w:val="15"/>
+              </w:rPr>
               <w:t xml:space="preserve">400,000</w:t>
             </w:r>
           </w:p>
         </w:tc>
-      </w:tr>
-      <w:tr>
-        <w:tc>
-          <w:tcPr>
-            <w:tcW w:type="pct" w:w="2200"/>
+        <w:tc>
+          <w:tcPr>
+            <w:tcW w:type="pct" w:w="1400"/>
             <w:tcMar>
               <w:top w:type="dxa" w:w="50"/>
               <w:left w:type="dxa" w:w="110"/>
@@ -2871,53 +2773,7 @@
                 <w:sz w:val="15"/>
                 <w:szCs w:val="15"/>
               </w:rPr>
-              <w:t xml:space="preserve">Total current liabilities</w:t>
-            </w:r>
-          </w:p>
-        </w:tc>
-        <w:tc>
-          <w:tcPr>
-            <w:tcW w:type="pct" w:w="1400"/>
-            <w:tcMar>
-              <w:top w:type="dxa" w:w="50"/>
-              <w:left w:type="dxa" w:w="110"/>
-              <w:bottom w:type="dxa" w:w="50"/>
-              <w:right w:type="dxa" w:w="110"/>
-            </w:tcMar>
-          </w:tcPr>
-          <w:p>
-            <w:pPr>
-              <w:spacing w:before="28" w:after="28"/>
-            </w:pPr>
-            <w:r>
-              <w:rPr>
-                <w:sz w:val="15"/>
-                <w:szCs w:val="15"/>
-              </w:rPr>
-              <w:t xml:space="preserve">4,280,000</w:t>
-            </w:r>
-          </w:p>
-        </w:tc>
-        <w:tc>
-          <w:tcPr>
-            <w:tcW w:type="pct" w:w="1400"/>
-            <w:tcMar>
-              <w:top w:type="dxa" w:w="50"/>
-              <w:left w:type="dxa" w:w="110"/>
-              <w:bottom w:type="dxa" w:w="50"/>
-              <w:right w:type="dxa" w:w="110"/>
-            </w:tcMar>
-          </w:tcPr>
-          <w:p>
-            <w:pPr>
-              <w:spacing w:before="28" w:after="28"/>
-            </w:pPr>
-            <w:r>
-              <w:rPr>
-                <w:sz w:val="15"/>
-                <w:szCs w:val="15"/>
-              </w:rPr>
-              <w:t xml:space="preserve">3,570,000</w:t>
+              <w:t xml:space="preserve">—</w:t>
             </w:r>
           </w:p>
         </w:tc>
@@ -2970,7 +2826,7 @@
                 <w:sz w:val="15"/>
                 <w:szCs w:val="15"/>
               </w:rPr>
-              <w:t xml:space="preserve">6,000,000</w:t>
+              <w:t xml:space="preserve">400,000</w:t>
             </w:r>
           </w:p>
         </w:tc>
@@ -2994,7 +2850,7 @@
                 <w:sz w:val="15"/>
                 <w:szCs w:val="15"/>
               </w:rPr>
-              <w:t xml:space="preserve">5,600,000</w:t>
+              <w:t xml:space="preserve">400,000</w:t>
             </w:r>
           </w:p>
         </w:tc>
@@ -3019,7 +2875,7 @@
                 <w:sz w:val="15"/>
                 <w:szCs w:val="15"/>
               </w:rPr>
-              <w:t xml:space="preserve">Deferred tax liability</w:t>
+              <w:t xml:space="preserve">Total current liabilities</w:t>
             </w:r>
           </w:p>
         </w:tc>
@@ -3042,7 +2898,7 @@
                 <w:sz w:val="15"/>
                 <w:szCs w:val="15"/>
               </w:rPr>
-              <w:t xml:space="preserve">999,625</w:t>
+              <w:t xml:space="preserve">4,280,000</w:t>
             </w:r>
           </w:p>
         </w:tc>
@@ -3065,7 +2921,7 @@
                 <w:sz w:val="15"/>
                 <w:szCs w:val="15"/>
               </w:rPr>
-              <w:t xml:space="preserve">900,000</w:t>
+              <w:t xml:space="preserve">3,570,000</w:t>
             </w:r>
           </w:p>
         </w:tc>
@@ -3091,7 +2947,7 @@
                 <w:sz w:val="15"/>
                 <w:szCs w:val="15"/>
               </w:rPr>
-              <w:t xml:space="preserve">Total liabilities</w:t>
+              <w:t xml:space="preserve">Long-term debt, less current portion</w:t>
             </w:r>
           </w:p>
         </w:tc>
@@ -3115,7 +2971,7 @@
                 <w:sz w:val="15"/>
                 <w:szCs w:val="15"/>
               </w:rPr>
-              <w:t xml:space="preserve">11,279,625</w:t>
+              <w:t xml:space="preserve">6,000,000</w:t>
             </w:r>
           </w:p>
         </w:tc>
@@ -3139,6 +2995,151 @@
                 <w:sz w:val="15"/>
                 <w:szCs w:val="15"/>
               </w:rPr>
+              <w:t xml:space="preserve">5,600,000</w:t>
+            </w:r>
+          </w:p>
+        </w:tc>
+      </w:tr>
+      <w:tr>
+        <w:tc>
+          <w:tcPr>
+            <w:tcW w:type="pct" w:w="2200"/>
+            <w:tcMar>
+              <w:top w:type="dxa" w:w="50"/>
+              <w:left w:type="dxa" w:w="110"/>
+              <w:bottom w:type="dxa" w:w="50"/>
+              <w:right w:type="dxa" w:w="110"/>
+            </w:tcMar>
+          </w:tcPr>
+          <w:p>
+            <w:pPr>
+              <w:spacing w:before="28" w:after="28"/>
+            </w:pPr>
+            <w:r>
+              <w:rPr>
+                <w:sz w:val="15"/>
+                <w:szCs w:val="15"/>
+              </w:rPr>
+              <w:t xml:space="preserve">Deferred tax liability</w:t>
+            </w:r>
+          </w:p>
+        </w:tc>
+        <w:tc>
+          <w:tcPr>
+            <w:tcW w:type="pct" w:w="1400"/>
+            <w:tcMar>
+              <w:top w:type="dxa" w:w="50"/>
+              <w:left w:type="dxa" w:w="110"/>
+              <w:bottom w:type="dxa" w:w="50"/>
+              <w:right w:type="dxa" w:w="110"/>
+            </w:tcMar>
+          </w:tcPr>
+          <w:p>
+            <w:pPr>
+              <w:spacing w:before="28" w:after="28"/>
+            </w:pPr>
+            <w:r>
+              <w:rPr>
+                <w:sz w:val="15"/>
+                <w:szCs w:val="15"/>
+              </w:rPr>
+              <w:t xml:space="preserve">999,625</w:t>
+            </w:r>
+          </w:p>
+        </w:tc>
+        <w:tc>
+          <w:tcPr>
+            <w:tcW w:type="pct" w:w="1400"/>
+            <w:tcMar>
+              <w:top w:type="dxa" w:w="50"/>
+              <w:left w:type="dxa" w:w="110"/>
+              <w:bottom w:type="dxa" w:w="50"/>
+              <w:right w:type="dxa" w:w="110"/>
+            </w:tcMar>
+          </w:tcPr>
+          <w:p>
+            <w:pPr>
+              <w:spacing w:before="28" w:after="28"/>
+            </w:pPr>
+            <w:r>
+              <w:rPr>
+                <w:sz w:val="15"/>
+                <w:szCs w:val="15"/>
+              </w:rPr>
+              <w:t xml:space="preserve">900,000</w:t>
+            </w:r>
+          </w:p>
+        </w:tc>
+      </w:tr>
+      <w:tr>
+        <w:tc>
+          <w:tcPr>
+            <w:tcW w:type="pct" w:w="2200"/>
+            <w:shd w:fill="FBFAF6" w:val="clear"/>
+            <w:tcMar>
+              <w:top w:type="dxa" w:w="50"/>
+              <w:left w:type="dxa" w:w="110"/>
+              <w:bottom w:type="dxa" w:w="50"/>
+              <w:right w:type="dxa" w:w="110"/>
+            </w:tcMar>
+          </w:tcPr>
+          <w:p>
+            <w:pPr>
+              <w:spacing w:before="28" w:after="28"/>
+            </w:pPr>
+            <w:r>
+              <w:rPr>
+                <w:sz w:val="15"/>
+                <w:szCs w:val="15"/>
+              </w:rPr>
+              <w:t xml:space="preserve">Total liabilities</w:t>
+            </w:r>
+          </w:p>
+        </w:tc>
+        <w:tc>
+          <w:tcPr>
+            <w:tcW w:type="pct" w:w="1400"/>
+            <w:shd w:fill="FBFAF6" w:val="clear"/>
+            <w:tcMar>
+              <w:top w:type="dxa" w:w="50"/>
+              <w:left w:type="dxa" w:w="110"/>
+              <w:bottom w:type="dxa" w:w="50"/>
+              <w:right w:type="dxa" w:w="110"/>
+            </w:tcMar>
+          </w:tcPr>
+          <w:p>
+            <w:pPr>
+              <w:spacing w:before="28" w:after="28"/>
+            </w:pPr>
+            <w:r>
+              <w:rPr>
+                <w:sz w:val="15"/>
+                <w:szCs w:val="15"/>
+              </w:rPr>
+              <w:t xml:space="preserve">11,279,625</w:t>
+            </w:r>
+          </w:p>
+        </w:tc>
+        <w:tc>
+          <w:tcPr>
+            <w:tcW w:type="pct" w:w="1400"/>
+            <w:shd w:fill="FBFAF6" w:val="clear"/>
+            <w:tcMar>
+              <w:top w:type="dxa" w:w="50"/>
+              <w:left w:type="dxa" w:w="110"/>
+              <w:bottom w:type="dxa" w:w="50"/>
+              <w:right w:type="dxa" w:w="110"/>
+            </w:tcMar>
+          </w:tcPr>
+          <w:p>
+            <w:pPr>
+              <w:spacing w:before="28" w:after="28"/>
+            </w:pPr>
+            <w:r>
+              <w:rPr>
+                <w:sz w:val="15"/>
+                <w:szCs w:val="15"/>
+              </w:rPr>
               <w:t xml:space="preserve">10,070,000</w:t>
             </w:r>
           </w:p>
@@ -3148,18 +3149,169 @@
         <w:tc>
           <w:tcPr>
             <w:tcW w:type="pct" w:w="2200"/>
-            <w:shd w:fill="FFFFFF" w:val="clear"/>
-            <w:tcMar>
-              <w:top w:type="dxa" w:w="50"/>
-              <w:left w:type="dxa" w:w="110"/>
-              <w:bottom w:type="dxa" w:w="50"/>
-              <w:right w:type="dxa" w:w="110"/>
-            </w:tcMar>
-          </w:tcPr>
-          <w:p>
-            <w:pPr>
-              <w:spacing w:before="46" w:after="46"/>
-            </w:pPr>
+            <w:tcMar>
+              <w:top w:type="dxa" w:w="50"/>
+              <w:left w:type="dxa" w:w="110"/>
+              <w:bottom w:type="dxa" w:w="50"/>
+              <w:right w:type="dxa" w:w="110"/>
+            </w:tcMar>
+          </w:tcPr>
+          <w:p>
+            <w:pPr>
+              <w:spacing w:before="28" w:after="28"/>
+            </w:pPr>
+            <w:r>
+              <w:rPr>
+                <w:sz w:val="15"/>
+                <w:szCs w:val="15"/>
+              </w:rPr>
+              <w:t xml:space="preserve">Commitments and contingencies (Note 12)</w:t>
+            </w:r>
+          </w:p>
+        </w:tc>
+        <w:tc>
+          <w:tcPr>
+            <w:tcW w:type="pct" w:w="1400"/>
+            <w:tcMar>
+              <w:top w:type="dxa" w:w="50"/>
+              <w:left w:type="dxa" w:w="110"/>
+              <w:bottom w:type="dxa" w:w="50"/>
+              <w:right w:type="dxa" w:w="110"/>
+            </w:tcMar>
+          </w:tcPr>
+          <w:p>
+            <w:pPr>
+              <w:spacing w:before="28" w:after="28"/>
+            </w:pPr>
+            <w:r>
+              <w:rPr>
+                <w:sz w:val="15"/>
+                <w:szCs w:val="15"/>
+              </w:rPr>
+              <w:t xml:space="preserve"> </w:t>
+            </w:r>
+          </w:p>
+        </w:tc>
+        <w:tc>
+          <w:tcPr>
+            <w:tcW w:type="pct" w:w="1400"/>
+            <w:tcMar>
+              <w:top w:type="dxa" w:w="50"/>
+              <w:left w:type="dxa" w:w="110"/>
+              <w:bottom w:type="dxa" w:w="50"/>
+              <w:right w:type="dxa" w:w="110"/>
+            </w:tcMar>
+          </w:tcPr>
+          <w:p>
+            <w:pPr>
+              <w:spacing w:before="28" w:after="28"/>
+            </w:pPr>
+            <w:r>
+              <w:rPr>
+                <w:sz w:val="15"/>
+                <w:szCs w:val="15"/>
+              </w:rPr>
+              <w:t xml:space="preserve"> </w:t>
+            </w:r>
+          </w:p>
+        </w:tc>
+      </w:tr>
+      <w:tr>
+        <w:tc>
+          <w:tcPr>
+            <w:tcW w:type="pct" w:w="2200"/>
+            <w:shd w:fill="FBFAF6" w:val="clear"/>
+            <w:tcMar>
+              <w:top w:type="dxa" w:w="50"/>
+              <w:left w:type="dxa" w:w="110"/>
+              <w:bottom w:type="dxa" w:w="50"/>
+              <w:right w:type="dxa" w:w="110"/>
+            </w:tcMar>
+          </w:tcPr>
+          <w:p>
+            <w:pPr>
+              <w:spacing w:before="28" w:after="28"/>
+            </w:pPr>
+            <w:r>
+              <w:rPr>
+                <w:sz w:val="15"/>
+                <w:szCs w:val="15"/>
+              </w:rPr>
+              <w:t xml:space="preserve">Stockholders' equity</w:t>
+            </w:r>
+          </w:p>
+        </w:tc>
+        <w:tc>
+          <w:tcPr>
+            <w:tcW w:type="pct" w:w="1400"/>
+            <w:shd w:fill="FBFAF6" w:val="clear"/>
+            <w:tcMar>
+              <w:top w:type="dxa" w:w="50"/>
+              <w:left w:type="dxa" w:w="110"/>
+              <w:bottom w:type="dxa" w:w="50"/>
+              <w:right w:type="dxa" w:w="110"/>
+            </w:tcMar>
+          </w:tcPr>
+          <w:p>
+            <w:pPr>
+              <w:spacing w:before="28" w:after="28"/>
+            </w:pPr>
+            <w:r>
+              <w:rPr>
+                <w:sz w:val="15"/>
+                <w:szCs w:val="15"/>
+              </w:rPr>
+              <w:t xml:space="preserve"> </w:t>
+            </w:r>
+          </w:p>
+        </w:tc>
+        <w:tc>
+          <w:tcPr>
+            <w:tcW w:type="pct" w:w="1400"/>
+            <w:shd w:fill="FBFAF6" w:val="clear"/>
+            <w:tcMar>
+              <w:top w:type="dxa" w:w="50"/>
+              <w:left w:type="dxa" w:w="110"/>
+              <w:bottom w:type="dxa" w:w="50"/>
+              <w:right w:type="dxa" w:w="110"/>
+            </w:tcMar>
+          </w:tcPr>
+          <w:p>
+            <w:pPr>
+              <w:spacing w:before="28" w:after="28"/>
+            </w:pPr>
+            <w:r>
+              <w:rPr>
+                <w:sz w:val="15"/>
+                <w:szCs w:val="15"/>
+              </w:rPr>
+              <w:t xml:space="preserve"> </w:t>
+            </w:r>
+          </w:p>
+        </w:tc>
+      </w:tr>
+      <w:tr>
+        <w:tc>
+          <w:tcPr>
+            <w:tcW w:type="pct" w:w="2200"/>
+            <w:tcMar>
+              <w:top w:type="dxa" w:w="50"/>
+              <w:left w:type="dxa" w:w="110"/>
+              <w:bottom w:type="dxa" w:w="50"/>
+              <w:right w:type="dxa" w:w="110"/>
+            </w:tcMar>
+          </w:tcPr>
+          <w:p>
+            <w:pPr>
+              <w:spacing w:before="28" w:after="28"/>
+            </w:pPr>
+            <w:r>
+              <w:rPr>
+                <w:sz w:val="15"/>
+                <w:szCs w:val="15"/>
+              </w:rPr>
+              <w:t xml:space="preserve">Common stock, $1 par; shares issued and </w:t>
+            </w:r>
             <w:r>
               <w:rPr>
                 <w:b/>
@@ -3168,7 +3320,29 @@
                 <w:sz w:val="14"/>
                 <w:szCs w:val="14"/>
               </w:rPr>
-              <w:t xml:space="preserve">(22)</w:t>
+              <w:t xml:space="preserve"> (22) </w:t>
+            </w:r>
+            <w:r>
+              <w:rPr>
+                <w:u w:val="single"/>
+                <w:sz w:val="15"/>
+                <w:szCs w:val="15"/>
+              </w:rPr>
+              <w:t xml:space="preserve">              </w:t>
+            </w:r>
+            <w:r>
+              <w:rPr>
+                <w:sz w:val="15"/>
+                <w:szCs w:val="15"/>
+              </w:rPr>
+              <w:t xml:space="preserve"> </w:t>
+            </w:r>
+            <w:r>
+              <w:rPr>
+                <w:sz w:val="15"/>
+                <w:szCs w:val="15"/>
+              </w:rPr>
+              <w:t xml:space="preserve">: 2025 8,100,000, 2024 8,000,000</w:t>
             </w:r>
           </w:p>
         </w:tc>
@@ -3191,7 +3365,7 @@
                 <w:sz w:val="15"/>
                 <w:szCs w:val="15"/>
               </w:rPr>
-              <w:t xml:space="preserve"> </w:t>
+              <w:t xml:space="preserve">8,100,000</w:t>
             </w:r>
           </w:p>
         </w:tc>
@@ -3214,7 +3388,7 @@
                 <w:sz w:val="15"/>
                 <w:szCs w:val="15"/>
               </w:rPr>
-              <w:t xml:space="preserve"> </w:t>
+              <w:t xml:space="preserve">8,000,000</w:t>
             </w:r>
           </w:p>
         </w:tc>
@@ -3223,98 +3397,18 @@
         <w:tc>
           <w:tcPr>
             <w:tcW w:type="pct" w:w="2200"/>
-            <w:shd w:fill="FBFAF6" w:val="clear"/>
-            <w:tcMar>
-              <w:top w:type="dxa" w:w="50"/>
-              <w:left w:type="dxa" w:w="110"/>
-              <w:bottom w:type="dxa" w:w="50"/>
-              <w:right w:type="dxa" w:w="110"/>
-            </w:tcMar>
-          </w:tcPr>
-          <w:p>
-            <w:pPr>
-              <w:spacing w:before="28" w:after="28"/>
-            </w:pPr>
-            <w:r>
-              <w:rPr>
-                <w:sz w:val="15"/>
-                <w:szCs w:val="15"/>
-              </w:rPr>
-              <w:t xml:space="preserve">Stockholders' equity</w:t>
-            </w:r>
-          </w:p>
-        </w:tc>
-        <w:tc>
-          <w:tcPr>
-            <w:tcW w:type="pct" w:w="1400"/>
-            <w:shd w:fill="FBFAF6" w:val="clear"/>
-            <w:tcMar>
-              <w:top w:type="dxa" w:w="50"/>
-              <w:left w:type="dxa" w:w="110"/>
-              <w:bottom w:type="dxa" w:w="50"/>
-              <w:right w:type="dxa" w:w="110"/>
-            </w:tcMar>
-          </w:tcPr>
-          <w:p>
-            <w:pPr>
-              <w:spacing w:before="28" w:after="28"/>
-            </w:pPr>
-            <w:r>
-              <w:rPr>
-                <w:sz w:val="15"/>
-                <w:szCs w:val="15"/>
-              </w:rPr>
-              <w:t xml:space="preserve"> </w:t>
-            </w:r>
-          </w:p>
-        </w:tc>
-        <w:tc>
-          <w:tcPr>
-            <w:tcW w:type="pct" w:w="1400"/>
-            <w:shd w:fill="FBFAF6" w:val="clear"/>
-            <w:tcMar>
-              <w:top w:type="dxa" w:w="50"/>
-              <w:left w:type="dxa" w:w="110"/>
-              <w:bottom w:type="dxa" w:w="50"/>
-              <w:right w:type="dxa" w:w="110"/>
-            </w:tcMar>
-          </w:tcPr>
-          <w:p>
-            <w:pPr>
-              <w:spacing w:before="28" w:after="28"/>
-            </w:pPr>
-            <w:r>
-              <w:rPr>
-                <w:sz w:val="15"/>
-                <w:szCs w:val="15"/>
-              </w:rPr>
-              <w:t xml:space="preserve"> </w:t>
-            </w:r>
-          </w:p>
-        </w:tc>
-      </w:tr>
-      <w:tr>
-        <w:tc>
-          <w:tcPr>
-            <w:tcW w:type="pct" w:w="2200"/>
-            <w:tcMar>
-              <w:top w:type="dxa" w:w="50"/>
-              <w:left w:type="dxa" w:w="110"/>
-              <w:bottom w:type="dxa" w:w="50"/>
-              <w:right w:type="dxa" w:w="110"/>
-            </w:tcMar>
-          </w:tcPr>
-          <w:p>
-            <w:pPr>
-              <w:spacing w:before="28" w:after="28"/>
-            </w:pPr>
-            <w:r>
-              <w:rPr>
-                <w:sz w:val="15"/>
-                <w:szCs w:val="15"/>
-              </w:rPr>
-              <w:t xml:space="preserve">Common stock, $1 par; shares issued and </w:t>
-            </w:r>
+            <w:shd w:fill="FFFFFF" w:val="clear"/>
+            <w:tcMar>
+              <w:top w:type="dxa" w:w="50"/>
+              <w:left w:type="dxa" w:w="110"/>
+              <w:bottom w:type="dxa" w:w="50"/>
+              <w:right w:type="dxa" w:w="110"/>
+            </w:tcMar>
+          </w:tcPr>
+          <w:p>
+            <w:pPr>
+              <w:spacing w:before="46" w:after="46"/>
+            </w:pPr>
             <w:r>
               <w:rPr>
                 <w:b/>
@@ -3323,35 +3417,14 @@
                 <w:sz w:val="14"/>
                 <w:szCs w:val="14"/>
               </w:rPr>
-              <w:t xml:space="preserve"> (23) </w:t>
-            </w:r>
-            <w:r>
-              <w:rPr>
-                <w:u w:val="single"/>
-                <w:sz w:val="15"/>
-                <w:szCs w:val="15"/>
-              </w:rPr>
-              <w:t xml:space="preserve">              </w:t>
-            </w:r>
-            <w:r>
-              <w:rPr>
-                <w:sz w:val="15"/>
-                <w:szCs w:val="15"/>
-              </w:rPr>
-              <w:t xml:space="preserve"> </w:t>
-            </w:r>
-            <w:r>
-              <w:rPr>
-                <w:sz w:val="15"/>
-                <w:szCs w:val="15"/>
-              </w:rPr>
-              <w:t xml:space="preserve">: 2025 8,100,000, 2024 8,000,000</w:t>
+              <w:t xml:space="preserve">(23)</w:t>
             </w:r>
           </w:p>
         </w:tc>
         <w:tc>
           <w:tcPr>
             <w:tcW w:type="pct" w:w="1400"/>
+            <w:shd w:fill="FBFAF6" w:val="clear"/>
             <w:tcMar>
               <w:top w:type="dxa" w:w="50"/>
               <w:left w:type="dxa" w:w="110"/>
@@ -3368,13 +3441,14 @@
                 <w:sz w:val="15"/>
                 <w:szCs w:val="15"/>
               </w:rPr>
-              <w:t xml:space="preserve">8,100,000</w:t>
+              <w:t xml:space="preserve">5,400,000</w:t>
             </w:r>
           </w:p>
         </w:tc>
         <w:tc>
           <w:tcPr>
             <w:tcW w:type="pct" w:w="1400"/>
+            <w:shd w:fill="FBFAF6" w:val="clear"/>
             <w:tcMar>
               <w:top w:type="dxa" w:w="50"/>
               <w:left w:type="dxa" w:w="110"/>
@@ -3391,7 +3465,7 @@
                 <w:sz w:val="15"/>
                 <w:szCs w:val="15"/>
               </w:rPr>
-              <w:t xml:space="preserve">8,000,000</w:t>
+              <w:t xml:space="preserve">4,000,000</w:t>
             </w:r>
           </w:p>
         </w:tc>
@@ -3421,79 +3495,6 @@
                 <w:szCs w:val="14"/>
               </w:rPr>
               <w:t xml:space="preserve">(24)</w:t>
-            </w:r>
-          </w:p>
-        </w:tc>
-        <w:tc>
-          <w:tcPr>
-            <w:tcW w:type="pct" w:w="1400"/>
-            <w:shd w:fill="FBFAF6" w:val="clear"/>
-            <w:tcMar>
-              <w:top w:type="dxa" w:w="50"/>
-              <w:left w:type="dxa" w:w="110"/>
-              <w:bottom w:type="dxa" w:w="50"/>
-              <w:right w:type="dxa" w:w="110"/>
-            </w:tcMar>
-          </w:tcPr>
-          <w:p>
-            <w:pPr>
-              <w:spacing w:before="28" w:after="28"/>
-            </w:pPr>
-            <w:r>
-              <w:rPr>
-                <w:sz w:val="15"/>
-                <w:szCs w:val="15"/>
-              </w:rPr>
-              <w:t xml:space="preserve">5,400,000</w:t>
-            </w:r>
-          </w:p>
-        </w:tc>
-        <w:tc>
-          <w:tcPr>
-            <w:tcW w:type="pct" w:w="1400"/>
-            <w:shd w:fill="FBFAF6" w:val="clear"/>
-            <w:tcMar>
-              <w:top w:type="dxa" w:w="50"/>
-              <w:left w:type="dxa" w:w="110"/>
-              <w:bottom w:type="dxa" w:w="50"/>
-              <w:right w:type="dxa" w:w="110"/>
-            </w:tcMar>
-          </w:tcPr>
-          <w:p>
-            <w:pPr>
-              <w:spacing w:before="28" w:after="28"/>
-            </w:pPr>
-            <w:r>
-              <w:rPr>
-                <w:sz w:val="15"/>
-                <w:szCs w:val="15"/>
-              </w:rPr>
-              <w:t xml:space="preserve">4,000,000</w:t>
-            </w:r>
-          </w:p>
-        </w:tc>
-      </w:tr>
-      <w:tr>
-        <w:tc>
-          <w:tcPr>
-            <w:tcW w:type="pct" w:w="2200"/>
-            <w:tcMar>
-              <w:top w:type="dxa" w:w="50"/>
-              <w:left w:type="dxa" w:w="110"/>
-              <w:bottom w:type="dxa" w:w="50"/>
-              <w:right w:type="dxa" w:w="110"/>
-            </w:tcMar>
-          </w:tcPr>
-          <w:p>
-            <w:pPr>
-              <w:spacing w:before="28" w:after="28"/>
-            </w:pPr>
-            <w:r>
-              <w:rPr>
-                <w:sz w:val="15"/>
-                <w:szCs w:val="15"/>
-              </w:rPr>
-              <w:t xml:space="preserve">Retained earnings</w:t>
             </w:r>
           </w:p>
         </w:tc>
@@ -3820,7 +3821,7 @@
                 <w:sz w:val="16"/>
                 <w:szCs w:val="16"/>
               </w:rPr>
-              <w:t xml:space="preserve">Prepaid expenses   ·   Current portion of long-term debt   ·   Equity-method investments   ·   Brand (indefinite-lived)   ·   Long-term debt, less current portion   ·   outstanding   ·   Additional paid-in capital   ·   depreciation   ·   receivable   ·   Accounts payable   ·   Commitments and contingencies (Note 12)</w:t>
+              <w:t xml:space="preserve">Prepaid expenses   ·   Income taxes payable   ·   Contract liabilities   ·   Other noncurrent assets   ·   Current portion of long-term debt   ·   Additional paid-in capital   ·   Retained earnings   ·   available-for-sale   ·   receivable   ·   Accounts payable   ·   outstanding</w:t>
             </w:r>
           </w:p>
         </w:tc>
@@ -3879,7 +3880,14 @@
           <w:sz w:val="19"/>
           <w:szCs w:val="19"/>
         </w:rPr>
-        <w:t xml:space="preserve"/>
+        <w:t xml:space="preserve">Current assets come first, from cash down to assets held for sale. </w:t>
+      </w:r>
+      <w:r>
+        <w:rPr>
+          <w:sz w:val="19"/>
+          <w:szCs w:val="19"/>
+        </w:rPr>
+        <w:t xml:space="preserve">Then come the noncurrent assets: investments, property, plant and equipment, and </w:t>
       </w:r>
       <w:r>
         <w:rPr>
@@ -3897,7 +3905,7 @@
           <w:sz w:val="19"/>
           <w:szCs w:val="19"/>
         </w:rPr>
-        <w:t xml:space="preserve">           </w:t>
+        <w:t xml:space="preserve">            </w:t>
       </w:r>
       <w:r>
         <w:rPr>
@@ -3911,14 +3919,14 @@
           <w:sz w:val="19"/>
           <w:szCs w:val="19"/>
         </w:rPr>
-        <w:t xml:space="preserve"> assets come first, from cash down to assets held for sale. </w:t>
-      </w:r>
-      <w:r>
-        <w:rPr>
-          <w:sz w:val="19"/>
-          <w:szCs w:val="19"/>
-        </w:rPr>
-        <w:t xml:space="preserve">Then come the noncurrent assets: </w:t>
+        <w:t xml:space="preserve"> assets. </w:t>
+      </w:r>
+      <w:r>
+        <w:rPr>
+          <w:sz w:val="19"/>
+          <w:szCs w:val="19"/>
+        </w:rPr>
+        <w:t xml:space="preserve">Liabilities </w:t>
       </w:r>
       <w:r>
         <w:rPr>
@@ -3936,7 +3944,7 @@
           <w:sz w:val="19"/>
           <w:szCs w:val="19"/>
         </w:rPr>
-        <w:t xml:space="preserve">             </w:t>
+        <w:t xml:space="preserve">           </w:t>
       </w:r>
       <w:r>
         <w:rPr>
@@ -3950,7 +3958,14 @@
           <w:sz w:val="19"/>
           <w:szCs w:val="19"/>
         </w:rPr>
-        <w:t xml:space="preserve">, property, plant and equipment, and </w:t>
+        <w:t xml:space="preserve"> the same order, and equity comes last. </w:t>
+      </w:r>
+      <w:r>
+        <w:rPr>
+          <w:sz w:val="19"/>
+          <w:szCs w:val="19"/>
+        </w:rPr>
+        <w:t xml:space="preserve"/>
       </w:r>
       <w:r>
         <w:rPr>
@@ -3968,7 +3983,7 @@
           <w:sz w:val="19"/>
           <w:szCs w:val="19"/>
         </w:rPr>
-        <w:t xml:space="preserve">            </w:t>
+        <w:t xml:space="preserve">           </w:t>
       </w:r>
       <w:r>
         <w:rPr>
@@ -3982,14 +3997,7 @@
           <w:sz w:val="19"/>
           <w:szCs w:val="19"/>
         </w:rPr>
-        <w:t xml:space="preserve"> assets. </w:t>
-      </w:r>
-      <w:r>
-        <w:rPr>
-          <w:sz w:val="19"/>
-          <w:szCs w:val="19"/>
-        </w:rPr>
-        <w:t xml:space="preserve"/>
+        <w:t xml:space="preserve"> accounts, such as the allowance for </w:t>
       </w:r>
       <w:r>
         <w:rPr>
@@ -4007,7 +4015,7 @@
           <w:sz w:val="19"/>
           <w:szCs w:val="19"/>
         </w:rPr>
-        <w:t xml:space="preserve">             </w:t>
+        <w:t xml:space="preserve">           </w:t>
       </w:r>
       <w:r>
         <w:rPr>
@@ -4021,14 +4029,7 @@
           <w:sz w:val="19"/>
           <w:szCs w:val="19"/>
         </w:rPr>
-        <w:t xml:space="preserve"> follow the same order, and equity comes last. </w:t>
-      </w:r>
-      <w:r>
-        <w:rPr>
-          <w:sz w:val="19"/>
-          <w:szCs w:val="19"/>
-        </w:rPr>
-        <w:t xml:space="preserve">Contra accounts, such as the allowance for credit losses and accumulated </w:t>
+        <w:t xml:space="preserve"> losses and accumulated depreciation, are shown with the asset they </w:t>
       </w:r>
       <w:r>
         <w:rPr>
@@ -4046,7 +4047,7 @@
           <w:sz w:val="19"/>
           <w:szCs w:val="19"/>
         </w:rPr>
-        <w:t xml:space="preserve">              </w:t>
+        <w:t xml:space="preserve">           </w:t>
       </w:r>
       <w:r>
         <w:rPr>
@@ -4060,14 +4061,14 @@
           <w:sz w:val="19"/>
           <w:szCs w:val="19"/>
         </w:rPr>
-        <w:t xml:space="preserve">, are shown with the asset they reduce. </w:t>
-      </w:r>
-      <w:r>
-        <w:rPr>
-          <w:sz w:val="19"/>
-          <w:szCs w:val="19"/>
-        </w:rPr>
-        <w:t xml:space="preserve">The line Commitments and </w:t>
+        <w:t xml:space="preserve">. </w:t>
+      </w:r>
+      <w:r>
+        <w:rPr>
+          <w:sz w:val="19"/>
+          <w:szCs w:val="19"/>
+        </w:rPr>
+        <w:t xml:space="preserve">The line Commitments and contingencies has no </w:t>
       </w:r>
       <w:r>
         <w:rPr>
@@ -4085,7 +4086,7 @@
           <w:sz w:val="19"/>
           <w:szCs w:val="19"/>
         </w:rPr>
-        <w:t xml:space="preserve">               </w:t>
+        <w:t xml:space="preserve">           </w:t>
       </w:r>
       <w:r>
         <w:rPr>
@@ -4099,7 +4100,7 @@
           <w:sz w:val="19"/>
           <w:szCs w:val="19"/>
         </w:rPr>
-        <w:t xml:space="preserve"> has no amount; it tells the reader to look at a note. </w:t>
+        <w:t xml:space="preserve">; it tells the reader to look at a note. </w:t>
       </w:r>
     </w:p>
     <w:tbl>
@@ -4157,7 +4158,7 @@
                 <w:sz w:val="16"/>
                 <w:szCs w:val="16"/>
               </w:rPr>
-              <w:t xml:space="preserve">liquidity   ·   intangible   ·   depreciation   ·   Liabilities   ·   Current   ·   investments   ·   contingencies</w:t>
+              <w:t xml:space="preserve">contingencies   ·   Contra   ·   reduce   ·   credit   ·   intangible   ·   follow   ·   amount</w:t>
             </w:r>
           </w:p>
         </w:tc>
@@ -4737,7 +4738,7 @@
                 <w:sz w:val="16"/>
                 <w:szCs w:val="16"/>
               </w:rPr>
-              <w:t xml:space="preserve">depreciation</w:t>
+              <w:t xml:space="preserve">available-for-sale</w:t>
             </w:r>
           </w:p>
         </w:tc>
@@ -4805,7 +4806,7 @@
                 <w:sz w:val="16"/>
                 <w:szCs w:val="16"/>
               </w:rPr>
-              <w:t xml:space="preserve">Brand (indefinite-lived)</w:t>
+              <w:t xml:space="preserve">Other noncurrent assets</w:t>
             </w:r>
           </w:p>
         </w:tc>
@@ -4908,7 +4909,7 @@
                 <w:sz w:val="16"/>
                 <w:szCs w:val="16"/>
               </w:rPr>
-              <w:t xml:space="preserve">equity</w:t>
+              <w:t xml:space="preserve">questions</w:t>
             </w:r>
           </w:p>
         </w:tc>
@@ -4941,7 +4942,7 @@
                 <w:sz w:val="16"/>
                 <w:szCs w:val="16"/>
               </w:rPr>
-              <w:t xml:space="preserve">Current portion of long-term debt</w:t>
+              <w:t xml:space="preserve">Income taxes payable</w:t>
             </w:r>
           </w:p>
         </w:tc>
@@ -4976,7 +4977,7 @@
                 <w:sz w:val="16"/>
                 <w:szCs w:val="16"/>
               </w:rPr>
-              <w:t xml:space="preserve">questions</w:t>
+              <w:t xml:space="preserve">lenders</w:t>
             </w:r>
           </w:p>
         </w:tc>
@@ -5009,7 +5010,7 @@
                 <w:sz w:val="16"/>
                 <w:szCs w:val="16"/>
               </w:rPr>
-              <w:t xml:space="preserve">Long-term debt, less current portion</w:t>
+              <w:t xml:space="preserve">Current portion of long-term debt</w:t>
             </w:r>
           </w:p>
         </w:tc>
@@ -5044,7 +5045,7 @@
                 <w:sz w:val="16"/>
                 <w:szCs w:val="16"/>
               </w:rPr>
-              <w:t xml:space="preserve">lenders</w:t>
+              <w:t xml:space="preserve">coming</w:t>
             </w:r>
           </w:p>
         </w:tc>
@@ -5077,7 +5078,7 @@
                 <w:sz w:val="16"/>
                 <w:szCs w:val="16"/>
               </w:rPr>
-              <w:t xml:space="preserve">Commitments and contingencies (Note 12)</w:t>
+              <w:t xml:space="preserve">outstanding</w:t>
             </w:r>
           </w:p>
         </w:tc>
@@ -5112,7 +5113,7 @@
                 <w:sz w:val="16"/>
                 <w:szCs w:val="16"/>
               </w:rPr>
-              <w:t xml:space="preserve">coming</w:t>
+              <w:t xml:space="preserve">solvency</w:t>
             </w:r>
           </w:p>
         </w:tc>
@@ -5145,7 +5146,7 @@
                 <w:sz w:val="16"/>
                 <w:szCs w:val="16"/>
               </w:rPr>
-              <w:t xml:space="preserve">outstanding</w:t>
+              <w:t xml:space="preserve">Additional paid-in capital</w:t>
             </w:r>
           </w:p>
         </w:tc>
@@ -5180,7 +5181,7 @@
                 <w:sz w:val="16"/>
                 <w:szCs w:val="16"/>
               </w:rPr>
-              <w:t xml:space="preserve">solvency</w:t>
+              <w:t xml:space="preserve">unexpected</w:t>
             </w:r>
           </w:p>
         </w:tc>
@@ -5213,7 +5214,7 @@
                 <w:sz w:val="16"/>
                 <w:szCs w:val="16"/>
               </w:rPr>
-              <w:t xml:space="preserve">Additional paid-in capital</w:t>
+              <w:t xml:space="preserve">Retained earnings</w:t>
             </w:r>
           </w:p>
         </w:tc>
@@ -5248,7 +5249,7 @@
                 <w:sz w:val="16"/>
                 <w:szCs w:val="16"/>
               </w:rPr>
-              <w:t xml:space="preserve">unexpected</w:t>
+              <w:t xml:space="preserve">flexibility</w:t>
             </w:r>
           </w:p>
         </w:tc>
@@ -5281,7 +5282,7 @@
                 <w:sz w:val="16"/>
                 <w:szCs w:val="16"/>
               </w:rPr>
-              <w:t xml:space="preserve">Current</w:t>
+              <w:t xml:space="preserve">intangible</w:t>
             </w:r>
           </w:p>
         </w:tc>
@@ -5316,7 +5317,7 @@
                 <w:sz w:val="16"/>
                 <w:szCs w:val="16"/>
               </w:rPr>
-              <w:t xml:space="preserve">flexibility</w:t>
+              <w:t xml:space="preserve">classified</w:t>
             </w:r>
           </w:p>
         </w:tc>
@@ -5349,7 +5350,7 @@
                 <w:sz w:val="16"/>
                 <w:szCs w:val="16"/>
               </w:rPr>
-              <w:t xml:space="preserve">investments</w:t>
+              <w:t xml:space="preserve">follow</w:t>
             </w:r>
           </w:p>
         </w:tc>
@@ -5384,7 +5385,7 @@
                 <w:sz w:val="16"/>
                 <w:szCs w:val="16"/>
               </w:rPr>
-              <w:t xml:space="preserve">classified</w:t>
+              <w:t xml:space="preserve">separates</w:t>
             </w:r>
           </w:p>
         </w:tc>
@@ -5417,7 +5418,7 @@
                 <w:sz w:val="16"/>
                 <w:szCs w:val="16"/>
               </w:rPr>
-              <w:t xml:space="preserve">intangible</w:t>
+              <w:t xml:space="preserve">Contra</w:t>
             </w:r>
           </w:p>
         </w:tc>
@@ -5452,7 +5453,7 @@
                 <w:sz w:val="16"/>
                 <w:szCs w:val="16"/>
               </w:rPr>
-              <w:t xml:space="preserve">separates</w:t>
+              <w:t xml:space="preserve">short-term</w:t>
             </w:r>
           </w:p>
         </w:tc>
@@ -5485,7 +5486,7 @@
                 <w:sz w:val="16"/>
                 <w:szCs w:val="16"/>
               </w:rPr>
-              <w:t xml:space="preserve">Liabilities</w:t>
+              <w:t xml:space="preserve">credit</w:t>
             </w:r>
           </w:p>
         </w:tc>
@@ -5520,7 +5521,7 @@
                 <w:sz w:val="16"/>
                 <w:szCs w:val="16"/>
               </w:rPr>
-              <w:t xml:space="preserve">short-term</w:t>
+              <w:t xml:space="preserve">instead</w:t>
             </w:r>
           </w:p>
         </w:tc>
@@ -5553,7 +5554,7 @@
                 <w:sz w:val="16"/>
                 <w:szCs w:val="16"/>
               </w:rPr>
-              <w:t xml:space="preserve">depreciation</w:t>
+              <w:t xml:space="preserve">reduce</w:t>
             </w:r>
           </w:p>
         </w:tc>
@@ -5621,7 +5622,7 @@
                 <w:sz w:val="16"/>
                 <w:szCs w:val="16"/>
               </w:rPr>
-              <w:t xml:space="preserve">contingencies</w:t>
+              <w:t xml:space="preserve">amount</w:t>
             </w:r>
           </w:p>
         </w:tc>
@@ -5931,7 +5932,7 @@
           <w:sz w:val="16"/>
           <w:szCs w:val="16"/>
         </w:rPr>
-        <w:t xml:space="preserve">      gaps 1–12</w:t>
+        <w:t xml:space="preserve">      gaps 1–11</w:t>
       </w:r>
     </w:p>
     <w:p>
@@ -6086,7 +6087,7 @@
           <w:sz w:val="19"/>
           <w:szCs w:val="19"/>
         </w:rPr>
-        <w:t xml:space="preserve"> the company expects to settle by using current assets or by </w:t>
+        <w:t xml:space="preserve"> the company expects to </w:t>
       </w:r>
       <w:r>
         <w:rPr>
@@ -6118,14 +6119,7 @@
           <w:sz w:val="19"/>
           <w:szCs w:val="19"/>
         </w:rPr>
-        <w:t xml:space="preserve"> other current liabilities. </w:t>
-      </w:r>
-      <w:r>
-        <w:rPr>
-          <w:sz w:val="19"/>
-          <w:szCs w:val="19"/>
-        </w:rPr>
-        <w:t xml:space="preserve">It takes about 32 days to sell its </w:t>
+        <w:t xml:space="preserve"> by using current assets or by </w:t>
       </w:r>
       <w:r>
         <w:rPr>
@@ -6157,14 +6151,14 @@
           <w:sz w:val="19"/>
           <w:szCs w:val="19"/>
         </w:rPr>
-        <w:t xml:space="preserve"> and 34 days to collect from customers: 66 days in total. </w:t>
-      </w:r>
-      <w:r>
-        <w:rPr>
-          <w:sz w:val="19"/>
-          <w:szCs w:val="19"/>
-        </w:rPr>
-        <w:t xml:space="preserve"/>
+        <w:t xml:space="preserve"> other current liabilities. </w:t>
+      </w:r>
+      <w:r>
+        <w:rPr>
+          <w:sz w:val="19"/>
+          <w:szCs w:val="19"/>
+        </w:rPr>
+        <w:t xml:space="preserve">It takes about 32 days to sell its </w:t>
       </w:r>
       <w:r>
         <w:rPr>
@@ -6196,7 +6190,14 @@
           <w:sz w:val="19"/>
           <w:szCs w:val="19"/>
         </w:rPr>
-        <w:t xml:space="preserve"> the cycle is shorter than a year, Orontes uses one year to </w:t>
+        <w:t xml:space="preserve"> and 34 days to collect from customers: 66 days in total. </w:t>
+      </w:r>
+      <w:r>
+        <w:rPr>
+          <w:sz w:val="19"/>
+          <w:szCs w:val="19"/>
+        </w:rPr>
+        <w:t xml:space="preserve">Because the cycle is </w:t>
       </w:r>
       <w:r>
         <w:rPr>
@@ -6228,7 +6229,7 @@
           <w:sz w:val="19"/>
           <w:szCs w:val="19"/>
         </w:rPr>
-        <w:t xml:space="preserve"> its items. </w:t>
+        <w:t xml:space="preserve"> than a year, Orontes uses one year to classify its items. </w:t>
       </w:r>
       <w:r>
         <w:rPr>
@@ -6242,7 +6243,14 @@
           <w:sz w:val="19"/>
           <w:szCs w:val="19"/>
         </w:rPr>
-        <w:t xml:space="preserve"/>
+        <w:t xml:space="preserve">Restricted cash set aside to repay long-term debt or to build a plant is noncurrent. </w:t>
+      </w:r>
+      <w:r>
+        <w:rPr>
+          <w:sz w:val="19"/>
+          <w:szCs w:val="19"/>
+        </w:rPr>
+        <w:t xml:space="preserve">So are long-term investments, </w:t>
       </w:r>
       <w:r>
         <w:rPr>
@@ -6260,7 +6268,7 @@
           <w:sz w:val="19"/>
           <w:szCs w:val="19"/>
         </w:rPr>
-        <w:t xml:space="preserve">            </w:t>
+        <w:t xml:space="preserve">             </w:t>
       </w:r>
       <w:r>
         <w:rPr>
@@ -6274,7 +6282,7 @@
           <w:sz w:val="19"/>
           <w:szCs w:val="19"/>
         </w:rPr>
-        <w:t xml:space="preserve"> cash set aside to repay long-term debt or to build a plant is </w:t>
+        <w:t xml:space="preserve"> that will not be collected within the </w:t>
       </w:r>
       <w:r>
         <w:rPr>
@@ -6292,7 +6300,7 @@
           <w:sz w:val="19"/>
           <w:szCs w:val="19"/>
         </w:rPr>
-        <w:t xml:space="preserve">            </w:t>
+        <w:t xml:space="preserve">           </w:t>
       </w:r>
       <w:r>
         <w:rPr>
@@ -6306,14 +6314,7 @@
           <w:sz w:val="19"/>
           <w:szCs w:val="19"/>
         </w:rPr>
-        <w:t xml:space="preserve">. </w:t>
-      </w:r>
-      <w:r>
-        <w:rPr>
-          <w:sz w:val="19"/>
-          <w:szCs w:val="19"/>
-        </w:rPr>
-        <w:t xml:space="preserve">So are long-term </w:t>
+        <w:t xml:space="preserve">, the cash surrender value of life insurance, and long-term </w:t>
       </w:r>
       <w:r>
         <w:rPr>
@@ -6324,38 +6325,6 @@
           <w:szCs w:val="15"/>
         </w:rPr>
         <w:t xml:space="preserve"> (11) </w:t>
-      </w:r>
-      <w:r>
-        <w:rPr>
-          <w:u w:val="single"/>
-          <w:sz w:val="19"/>
-          <w:szCs w:val="19"/>
-        </w:rPr>
-        <w:t xml:space="preserve">             </w:t>
-      </w:r>
-      <w:r>
-        <w:rPr>
-          <w:sz w:val="19"/>
-          <w:szCs w:val="19"/>
-        </w:rPr>
-        <w:t xml:space="preserve"> </w:t>
-      </w:r>
-      <w:r>
-        <w:rPr>
-          <w:sz w:val="19"/>
-          <w:szCs w:val="19"/>
-        </w:rPr>
-        <w:t xml:space="preserve">, receivables that will not be collected within the period, the cash surrender value of life insurance, and long-term </w:t>
-      </w:r>
-      <w:r>
-        <w:rPr>
-          <w:b/>
-          <w:bCs/>
-          <w:color w:val="8186EF"/>
-          <w:sz w:val="15"/>
-          <w:szCs w:val="15"/>
-        </w:rPr>
-        <w:t xml:space="preserve"> (12) </w:t>
       </w:r>
       <w:r>
         <w:rPr>
@@ -6435,7 +6404,7 @@
                 <w:sz w:val="16"/>
                 <w:szCs w:val="16"/>
               </w:rPr>
-              <w:t xml:space="preserve">average   ·   noncurrent   ·   investments   ·   classify   ·   obligations   ·   collecting   ·   creating   ·   Working   ·   whichever   ·   Restricted   ·   prepayments   ·   inventory   ·   Because</w:t>
+              <w:t xml:space="preserve">period   ·   shorter   ·   average   ·   divided   ·   collecting   ·   settle   ·   obligations   ·   whichever   ·   receivables   ·   prepayments   ·   creating   ·   inventory</w:t>
             </w:r>
           </w:p>
         </w:tc>
@@ -6462,7 +6431,7 @@
           <w:sz w:val="16"/>
           <w:szCs w:val="16"/>
         </w:rPr>
-        <w:t xml:space="preserve">      gaps 13–19</w:t>
+        <w:t xml:space="preserve">      gaps 12–18</w:t>
       </w:r>
     </w:p>
     <w:p>
@@ -6475,7 +6444,7 @@
           <w:sz w:val="19"/>
           <w:szCs w:val="19"/>
         </w:rPr>
-        <w:t xml:space="preserve">On the </w:t>
+        <w:t xml:space="preserve">On the liability side, current </w:t>
       </w:r>
       <w:r>
         <w:rPr>
@@ -6485,7 +6454,7 @@
           <w:sz w:val="15"/>
           <w:szCs w:val="15"/>
         </w:rPr>
-        <w:t xml:space="preserve"> (13) </w:t>
+        <w:t xml:space="preserve"> (12) </w:t>
       </w:r>
       <w:r>
         <w:rPr>
@@ -6507,7 +6476,7 @@
           <w:sz w:val="19"/>
           <w:szCs w:val="19"/>
         </w:rPr>
-        <w:t xml:space="preserve"> side, current portion of </w:t>
+        <w:t xml:space="preserve"> of long-term debt is current, because that part of the </w:t>
       </w:r>
       <w:r>
         <w:rPr>
@@ -6517,7 +6486,7 @@
           <w:sz w:val="15"/>
           <w:szCs w:val="15"/>
         </w:rPr>
-        <w:t xml:space="preserve"> (14) </w:t>
+        <w:t xml:space="preserve"> (13) </w:t>
       </w:r>
       <w:r>
         <w:rPr>
@@ -6539,7 +6508,7 @@
           <w:sz w:val="19"/>
           <w:szCs w:val="19"/>
         </w:rPr>
-        <w:t xml:space="preserve"> debt is current, because that part of the principal is due within a year. </w:t>
+        <w:t xml:space="preserve"> is due within a year. </w:t>
       </w:r>
       <w:r>
         <w:rPr>
@@ -6556,7 +6525,7 @@
           <w:sz w:val="15"/>
           <w:szCs w:val="15"/>
         </w:rPr>
-        <w:t xml:space="preserve"> (15) </w:t>
+        <w:t xml:space="preserve"> (14) </w:t>
       </w:r>
       <w:r>
         <w:rPr>
@@ -6578,21 +6547,7 @@
           <w:sz w:val="19"/>
           <w:szCs w:val="19"/>
         </w:rPr>
-        <w:t xml:space="preserve"> come directly from these totals. </w:t>
-      </w:r>
-      <w:r>
-        <w:rPr>
-          <w:sz w:val="19"/>
-          <w:szCs w:val="19"/>
-        </w:rPr>
-        <w:t xml:space="preserve">Working capital is current assets minus current liabilities. </w:t>
-      </w:r>
-      <w:r>
-        <w:rPr>
-          <w:sz w:val="19"/>
-          <w:szCs w:val="19"/>
-        </w:rPr>
-        <w:t xml:space="preserve">The current ratio is current assets </w:t>
+        <w:t xml:space="preserve"> come directly from these </w:t>
       </w:r>
       <w:r>
         <w:rPr>
@@ -6602,7 +6557,7 @@
           <w:sz w:val="15"/>
           <w:szCs w:val="15"/>
         </w:rPr>
-        <w:t xml:space="preserve"> (16) </w:t>
+        <w:t xml:space="preserve"> (15) </w:t>
       </w:r>
       <w:r>
         <w:rPr>
@@ -6624,14 +6579,21 @@
           <w:sz w:val="19"/>
           <w:szCs w:val="19"/>
         </w:rPr>
-        <w:t xml:space="preserve"> by current liabilities. </w:t>
-      </w:r>
-      <w:r>
-        <w:rPr>
-          <w:sz w:val="19"/>
-          <w:szCs w:val="19"/>
-        </w:rPr>
-        <w:t xml:space="preserve">For </w:t>
+        <w:t xml:space="preserve">. </w:t>
+      </w:r>
+      <w:r>
+        <w:rPr>
+          <w:sz w:val="19"/>
+          <w:szCs w:val="19"/>
+        </w:rPr>
+        <w:t xml:space="preserve">Working capital is current assets minus current liabilities. </w:t>
+      </w:r>
+      <w:r>
+        <w:rPr>
+          <w:sz w:val="19"/>
+          <w:szCs w:val="19"/>
+        </w:rPr>
+        <w:t xml:space="preserve">The current ratio is current assets </w:t>
       </w:r>
       <w:r>
         <w:rPr>
@@ -6641,7 +6603,7 @@
           <w:sz w:val="15"/>
           <w:szCs w:val="15"/>
         </w:rPr>
-        <w:t xml:space="preserve"> (17) </w:t>
+        <w:t xml:space="preserve"> (16) </w:t>
       </w:r>
       <w:r>
         <w:rPr>
@@ -6663,7 +6625,14 @@
           <w:sz w:val="19"/>
           <w:szCs w:val="19"/>
         </w:rPr>
-        <w:t xml:space="preserve"> at the end of 2025, working capital is $14,188,100 − $4,280,000 = $9,908,100, and the current ratio is 3.31. </w:t>
+        <w:t xml:space="preserve"> by current liabilities. </w:t>
+      </w:r>
+      <w:r>
+        <w:rPr>
+          <w:sz w:val="19"/>
+          <w:szCs w:val="19"/>
+        </w:rPr>
+        <w:t xml:space="preserve">For Orontes at the end of 2025, working capital is $14,188,100 − $4,280,000 = $9,908,100, and the current ratio is 3.31. </w:t>
       </w:r>
       <w:r>
         <w:rPr>
@@ -6680,7 +6649,7 @@
           <w:sz w:val="15"/>
           <w:szCs w:val="15"/>
         </w:rPr>
-        <w:t xml:space="preserve"> (18) </w:t>
+        <w:t xml:space="preserve"> (17) </w:t>
       </w:r>
       <w:r>
         <w:rPr>
@@ -6719,7 +6688,7 @@
           <w:sz w:val="15"/>
           <w:szCs w:val="15"/>
         </w:rPr>
-        <w:t xml:space="preserve"> (19) </w:t>
+        <w:t xml:space="preserve"> (18) </w:t>
       </w:r>
       <w:r>
         <w:rPr>
@@ -6799,7 +6768,7 @@
                 <w:sz w:val="16"/>
                 <w:szCs w:val="16"/>
               </w:rPr>
-              <w:t xml:space="preserve">Orontes   ·   long-term   ·   analyzes   ·   liability   ·   solvency   ·   divided   ·   measures   ·   earlier</w:t>
+              <w:t xml:space="preserve">divided   ·   principal   ·   analyzes   ·   portion   ·   inventory   ·   totals   ·   measures   ·   earlier</w:t>
             </w:r>
           </w:p>
         </w:tc>
@@ -6873,7 +6842,7 @@
           <w:sz w:val="16"/>
           <w:szCs w:val="16"/>
         </w:rPr>
-        <w:t xml:space="preserve">      gaps 20–23</w:t>
+        <w:t xml:space="preserve">      gaps 19–22</w:t>
       </w:r>
     </w:p>
     <w:p>
@@ -6896,7 +6865,7 @@
           <w:sz w:val="15"/>
           <w:szCs w:val="15"/>
         </w:rPr>
-        <w:t xml:space="preserve"> (20) </w:t>
+        <w:t xml:space="preserve"> (19) </w:t>
       </w:r>
       <w:r>
         <w:rPr>
@@ -6918,7 +6887,7 @@
           <w:sz w:val="19"/>
           <w:szCs w:val="19"/>
         </w:rPr>
-        <w:t xml:space="preserve"> in cash reduces current assets and current </w:t>
+        <w:t xml:space="preserve"> in cash reduces current assets and current liabilities by the same amount: working capital does not change, but the current ratio </w:t>
       </w:r>
       <w:r>
         <w:rPr>
@@ -6928,7 +6897,7 @@
           <w:sz w:val="15"/>
           <w:szCs w:val="15"/>
         </w:rPr>
-        <w:t xml:space="preserve"> (21) </w:t>
+        <w:t xml:space="preserve"> (20) </w:t>
       </w:r>
       <w:r>
         <w:rPr>
@@ -6936,7 +6905,7 @@
           <w:sz w:val="19"/>
           <w:szCs w:val="19"/>
         </w:rPr>
-        <w:t xml:space="preserve">             </w:t>
+        <w:t xml:space="preserve">           </w:t>
       </w:r>
       <w:r>
         <w:rPr>
@@ -6950,7 +6919,7 @@
           <w:sz w:val="19"/>
           <w:szCs w:val="19"/>
         </w:rPr>
-        <w:t xml:space="preserve"> by the same amount: working capital does not change, but the current ratio changes. </w:t>
+        <w:t xml:space="preserve">. </w:t>
       </w:r>
       <w:r>
         <w:rPr>
@@ -6967,7 +6936,7 @@
           <w:sz w:val="15"/>
           <w:szCs w:val="15"/>
         </w:rPr>
-        <w:t xml:space="preserve"> (22) </w:t>
+        <w:t xml:space="preserve"> (21) </w:t>
       </w:r>
       <w:r>
         <w:rPr>
@@ -6989,7 +6958,7 @@
           <w:sz w:val="19"/>
           <w:szCs w:val="19"/>
         </w:rPr>
-        <w:t xml:space="preserve"> debt from current to </w:t>
+        <w:t xml:space="preserve"> debt from current to noncurrent </w:t>
       </w:r>
       <w:r>
         <w:rPr>
@@ -6999,7 +6968,7 @@
           <w:sz w:val="15"/>
           <w:szCs w:val="15"/>
         </w:rPr>
-        <w:t xml:space="preserve"> (23) </w:t>
+        <w:t xml:space="preserve"> (22) </w:t>
       </w:r>
       <w:r>
         <w:rPr>
@@ -7007,7 +6976,7 @@
           <w:sz w:val="19"/>
           <w:szCs w:val="19"/>
         </w:rPr>
-        <w:t xml:space="preserve">            </w:t>
+        <w:t xml:space="preserve">           </w:t>
       </w:r>
       <w:r>
         <w:rPr>
@@ -7021,7 +6990,7 @@
           <w:sz w:val="19"/>
           <w:szCs w:val="19"/>
         </w:rPr>
-        <w:t xml:space="preserve"> increases working capital and the current ratio. </w:t>
+        <w:t xml:space="preserve"> working capital and the current ratio. </w:t>
       </w:r>
       <w:r>
         <w:rPr>
@@ -7086,7 +7055,7 @@
                 <w:sz w:val="16"/>
                 <w:szCs w:val="16"/>
               </w:rPr>
-              <w:t xml:space="preserve">noncurrent   ·   liabilities   ·   measures   ·   Reclassifying   ·   supplier</w:t>
+              <w:t xml:space="preserve">increases   ·   changes   ·   prepayments   ·   Reclassifying   ·   supplier</w:t>
             </w:r>
           </w:p>
         </w:tc>
@@ -7172,7 +7141,7 @@
           <w:sz w:val="16"/>
           <w:szCs w:val="16"/>
         </w:rPr>
-        <w:t xml:space="preserve">      gaps 24–29</w:t>
+        <w:t xml:space="preserve">      gaps 23–26</w:t>
       </w:r>
     </w:p>
     <w:p>
@@ -7195,7 +7164,7 @@
           <w:sz w:val="15"/>
           <w:szCs w:val="15"/>
         </w:rPr>
-        <w:t xml:space="preserve"> (24) </w:t>
+        <w:t xml:space="preserve"> (23) </w:t>
       </w:r>
       <w:r>
         <w:rPr>
@@ -7224,7 +7193,14 @@
           <w:sz w:val="19"/>
           <w:szCs w:val="19"/>
         </w:rPr>
-        <w:t xml:space="preserve">It is due within one year, so it is a current </w:t>
+        <w:t xml:space="preserve">It is due within one year, so it is a current liability; the rest of the debt stays noncurrent. </w:t>
+      </w:r>
+      <w:r>
+        <w:rPr>
+          <w:sz w:val="19"/>
+          <w:szCs w:val="19"/>
+        </w:rPr>
+        <w:t xml:space="preserve">The </w:t>
       </w:r>
       <w:r>
         <w:rPr>
@@ -7234,7 +7210,7 @@
           <w:sz w:val="15"/>
           <w:szCs w:val="15"/>
         </w:rPr>
-        <w:t xml:space="preserve"> (25) </w:t>
+        <w:t xml:space="preserve"> (24) </w:t>
       </w:r>
       <w:r>
         <w:rPr>
@@ -7256,14 +7232,14 @@
           <w:sz w:val="19"/>
           <w:szCs w:val="19"/>
         </w:rPr>
-        <w:t xml:space="preserve">; the rest of the debt stays noncurrent. </w:t>
-      </w:r>
-      <w:r>
-        <w:rPr>
-          <w:sz w:val="19"/>
-          <w:szCs w:val="19"/>
-        </w:rPr>
-        <w:t xml:space="preserve">The </w:t>
+        <w:t xml:space="preserve"> van held for sale, $46,000. </w:t>
+      </w:r>
+      <w:r>
+        <w:rPr>
+          <w:sz w:val="19"/>
+          <w:szCs w:val="19"/>
+        </w:rPr>
+        <w:t xml:space="preserve">Orontes expects to sell it within the year, so it is a current asset, </w:t>
       </w:r>
       <w:r>
         <w:rPr>
@@ -7273,7 +7249,7 @@
           <w:sz w:val="15"/>
           <w:szCs w:val="15"/>
         </w:rPr>
-        <w:t xml:space="preserve"> (26) </w:t>
+        <w:t xml:space="preserve"> (25) </w:t>
       </w:r>
       <w:r>
         <w:rPr>
@@ -7295,14 +7271,14 @@
           <w:sz w:val="19"/>
           <w:szCs w:val="19"/>
         </w:rPr>
-        <w:t xml:space="preserve"> van held for sale, $46,000. </w:t>
-      </w:r>
-      <w:r>
-        <w:rPr>
-          <w:sz w:val="19"/>
-          <w:szCs w:val="19"/>
-        </w:rPr>
-        <w:t xml:space="preserve">Orontes </w:t>
+        <w:t xml:space="preserve"> PP&amp;E. </w:t>
+      </w:r>
+      <w:r>
+        <w:rPr>
+          <w:sz w:val="19"/>
+          <w:szCs w:val="19"/>
+        </w:rPr>
+        <w:t xml:space="preserve">The </w:t>
       </w:r>
       <w:r>
         <w:rPr>
@@ -7312,7 +7288,7 @@
           <w:sz w:val="15"/>
           <w:szCs w:val="15"/>
         </w:rPr>
-        <w:t xml:space="preserve"> (27) </w:t>
+        <w:t xml:space="preserve"> (26) </w:t>
       </w:r>
       <w:r>
         <w:rPr>
@@ -7320,7 +7296,7 @@
           <w:sz w:val="19"/>
           <w:szCs w:val="19"/>
         </w:rPr>
-        <w:t xml:space="preserve">           </w:t>
+        <w:t xml:space="preserve">               </w:t>
       </w:r>
       <w:r>
         <w:rPr>
@@ -7334,45 +7310,6 @@
           <w:sz w:val="19"/>
           <w:szCs w:val="19"/>
         </w:rPr>
-        <w:t xml:space="preserve"> to sell it within the year, so it is a current asset, outside PP&amp;E. </w:t>
-      </w:r>
-      <w:r>
-        <w:rPr>
-          <w:sz w:val="19"/>
-          <w:szCs w:val="19"/>
-        </w:rPr>
-        <w:t xml:space="preserve">The </w:t>
-      </w:r>
-      <w:r>
-        <w:rPr>
-          <w:b/>
-          <w:bCs/>
-          <w:color w:val="8186EF"/>
-          <w:sz w:val="15"/>
-          <w:szCs w:val="15"/>
-        </w:rPr>
-        <w:t xml:space="preserve"> (28) </w:t>
-      </w:r>
-      <w:r>
-        <w:rPr>
-          <w:u w:val="single"/>
-          <w:sz w:val="19"/>
-          <w:szCs w:val="19"/>
-        </w:rPr>
-        <w:t xml:space="preserve">               </w:t>
-      </w:r>
-      <w:r>
-        <w:rPr>
-          <w:sz w:val="19"/>
-          <w:szCs w:val="19"/>
-        </w:rPr>
-        <w:t xml:space="preserve"> </w:t>
-      </w:r>
-      <w:r>
-        <w:rPr>
-          <w:sz w:val="19"/>
-          <w:szCs w:val="19"/>
-        </w:rPr>
         <w:t xml:space="preserve"> investments, $1,807,000. </w:t>
       </w:r>
       <w:r>
@@ -7380,39 +7317,7 @@
           <w:sz w:val="19"/>
           <w:szCs w:val="19"/>
         </w:rPr>
-        <w:t xml:space="preserve">Orontes plans to hold them for the long term, so they are noncurrent </w:t>
-      </w:r>
-      <w:r>
-        <w:rPr>
-          <w:b/>
-          <w:bCs/>
-          <w:color w:val="8186EF"/>
-          <w:sz w:val="15"/>
-          <w:szCs w:val="15"/>
-        </w:rPr>
-        <w:t xml:space="preserve"> (29) </w:t>
-      </w:r>
-      <w:r>
-        <w:rPr>
-          <w:u w:val="single"/>
-          <w:sz w:val="19"/>
-          <w:szCs w:val="19"/>
-        </w:rPr>
-        <w:t xml:space="preserve">           </w:t>
-      </w:r>
-      <w:r>
-        <w:rPr>
-          <w:sz w:val="19"/>
-          <w:szCs w:val="19"/>
-        </w:rPr>
-        <w:t xml:space="preserve"> </w:t>
-      </w:r>
-      <w:r>
-        <w:rPr>
-          <w:sz w:val="19"/>
-          <w:szCs w:val="19"/>
-        </w:rPr>
-        <w:t xml:space="preserve">. </w:t>
+        <w:t xml:space="preserve">Orontes plans to hold them for the long term, so they are noncurrent assets. </w:t>
       </w:r>
     </w:p>
     <w:tbl>
@@ -7470,7 +7375,7 @@
                 <w:sz w:val="16"/>
                 <w:szCs w:val="16"/>
               </w:rPr>
-              <w:t xml:space="preserve">delivery   ·   assets   ·   liability   ·   operating   ·   installment   ·   expects   ·   equity-method</w:t>
+              <w:t xml:space="preserve">delivery   ·   outside   ·   installment   ·   equity-method   ·   inventory</w:t>
             </w:r>
           </w:p>
         </w:tc>
@@ -7715,7 +7620,7 @@
                 <w:sz w:val="14"/>
                 <w:szCs w:val="14"/>
               </w:rPr>
-              <w:t xml:space="preserve">(30)</w:t>
+              <w:t xml:space="preserve">(27)</w:t>
             </w:r>
           </w:p>
         </w:tc>
@@ -7812,39 +7717,7 @@
                 <w:sz w:val="15"/>
                 <w:szCs w:val="15"/>
               </w:rPr>
-              <w:t xml:space="preserve">The </w:t>
-            </w:r>
-            <w:r>
-              <w:rPr>
-                <w:b/>
-                <w:bCs/>
-                <w:color w:val="8186EF"/>
-                <w:sz w:val="14"/>
-                <w:szCs w:val="14"/>
-              </w:rPr>
-              <w:t xml:space="preserve"> (31) </w:t>
-            </w:r>
-            <w:r>
-              <w:rPr>
-                <w:u w:val="single"/>
-                <w:sz w:val="15"/>
-                <w:szCs w:val="15"/>
-              </w:rPr>
-              <w:t xml:space="preserve">              </w:t>
-            </w:r>
-            <w:r>
-              <w:rPr>
-                <w:sz w:val="15"/>
-                <w:szCs w:val="15"/>
-              </w:rPr>
-              <w:t xml:space="preserve"> </w:t>
-            </w:r>
-            <w:r>
-              <w:rPr>
-                <w:sz w:val="15"/>
-                <w:szCs w:val="15"/>
-              </w:rPr>
-              <w:t xml:space="preserve"> is longer than one year, so the cycle applies</w:t>
+              <w:t xml:space="preserve">The operating cycle is longer than one year, so the cycle applies</w:t>
             </w:r>
           </w:p>
         </w:tc>
@@ -8196,7 +8069,7 @@
                 <w:sz w:val="16"/>
                 <w:szCs w:val="16"/>
               </w:rPr>
-              <w:t xml:space="preserve">Noncurrent asset   ·   operating cycle   ·   current assets</w:t>
+              <w:t xml:space="preserve">Noncurrent asset   ·   callable debt</w:t>
             </w:r>
           </w:p>
         </w:tc>
@@ -8227,7 +8100,7 @@
           <w:sz w:val="18"/>
           <w:szCs w:val="18"/>
         </w:rPr>
-        <w:t xml:space="preserve">The words this section uses</w:t>
+        <w:t xml:space="preserve">The English this section uses, and its Arabic</w:t>
       </w:r>
     </w:p>
     <w:p>
@@ -8251,7 +8124,7 @@
       <w:r>
         <w:drawing>
           <wp:inline distT="0" distB="0" distL="0" distR="0">
-            <wp:extent cx="5734050" cy="2527500"/>
+            <wp:extent cx="5734050" cy="2972650"/>
             <wp:effectExtent t="0" r="0" b="0" l="0"/>
             <wp:docPr id="1" name="" descr="" title=""/>
             <wp:cNvGraphicFramePr>
@@ -8276,7 +8149,7 @@
                   <pic:spPr bwMode="auto">
                     <a:xfrm>
                       <a:off x="0" y="0"/>
-                      <a:ext cx="5734050" cy="2527500"/>
+                      <a:ext cx="5734050" cy="2972650"/>
                     </a:xfrm>
                     <a:prstGeom prst="rect">
                       <a:avLst/>
@@ -8344,7 +8217,7 @@
                 <w:sz w:val="16"/>
                 <w:szCs w:val="16"/>
               </w:rPr>
-              <w:t xml:space="preserve">callable debt   ·   operating cycle   ·   current liabilities</w:t>
+              <w:t xml:space="preserve">دورة التشغيل   ·   restricted cash   ·   current liabilities   ·   current assets</w:t>
             </w:r>
           </w:p>
         </w:tc>
@@ -8883,14 +8756,14 @@
                 <w:sz w:val="16"/>
                 <w:szCs w:val="16"/>
               </w:rPr>
-              <w:t xml:space="preserve">18  </w:t>
-            </w:r>
-            <w:r>
-              <w:rPr>
-                <w:sz w:val="16"/>
-                <w:szCs w:val="16"/>
-              </w:rPr>
-              <w:t xml:space="preserve">earlier</w:t>
+              <w:t xml:space="preserve">16  </w:t>
+            </w:r>
+            <w:r>
+              <w:rPr>
+                <w:sz w:val="16"/>
+                <w:szCs w:val="16"/>
+              </w:rPr>
+              <w:t xml:space="preserve">divided</w:t>
             </w:r>
           </w:p>
         </w:tc>
@@ -8951,14 +8824,14 @@
                 <w:sz w:val="16"/>
                 <w:szCs w:val="16"/>
               </w:rPr>
-              <w:t xml:space="preserve">19  </w:t>
-            </w:r>
-            <w:r>
-              <w:rPr>
-                <w:sz w:val="16"/>
-                <w:szCs w:val="16"/>
-              </w:rPr>
-              <w:t xml:space="preserve">analyzes</w:t>
+              <w:t xml:space="preserve">17  </w:t>
+            </w:r>
+            <w:r>
+              <w:rPr>
+                <w:sz w:val="16"/>
+                <w:szCs w:val="16"/>
+              </w:rPr>
+              <w:t xml:space="preserve">earlier</w:t>
             </w:r>
           </w:p>
         </w:tc>
@@ -9019,14 +8892,14 @@
                 <w:sz w:val="16"/>
                 <w:szCs w:val="16"/>
               </w:rPr>
-              <w:t xml:space="preserve">20  </w:t>
-            </w:r>
-            <w:r>
-              <w:rPr>
-                <w:sz w:val="16"/>
-                <w:szCs w:val="16"/>
-              </w:rPr>
-              <w:t xml:space="preserve">supplier</w:t>
+              <w:t xml:space="preserve">18  </w:t>
+            </w:r>
+            <w:r>
+              <w:rPr>
+                <w:sz w:val="16"/>
+                <w:szCs w:val="16"/>
+              </w:rPr>
+              <w:t xml:space="preserve">analyzes</w:t>
             </w:r>
           </w:p>
         </w:tc>
@@ -9087,14 +8960,14 @@
                 <w:sz w:val="16"/>
                 <w:szCs w:val="16"/>
               </w:rPr>
-              <w:t xml:space="preserve">21  </w:t>
-            </w:r>
-            <w:r>
-              <w:rPr>
-                <w:sz w:val="16"/>
-                <w:szCs w:val="16"/>
-              </w:rPr>
-              <w:t xml:space="preserve">liabilities</w:t>
+              <w:t xml:space="preserve">19  </w:t>
+            </w:r>
+            <w:r>
+              <w:rPr>
+                <w:sz w:val="16"/>
+                <w:szCs w:val="16"/>
+              </w:rPr>
+              <w:t xml:space="preserve">supplier</w:t>
             </w:r>
           </w:p>
         </w:tc>
@@ -9129,7 +9002,7 @@
                 <w:sz w:val="16"/>
                 <w:szCs w:val="16"/>
               </w:rPr>
-              <w:t xml:space="preserve">creating</w:t>
+              <w:t xml:space="preserve">settle</w:t>
             </w:r>
           </w:p>
         </w:tc>
@@ -9155,14 +9028,14 @@
                 <w:sz w:val="16"/>
                 <w:szCs w:val="16"/>
               </w:rPr>
-              <w:t xml:space="preserve">22  </w:t>
-            </w:r>
-            <w:r>
-              <w:rPr>
-                <w:sz w:val="16"/>
-                <w:szCs w:val="16"/>
-              </w:rPr>
-              <w:t xml:space="preserve">Reclassifying</w:t>
+              <w:t xml:space="preserve">20  </w:t>
+            </w:r>
+            <w:r>
+              <w:rPr>
+                <w:sz w:val="16"/>
+                <w:szCs w:val="16"/>
+              </w:rPr>
+              <w:t xml:space="preserve">changes</w:t>
             </w:r>
           </w:p>
         </w:tc>
@@ -9197,7 +9070,7 @@
                 <w:sz w:val="16"/>
                 <w:szCs w:val="16"/>
               </w:rPr>
-              <w:t xml:space="preserve">inventory</w:t>
+              <w:t xml:space="preserve">creating</w:t>
             </w:r>
           </w:p>
         </w:tc>
@@ -9223,14 +9096,14 @@
                 <w:sz w:val="16"/>
                 <w:szCs w:val="16"/>
               </w:rPr>
-              <w:t xml:space="preserve">23  </w:t>
-            </w:r>
-            <w:r>
-              <w:rPr>
-                <w:sz w:val="16"/>
-                <w:szCs w:val="16"/>
-              </w:rPr>
-              <w:t xml:space="preserve">noncurrent</w:t>
+              <w:t xml:space="preserve">21  </w:t>
+            </w:r>
+            <w:r>
+              <w:rPr>
+                <w:sz w:val="16"/>
+                <w:szCs w:val="16"/>
+              </w:rPr>
+              <w:t xml:space="preserve">Reclassifying</w:t>
             </w:r>
           </w:p>
         </w:tc>
@@ -9265,7 +9138,7 @@
                 <w:sz w:val="16"/>
                 <w:szCs w:val="16"/>
               </w:rPr>
-              <w:t xml:space="preserve">Because</w:t>
+              <w:t xml:space="preserve">inventory</w:t>
             </w:r>
           </w:p>
         </w:tc>
@@ -9291,14 +9164,14 @@
                 <w:sz w:val="16"/>
                 <w:szCs w:val="16"/>
               </w:rPr>
-              <w:t xml:space="preserve">24  </w:t>
-            </w:r>
-            <w:r>
-              <w:rPr>
-                <w:sz w:val="16"/>
-                <w:szCs w:val="16"/>
-              </w:rPr>
-              <w:t xml:space="preserve">installment</w:t>
+              <w:t xml:space="preserve">22  </w:t>
+            </w:r>
+            <w:r>
+              <w:rPr>
+                <w:sz w:val="16"/>
+                <w:szCs w:val="16"/>
+              </w:rPr>
+              <w:t xml:space="preserve">increases</w:t>
             </w:r>
           </w:p>
         </w:tc>
@@ -9333,7 +9206,7 @@
                 <w:sz w:val="16"/>
                 <w:szCs w:val="16"/>
               </w:rPr>
-              <w:t xml:space="preserve">classify</w:t>
+              <w:t xml:space="preserve">shorter</w:t>
             </w:r>
           </w:p>
         </w:tc>
@@ -9359,14 +9232,14 @@
                 <w:sz w:val="16"/>
                 <w:szCs w:val="16"/>
               </w:rPr>
-              <w:t xml:space="preserve">25  </w:t>
-            </w:r>
-            <w:r>
-              <w:rPr>
-                <w:sz w:val="16"/>
-                <w:szCs w:val="16"/>
-              </w:rPr>
-              <w:t xml:space="preserve">liability</w:t>
+              <w:t xml:space="preserve">23  </w:t>
+            </w:r>
+            <w:r>
+              <w:rPr>
+                <w:sz w:val="16"/>
+                <w:szCs w:val="16"/>
+              </w:rPr>
+              <w:t xml:space="preserve">installment</w:t>
             </w:r>
           </w:p>
         </w:tc>
@@ -9401,7 +9274,7 @@
                 <w:sz w:val="16"/>
                 <w:szCs w:val="16"/>
               </w:rPr>
-              <w:t xml:space="preserve">Restricted</w:t>
+              <w:t xml:space="preserve">receivables</w:t>
             </w:r>
           </w:p>
         </w:tc>
@@ -9427,7 +9300,7 @@
                 <w:sz w:val="16"/>
                 <w:szCs w:val="16"/>
               </w:rPr>
-              <w:t xml:space="preserve">26  </w:t>
+              <w:t xml:space="preserve">24  </w:t>
             </w:r>
             <w:r>
               <w:rPr>
@@ -9469,7 +9342,7 @@
                 <w:sz w:val="16"/>
                 <w:szCs w:val="16"/>
               </w:rPr>
-              <w:t xml:space="preserve">noncurrent</w:t>
+              <w:t xml:space="preserve">period</w:t>
             </w:r>
           </w:p>
         </w:tc>
@@ -9495,14 +9368,14 @@
                 <w:sz w:val="16"/>
                 <w:szCs w:val="16"/>
               </w:rPr>
-              <w:t xml:space="preserve">27  </w:t>
-            </w:r>
-            <w:r>
-              <w:rPr>
-                <w:sz w:val="16"/>
-                <w:szCs w:val="16"/>
-              </w:rPr>
-              <w:t xml:space="preserve">expects</w:t>
+              <w:t xml:space="preserve">25  </w:t>
+            </w:r>
+            <w:r>
+              <w:rPr>
+                <w:sz w:val="16"/>
+                <w:szCs w:val="16"/>
+              </w:rPr>
+              <w:t xml:space="preserve">outside</w:t>
             </w:r>
           </w:p>
         </w:tc>
@@ -9537,7 +9410,7 @@
                 <w:sz w:val="16"/>
                 <w:szCs w:val="16"/>
               </w:rPr>
-              <w:t xml:space="preserve">investments</w:t>
+              <w:t xml:space="preserve">prepayments</w:t>
             </w:r>
           </w:p>
         </w:tc>
@@ -9563,7 +9436,7 @@
                 <w:sz w:val="16"/>
                 <w:szCs w:val="16"/>
               </w:rPr>
-              <w:t xml:space="preserve">28  </w:t>
+              <w:t xml:space="preserve">26  </w:t>
             </w:r>
             <w:r>
               <w:rPr>
@@ -9605,7 +9478,7 @@
                 <w:sz w:val="16"/>
                 <w:szCs w:val="16"/>
               </w:rPr>
-              <w:t xml:space="preserve">prepayments</w:t>
+              <w:t xml:space="preserve">portion</w:t>
             </w:r>
           </w:p>
         </w:tc>
@@ -9631,14 +9504,14 @@
                 <w:sz w:val="16"/>
                 <w:szCs w:val="16"/>
               </w:rPr>
-              <w:t xml:space="preserve">29  </w:t>
-            </w:r>
-            <w:r>
-              <w:rPr>
-                <w:sz w:val="16"/>
-                <w:szCs w:val="16"/>
-              </w:rPr>
-              <w:t xml:space="preserve">assets</w:t>
+              <w:t xml:space="preserve">27  </w:t>
+            </w:r>
+            <w:r>
+              <w:rPr>
+                <w:sz w:val="16"/>
+                <w:szCs w:val="16"/>
+              </w:rPr>
+              <w:t xml:space="preserve">Noncurrent asset</w:t>
             </w:r>
           </w:p>
         </w:tc>
@@ -9673,7 +9546,7 @@
                 <w:sz w:val="16"/>
                 <w:szCs w:val="16"/>
               </w:rPr>
-              <w:t xml:space="preserve">liability</w:t>
+              <w:t xml:space="preserve">principal</w:t>
             </w:r>
           </w:p>
         </w:tc>
@@ -9699,14 +9572,14 @@
                 <w:sz w:val="16"/>
                 <w:szCs w:val="16"/>
               </w:rPr>
-              <w:t xml:space="preserve">30  </w:t>
-            </w:r>
-            <w:r>
-              <w:rPr>
-                <w:sz w:val="16"/>
-                <w:szCs w:val="16"/>
-              </w:rPr>
-              <w:t xml:space="preserve">Noncurrent asset</w:t>
+              <w:t xml:space="preserve">28  </w:t>
+            </w:r>
+            <w:r>
+              <w:rPr>
+                <w:sz w:val="16"/>
+                <w:szCs w:val="16"/>
+              </w:rPr>
+              <w:t xml:space="preserve">current assets</w:t>
             </w:r>
           </w:p>
         </w:tc>
@@ -9741,7 +9614,7 @@
                 <w:sz w:val="16"/>
                 <w:szCs w:val="16"/>
               </w:rPr>
-              <w:t xml:space="preserve">long-term</w:t>
+              <w:t xml:space="preserve">measures</w:t>
             </w:r>
           </w:p>
         </w:tc>
@@ -9767,14 +9640,14 @@
                 <w:sz w:val="16"/>
                 <w:szCs w:val="16"/>
               </w:rPr>
-              <w:t xml:space="preserve">31  </w:t>
-            </w:r>
-            <w:r>
-              <w:rPr>
-                <w:sz w:val="16"/>
-                <w:szCs w:val="16"/>
-              </w:rPr>
-              <w:t xml:space="preserve">operating cycle</w:t>
+              <w:t xml:space="preserve">29  </w:t>
+            </w:r>
+            <w:r>
+              <w:rPr>
+                <w:sz w:val="16"/>
+                <w:szCs w:val="16"/>
+              </w:rPr>
+              <w:t xml:space="preserve">current liabilities</w:t>
             </w:r>
           </w:p>
         </w:tc>
@@ -9809,7 +9682,7 @@
                 <w:sz w:val="16"/>
                 <w:szCs w:val="16"/>
               </w:rPr>
-              <w:t xml:space="preserve">measures</w:t>
+              <w:t xml:space="preserve">totals</w:t>
             </w:r>
           </w:p>
         </w:tc>
@@ -9835,140 +9708,14 @@
                 <w:sz w:val="16"/>
                 <w:szCs w:val="16"/>
               </w:rPr>
-              <w:t xml:space="preserve">32  </w:t>
-            </w:r>
-            <w:r>
-              <w:rPr>
-                <w:sz w:val="16"/>
-                <w:szCs w:val="16"/>
-              </w:rPr>
-              <w:t xml:space="preserve">current liabilities</w:t>
-            </w:r>
-          </w:p>
-        </w:tc>
-      </w:tr>
-      <w:tr>
-        <w:tc>
-          <w:tcPr>
-            <w:tcW w:type="pct" w:w="2500"/>
-            <w:tcMar>
-              <w:top w:type="dxa" w:w="20"/>
-              <w:left w:type="dxa" w:w="80"/>
-              <w:bottom w:type="dxa" w:w="20"/>
-              <w:right w:type="dxa" w:w="80"/>
-            </w:tcMar>
-          </w:tcPr>
-          <w:p>
-            <w:pPr>
-              <w:spacing w:before="12" w:after="12"/>
-            </w:pPr>
-            <w:r>
-              <w:rPr>
-                <w:b/>
-                <w:bCs/>
-                <w:color w:val="8186EF"/>
-                <w:sz w:val="16"/>
-                <w:szCs w:val="16"/>
-              </w:rPr>
-              <w:t xml:space="preserve">16  </w:t>
-            </w:r>
-            <w:r>
-              <w:rPr>
-                <w:sz w:val="16"/>
-                <w:szCs w:val="16"/>
-              </w:rPr>
-              <w:t xml:space="preserve">divided</w:t>
-            </w:r>
-          </w:p>
-        </w:tc>
-        <w:tc>
-          <w:tcPr>
-            <w:tcW w:type="pct" w:w="2500"/>
-            <w:tcMar>
-              <w:top w:type="dxa" w:w="20"/>
-              <w:left w:type="dxa" w:w="80"/>
-              <w:bottom w:type="dxa" w:w="20"/>
-              <w:right w:type="dxa" w:w="80"/>
-            </w:tcMar>
-          </w:tcPr>
-          <w:p>
-            <w:pPr>
-              <w:spacing w:before="12" w:after="12"/>
-            </w:pPr>
-            <w:r>
-              <w:rPr>
-                <w:b/>
-                <w:bCs/>
-                <w:color w:val="8186EF"/>
-                <w:sz w:val="16"/>
-                <w:szCs w:val="16"/>
-              </w:rPr>
-              <w:t xml:space="preserve">33  </w:t>
-            </w:r>
-            <w:r>
-              <w:rPr>
-                <w:sz w:val="16"/>
-                <w:szCs w:val="16"/>
-              </w:rPr>
-              <w:t xml:space="preserve">operating cycle</w:t>
-            </w:r>
-          </w:p>
-        </w:tc>
-      </w:tr>
-      <w:tr>
-        <w:tc>
-          <w:tcPr>
-            <w:tcW w:type="pct" w:w="2500"/>
-            <w:tcMar>
-              <w:top w:type="dxa" w:w="20"/>
-              <w:left w:type="dxa" w:w="80"/>
-              <w:bottom w:type="dxa" w:w="20"/>
-              <w:right w:type="dxa" w:w="80"/>
-            </w:tcMar>
-          </w:tcPr>
-          <w:p>
-            <w:pPr>
-              <w:spacing w:before="12" w:after="12"/>
-            </w:pPr>
-            <w:r>
-              <w:rPr>
-                <w:b/>
-                <w:bCs/>
-                <w:color w:val="8186EF"/>
-                <w:sz w:val="16"/>
-                <w:szCs w:val="16"/>
-              </w:rPr>
-              <w:t xml:space="preserve">17  </w:t>
-            </w:r>
-            <w:r>
-              <w:rPr>
-                <w:sz w:val="16"/>
-                <w:szCs w:val="16"/>
-              </w:rPr>
-              <w:t xml:space="preserve">Orontes</w:t>
-            </w:r>
-          </w:p>
-        </w:tc>
-        <w:tc>
-          <w:tcPr>
-            <w:tcW w:type="pct" w:w="2500"/>
-            <w:tcMar>
-              <w:top w:type="dxa" w:w="20"/>
-              <w:left w:type="dxa" w:w="80"/>
-              <w:bottom w:type="dxa" w:w="20"/>
-              <w:right w:type="dxa" w:w="80"/>
-            </w:tcMar>
-          </w:tcPr>
-          <w:p>
-            <w:pPr>
-              <w:spacing w:before="24" w:after="24"/>
-            </w:pPr>
-            <w:r>
-              <w:rPr>
-                <w:sz w:val="16"/>
-                <w:szCs w:val="16"/>
-              </w:rPr>
-              <w:t xml:space="preserve"/>
+              <w:t xml:space="preserve">30  </w:t>
+            </w:r>
+            <w:r>
+              <w:rPr>
+                <w:sz w:val="16"/>
+                <w:szCs w:val="16"/>
+              </w:rPr>
+              <w:t xml:space="preserve">restricted cash</w:t>
             </w:r>
           </w:p>
         </w:tc>
@@ -10423,7 +10170,7 @@
           <w:sz w:val="19"/>
           <w:szCs w:val="19"/>
         </w:rPr>
-        <w:t xml:space="preserve">If a company breaks a </w:t>
+        <w:t xml:space="preserve">If a company </w:t>
       </w:r>
       <w:r>
         <w:rPr>
@@ -10455,7 +10202,7 @@
           <w:sz w:val="19"/>
           <w:szCs w:val="19"/>
         </w:rPr>
-        <w:t xml:space="preserve">, the lender may be able to demand </w:t>
+        <w:t xml:space="preserve"> a covenant, the lender may be able to demand </w:t>
       </w:r>
       <w:r>
         <w:rPr>
@@ -10565,7 +10312,7 @@
           <w:sz w:val="19"/>
           <w:szCs w:val="19"/>
         </w:rPr>
-        <w:t xml:space="preserve">It stays noncurrent only if, before the </w:t>
+        <w:t xml:space="preserve">It stays noncurrent only if, before the statements are issued, the lender gives a waiver for more than one year, or a grace </w:t>
       </w:r>
       <w:r>
         <w:rPr>
@@ -10583,7 +10330,7 @@
           <w:sz w:val="19"/>
           <w:szCs w:val="19"/>
         </w:rPr>
-        <w:t xml:space="preserve">            </w:t>
+        <w:t xml:space="preserve">           </w:t>
       </w:r>
       <w:r>
         <w:rPr>
@@ -10597,7 +10344,7 @@
           <w:sz w:val="19"/>
           <w:szCs w:val="19"/>
         </w:rPr>
-        <w:t xml:space="preserve"> are issued, the lender gives a </w:t>
+        <w:t xml:space="preserve"> exists and the company will probably cure the </w:t>
       </w:r>
       <w:r>
         <w:rPr>
@@ -10629,7 +10376,7 @@
           <w:sz w:val="19"/>
           <w:szCs w:val="19"/>
         </w:rPr>
-        <w:t xml:space="preserve"> for more than one year, or a grace period exists and the company will probably cure the violation within it. </w:t>
+        <w:t xml:space="preserve"> within it. </w:t>
       </w:r>
       <w:r>
         <w:rPr>
@@ -10694,7 +10441,7 @@
                 <w:sz w:val="16"/>
                 <w:szCs w:val="16"/>
               </w:rPr>
-              <w:t xml:space="preserve">portion   ·   covenant   ·   debt-to-equity   ·   signing   ·   Orontes   ·   classification   ·   statements   ·   expect   ·   installments   ·   agreements   ·   callable   ·   repayment   ·   waiver</w:t>
+              <w:t xml:space="preserve">portion   ·   breaks   ·   debt-to-equity   ·   waiver   ·   Orontes   ·   classification   ·   period   ·   expect   ·   installments   ·   agreements   ·   callable   ·   repayment   ·   violation</w:t>
             </w:r>
           </w:p>
         </w:tc>
@@ -10721,7 +10468,7 @@
           <w:sz w:val="16"/>
           <w:szCs w:val="16"/>
         </w:rPr>
-        <w:t xml:space="preserve">      gaps 13–22</w:t>
+        <w:t xml:space="preserve">      gaps 13–21</w:t>
       </w:r>
     </w:p>
     <w:p>
@@ -10734,7 +10481,14 @@
           <w:sz w:val="19"/>
           <w:szCs w:val="19"/>
         </w:rPr>
-        <w:t xml:space="preserve">Debt that is due on demand is always </w:t>
+        <w:t xml:space="preserve">Debt that is due on demand is always current. </w:t>
+      </w:r>
+      <w:r>
+        <w:rPr>
+          <w:sz w:val="19"/>
+          <w:szCs w:val="19"/>
+        </w:rPr>
+        <w:t xml:space="preserve">Short-term debt can be shown as noncurrent </w:t>
       </w:r>
       <w:r>
         <w:rPr>
@@ -10766,14 +10520,7 @@
           <w:sz w:val="19"/>
           <w:szCs w:val="19"/>
         </w:rPr>
-        <w:t xml:space="preserve">. </w:t>
-      </w:r>
-      <w:r>
-        <w:rPr>
-          <w:sz w:val="19"/>
-          <w:szCs w:val="19"/>
-        </w:rPr>
-        <w:t xml:space="preserve"/>
+        <w:t xml:space="preserve"> refinancing, but only if the company intends to </w:t>
       </w:r>
       <w:r>
         <w:rPr>
@@ -10791,7 +10538,7 @@
           <w:sz w:val="19"/>
           <w:szCs w:val="19"/>
         </w:rPr>
-        <w:t xml:space="preserve">            </w:t>
+        <w:t xml:space="preserve">           </w:t>
       </w:r>
       <w:r>
         <w:rPr>
@@ -10805,7 +10552,14 @@
           <w:sz w:val="19"/>
           <w:szCs w:val="19"/>
         </w:rPr>
-        <w:t xml:space="preserve"> debt can be shown as noncurrent </w:t>
+        <w:t xml:space="preserve"> it on a long-term basis and shows that it can. </w:t>
+      </w:r>
+      <w:r>
+        <w:rPr>
+          <w:sz w:val="19"/>
+          <w:szCs w:val="19"/>
+        </w:rPr>
+        <w:t xml:space="preserve">It shows this by </w:t>
       </w:r>
       <w:r>
         <w:rPr>
@@ -10837,7 +10591,7 @@
           <w:sz w:val="19"/>
           <w:szCs w:val="19"/>
         </w:rPr>
-        <w:t xml:space="preserve"> refinancing, but only if the company intends to </w:t>
+        <w:t xml:space="preserve"> long-term debt or shares after the </w:t>
       </w:r>
       <w:r>
         <w:rPr>
@@ -10869,14 +10623,7 @@
           <w:sz w:val="19"/>
           <w:szCs w:val="19"/>
         </w:rPr>
-        <w:t xml:space="preserve"> it on a long-term basis and shows that it can. </w:t>
-      </w:r>
-      <w:r>
-        <w:rPr>
-          <w:sz w:val="19"/>
-          <w:szCs w:val="19"/>
-        </w:rPr>
-        <w:t xml:space="preserve">It shows this by </w:t>
+        <w:t xml:space="preserve"> sheet date but before the statements are issued, or by signing a </w:t>
       </w:r>
       <w:r>
         <w:rPr>
@@ -10894,7 +10641,7 @@
           <w:sz w:val="19"/>
           <w:szCs w:val="19"/>
         </w:rPr>
-        <w:t xml:space="preserve">           </w:t>
+        <w:t xml:space="preserve">            </w:t>
       </w:r>
       <w:r>
         <w:rPr>
@@ -10908,7 +10655,14 @@
           <w:sz w:val="19"/>
           <w:szCs w:val="19"/>
         </w:rPr>
-        <w:t xml:space="preserve"> long-term debt or shares after the </w:t>
+        <w:t xml:space="preserve"> financing agreement. </w:t>
+      </w:r>
+      <w:r>
+        <w:rPr>
+          <w:sz w:val="19"/>
+          <w:szCs w:val="19"/>
+        </w:rPr>
+        <w:t xml:space="preserve">IAS 1 asks one </w:t>
       </w:r>
       <w:r>
         <w:rPr>
@@ -10940,7 +10694,7 @@
           <w:sz w:val="19"/>
           <w:szCs w:val="19"/>
         </w:rPr>
-        <w:t xml:space="preserve"> sheet date but before the statements are issued, or by signing a </w:t>
+        <w:t xml:space="preserve">: at the reporting date, does the company have a right to defer </w:t>
       </w:r>
       <w:r>
         <w:rPr>
@@ -10972,14 +10726,7 @@
           <w:sz w:val="19"/>
           <w:szCs w:val="19"/>
         </w:rPr>
-        <w:t xml:space="preserve"> financing agreement. </w:t>
-      </w:r>
-      <w:r>
-        <w:rPr>
-          <w:sz w:val="19"/>
-          <w:szCs w:val="19"/>
-        </w:rPr>
-        <w:t xml:space="preserve">IAS 1 asks one question: at the reporting date, does the company have a right to defer </w:t>
+        <w:t xml:space="preserve"> for at least </w:t>
       </w:r>
       <w:r>
         <w:rPr>
@@ -10997,7 +10744,7 @@
           <w:sz w:val="19"/>
           <w:szCs w:val="19"/>
         </w:rPr>
-        <w:t xml:space="preserve">            </w:t>
+        <w:t xml:space="preserve">           </w:t>
       </w:r>
       <w:r>
         <w:rPr>
@@ -11011,7 +10758,14 @@
           <w:sz w:val="19"/>
           <w:szCs w:val="19"/>
         </w:rPr>
-        <w:t xml:space="preserve"> for at least twelve months? A </w:t>
+        <w:t xml:space="preserve"> months? A waiver or refinancing obtained after the reporting date does not count. </w:t>
+      </w:r>
+      <w:r>
+        <w:rPr>
+          <w:sz w:val="19"/>
+          <w:szCs w:val="19"/>
+        </w:rPr>
+        <w:t xml:space="preserve">U.S. GAAP </w:t>
       </w:r>
       <w:r>
         <w:rPr>
@@ -11022,45 +10776,6 @@
           <w:szCs w:val="15"/>
         </w:rPr>
         <w:t xml:space="preserve"> (21) </w:t>
-      </w:r>
-      <w:r>
-        <w:rPr>
-          <w:u w:val="single"/>
-          <w:sz w:val="19"/>
-          <w:szCs w:val="19"/>
-        </w:rPr>
-        <w:t xml:space="preserve">           </w:t>
-      </w:r>
-      <w:r>
-        <w:rPr>
-          <w:sz w:val="19"/>
-          <w:szCs w:val="19"/>
-        </w:rPr>
-        <w:t xml:space="preserve"> </w:t>
-      </w:r>
-      <w:r>
-        <w:rPr>
-          <w:sz w:val="19"/>
-          <w:szCs w:val="19"/>
-        </w:rPr>
-        <w:t xml:space="preserve"> or refinancing obtained after the reporting date does not count. </w:t>
-      </w:r>
-      <w:r>
-        <w:rPr>
-          <w:sz w:val="19"/>
-          <w:szCs w:val="19"/>
-        </w:rPr>
-        <w:t xml:space="preserve">U.S. GAAP </w:t>
-      </w:r>
-      <w:r>
-        <w:rPr>
-          <w:b/>
-          <w:bCs/>
-          <w:color w:val="8186EF"/>
-          <w:sz w:val="15"/>
-          <w:szCs w:val="15"/>
-        </w:rPr>
-        <w:t xml:space="preserve"> (22) </w:t>
       </w:r>
       <w:r>
         <w:rPr>
@@ -11140,7 +10855,7 @@
                 <w:sz w:val="16"/>
                 <w:szCs w:val="16"/>
               </w:rPr>
-              <w:t xml:space="preserve">counts   ·   Short-term   ·   refinance   ·   current   ·   through   ·   waiver   ·   issuing   ·   balance   ·   intends   ·   settlement   ·   qualifying</w:t>
+              <w:t xml:space="preserve">refinance   ·   through   ·   balance   ·   counts   ·   question   ·   qualifying   ·   issuing   ·   signing   ·   twelve   ·   settlement</w:t>
             </w:r>
           </w:p>
         </w:tc>
@@ -11162,8 +10877,8 @@
       </w:tblPr>
       <w:tblGrid>
         <w:gridCol w:w="4224"/>
-        <w:gridCol w:w="2472"/>
-        <w:gridCol w:w="2904"/>
+        <w:gridCol w:w="2485"/>
+        <w:gridCol w:w="2891"/>
       </w:tblGrid>
       <w:tr>
         <w:tc>
@@ -11225,7 +10940,7 @@
         </w:tc>
         <w:tc>
           <w:tcPr>
-            <w:tcW w:type="pct" w:w="1287"/>
+            <w:tcW w:type="pct" w:w="1294"/>
             <w:shd w:fill="353A7C" w:val="clear"/>
             <w:tcMar>
               <w:top w:type="dxa" w:w="50"/>
@@ -11252,7 +10967,7 @@
         </w:tc>
         <w:tc>
           <w:tcPr>
-            <w:tcW w:type="pct" w:w="1513"/>
+            <w:tcW w:type="pct" w:w="1506"/>
             <w:shd w:fill="353A7C" w:val="clear"/>
             <w:tcMar>
               <w:top w:type="dxa" w:w="50"/>
@@ -11304,25 +11019,19 @@
         </w:tc>
         <w:tc>
           <w:tcPr>
-            <w:tcW w:type="pct" w:w="1287"/>
-            <w:tcMar>
-              <w:top w:type="dxa" w:w="50"/>
-              <w:left w:type="dxa" w:w="110"/>
-              <w:bottom w:type="dxa" w:w="50"/>
-              <w:right w:type="dxa" w:w="110"/>
-            </w:tcMar>
-          </w:tcPr>
-          <w:p>
-            <w:pPr>
-              <w:spacing w:before="28" w:after="28"/>
-            </w:pPr>
-            <w:r>
-              <w:rPr>
-                <w:sz w:val="15"/>
-                <w:szCs w:val="15"/>
-              </w:rPr>
-              <w:t xml:space="preserve">Noncurrent (intent and </w:t>
-            </w:r>
+            <w:tcW w:type="pct" w:w="1294"/>
+            <w:shd w:fill="FFFFFF" w:val="clear"/>
+            <w:tcMar>
+              <w:top w:type="dxa" w:w="50"/>
+              <w:left w:type="dxa" w:w="110"/>
+              <w:bottom w:type="dxa" w:w="50"/>
+              <w:right w:type="dxa" w:w="110"/>
+            </w:tcMar>
+          </w:tcPr>
+          <w:p>
+            <w:pPr>
+              <w:spacing w:before="46" w:after="46"/>
+            </w:pPr>
             <w:r>
               <w:rPr>
                 <w:b/>
@@ -11331,35 +11040,13 @@
                 <w:sz w:val="14"/>
                 <w:szCs w:val="14"/>
               </w:rPr>
-              <w:t xml:space="preserve"> (23) </w:t>
-            </w:r>
-            <w:r>
-              <w:rPr>
-                <w:u w:val="single"/>
-                <w:sz w:val="15"/>
-                <w:szCs w:val="15"/>
-              </w:rPr>
-              <w:t xml:space="preserve">              </w:t>
-            </w:r>
-            <w:r>
-              <w:rPr>
-                <w:sz w:val="15"/>
-                <w:szCs w:val="15"/>
-              </w:rPr>
-              <w:t xml:space="preserve"> </w:t>
-            </w:r>
-            <w:r>
-              <w:rPr>
-                <w:sz w:val="15"/>
-                <w:szCs w:val="15"/>
-              </w:rPr>
-              <w:t xml:space="preserve"> ability)</w:t>
-            </w:r>
-          </w:p>
-        </w:tc>
-        <w:tc>
-          <w:tcPr>
-            <w:tcW w:type="pct" w:w="1513"/>
+              <w:t xml:space="preserve">(22)</w:t>
+            </w:r>
+          </w:p>
+        </w:tc>
+        <w:tc>
+          <w:tcPr>
+            <w:tcW w:type="pct" w:w="1506"/>
             <w:tcMar>
               <w:top w:type="dxa" w:w="50"/>
               <w:left w:type="dxa" w:w="110"/>
@@ -11408,7 +11095,7 @@
         </w:tc>
         <w:tc>
           <w:tcPr>
-            <w:tcW w:type="pct" w:w="1287"/>
+            <w:tcW w:type="pct" w:w="1294"/>
             <w:shd w:fill="FBFAF6" w:val="clear"/>
             <w:tcMar>
               <w:top w:type="dxa" w:w="50"/>
@@ -11432,7 +11119,7 @@
         </w:tc>
         <w:tc>
           <w:tcPr>
-            <w:tcW w:type="pct" w:w="1513"/>
+            <w:tcW w:type="pct" w:w="1506"/>
             <w:shd w:fill="FBFAF6" w:val="clear"/>
             <w:tcMar>
               <w:top w:type="dxa" w:w="50"/>
@@ -11481,7 +11168,7 @@
         </w:tc>
         <w:tc>
           <w:tcPr>
-            <w:tcW w:type="pct" w:w="1287"/>
+            <w:tcW w:type="pct" w:w="1294"/>
             <w:tcMar>
               <w:top w:type="dxa" w:w="50"/>
               <w:left w:type="dxa" w:w="110"/>
@@ -11504,7 +11191,7 @@
         </w:tc>
         <w:tc>
           <w:tcPr>
-            <w:tcW w:type="pct" w:w="1513"/>
+            <w:tcW w:type="pct" w:w="1506"/>
             <w:tcMar>
               <w:top w:type="dxa" w:w="50"/>
               <w:left w:type="dxa" w:w="110"/>
@@ -11553,7 +11240,7 @@
         </w:tc>
         <w:tc>
           <w:tcPr>
-            <w:tcW w:type="pct" w:w="1287"/>
+            <w:tcW w:type="pct" w:w="1294"/>
             <w:shd w:fill="FBFAF6" w:val="clear"/>
             <w:tcMar>
               <w:top w:type="dxa" w:w="50"/>
@@ -11577,7 +11264,7 @@
         </w:tc>
         <w:tc>
           <w:tcPr>
-            <w:tcW w:type="pct" w:w="1513"/>
+            <w:tcW w:type="pct" w:w="1506"/>
             <w:shd w:fill="FBFAF6" w:val="clear"/>
             <w:tcMar>
               <w:top w:type="dxa" w:w="50"/>
@@ -11626,7 +11313,7 @@
         </w:tc>
         <w:tc>
           <w:tcPr>
-            <w:tcW w:type="pct" w:w="1287"/>
+            <w:tcW w:type="pct" w:w="1294"/>
             <w:tcMar>
               <w:top w:type="dxa" w:w="50"/>
               <w:left w:type="dxa" w:w="110"/>
@@ -11649,24 +11336,28 @@
         </w:tc>
         <w:tc>
           <w:tcPr>
-            <w:tcW w:type="pct" w:w="1513"/>
-            <w:tcMar>
-              <w:top w:type="dxa" w:w="50"/>
-              <w:left w:type="dxa" w:w="110"/>
-              <w:bottom w:type="dxa" w:w="50"/>
-              <w:right w:type="dxa" w:w="110"/>
-            </w:tcMar>
-          </w:tcPr>
-          <w:p>
-            <w:pPr>
-              <w:spacing w:before="28" w:after="28"/>
-            </w:pPr>
-            <w:r>
-              <w:rPr>
-                <w:sz w:val="15"/>
-                <w:szCs w:val="15"/>
-              </w:rPr>
-              <w:t xml:space="preserve">Ignored unless it removes the right to defer</w:t>
+            <w:tcW w:type="pct" w:w="1506"/>
+            <w:shd w:fill="FFFFFF" w:val="clear"/>
+            <w:tcMar>
+              <w:top w:type="dxa" w:w="50"/>
+              <w:left w:type="dxa" w:w="110"/>
+              <w:bottom w:type="dxa" w:w="50"/>
+              <w:right w:type="dxa" w:w="110"/>
+            </w:tcMar>
+          </w:tcPr>
+          <w:p>
+            <w:pPr>
+              <w:spacing w:before="46" w:after="46"/>
+            </w:pPr>
+            <w:r>
+              <w:rPr>
+                <w:b/>
+                <w:bCs/>
+                <w:color w:val="8186EF"/>
+                <w:sz w:val="14"/>
+                <w:szCs w:val="14"/>
+              </w:rPr>
+              <w:t xml:space="preserve">(23)</w:t>
             </w:r>
           </w:p>
         </w:tc>
@@ -11698,7 +11389,7 @@
         </w:tc>
         <w:tc>
           <w:tcPr>
-            <w:tcW w:type="pct" w:w="1287"/>
+            <w:tcW w:type="pct" w:w="1294"/>
             <w:shd w:fill="FBFAF6" w:val="clear"/>
             <w:tcMar>
               <w:top w:type="dxa" w:w="50"/>
@@ -11722,7 +11413,7 @@
         </w:tc>
         <w:tc>
           <w:tcPr>
-            <w:tcW w:type="pct" w:w="1513"/>
+            <w:tcW w:type="pct" w:w="1506"/>
             <w:shd w:fill="FFFFFF" w:val="clear"/>
             <w:tcMar>
               <w:top w:type="dxa" w:w="50"/>
@@ -11805,7 +11496,7 @@
                 <w:sz w:val="16"/>
                 <w:szCs w:val="16"/>
               </w:rPr>
-              <w:t xml:space="preserve">demonstrated   ·   All non-current   ·   working capital</w:t>
+              <w:t xml:space="preserve">Ignored unless it removes the right to defer   ·   All non-current   ·   Noncurrent (intent and demonstrated ability)   ·   current liabilities</w:t>
             </w:r>
           </w:p>
         </w:tc>
@@ -12953,7 +12644,7 @@
                 <w:sz w:val="16"/>
                 <w:szCs w:val="16"/>
               </w:rPr>
-              <w:t xml:space="preserve">issuing</w:t>
+              <w:t xml:space="preserve">qualifying</w:t>
             </w:r>
           </w:p>
         </w:tc>
@@ -13021,7 +12712,7 @@
                 <w:sz w:val="16"/>
                 <w:szCs w:val="16"/>
               </w:rPr>
-              <w:t xml:space="preserve">balance</w:t>
+              <w:t xml:space="preserve">question</w:t>
             </w:r>
           </w:p>
         </w:tc>
@@ -13089,7 +12780,7 @@
                 <w:sz w:val="16"/>
                 <w:szCs w:val="16"/>
               </w:rPr>
-              <w:t xml:space="preserve">qualifying</w:t>
+              <w:t xml:space="preserve">settlement</w:t>
             </w:r>
           </w:p>
         </w:tc>
@@ -13157,7 +12848,7 @@
                 <w:sz w:val="16"/>
                 <w:szCs w:val="16"/>
               </w:rPr>
-              <w:t xml:space="preserve">settlement</w:t>
+              <w:t xml:space="preserve">twelve</w:t>
             </w:r>
           </w:p>
         </w:tc>
@@ -13225,7 +12916,7 @@
                 <w:sz w:val="16"/>
                 <w:szCs w:val="16"/>
               </w:rPr>
-              <w:t xml:space="preserve">waiver</w:t>
+              <w:t xml:space="preserve">counts</w:t>
             </w:r>
           </w:p>
         </w:tc>
@@ -13293,7 +12984,7 @@
                 <w:sz w:val="16"/>
                 <w:szCs w:val="16"/>
               </w:rPr>
-              <w:t xml:space="preserve">counts</w:t>
+              <w:t xml:space="preserve">Noncurrent (intent and demonstrated ability)</w:t>
             </w:r>
           </w:p>
         </w:tc>
@@ -13328,7 +13019,7 @@
                 <w:sz w:val="16"/>
                 <w:szCs w:val="16"/>
               </w:rPr>
-              <w:t xml:space="preserve">covenant</w:t>
+              <w:t xml:space="preserve">breaks</w:t>
             </w:r>
           </w:p>
         </w:tc>
@@ -13361,7 +13052,7 @@
                 <w:sz w:val="16"/>
                 <w:szCs w:val="16"/>
               </w:rPr>
-              <w:t xml:space="preserve">demonstrated</w:t>
+              <w:t xml:space="preserve">Ignored unless it removes the right to defer</w:t>
             </w:r>
           </w:p>
         </w:tc>
@@ -13600,7 +13291,7 @@
                 <w:sz w:val="16"/>
                 <w:szCs w:val="16"/>
               </w:rPr>
-              <w:t xml:space="preserve">statements</w:t>
+              <w:t xml:space="preserve">period</w:t>
             </w:r>
           </w:p>
         </w:tc>
@@ -13668,7 +13359,7 @@
                 <w:sz w:val="16"/>
                 <w:szCs w:val="16"/>
               </w:rPr>
-              <w:t xml:space="preserve">waiver</w:t>
+              <w:t xml:space="preserve">violation</w:t>
             </w:r>
           </w:p>
         </w:tc>
@@ -13736,7 +13427,7 @@
                 <w:sz w:val="16"/>
                 <w:szCs w:val="16"/>
               </w:rPr>
-              <w:t xml:space="preserve">current</w:t>
+              <w:t xml:space="preserve">through</w:t>
             </w:r>
           </w:p>
         </w:tc>
@@ -13804,7 +13495,7 @@
                 <w:sz w:val="16"/>
                 <w:szCs w:val="16"/>
               </w:rPr>
-              <w:t xml:space="preserve">Short-term</w:t>
+              <w:t xml:space="preserve">refinance</w:t>
             </w:r>
           </w:p>
         </w:tc>
@@ -13872,7 +13563,7 @@
                 <w:sz w:val="16"/>
                 <w:szCs w:val="16"/>
               </w:rPr>
-              <w:t xml:space="preserve">through</w:t>
+              <w:t xml:space="preserve">issuing</w:t>
             </w:r>
           </w:p>
         </w:tc>
@@ -13940,7 +13631,7 @@
                 <w:sz w:val="16"/>
                 <w:szCs w:val="16"/>
               </w:rPr>
-              <w:t xml:space="preserve">refinance</w:t>
+              <w:t xml:space="preserve">balance</w:t>
             </w:r>
           </w:p>
         </w:tc>
@@ -14276,7 +13967,7 @@
           <w:sz w:val="19"/>
           <w:szCs w:val="19"/>
         </w:rPr>
-        <w:t xml:space="preserve">Orontes shows its deferred tax </w:t>
+        <w:t xml:space="preserve"/>
       </w:r>
       <w:r>
         <w:rPr>
@@ -14308,7 +13999,7 @@
           <w:sz w:val="19"/>
           <w:szCs w:val="19"/>
         </w:rPr>
-        <w:t xml:space="preserve"> of $999,625 below </w:t>
+        <w:t xml:space="preserve"> shows its deferred tax liability of $999,625 below </w:t>
       </w:r>
       <w:r>
         <w:rPr>
@@ -14418,7 +14109,7 @@
           <w:sz w:val="19"/>
           <w:szCs w:val="19"/>
         </w:rPr>
-        <w:t xml:space="preserve">A loss </w:t>
+        <w:t xml:space="preserve">A loss contingency is an existing </w:t>
       </w:r>
       <w:r>
         <w:rPr>
@@ -14436,7 +14127,7 @@
           <w:sz w:val="19"/>
           <w:szCs w:val="19"/>
         </w:rPr>
-        <w:t xml:space="preserve">             </w:t>
+        <w:t xml:space="preserve">           </w:t>
       </w:r>
       <w:r>
         <w:rPr>
@@ -14450,7 +14141,7 @@
           <w:sz w:val="19"/>
           <w:szCs w:val="19"/>
         </w:rPr>
-        <w:t xml:space="preserve"> is an existing </w:t>
+        <w:t xml:space="preserve"> that may cause a loss, such as a </w:t>
       </w:r>
       <w:r>
         <w:rPr>
@@ -14482,7 +14173,7 @@
           <w:sz w:val="19"/>
           <w:szCs w:val="19"/>
         </w:rPr>
-        <w:t xml:space="preserve"> that may cause a loss, such as a lawsuit. </w:t>
+        <w:t xml:space="preserve">. </w:t>
       </w:r>
       <w:r>
         <w:rPr>
@@ -14547,7 +14238,7 @@
                 <w:sz w:val="16"/>
                 <w:szCs w:val="16"/>
               </w:rPr>
-              <w:t xml:space="preserve">liability   ·   determinable   ·   contingency   ·   enforceable   ·   appears   ·   liquidity   ·   noncurrent   ·   situation   ·   long-term</w:t>
+              <w:t xml:space="preserve">Orontes   ·   determinable   ·   situation   ·   enforceable   ·   appears   ·   year-end   ·   noncurrent   ·   lawsuit   ·   long-term</w:t>
             </w:r>
           </w:p>
         </w:tc>
@@ -14728,8 +14419,74 @@
                 <w:sz w:val="15"/>
                 <w:szCs w:val="15"/>
               </w:rPr>
-              <w:t xml:space="preserve">Accrue a </w:t>
-            </w:r>
+              <w:t xml:space="preserve">Accrue a liability and a loss (best estimate; if no best estimate, the minimum of the range)</w:t>
+            </w:r>
+          </w:p>
+        </w:tc>
+        <w:tc>
+          <w:tcPr>
+            <w:tcW w:type="pct" w:w="2042"/>
+            <w:tcMar>
+              <w:top w:type="dxa" w:w="50"/>
+              <w:left w:type="dxa" w:w="110"/>
+              <w:bottom w:type="dxa" w:w="50"/>
+              <w:right w:type="dxa" w:w="110"/>
+            </w:tcMar>
+          </w:tcPr>
+          <w:p>
+            <w:pPr>
+              <w:spacing w:before="28" w:after="28"/>
+            </w:pPr>
+            <w:r>
+              <w:rPr>
+                <w:sz w:val="15"/>
+                <w:szCs w:val="15"/>
+              </w:rPr>
+              <w:t xml:space="preserve">Accrue and disclose</w:t>
+            </w:r>
+          </w:p>
+        </w:tc>
+      </w:tr>
+      <w:tr>
+        <w:tc>
+          <w:tcPr>
+            <w:tcW w:type="pct" w:w="758"/>
+            <w:shd w:fill="FBFAF6" w:val="clear"/>
+            <w:tcMar>
+              <w:top w:type="dxa" w:w="50"/>
+              <w:left w:type="dxa" w:w="110"/>
+              <w:bottom w:type="dxa" w:w="50"/>
+              <w:right w:type="dxa" w:w="110"/>
+            </w:tcMar>
+          </w:tcPr>
+          <w:p>
+            <w:pPr>
+              <w:spacing w:before="28" w:after="28"/>
+            </w:pPr>
+            <w:r>
+              <w:rPr>
+                <w:sz w:val="15"/>
+                <w:szCs w:val="15"/>
+              </w:rPr>
+              <w:t xml:space="preserve">Reasonably possible</w:t>
+            </w:r>
+          </w:p>
+        </w:tc>
+        <w:tc>
+          <w:tcPr>
+            <w:tcW w:type="pct" w:w="2200"/>
+            <w:shd w:fill="FFFFFF" w:val="clear"/>
+            <w:tcMar>
+              <w:top w:type="dxa" w:w="50"/>
+              <w:left w:type="dxa" w:w="110"/>
+              <w:bottom w:type="dxa" w:w="50"/>
+              <w:right w:type="dxa" w:w="110"/>
+            </w:tcMar>
+          </w:tcPr>
+          <w:p>
+            <w:pPr>
+              <w:spacing w:before="46" w:after="46"/>
+            </w:pPr>
             <w:r>
               <w:rPr>
                 <w:b/>
@@ -14738,102 +14495,7 @@
                 <w:sz w:val="14"/>
                 <w:szCs w:val="14"/>
               </w:rPr>
-              <w:t xml:space="preserve"> (9) </w:t>
-            </w:r>
-            <w:r>
-              <w:rPr>
-                <w:u w:val="single"/>
-                <w:sz w:val="15"/>
-                <w:szCs w:val="15"/>
-              </w:rPr>
-              <w:t xml:space="preserve">              </w:t>
-            </w:r>
-            <w:r>
-              <w:rPr>
-                <w:sz w:val="15"/>
-                <w:szCs w:val="15"/>
-              </w:rPr>
-              <w:t xml:space="preserve"> </w:t>
-            </w:r>
-            <w:r>
-              <w:rPr>
-                <w:sz w:val="15"/>
-                <w:szCs w:val="15"/>
-              </w:rPr>
-              <w:t xml:space="preserve"> and a loss (best estimate; if no best estimate, the minimum of the range)</w:t>
-            </w:r>
-          </w:p>
-        </w:tc>
-        <w:tc>
-          <w:tcPr>
-            <w:tcW w:type="pct" w:w="2042"/>
-            <w:tcMar>
-              <w:top w:type="dxa" w:w="50"/>
-              <w:left w:type="dxa" w:w="110"/>
-              <w:bottom w:type="dxa" w:w="50"/>
-              <w:right w:type="dxa" w:w="110"/>
-            </w:tcMar>
-          </w:tcPr>
-          <w:p>
-            <w:pPr>
-              <w:spacing w:before="28" w:after="28"/>
-            </w:pPr>
-            <w:r>
-              <w:rPr>
-                <w:sz w:val="15"/>
-                <w:szCs w:val="15"/>
-              </w:rPr>
-              <w:t xml:space="preserve">Accrue and disclose</w:t>
-            </w:r>
-          </w:p>
-        </w:tc>
-      </w:tr>
-      <w:tr>
-        <w:tc>
-          <w:tcPr>
-            <w:tcW w:type="pct" w:w="758"/>
-            <w:shd w:fill="FBFAF6" w:val="clear"/>
-            <w:tcMar>
-              <w:top w:type="dxa" w:w="50"/>
-              <w:left w:type="dxa" w:w="110"/>
-              <w:bottom w:type="dxa" w:w="50"/>
-              <w:right w:type="dxa" w:w="110"/>
-            </w:tcMar>
-          </w:tcPr>
-          <w:p>
-            <w:pPr>
-              <w:spacing w:before="28" w:after="28"/>
-            </w:pPr>
-            <w:r>
-              <w:rPr>
-                <w:sz w:val="15"/>
-                <w:szCs w:val="15"/>
-              </w:rPr>
-              <w:t xml:space="preserve">Reasonably possible</w:t>
-            </w:r>
-          </w:p>
-        </w:tc>
-        <w:tc>
-          <w:tcPr>
-            <w:tcW w:type="pct" w:w="2200"/>
-            <w:shd w:fill="FBFAF6" w:val="clear"/>
-            <w:tcMar>
-              <w:top w:type="dxa" w:w="50"/>
-              <w:left w:type="dxa" w:w="110"/>
-              <w:bottom w:type="dxa" w:w="50"/>
-              <w:right w:type="dxa" w:w="110"/>
-            </w:tcMar>
-          </w:tcPr>
-          <w:p>
-            <w:pPr>
-              <w:spacing w:before="28" w:after="28"/>
-            </w:pPr>
-            <w:r>
-              <w:rPr>
-                <w:sz w:val="15"/>
-                <w:szCs w:val="15"/>
-              </w:rPr>
-              <w:t xml:space="preserve">No accrual</w:t>
+              <w:t xml:space="preserve">(9)</w:t>
             </w:r>
           </w:p>
         </w:tc>
@@ -14857,8 +14519,73 @@
                 <w:sz w:val="15"/>
                 <w:szCs w:val="15"/>
               </w:rPr>
-              <w:t xml:space="preserve">Disclose the nature and an estimate (or say it cannot be </w:t>
-            </w:r>
+              <w:t xml:space="preserve">Disclose the nature and an estimate (or say it cannot be estimated)</w:t>
+            </w:r>
+          </w:p>
+        </w:tc>
+      </w:tr>
+      <w:tr>
+        <w:tc>
+          <w:tcPr>
+            <w:tcW w:type="pct" w:w="758"/>
+            <w:tcMar>
+              <w:top w:type="dxa" w:w="50"/>
+              <w:left w:type="dxa" w:w="110"/>
+              <w:bottom w:type="dxa" w:w="50"/>
+              <w:right w:type="dxa" w:w="110"/>
+            </w:tcMar>
+          </w:tcPr>
+          <w:p>
+            <w:pPr>
+              <w:spacing w:before="28" w:after="28"/>
+            </w:pPr>
+            <w:r>
+              <w:rPr>
+                <w:sz w:val="15"/>
+                <w:szCs w:val="15"/>
+              </w:rPr>
+              <w:t xml:space="preserve">Remote</w:t>
+            </w:r>
+          </w:p>
+        </w:tc>
+        <w:tc>
+          <w:tcPr>
+            <w:tcW w:type="pct" w:w="2200"/>
+            <w:tcMar>
+              <w:top w:type="dxa" w:w="50"/>
+              <w:left w:type="dxa" w:w="110"/>
+              <w:bottom w:type="dxa" w:w="50"/>
+              <w:right w:type="dxa" w:w="110"/>
+            </w:tcMar>
+          </w:tcPr>
+          <w:p>
+            <w:pPr>
+              <w:spacing w:before="28" w:after="28"/>
+            </w:pPr>
+            <w:r>
+              <w:rPr>
+                <w:sz w:val="15"/>
+                <w:szCs w:val="15"/>
+              </w:rPr>
+              <w:t xml:space="preserve">No accrual</w:t>
+            </w:r>
+          </w:p>
+        </w:tc>
+        <w:tc>
+          <w:tcPr>
+            <w:tcW w:type="pct" w:w="2042"/>
+            <w:shd w:fill="FFFFFF" w:val="clear"/>
+            <w:tcMar>
+              <w:top w:type="dxa" w:w="50"/>
+              <w:left w:type="dxa" w:w="110"/>
+              <w:bottom w:type="dxa" w:w="50"/>
+              <w:right w:type="dxa" w:w="110"/>
+            </w:tcMar>
+          </w:tcPr>
+          <w:p>
+            <w:pPr>
+              <w:spacing w:before="46" w:after="46"/>
+            </w:pPr>
             <w:r>
               <w:rPr>
                 <w:b/>
@@ -14867,29 +14594,7 @@
                 <w:sz w:val="14"/>
                 <w:szCs w:val="14"/>
               </w:rPr>
-              <w:t xml:space="preserve"> (10) </w:t>
-            </w:r>
-            <w:r>
-              <w:rPr>
-                <w:u w:val="single"/>
-                <w:sz w:val="15"/>
-                <w:szCs w:val="15"/>
-              </w:rPr>
-              <w:t xml:space="preserve">              </w:t>
-            </w:r>
-            <w:r>
-              <w:rPr>
-                <w:sz w:val="15"/>
-                <w:szCs w:val="15"/>
-              </w:rPr>
-              <w:t xml:space="preserve"> </w:t>
-            </w:r>
-            <w:r>
-              <w:rPr>
-                <w:sz w:val="15"/>
-                <w:szCs w:val="15"/>
-              </w:rPr>
-              <w:t xml:space="preserve">)</w:t>
+              <w:t xml:space="preserve">(10)</w:t>
             </w:r>
           </w:p>
         </w:tc>
@@ -14898,6 +14603,7 @@
         <w:tc>
           <w:tcPr>
             <w:tcW w:type="pct" w:w="758"/>
+            <w:shd w:fill="FBFAF6" w:val="clear"/>
             <w:tcMar>
               <w:top w:type="dxa" w:w="50"/>
               <w:left w:type="dxa" w:w="110"/>
@@ -14914,13 +14620,14 @@
                 <w:sz w:val="15"/>
                 <w:szCs w:val="15"/>
               </w:rPr>
-              <w:t xml:space="preserve">Remote</w:t>
+              <w:t xml:space="preserve">Gain contingency</w:t>
             </w:r>
           </w:p>
         </w:tc>
         <w:tc>
           <w:tcPr>
             <w:tcW w:type="pct" w:w="2200"/>
+            <w:shd w:fill="FBFAF6" w:val="clear"/>
             <w:tcMar>
               <w:top w:type="dxa" w:w="50"/>
               <w:left w:type="dxa" w:w="110"/>
@@ -14937,7 +14644,7 @@
                 <w:sz w:val="15"/>
                 <w:szCs w:val="15"/>
               </w:rPr>
-              <w:t xml:space="preserve">No accrual</w:t>
+              <w:t xml:space="preserve">Never recognized before it is realized</w:t>
             </w:r>
           </w:p>
         </w:tc>
@@ -14965,83 +14672,6 @@
                 <w:szCs w:val="14"/>
               </w:rPr>
               <w:t xml:space="preserve">(11)</w:t>
-            </w:r>
-          </w:p>
-        </w:tc>
-      </w:tr>
-      <w:tr>
-        <w:tc>
-          <w:tcPr>
-            <w:tcW w:type="pct" w:w="758"/>
-            <w:shd w:fill="FBFAF6" w:val="clear"/>
-            <w:tcMar>
-              <w:top w:type="dxa" w:w="50"/>
-              <w:left w:type="dxa" w:w="110"/>
-              <w:bottom w:type="dxa" w:w="50"/>
-              <w:right w:type="dxa" w:w="110"/>
-            </w:tcMar>
-          </w:tcPr>
-          <w:p>
-            <w:pPr>
-              <w:spacing w:before="28" w:after="28"/>
-            </w:pPr>
-            <w:r>
-              <w:rPr>
-                <w:sz w:val="15"/>
-                <w:szCs w:val="15"/>
-              </w:rPr>
-              <w:t xml:space="preserve">Gain contingency</w:t>
-            </w:r>
-          </w:p>
-        </w:tc>
-        <w:tc>
-          <w:tcPr>
-            <w:tcW w:type="pct" w:w="2200"/>
-            <w:shd w:fill="FBFAF6" w:val="clear"/>
-            <w:tcMar>
-              <w:top w:type="dxa" w:w="50"/>
-              <w:left w:type="dxa" w:w="110"/>
-              <w:bottom w:type="dxa" w:w="50"/>
-              <w:right w:type="dxa" w:w="110"/>
-            </w:tcMar>
-          </w:tcPr>
-          <w:p>
-            <w:pPr>
-              <w:spacing w:before="28" w:after="28"/>
-            </w:pPr>
-            <w:r>
-              <w:rPr>
-                <w:sz w:val="15"/>
-                <w:szCs w:val="15"/>
-              </w:rPr>
-              <w:t xml:space="preserve">Never recognized before it is realized</w:t>
-            </w:r>
-          </w:p>
-        </w:tc>
-        <w:tc>
-          <w:tcPr>
-            <w:tcW w:type="pct" w:w="2042"/>
-            <w:shd w:fill="FFFFFF" w:val="clear"/>
-            <w:tcMar>
-              <w:top w:type="dxa" w:w="50"/>
-              <w:left w:type="dxa" w:w="110"/>
-              <w:bottom w:type="dxa" w:w="50"/>
-              <w:right w:type="dxa" w:w="110"/>
-            </w:tcMar>
-          </w:tcPr>
-          <w:p>
-            <w:pPr>
-              <w:spacing w:before="46" w:after="46"/>
-            </w:pPr>
-            <w:r>
-              <w:rPr>
-                <w:b/>
-                <w:bCs/>
-                <w:color w:val="8186EF"/>
-                <w:sz w:val="14"/>
-                <w:szCs w:val="14"/>
-              </w:rPr>
-              <w:t xml:space="preserve">(12)</w:t>
             </w:r>
           </w:p>
         </w:tc>
@@ -15103,7 +14733,7 @@
                 <w:sz w:val="16"/>
                 <w:szCs w:val="16"/>
               </w:rPr>
-              <w:t xml:space="preserve">loss contingency   ·   liability   ·   estimated   ·   No disclosure (except guarantees)   ·   Disclose carefully, without misleading</w:t>
+              <w:t xml:space="preserve">No accrual   ·   No disclosure (except guarantees)   ·   Disclose carefully, without misleading   ·   current ratio</w:t>
             </w:r>
           </w:p>
         </w:tc>
@@ -15239,7 +14869,7 @@
                 <w:sz w:val="16"/>
                 <w:szCs w:val="16"/>
               </w:rPr>
-              <w:t xml:space="preserve">the company discloses it in a note   ·   the company does nothing   ·   it is only reasonably possible   ·   liability</w:t>
+              <w:t xml:space="preserve">the company discloses it in a note   ·   the company does nothing   ·   it is only reasonably possible   ·   records</w:t>
             </w:r>
           </w:p>
         </w:tc>
@@ -15278,7 +14908,7 @@
           <w:sz w:val="16"/>
           <w:szCs w:val="16"/>
         </w:rPr>
-        <w:t xml:space="preserve">      gaps 16–25</w:t>
+        <w:t xml:space="preserve">      gaps 15–24</w:t>
       </w:r>
     </w:p>
     <w:p>
@@ -15301,7 +14931,7 @@
           <w:sz w:val="15"/>
           <w:szCs w:val="15"/>
         </w:rPr>
-        <w:t xml:space="preserve"> (16) </w:t>
+        <w:t xml:space="preserve"> (15) </w:t>
       </w:r>
       <w:r>
         <w:rPr>
@@ -15323,7 +14953,7 @@
           <w:sz w:val="19"/>
           <w:szCs w:val="19"/>
         </w:rPr>
-        <w:t xml:space="preserve"> happen after the </w:t>
+        <w:t xml:space="preserve"> happen after the balance sheet date but before the statements are </w:t>
       </w:r>
       <w:r>
         <w:rPr>
@@ -15333,7 +14963,7 @@
           <w:sz w:val="15"/>
           <w:szCs w:val="15"/>
         </w:rPr>
-        <w:t xml:space="preserve"> (17) </w:t>
+        <w:t xml:space="preserve"> (16) </w:t>
       </w:r>
       <w:r>
         <w:rPr>
@@ -15355,7 +14985,7 @@
           <w:sz w:val="19"/>
           <w:szCs w:val="19"/>
         </w:rPr>
-        <w:t xml:space="preserve"> sheet date but before the statements are issued. </w:t>
+        <w:t xml:space="preserve">. </w:t>
       </w:r>
       <w:r>
         <w:rPr>
@@ -15372,7 +15002,7 @@
           <w:sz w:val="15"/>
           <w:szCs w:val="15"/>
         </w:rPr>
-        <w:t xml:space="preserve"> (18) </w:t>
+        <w:t xml:space="preserve"> (17) </w:t>
       </w:r>
       <w:r>
         <w:rPr>
@@ -15404,7 +15034,7 @@
           <w:sz w:val="15"/>
           <w:szCs w:val="15"/>
         </w:rPr>
-        <w:t xml:space="preserve"> (19) </w:t>
+        <w:t xml:space="preserve"> (18) </w:t>
       </w:r>
       <w:r>
         <w:rPr>
@@ -15426,14 +15056,7 @@
           <w:sz w:val="19"/>
           <w:szCs w:val="19"/>
         </w:rPr>
-        <w:t xml:space="preserve"> existed at year-end, the company adjusts the statements. </w:t>
-      </w:r>
-      <w:r>
-        <w:rPr>
-          <w:sz w:val="19"/>
-          <w:szCs w:val="19"/>
-        </w:rPr>
-        <w:t xml:space="preserve">If the condition arose after year-end, the company only </w:t>
+        <w:t xml:space="preserve"> existed at year-end, the company </w:t>
       </w:r>
       <w:r>
         <w:rPr>
@@ -15443,7 +15066,7 @@
           <w:sz w:val="15"/>
           <w:szCs w:val="15"/>
         </w:rPr>
-        <w:t xml:space="preserve"> (20) </w:t>
+        <w:t xml:space="preserve"> (19) </w:t>
       </w:r>
       <w:r>
         <w:rPr>
@@ -15465,7 +15088,14 @@
           <w:sz w:val="19"/>
           <w:szCs w:val="19"/>
         </w:rPr>
-        <w:t xml:space="preserve"> it. </w:t>
+        <w:t xml:space="preserve"> the statements. </w:t>
+      </w:r>
+      <w:r>
+        <w:rPr>
+          <w:sz w:val="19"/>
+          <w:szCs w:val="19"/>
+        </w:rPr>
+        <w:t xml:space="preserve">If the condition arose after year-end, the company only discloses it. </w:t>
       </w:r>
       <w:r>
         <w:rPr>
@@ -15482,7 +15112,7 @@
           <w:sz w:val="15"/>
           <w:szCs w:val="15"/>
         </w:rPr>
-        <w:t xml:space="preserve"> (21) </w:t>
+        <w:t xml:space="preserve"> (20) </w:t>
       </w:r>
       <w:r>
         <w:rPr>
@@ -15514,7 +15144,7 @@
           <w:sz w:val="15"/>
           <w:szCs w:val="15"/>
         </w:rPr>
-        <w:t xml:space="preserve"> (22) </w:t>
+        <w:t xml:space="preserve"> (21) </w:t>
       </w:r>
       <w:r>
         <w:rPr>
@@ -15560,7 +15190,7 @@
           <w:sz w:val="15"/>
           <w:szCs w:val="15"/>
         </w:rPr>
-        <w:t xml:space="preserve"> (23) </w:t>
+        <w:t xml:space="preserve"> (22) </w:t>
       </w:r>
       <w:r>
         <w:rPr>
@@ -15592,7 +15222,7 @@
           <w:sz w:val="15"/>
           <w:szCs w:val="15"/>
         </w:rPr>
-        <w:t xml:space="preserve"> (24) </w:t>
+        <w:t xml:space="preserve"> (23) </w:t>
       </w:r>
       <w:r>
         <w:rPr>
@@ -15631,7 +15261,7 @@
           <w:sz w:val="15"/>
           <w:szCs w:val="15"/>
         </w:rPr>
-        <w:t xml:space="preserve"> (25) </w:t>
+        <w:t xml:space="preserve"> (24) </w:t>
       </w:r>
       <w:r>
         <w:rPr>
@@ -15711,7 +15341,7 @@
                 <w:sz w:val="16"/>
                 <w:szCs w:val="16"/>
               </w:rPr>
-              <w:t xml:space="preserve">threshold   ·   reasonably   ·   depreciation   ·   already   ·   midpoint   ·   events   ·   information   ·   balance   ·   provision   ·   discloses   ·   significant</w:t>
+              <w:t xml:space="preserve">threshold   ·   contra-assets   ·   depreciation   ·   already   ·   midpoint   ·   events   ·   information   ·   issued   ·   provision   ·   adjusts   ·   significant</w:t>
             </w:r>
           </w:p>
         </w:tc>
@@ -15785,7 +15415,7 @@
           <w:sz w:val="16"/>
           <w:szCs w:val="16"/>
         </w:rPr>
-        <w:t xml:space="preserve">      gaps 26–27</w:t>
+        <w:t xml:space="preserve">      gaps 25–26</w:t>
       </w:r>
     </w:p>
     <w:p>
@@ -15798,7 +15428,7 @@
           <w:sz w:val="19"/>
           <w:szCs w:val="19"/>
         </w:rPr>
-        <w:t xml:space="preserve">In U.S. GAAP answers, use allowance for </w:t>
+        <w:t xml:space="preserve">In U.S. GAAP </w:t>
       </w:r>
       <w:r>
         <w:rPr>
@@ -15808,7 +15438,7 @@
           <w:sz w:val="15"/>
           <w:szCs w:val="15"/>
         </w:rPr>
-        <w:t xml:space="preserve"> (26) </w:t>
+        <w:t xml:space="preserve"> (25) </w:t>
       </w:r>
       <w:r>
         <w:rPr>
@@ -15816,7 +15446,7 @@
           <w:sz w:val="19"/>
           <w:szCs w:val="19"/>
         </w:rPr>
-        <w:t xml:space="preserve">               </w:t>
+        <w:t xml:space="preserve">           </w:t>
       </w:r>
       <w:r>
         <w:rPr>
@@ -15830,7 +15460,7 @@
           <w:sz w:val="19"/>
           <w:szCs w:val="19"/>
         </w:rPr>
-        <w:t xml:space="preserve">, accrued liability or loss </w:t>
+        <w:t xml:space="preserve">, use allowance for </w:t>
       </w:r>
       <w:r>
         <w:rPr>
@@ -15840,7 +15470,7 @@
           <w:sz w:val="15"/>
           <w:szCs w:val="15"/>
         </w:rPr>
-        <w:t xml:space="preserve"> (27) </w:t>
+        <w:t xml:space="preserve"> (26) </w:t>
       </w:r>
       <w:r>
         <w:rPr>
@@ -15848,7 +15478,7 @@
           <w:sz w:val="19"/>
           <w:szCs w:val="19"/>
         </w:rPr>
-        <w:t xml:space="preserve">             </w:t>
+        <w:t xml:space="preserve">               </w:t>
       </w:r>
       <w:r>
         <w:rPr>
@@ -15862,7 +15492,7 @@
           <w:sz w:val="19"/>
           <w:szCs w:val="19"/>
         </w:rPr>
-        <w:t xml:space="preserve"> for liabilities, and never call either a reserve. </w:t>
+        <w:t xml:space="preserve">, accrued liability or loss contingency for liabilities, and never call either a reserve. </w:t>
       </w:r>
     </w:p>
     <w:tbl>
@@ -15920,7 +15550,7 @@
                 <w:sz w:val="16"/>
                 <w:szCs w:val="16"/>
               </w:rPr>
-              <w:t xml:space="preserve">contingency   ·   contra-assets   ·   reserve</w:t>
+              <w:t xml:space="preserve">contra-assets   ·   answers   ·   appears</w:t>
             </w:r>
           </w:p>
         </w:tc>
@@ -16441,7 +16071,7 @@
                 <w:sz w:val="16"/>
                 <w:szCs w:val="16"/>
               </w:rPr>
-              <w:t xml:space="preserve">16  </w:t>
+              <w:t xml:space="preserve">15  </w:t>
             </w:r>
             <w:r>
               <w:rPr>
@@ -16509,14 +16139,14 @@
                 <w:sz w:val="16"/>
                 <w:szCs w:val="16"/>
               </w:rPr>
-              <w:t xml:space="preserve">17  </w:t>
-            </w:r>
-            <w:r>
-              <w:rPr>
-                <w:sz w:val="16"/>
-                <w:szCs w:val="16"/>
-              </w:rPr>
-              <w:t xml:space="preserve">balance</w:t>
+              <w:t xml:space="preserve">16  </w:t>
+            </w:r>
+            <w:r>
+              <w:rPr>
+                <w:sz w:val="16"/>
+                <w:szCs w:val="16"/>
+              </w:rPr>
+              <w:t xml:space="preserve">issued</w:t>
             </w:r>
           </w:p>
         </w:tc>
@@ -16551,7 +16181,7 @@
                 <w:sz w:val="16"/>
                 <w:szCs w:val="16"/>
               </w:rPr>
-              <w:t xml:space="preserve">liability</w:t>
+              <w:t xml:space="preserve">Orontes</w:t>
             </w:r>
           </w:p>
         </w:tc>
@@ -16577,7 +16207,7 @@
                 <w:sz w:val="16"/>
                 <w:szCs w:val="16"/>
               </w:rPr>
-              <w:t xml:space="preserve">18  </w:t>
+              <w:t xml:space="preserve">17  </w:t>
             </w:r>
             <w:r>
               <w:rPr>
@@ -16645,7 +16275,7 @@
                 <w:sz w:val="16"/>
                 <w:szCs w:val="16"/>
               </w:rPr>
-              <w:t xml:space="preserve">19  </w:t>
+              <w:t xml:space="preserve">18  </w:t>
             </w:r>
             <w:r>
               <w:rPr>
@@ -16713,14 +16343,14 @@
                 <w:sz w:val="16"/>
                 <w:szCs w:val="16"/>
               </w:rPr>
-              <w:t xml:space="preserve">20  </w:t>
-            </w:r>
-            <w:r>
-              <w:rPr>
-                <w:sz w:val="16"/>
-                <w:szCs w:val="16"/>
-              </w:rPr>
-              <w:t xml:space="preserve">discloses</w:t>
+              <w:t xml:space="preserve">19  </w:t>
+            </w:r>
+            <w:r>
+              <w:rPr>
+                <w:sz w:val="16"/>
+                <w:szCs w:val="16"/>
+              </w:rPr>
+              <w:t xml:space="preserve">adjusts</w:t>
             </w:r>
           </w:p>
         </w:tc>
@@ -16781,7 +16411,7 @@
                 <w:sz w:val="16"/>
                 <w:szCs w:val="16"/>
               </w:rPr>
-              <w:t xml:space="preserve">21  </w:t>
+              <w:t xml:space="preserve">20  </w:t>
             </w:r>
             <w:r>
               <w:rPr>
@@ -16823,7 +16453,7 @@
                 <w:sz w:val="16"/>
                 <w:szCs w:val="16"/>
               </w:rPr>
-              <w:t xml:space="preserve">contingency</w:t>
+              <w:t xml:space="preserve">situation</w:t>
             </w:r>
           </w:p>
         </w:tc>
@@ -16849,7 +16479,7 @@
                 <w:sz w:val="16"/>
                 <w:szCs w:val="16"/>
               </w:rPr>
-              <w:t xml:space="preserve">22  </w:t>
+              <w:t xml:space="preserve">21  </w:t>
             </w:r>
             <w:r>
               <w:rPr>
@@ -16891,7 +16521,7 @@
                 <w:sz w:val="16"/>
                 <w:szCs w:val="16"/>
               </w:rPr>
-              <w:t xml:space="preserve">situation</w:t>
+              <w:t xml:space="preserve">lawsuit</w:t>
             </w:r>
           </w:p>
         </w:tc>
@@ -16917,7 +16547,7 @@
                 <w:sz w:val="16"/>
                 <w:szCs w:val="16"/>
               </w:rPr>
-              <w:t xml:space="preserve">23  </w:t>
+              <w:t xml:space="preserve">22  </w:t>
             </w:r>
             <w:r>
               <w:rPr>
@@ -16959,7 +16589,7 @@
                 <w:sz w:val="16"/>
                 <w:szCs w:val="16"/>
               </w:rPr>
-              <w:t xml:space="preserve">liability</w:t>
+              <w:t xml:space="preserve">No accrual</w:t>
             </w:r>
           </w:p>
         </w:tc>
@@ -16985,7 +16615,7 @@
                 <w:sz w:val="16"/>
                 <w:szCs w:val="16"/>
               </w:rPr>
-              <w:t xml:space="preserve">24  </w:t>
+              <w:t xml:space="preserve">23  </w:t>
             </w:r>
             <w:r>
               <w:rPr>
@@ -17027,7 +16657,7 @@
                 <w:sz w:val="16"/>
                 <w:szCs w:val="16"/>
               </w:rPr>
-              <w:t xml:space="preserve">estimated</w:t>
+              <w:t xml:space="preserve">No disclosure (except guarantees)</w:t>
             </w:r>
           </w:p>
         </w:tc>
@@ -17053,7 +16683,7 @@
                 <w:sz w:val="16"/>
                 <w:szCs w:val="16"/>
               </w:rPr>
-              <w:t xml:space="preserve">25  </w:t>
+              <w:t xml:space="preserve">24  </w:t>
             </w:r>
             <w:r>
               <w:rPr>
@@ -17095,7 +16725,7 @@
                 <w:sz w:val="16"/>
                 <w:szCs w:val="16"/>
               </w:rPr>
-              <w:t xml:space="preserve">No disclosure (except guarantees)</w:t>
+              <w:t xml:space="preserve">Disclose carefully, without misleading</w:t>
             </w:r>
           </w:p>
         </w:tc>
@@ -17121,14 +16751,14 @@
                 <w:sz w:val="16"/>
                 <w:szCs w:val="16"/>
               </w:rPr>
-              <w:t xml:space="preserve">26  </w:t>
-            </w:r>
-            <w:r>
-              <w:rPr>
-                <w:sz w:val="16"/>
-                <w:szCs w:val="16"/>
-              </w:rPr>
-              <w:t xml:space="preserve">contra-assets</w:t>
+              <w:t xml:space="preserve">25  </w:t>
+            </w:r>
+            <w:r>
+              <w:rPr>
+                <w:sz w:val="16"/>
+                <w:szCs w:val="16"/>
+              </w:rPr>
+              <w:t xml:space="preserve">answers</w:t>
             </w:r>
           </w:p>
         </w:tc>
@@ -17163,7 +16793,7 @@
                 <w:sz w:val="16"/>
                 <w:szCs w:val="16"/>
               </w:rPr>
-              <w:t xml:space="preserve">Disclose carefully, without misleading</w:t>
+              <w:t xml:space="preserve">records</w:t>
             </w:r>
           </w:p>
         </w:tc>
@@ -17189,14 +16819,14 @@
                 <w:sz w:val="16"/>
                 <w:szCs w:val="16"/>
               </w:rPr>
-              <w:t xml:space="preserve">27  </w:t>
-            </w:r>
-            <w:r>
-              <w:rPr>
-                <w:sz w:val="16"/>
-                <w:szCs w:val="16"/>
-              </w:rPr>
-              <w:t xml:space="preserve">contingency</w:t>
+              <w:t xml:space="preserve">26  </w:t>
+            </w:r>
+            <w:r>
+              <w:rPr>
+                <w:sz w:val="16"/>
+                <w:szCs w:val="16"/>
+              </w:rPr>
+              <w:t xml:space="preserve">contra-assets</w:t>
             </w:r>
           </w:p>
         </w:tc>
@@ -17231,7 +16861,7 @@
                 <w:sz w:val="16"/>
                 <w:szCs w:val="16"/>
               </w:rPr>
-              <w:t xml:space="preserve">liability</w:t>
+              <w:t xml:space="preserve">the company discloses it in a note</w:t>
             </w:r>
           </w:p>
         </w:tc>
@@ -17257,7 +16887,7 @@
                 <w:sz w:val="16"/>
                 <w:szCs w:val="16"/>
               </w:rPr>
-              <w:t xml:space="preserve">28  </w:t>
+              <w:t xml:space="preserve">27  </w:t>
             </w:r>
             <w:r>
               <w:rPr>
@@ -17299,7 +16929,7 @@
                 <w:sz w:val="16"/>
                 <w:szCs w:val="16"/>
               </w:rPr>
-              <w:t xml:space="preserve">the company discloses it in a note</w:t>
+              <w:t xml:space="preserve">the company does nothing</w:t>
             </w:r>
           </w:p>
         </w:tc>
@@ -17325,7 +16955,7 @@
                 <w:sz w:val="16"/>
                 <w:szCs w:val="16"/>
               </w:rPr>
-              <w:t xml:space="preserve">29  </w:t>
+              <w:t xml:space="preserve">28  </w:t>
             </w:r>
             <w:r>
               <w:rPr>
@@ -17333,64 +16963,6 @@
                 <w:szCs w:val="16"/>
               </w:rPr>
               <w:t xml:space="preserve">subsequent events</w:t>
-            </w:r>
-          </w:p>
-        </w:tc>
-      </w:tr>
-      <w:tr>
-        <w:tc>
-          <w:tcPr>
-            <w:tcW w:type="pct" w:w="2500"/>
-            <w:tcMar>
-              <w:top w:type="dxa" w:w="20"/>
-              <w:left w:type="dxa" w:w="80"/>
-              <w:bottom w:type="dxa" w:w="20"/>
-              <w:right w:type="dxa" w:w="80"/>
-            </w:tcMar>
-          </w:tcPr>
-          <w:p>
-            <w:pPr>
-              <w:spacing w:before="12" w:after="12"/>
-            </w:pPr>
-            <w:r>
-              <w:rPr>
-                <w:b/>
-                <w:bCs/>
-                <w:color w:val="8186EF"/>
-                <w:sz w:val="16"/>
-                <w:szCs w:val="16"/>
-              </w:rPr>
-              <w:t xml:space="preserve">15  </w:t>
-            </w:r>
-            <w:r>
-              <w:rPr>
-                <w:sz w:val="16"/>
-                <w:szCs w:val="16"/>
-              </w:rPr>
-              <w:t xml:space="preserve">the company does nothing</w:t>
-            </w:r>
-          </w:p>
-        </w:tc>
-        <w:tc>
-          <w:tcPr>
-            <w:tcW w:type="pct" w:w="2500"/>
-            <w:tcMar>
-              <w:top w:type="dxa" w:w="20"/>
-              <w:left w:type="dxa" w:w="80"/>
-              <w:bottom w:type="dxa" w:w="20"/>
-              <w:right w:type="dxa" w:w="80"/>
-            </w:tcMar>
-          </w:tcPr>
-          <w:p>
-            <w:pPr>
-              <w:spacing w:before="24" w:after="24"/>
-            </w:pPr>
-            <w:r>
-              <w:rPr>
-                <w:sz w:val="16"/>
-                <w:szCs w:val="16"/>
-              </w:rPr>
-              <w:t xml:space="preserve"/>
             </w:r>
           </w:p>
         </w:tc>
@@ -17672,7 +17244,7 @@
           <w:sz w:val="19"/>
           <w:szCs w:val="19"/>
         </w:rPr>
-        <w:t xml:space="preserve"> cost, not current value: </w:t>
+        <w:t xml:space="preserve"> cost, not current value: Orontes's land and </w:t>
       </w:r>
       <w:r>
         <w:rPr>
@@ -17704,7 +17276,7 @@
           <w:sz w:val="19"/>
           <w:szCs w:val="19"/>
         </w:rPr>
-        <w:t xml:space="preserve"> land and buildings are shown at what they cost years ago. </w:t>
+        <w:t xml:space="preserve"> are shown at what they cost years ago. </w:t>
       </w:r>
       <w:r>
         <w:rPr>
@@ -17743,7 +17315,14 @@
           <w:sz w:val="19"/>
           <w:szCs w:val="19"/>
         </w:rPr>
-        <w:t xml:space="preserve">, such as the </w:t>
+        <w:t xml:space="preserve">, such as the allowance for credit losses and useful lives. </w:t>
+      </w:r>
+      <w:r>
+        <w:rPr>
+          <w:sz w:val="19"/>
+          <w:szCs w:val="19"/>
+        </w:rPr>
+        <w:t xml:space="preserve"/>
       </w:r>
       <w:r>
         <w:rPr>
@@ -17775,14 +17354,7 @@
           <w:sz w:val="19"/>
           <w:szCs w:val="19"/>
         </w:rPr>
-        <w:t xml:space="preserve"> for credit losses and useful lives. </w:t>
-      </w:r>
-      <w:r>
-        <w:rPr>
-          <w:sz w:val="19"/>
-          <w:szCs w:val="19"/>
-        </w:rPr>
-        <w:t xml:space="preserve"/>
+        <w:t xml:space="preserve"> resources are </w:t>
       </w:r>
       <w:r>
         <w:rPr>
@@ -17814,7 +17386,14 @@
           <w:sz w:val="19"/>
           <w:szCs w:val="19"/>
         </w:rPr>
-        <w:t xml:space="preserve"> resources are </w:t>
+        <w:t xml:space="preserve">. </w:t>
+      </w:r>
+      <w:r>
+        <w:rPr>
+          <w:sz w:val="19"/>
+          <w:szCs w:val="19"/>
+        </w:rPr>
+        <w:t xml:space="preserve"/>
       </w:r>
       <w:r>
         <w:rPr>
@@ -17832,7 +17411,7 @@
           <w:sz w:val="19"/>
           <w:szCs w:val="19"/>
         </w:rPr>
-        <w:t xml:space="preserve">           </w:t>
+        <w:t xml:space="preserve">            </w:t>
       </w:r>
       <w:r>
         <w:rPr>
@@ -17846,14 +17425,7 @@
           <w:sz w:val="19"/>
           <w:szCs w:val="19"/>
         </w:rPr>
-        <w:t xml:space="preserve">. </w:t>
-      </w:r>
-      <w:r>
-        <w:rPr>
-          <w:sz w:val="19"/>
-          <w:szCs w:val="19"/>
-        </w:rPr>
-        <w:t xml:space="preserve"/>
+        <w:t xml:space="preserve"> developed brands, customer loyalty and a skilled </w:t>
       </w:r>
       <w:r>
         <w:rPr>
@@ -17871,7 +17443,7 @@
           <w:sz w:val="19"/>
           <w:szCs w:val="19"/>
         </w:rPr>
-        <w:t xml:space="preserve">            </w:t>
+        <w:t xml:space="preserve">           </w:t>
       </w:r>
       <w:r>
         <w:rPr>
@@ -17885,7 +17457,14 @@
           <w:sz w:val="19"/>
           <w:szCs w:val="19"/>
         </w:rPr>
-        <w:t xml:space="preserve"> developed brands, customer loyalty and a skilled </w:t>
+        <w:t xml:space="preserve"> are not recorded, so the balance sheet usually shows much less than the market value of the company. </w:t>
+      </w:r>
+      <w:r>
+        <w:rPr>
+          <w:sz w:val="19"/>
+          <w:szCs w:val="19"/>
+        </w:rPr>
+        <w:t xml:space="preserve">Some </w:t>
       </w:r>
       <w:r>
         <w:rPr>
@@ -17903,7 +17482,7 @@
           <w:sz w:val="19"/>
           <w:szCs w:val="19"/>
         </w:rPr>
-        <w:t xml:space="preserve">           </w:t>
+        <w:t xml:space="preserve">             </w:t>
       </w:r>
       <w:r>
         <w:rPr>
@@ -17917,14 +17496,14 @@
           <w:sz w:val="19"/>
           <w:szCs w:val="19"/>
         </w:rPr>
-        <w:t xml:space="preserve"> are not recorded, so the balance sheet usually shows much less than the market value of the company. </w:t>
-      </w:r>
-      <w:r>
-        <w:rPr>
-          <w:sz w:val="19"/>
-          <w:szCs w:val="19"/>
-        </w:rPr>
-        <w:t xml:space="preserve">Some </w:t>
+        <w:t xml:space="preserve"> are only in the notes. </w:t>
+      </w:r>
+      <w:r>
+        <w:rPr>
+          <w:sz w:val="19"/>
+          <w:szCs w:val="19"/>
+        </w:rPr>
+        <w:t xml:space="preserve"/>
       </w:r>
       <w:r>
         <w:rPr>
@@ -17942,7 +17521,7 @@
           <w:sz w:val="19"/>
           <w:szCs w:val="19"/>
         </w:rPr>
-        <w:t xml:space="preserve">             </w:t>
+        <w:t xml:space="preserve">           </w:t>
       </w:r>
       <w:r>
         <w:rPr>
@@ -17956,14 +17535,14 @@
           <w:sz w:val="19"/>
           <w:szCs w:val="19"/>
         </w:rPr>
-        <w:t xml:space="preserve"> are only in the notes. </w:t>
-      </w:r>
-      <w:r>
-        <w:rPr>
-          <w:sz w:val="19"/>
-          <w:szCs w:val="19"/>
-        </w:rPr>
-        <w:t xml:space="preserve"/>
+        <w:t xml:space="preserve">, the balance sheet shows one day. </w:t>
+      </w:r>
+      <w:r>
+        <w:rPr>
+          <w:sz w:val="19"/>
+          <w:szCs w:val="19"/>
+        </w:rPr>
+        <w:t xml:space="preserve">A company can improve its </w:t>
       </w:r>
       <w:r>
         <w:rPr>
@@ -17995,14 +17574,7 @@
           <w:sz w:val="19"/>
           <w:szCs w:val="19"/>
         </w:rPr>
-        <w:t xml:space="preserve">, the balance sheet shows one day. </w:t>
-      </w:r>
-      <w:r>
-        <w:rPr>
-          <w:sz w:val="19"/>
-          <w:szCs w:val="19"/>
-        </w:rPr>
-        <w:t xml:space="preserve">A company can improve its year-end picture, for example by delaying payments to </w:t>
+        <w:t xml:space="preserve"> picture, for example by delaying payments to </w:t>
       </w:r>
       <w:r>
         <w:rPr>
@@ -18113,7 +17685,7 @@
                 <w:sz w:val="16"/>
                 <w:szCs w:val="16"/>
               </w:rPr>
-              <w:t xml:space="preserve">suppliers   ·   historical   ·   missing   ·   Finally   ·   Orontes's   ·   obligations   ·   allowance   ·   workforce   ·   Important   ·   Internally   ·   improve   ·   estimates   ·   valuation</w:t>
+              <w:t xml:space="preserve">suppliers   ·   historical   ·   Internally   ·   year-end   ·   buildings   ·   Finally   ·   Important   ·   obligations   ·   missing   ·   workforce   ·   improve   ·   estimates   ·   valuation</w:t>
             </w:r>
           </w:p>
         </w:tc>
@@ -18140,7 +17712,7 @@
           <w:sz w:val="16"/>
           <w:szCs w:val="16"/>
         </w:rPr>
-        <w:t xml:space="preserve">      gaps 13–16</w:t>
+        <w:t xml:space="preserve">      gaps 13–15</w:t>
       </w:r>
     </w:p>
     <w:p>
@@ -18153,7 +17725,7 @@
           <w:sz w:val="19"/>
           <w:szCs w:val="19"/>
         </w:rPr>
-        <w:t xml:space="preserve">The net change in cash in the </w:t>
+        <w:t xml:space="preserve">The net change in cash in the statement of cash flows </w:t>
       </w:r>
       <w:r>
         <w:rPr>
@@ -18185,7 +17757,7 @@
           <w:sz w:val="19"/>
           <w:szCs w:val="19"/>
         </w:rPr>
-        <w:t xml:space="preserve"> of cash flows explains the change in the </w:t>
+        <w:t xml:space="preserve"> the change in the </w:t>
       </w:r>
       <w:r>
         <w:rPr>
@@ -18231,7 +17803,14 @@
           <w:sz w:val="19"/>
           <w:szCs w:val="19"/>
         </w:rPr>
-        <w:t xml:space="preserve"/>
+        <w:t xml:space="preserve">Orontes's OCI of $(1,125) does not go into retained earnings. </w:t>
+      </w:r>
+      <w:r>
+        <w:rPr>
+          <w:sz w:val="19"/>
+          <w:szCs w:val="19"/>
+        </w:rPr>
+        <w:t xml:space="preserve">It goes into </w:t>
       </w:r>
       <w:r>
         <w:rPr>
@@ -18242,45 +17821,6 @@
           <w:szCs w:val="15"/>
         </w:rPr>
         <w:t xml:space="preserve"> (15) </w:t>
-      </w:r>
-      <w:r>
-        <w:rPr>
-          <w:u w:val="single"/>
-          <w:sz w:val="19"/>
-          <w:szCs w:val="19"/>
-        </w:rPr>
-        <w:t xml:space="preserve">           </w:t>
-      </w:r>
-      <w:r>
-        <w:rPr>
-          <w:sz w:val="19"/>
-          <w:szCs w:val="19"/>
-        </w:rPr>
-        <w:t xml:space="preserve"> </w:t>
-      </w:r>
-      <w:r>
-        <w:rPr>
-          <w:sz w:val="19"/>
-          <w:szCs w:val="19"/>
-        </w:rPr>
-        <w:t xml:space="preserve"> OCI of $(1,125) does not go into retained earnings. </w:t>
-      </w:r>
-      <w:r>
-        <w:rPr>
-          <w:sz w:val="19"/>
-          <w:szCs w:val="19"/>
-        </w:rPr>
-        <w:t xml:space="preserve">It goes into </w:t>
-      </w:r>
-      <w:r>
-        <w:rPr>
-          <w:b/>
-          <w:bCs/>
-          <w:color w:val="8186EF"/>
-          <w:sz w:val="15"/>
-          <w:szCs w:val="15"/>
-        </w:rPr>
-        <w:t xml:space="preserve"> (16) </w:t>
       </w:r>
       <w:r>
         <w:rPr>
@@ -18360,7 +17900,7 @@
                 <w:sz w:val="16"/>
                 <w:szCs w:val="16"/>
               </w:rPr>
-              <w:t xml:space="preserve">accumulated   ·   missing   ·   Orontes's   ·   balance-sheet   ·   statement</w:t>
+              <w:t xml:space="preserve">balance-sheet   ·   accumulated   ·   retained   ·   explains</w:t>
             </w:r>
           </w:p>
         </w:tc>
@@ -18434,7 +17974,7 @@
           <w:sz w:val="16"/>
           <w:szCs w:val="16"/>
         </w:rPr>
-        <w:t xml:space="preserve">      gaps 17–18</w:t>
+        <w:t xml:space="preserve">      gaps 16–17</w:t>
       </w:r>
     </w:p>
     <w:p>
@@ -18457,7 +17997,7 @@
           <w:sz w:val="15"/>
           <w:szCs w:val="15"/>
         </w:rPr>
-        <w:t xml:space="preserve"> (17) </w:t>
+        <w:t xml:space="preserve"> (16) </w:t>
       </w:r>
       <w:r>
         <w:rPr>
@@ -18486,7 +18026,7 @@
           <w:sz w:val="19"/>
           <w:szCs w:val="19"/>
         </w:rPr>
-        <w:t xml:space="preserve">It is not what the company is worth, and it is not the </w:t>
+        <w:t xml:space="preserve">It is not what the company is worth, and it is not the market value of the </w:t>
       </w:r>
       <w:r>
         <w:rPr>
@@ -18496,7 +18036,7 @@
           <w:sz w:val="15"/>
           <w:szCs w:val="15"/>
         </w:rPr>
-        <w:t xml:space="preserve"> (18) </w:t>
+        <w:t xml:space="preserve"> (17) </w:t>
       </w:r>
       <w:r>
         <w:rPr>
@@ -18518,7 +18058,7 @@
           <w:sz w:val="19"/>
           <w:szCs w:val="19"/>
         </w:rPr>
-        <w:t xml:space="preserve"> value of the shares. </w:t>
+        <w:t xml:space="preserve">. </w:t>
       </w:r>
     </w:p>
     <w:tbl>
@@ -18576,7 +18116,7 @@
                 <w:sz w:val="16"/>
                 <w:szCs w:val="16"/>
               </w:rPr>
-              <w:t xml:space="preserve">stockholders   ·   market   ·   compare</w:t>
+              <w:t xml:space="preserve">stockholders   ·   shares   ·   compare</w:t>
             </w:r>
           </w:p>
         </w:tc>
@@ -18595,80 +18135,1511 @@
         <w:t xml:space="preserve"> </w:t>
       </w:r>
     </w:p>
-    <w:p>
-      <w:pPr>
-        <w:spacing w:before="44" w:after="10"/>
-      </w:pPr>
-      <w:r>
-        <w:rPr>
-          <w:b/>
-          <w:bCs/>
-          <w:color w:val="353A7C"/>
-          <w:sz w:val="18"/>
-          <w:szCs w:val="18"/>
-        </w:rPr>
-        <w:t xml:space="preserve">Book value is not market value</w:t>
-      </w:r>
-    </w:p>
-    <w:p>
-      <w:pPr>
-        <w:spacing w:before="0" w:after="12"/>
-      </w:pPr>
-      <w:r>
-        <w:rPr>
-          <w:color w:val="6B7280"/>
-          <w:sz w:val="15"/>
-          <w:szCs w:val="15"/>
-        </w:rPr>
-        <w:t xml:space="preserve">Every item belongs to exactly one group.</w:t>
-      </w:r>
-    </w:p>
-    <w:p>
-      <w:pPr>
-        <w:spacing w:after="40" w:before="90"/>
-        <w:jc w:val="center"/>
-      </w:pPr>
-      <w:r>
-        <w:drawing>
-          <wp:inline distT="0" distB="0" distL="0" distR="0">
-            <wp:extent cx="5734050" cy="3251800"/>
-            <wp:effectExtent t="0" r="0" b="0" l="0"/>
-            <wp:docPr id="1" name="" descr="" title=""/>
-            <wp:cNvGraphicFramePr>
-              <a:graphicFrameLocks xmlns:a="http://schemas.openxmlformats.org/drawingml/2006/main" noChangeAspect="1"/>
-            </wp:cNvGraphicFramePr>
-            <a:graphic xmlns:a="http://schemas.openxmlformats.org/drawingml/2006/main">
-              <a:graphicData uri="http://schemas.openxmlformats.org/drawingml/2006/picture">
-                <pic:pic xmlns:pic="http://schemas.openxmlformats.org/drawingml/2006/picture">
-                  <pic:nvPicPr>
-                    <pic:cNvPr id="0" name="" descr=""/>
-                    <pic:cNvPicPr>
-                      <a:picLocks noChangeAspect="1" noChangeArrowheads="1"/>
-                    </pic:cNvPicPr>
-                  </pic:nvPicPr>
-                  <pic:blipFill>
-                    <a:blip r:embed="rId107" cstate="none"/>
-                    <a:srcRect/>
-                    <a:stretch>
-                      <a:fillRect/>
-                    </a:stretch>
-                  </pic:blipFill>
-                  <pic:spPr bwMode="auto">
-                    <a:xfrm>
-                      <a:off x="0" y="0"/>
-                      <a:ext cx="5734050" cy="3251800"/>
-                    </a:xfrm>
-                    <a:prstGeom prst="rect">
-                      <a:avLst/>
-                    </a:prstGeom>
-                  </pic:spPr>
-                </pic:pic>
-              </a:graphicData>
-            </a:graphic>
-          </wp:inline>
-        </w:drawing>
-      </w:r>
-    </w:p>
+    <w:tbl>
+      <w:tblPr>
+        <w:tblW w:type="pct" w:w="100%"/>
+        <w:tblLayout w:type="fixed"/>
+        <w:tblBorders>
+          <w:top w:val="single" w:color="353A7C" w:sz="6"/>
+          <w:left w:val="single" w:color="353A7C" w:sz="6"/>
+          <w:bottom w:val="single" w:color="353A7C" w:sz="6"/>
+          <w:right w:val="single" w:color="353A7C" w:sz="6"/>
+          <w:insideH w:val="single" w:color="353A7C" w:sz="6"/>
+          <w:insideV w:val="single" w:color="353A7C" w:sz="6"/>
+        </w:tblBorders>
+      </w:tblPr>
+      <w:tblGrid>
+        <w:gridCol w:w="3921"/>
+        <w:gridCol w:w="4224"/>
+        <w:gridCol w:w="1455"/>
+      </w:tblGrid>
+      <w:tr>
+        <w:tc>
+          <w:tcPr>
+            <w:tcW w:type="pct" w:w="5000"/>
+            <w:gridSpan w:val="3"/>
+            <w:shd w:fill="353A7C" w:val="clear"/>
+            <w:tcMar>
+              <w:top w:type="dxa" w:w="60"/>
+              <w:left w:type="dxa" w:w="120"/>
+              <w:bottom w:type="dxa" w:w="60"/>
+              <w:right w:type="dxa" w:w="120"/>
+            </w:tcMar>
+          </w:tcPr>
+          <w:p>
+            <w:pPr>
+              <w:spacing w:before="40" w:after="40"/>
+            </w:pPr>
+            <w:r>
+              <w:rPr>
+                <w:b/>
+                <w:bCs/>
+                <w:color w:val="FFFFFF"/>
+                <w:sz w:val="17"/>
+                <w:szCs w:val="17"/>
+              </w:rPr>
+              <w:t xml:space="preserve">Book value is not market value</w:t>
+            </w:r>
+          </w:p>
+        </w:tc>
+      </w:tr>
+      <w:tr>
+        <w:tc>
+          <w:tcPr>
+            <w:tcW w:type="pct" w:w="2042"/>
+            <w:shd w:fill="353A7C" w:val="clear"/>
+            <w:tcMar>
+              <w:top w:type="dxa" w:w="50"/>
+              <w:left w:type="dxa" w:w="110"/>
+              <w:bottom w:type="dxa" w:w="50"/>
+              <w:right w:type="dxa" w:w="110"/>
+            </w:tcMar>
+          </w:tcPr>
+          <w:p>
+            <w:pPr>
+              <w:spacing w:before="30" w:after="30"/>
+            </w:pPr>
+            <w:r>
+              <w:rPr>
+                <w:b/>
+                <w:bCs/>
+                <w:color w:val="FFFFFF"/>
+                <w:sz w:val="15"/>
+                <w:szCs w:val="15"/>
+              </w:rPr>
+              <w:t xml:space="preserve">Account / memo (USD 000)</w:t>
+            </w:r>
+          </w:p>
+        </w:tc>
+        <w:tc>
+          <w:tcPr>
+            <w:tcW w:type="pct" w:w="2200"/>
+            <w:shd w:fill="353A7C" w:val="clear"/>
+            <w:tcMar>
+              <w:top w:type="dxa" w:w="50"/>
+              <w:left w:type="dxa" w:w="110"/>
+              <w:bottom w:type="dxa" w:w="50"/>
+              <w:right w:type="dxa" w:w="110"/>
+            </w:tcMar>
+          </w:tcPr>
+          <w:p>
+            <w:pPr>
+              <w:spacing w:before="30" w:after="30"/>
+            </w:pPr>
+            <w:r>
+              <w:rPr>
+                <w:b/>
+                <w:bCs/>
+                <w:color w:val="FFFFFF"/>
+                <w:sz w:val="15"/>
+                <w:szCs w:val="15"/>
+              </w:rPr>
+              <w:t xml:space="preserve">Balance / details</w:t>
+            </w:r>
+          </w:p>
+        </w:tc>
+        <w:tc>
+          <w:tcPr>
+            <w:tcW w:type="pct" w:w="758"/>
+            <w:shd w:fill="353A7C" w:val="clear"/>
+            <w:tcMar>
+              <w:top w:type="dxa" w:w="50"/>
+              <w:left w:type="dxa" w:w="110"/>
+              <w:bottom w:type="dxa" w:w="50"/>
+              <w:right w:type="dxa" w:w="110"/>
+            </w:tcMar>
+          </w:tcPr>
+          <w:p>
+            <w:pPr>
+              <w:spacing w:before="30" w:after="30"/>
+            </w:pPr>
+            <w:r>
+              <w:rPr>
+                <w:b/>
+                <w:bCs/>
+                <w:color w:val="FFFFFF"/>
+                <w:sz w:val="15"/>
+                <w:szCs w:val="15"/>
+              </w:rPr>
+              <w:t xml:space="preserve">Side</w:t>
+            </w:r>
+          </w:p>
+        </w:tc>
+      </w:tr>
+      <w:tr>
+        <w:tc>
+          <w:tcPr>
+            <w:tcW w:type="pct" w:w="2042"/>
+            <w:tcMar>
+              <w:top w:type="dxa" w:w="50"/>
+              <w:left w:type="dxa" w:w="110"/>
+              <w:bottom w:type="dxa" w:w="50"/>
+              <w:right w:type="dxa" w:w="110"/>
+            </w:tcMar>
+          </w:tcPr>
+          <w:p>
+            <w:pPr>
+              <w:spacing w:before="28" w:after="28"/>
+            </w:pPr>
+            <w:r>
+              <w:rPr>
+                <w:sz w:val="15"/>
+                <w:szCs w:val="15"/>
+              </w:rPr>
+              <w:t xml:space="preserve">Cash</w:t>
+            </w:r>
+          </w:p>
+        </w:tc>
+        <w:tc>
+          <w:tcPr>
+            <w:tcW w:type="pct" w:w="2200"/>
+            <w:tcMar>
+              <w:top w:type="dxa" w:w="50"/>
+              <w:left w:type="dxa" w:w="110"/>
+              <w:bottom w:type="dxa" w:w="50"/>
+              <w:right w:type="dxa" w:w="110"/>
+            </w:tcMar>
+          </w:tcPr>
+          <w:p>
+            <w:pPr>
+              <w:spacing w:before="28" w:after="28"/>
+            </w:pPr>
+            <w:r>
+              <w:rPr>
+                <w:sz w:val="15"/>
+                <w:szCs w:val="15"/>
+              </w:rPr>
+              <w:t xml:space="preserve">1,050</w:t>
+            </w:r>
+          </w:p>
+        </w:tc>
+        <w:tc>
+          <w:tcPr>
+            <w:tcW w:type="pct" w:w="758"/>
+            <w:tcMar>
+              <w:top w:type="dxa" w:w="50"/>
+              <w:left w:type="dxa" w:w="110"/>
+              <w:bottom w:type="dxa" w:w="50"/>
+              <w:right w:type="dxa" w:w="110"/>
+            </w:tcMar>
+          </w:tcPr>
+          <w:p>
+            <w:pPr>
+              <w:spacing w:before="28" w:after="28"/>
+            </w:pPr>
+            <w:r>
+              <w:rPr>
+                <w:sz w:val="15"/>
+                <w:szCs w:val="15"/>
+              </w:rPr>
+              <w:t xml:space="preserve">debit</w:t>
+            </w:r>
+          </w:p>
+        </w:tc>
+      </w:tr>
+      <w:tr>
+        <w:tc>
+          <w:tcPr>
+            <w:tcW w:type="pct" w:w="2042"/>
+            <w:shd w:fill="FBFAF6" w:val="clear"/>
+            <w:tcMar>
+              <w:top w:type="dxa" w:w="50"/>
+              <w:left w:type="dxa" w:w="110"/>
+              <w:bottom w:type="dxa" w:w="50"/>
+              <w:right w:type="dxa" w:w="110"/>
+            </w:tcMar>
+          </w:tcPr>
+          <w:p>
+            <w:pPr>
+              <w:spacing w:before="28" w:after="28"/>
+            </w:pPr>
+            <w:r>
+              <w:rPr>
+                <w:sz w:val="15"/>
+                <w:szCs w:val="15"/>
+              </w:rPr>
+              <w:t xml:space="preserve">Accounts receivable</w:t>
+            </w:r>
+          </w:p>
+        </w:tc>
+        <w:tc>
+          <w:tcPr>
+            <w:tcW w:type="pct" w:w="2200"/>
+            <w:shd w:fill="FBFAF6" w:val="clear"/>
+            <w:tcMar>
+              <w:top w:type="dxa" w:w="50"/>
+              <w:left w:type="dxa" w:w="110"/>
+              <w:bottom w:type="dxa" w:w="50"/>
+              <w:right w:type="dxa" w:w="110"/>
+            </w:tcMar>
+          </w:tcPr>
+          <w:p>
+            <w:pPr>
+              <w:spacing w:before="28" w:after="28"/>
+            </w:pPr>
+            <w:r>
+              <w:rPr>
+                <w:sz w:val="15"/>
+                <w:szCs w:val="15"/>
+              </w:rPr>
+              <w:t xml:space="preserve">300</w:t>
+            </w:r>
+          </w:p>
+        </w:tc>
+        <w:tc>
+          <w:tcPr>
+            <w:tcW w:type="pct" w:w="758"/>
+            <w:shd w:fill="FBFAF6" w:val="clear"/>
+            <w:tcMar>
+              <w:top w:type="dxa" w:w="50"/>
+              <w:left w:type="dxa" w:w="110"/>
+              <w:bottom w:type="dxa" w:w="50"/>
+              <w:right w:type="dxa" w:w="110"/>
+            </w:tcMar>
+          </w:tcPr>
+          <w:p>
+            <w:pPr>
+              <w:spacing w:before="28" w:after="28"/>
+            </w:pPr>
+            <w:r>
+              <w:rPr>
+                <w:sz w:val="15"/>
+                <w:szCs w:val="15"/>
+              </w:rPr>
+              <w:t xml:space="preserve">debit</w:t>
+            </w:r>
+          </w:p>
+        </w:tc>
+      </w:tr>
+      <w:tr>
+        <w:tc>
+          <w:tcPr>
+            <w:tcW w:type="pct" w:w="2042"/>
+            <w:tcMar>
+              <w:top w:type="dxa" w:w="50"/>
+              <w:left w:type="dxa" w:w="110"/>
+              <w:bottom w:type="dxa" w:w="50"/>
+              <w:right w:type="dxa" w:w="110"/>
+            </w:tcMar>
+          </w:tcPr>
+          <w:p>
+            <w:pPr>
+              <w:spacing w:before="28" w:after="28"/>
+            </w:pPr>
+            <w:r>
+              <w:rPr>
+                <w:sz w:val="15"/>
+                <w:szCs w:val="15"/>
+              </w:rPr>
+              <w:t xml:space="preserve">Allowance for credit losses</w:t>
+            </w:r>
+          </w:p>
+        </w:tc>
+        <w:tc>
+          <w:tcPr>
+            <w:tcW w:type="pct" w:w="2200"/>
+            <w:tcMar>
+              <w:top w:type="dxa" w:w="50"/>
+              <w:left w:type="dxa" w:w="110"/>
+              <w:bottom w:type="dxa" w:w="50"/>
+              <w:right w:type="dxa" w:w="110"/>
+            </w:tcMar>
+          </w:tcPr>
+          <w:p>
+            <w:pPr>
+              <w:spacing w:before="28" w:after="28"/>
+            </w:pPr>
+            <w:r>
+              <w:rPr>
+                <w:sz w:val="15"/>
+                <w:szCs w:val="15"/>
+              </w:rPr>
+              <w:t xml:space="preserve">20</w:t>
+            </w:r>
+          </w:p>
+        </w:tc>
+        <w:tc>
+          <w:tcPr>
+            <w:tcW w:type="pct" w:w="758"/>
+            <w:tcMar>
+              <w:top w:type="dxa" w:w="50"/>
+              <w:left w:type="dxa" w:w="110"/>
+              <w:bottom w:type="dxa" w:w="50"/>
+              <w:right w:type="dxa" w:w="110"/>
+            </w:tcMar>
+          </w:tcPr>
+          <w:p>
+            <w:pPr>
+              <w:spacing w:before="28" w:after="28"/>
+            </w:pPr>
+            <w:r>
+              <w:rPr>
+                <w:sz w:val="15"/>
+                <w:szCs w:val="15"/>
+              </w:rPr>
+              <w:t xml:space="preserve">credit</w:t>
+            </w:r>
+          </w:p>
+        </w:tc>
+      </w:tr>
+      <w:tr>
+        <w:tc>
+          <w:tcPr>
+            <w:tcW w:type="pct" w:w="2042"/>
+            <w:shd w:fill="FBFAF6" w:val="clear"/>
+            <w:tcMar>
+              <w:top w:type="dxa" w:w="50"/>
+              <w:left w:type="dxa" w:w="110"/>
+              <w:bottom w:type="dxa" w:w="50"/>
+              <w:right w:type="dxa" w:w="110"/>
+            </w:tcMar>
+          </w:tcPr>
+          <w:p>
+            <w:pPr>
+              <w:spacing w:before="28" w:after="28"/>
+            </w:pPr>
+            <w:r>
+              <w:rPr>
+                <w:sz w:val="15"/>
+                <w:szCs w:val="15"/>
+              </w:rPr>
+              <w:t xml:space="preserve">Inventory</w:t>
+            </w:r>
+          </w:p>
+        </w:tc>
+        <w:tc>
+          <w:tcPr>
+            <w:tcW w:type="pct" w:w="2200"/>
+            <w:shd w:fill="FBFAF6" w:val="clear"/>
+            <w:tcMar>
+              <w:top w:type="dxa" w:w="50"/>
+              <w:left w:type="dxa" w:w="110"/>
+              <w:bottom w:type="dxa" w:w="50"/>
+              <w:right w:type="dxa" w:w="110"/>
+            </w:tcMar>
+          </w:tcPr>
+          <w:p>
+            <w:pPr>
+              <w:spacing w:before="28" w:after="28"/>
+            </w:pPr>
+            <w:r>
+              <w:rPr>
+                <w:sz w:val="15"/>
+                <w:szCs w:val="15"/>
+              </w:rPr>
+              <w:t xml:space="preserve">420</w:t>
+            </w:r>
+          </w:p>
+        </w:tc>
+        <w:tc>
+          <w:tcPr>
+            <w:tcW w:type="pct" w:w="758"/>
+            <w:shd w:fill="FBFAF6" w:val="clear"/>
+            <w:tcMar>
+              <w:top w:type="dxa" w:w="50"/>
+              <w:left w:type="dxa" w:w="110"/>
+              <w:bottom w:type="dxa" w:w="50"/>
+              <w:right w:type="dxa" w:w="110"/>
+            </w:tcMar>
+          </w:tcPr>
+          <w:p>
+            <w:pPr>
+              <w:spacing w:before="28" w:after="28"/>
+            </w:pPr>
+            <w:r>
+              <w:rPr>
+                <w:sz w:val="15"/>
+                <w:szCs w:val="15"/>
+              </w:rPr>
+              <w:t xml:space="preserve">debit</w:t>
+            </w:r>
+          </w:p>
+        </w:tc>
+      </w:tr>
+      <w:tr>
+        <w:tc>
+          <w:tcPr>
+            <w:tcW w:type="pct" w:w="2042"/>
+            <w:tcMar>
+              <w:top w:type="dxa" w:w="50"/>
+              <w:left w:type="dxa" w:w="110"/>
+              <w:bottom w:type="dxa" w:w="50"/>
+              <w:right w:type="dxa" w:w="110"/>
+            </w:tcMar>
+          </w:tcPr>
+          <w:p>
+            <w:pPr>
+              <w:spacing w:before="28" w:after="28"/>
+            </w:pPr>
+            <w:r>
+              <w:rPr>
+                <w:sz w:val="15"/>
+                <w:szCs w:val="15"/>
+              </w:rPr>
+              <w:t xml:space="preserve">Prepaid rent</w:t>
+            </w:r>
+          </w:p>
+        </w:tc>
+        <w:tc>
+          <w:tcPr>
+            <w:tcW w:type="pct" w:w="2200"/>
+            <w:tcMar>
+              <w:top w:type="dxa" w:w="50"/>
+              <w:left w:type="dxa" w:w="110"/>
+              <w:bottom w:type="dxa" w:w="50"/>
+              <w:right w:type="dxa" w:w="110"/>
+            </w:tcMar>
+          </w:tcPr>
+          <w:p>
+            <w:pPr>
+              <w:spacing w:before="28" w:after="28"/>
+            </w:pPr>
+            <w:r>
+              <w:rPr>
+                <w:sz w:val="15"/>
+                <w:szCs w:val="15"/>
+              </w:rPr>
+              <w:t xml:space="preserve">24</w:t>
+            </w:r>
+          </w:p>
+        </w:tc>
+        <w:tc>
+          <w:tcPr>
+            <w:tcW w:type="pct" w:w="758"/>
+            <w:tcMar>
+              <w:top w:type="dxa" w:w="50"/>
+              <w:left w:type="dxa" w:w="110"/>
+              <w:bottom w:type="dxa" w:w="50"/>
+              <w:right w:type="dxa" w:w="110"/>
+            </w:tcMar>
+          </w:tcPr>
+          <w:p>
+            <w:pPr>
+              <w:spacing w:before="28" w:after="28"/>
+            </w:pPr>
+            <w:r>
+              <w:rPr>
+                <w:sz w:val="15"/>
+                <w:szCs w:val="15"/>
+              </w:rPr>
+              <w:t xml:space="preserve">debit</w:t>
+            </w:r>
+          </w:p>
+        </w:tc>
+      </w:tr>
+      <w:tr>
+        <w:tc>
+          <w:tcPr>
+            <w:tcW w:type="pct" w:w="2042"/>
+            <w:shd w:fill="FBFAF6" w:val="clear"/>
+            <w:tcMar>
+              <w:top w:type="dxa" w:w="50"/>
+              <w:left w:type="dxa" w:w="110"/>
+              <w:bottom w:type="dxa" w:w="50"/>
+              <w:right w:type="dxa" w:w="110"/>
+            </w:tcMar>
+          </w:tcPr>
+          <w:p>
+            <w:pPr>
+              <w:spacing w:before="28" w:after="28"/>
+            </w:pPr>
+            <w:r>
+              <w:rPr>
+                <w:sz w:val="15"/>
+                <w:szCs w:val="15"/>
+              </w:rPr>
+              <w:t xml:space="preserve">Land</w:t>
+            </w:r>
+          </w:p>
+        </w:tc>
+        <w:tc>
+          <w:tcPr>
+            <w:tcW w:type="pct" w:w="2200"/>
+            <w:shd w:fill="FBFAF6" w:val="clear"/>
+            <w:tcMar>
+              <w:top w:type="dxa" w:w="50"/>
+              <w:left w:type="dxa" w:w="110"/>
+              <w:bottom w:type="dxa" w:w="50"/>
+              <w:right w:type="dxa" w:w="110"/>
+            </w:tcMar>
+          </w:tcPr>
+          <w:p>
+            <w:pPr>
+              <w:spacing w:before="28" w:after="28"/>
+            </w:pPr>
+            <w:r>
+              <w:rPr>
+                <w:sz w:val="15"/>
+                <w:szCs w:val="15"/>
+              </w:rPr>
+              <w:t xml:space="preserve">936</w:t>
+            </w:r>
+          </w:p>
+        </w:tc>
+        <w:tc>
+          <w:tcPr>
+            <w:tcW w:type="pct" w:w="758"/>
+            <w:shd w:fill="FFFFFF" w:val="clear"/>
+            <w:tcMar>
+              <w:top w:type="dxa" w:w="50"/>
+              <w:left w:type="dxa" w:w="110"/>
+              <w:bottom w:type="dxa" w:w="50"/>
+              <w:right w:type="dxa" w:w="110"/>
+            </w:tcMar>
+          </w:tcPr>
+          <w:p>
+            <w:pPr>
+              <w:spacing w:before="46" w:after="46"/>
+            </w:pPr>
+            <w:r>
+              <w:rPr>
+                <w:b/>
+                <w:bCs/>
+                <w:color w:val="8186EF"/>
+                <w:sz w:val="14"/>
+                <w:szCs w:val="14"/>
+              </w:rPr>
+              <w:t xml:space="preserve">(18)</w:t>
+            </w:r>
+          </w:p>
+        </w:tc>
+      </w:tr>
+      <w:tr>
+        <w:tc>
+          <w:tcPr>
+            <w:tcW w:type="pct" w:w="2042"/>
+            <w:tcMar>
+              <w:top w:type="dxa" w:w="50"/>
+              <w:left w:type="dxa" w:w="110"/>
+              <w:bottom w:type="dxa" w:w="50"/>
+              <w:right w:type="dxa" w:w="110"/>
+            </w:tcMar>
+          </w:tcPr>
+          <w:p>
+            <w:pPr>
+              <w:spacing w:before="28" w:after="28"/>
+            </w:pPr>
+            <w:r>
+              <w:rPr>
+                <w:sz w:val="15"/>
+                <w:szCs w:val="15"/>
+              </w:rPr>
+              <w:t xml:space="preserve">Equipment</w:t>
+            </w:r>
+          </w:p>
+        </w:tc>
+        <w:tc>
+          <w:tcPr>
+            <w:tcW w:type="pct" w:w="2200"/>
+            <w:tcMar>
+              <w:top w:type="dxa" w:w="50"/>
+              <w:left w:type="dxa" w:w="110"/>
+              <w:bottom w:type="dxa" w:w="50"/>
+              <w:right w:type="dxa" w:w="110"/>
+            </w:tcMar>
+          </w:tcPr>
+          <w:p>
+            <w:pPr>
+              <w:spacing w:before="28" w:after="28"/>
+            </w:pPr>
+            <w:r>
+              <w:rPr>
+                <w:sz w:val="15"/>
+                <w:szCs w:val="15"/>
+              </w:rPr>
+              <w:t xml:space="preserve">4,200</w:t>
+            </w:r>
+          </w:p>
+        </w:tc>
+        <w:tc>
+          <w:tcPr>
+            <w:tcW w:type="pct" w:w="758"/>
+            <w:tcMar>
+              <w:top w:type="dxa" w:w="50"/>
+              <w:left w:type="dxa" w:w="110"/>
+              <w:bottom w:type="dxa" w:w="50"/>
+              <w:right w:type="dxa" w:w="110"/>
+            </w:tcMar>
+          </w:tcPr>
+          <w:p>
+            <w:pPr>
+              <w:spacing w:before="28" w:after="28"/>
+            </w:pPr>
+            <w:r>
+              <w:rPr>
+                <w:sz w:val="15"/>
+                <w:szCs w:val="15"/>
+              </w:rPr>
+              <w:t xml:space="preserve">debit</w:t>
+            </w:r>
+          </w:p>
+        </w:tc>
+      </w:tr>
+      <w:tr>
+        <w:tc>
+          <w:tcPr>
+            <w:tcW w:type="pct" w:w="2042"/>
+            <w:shd w:fill="FBFAF6" w:val="clear"/>
+            <w:tcMar>
+              <w:top w:type="dxa" w:w="50"/>
+              <w:left w:type="dxa" w:w="110"/>
+              <w:bottom w:type="dxa" w:w="50"/>
+              <w:right w:type="dxa" w:w="110"/>
+            </w:tcMar>
+          </w:tcPr>
+          <w:p>
+            <w:pPr>
+              <w:spacing w:before="28" w:after="28"/>
+            </w:pPr>
+            <w:r>
+              <w:rPr>
+                <w:sz w:val="15"/>
+                <w:szCs w:val="15"/>
+              </w:rPr>
+              <w:t xml:space="preserve">Accumulated depreciation</w:t>
+            </w:r>
+          </w:p>
+        </w:tc>
+        <w:tc>
+          <w:tcPr>
+            <w:tcW w:type="pct" w:w="2200"/>
+            <w:shd w:fill="FBFAF6" w:val="clear"/>
+            <w:tcMar>
+              <w:top w:type="dxa" w:w="50"/>
+              <w:left w:type="dxa" w:w="110"/>
+              <w:bottom w:type="dxa" w:w="50"/>
+              <w:right w:type="dxa" w:w="110"/>
+            </w:tcMar>
+          </w:tcPr>
+          <w:p>
+            <w:pPr>
+              <w:spacing w:before="28" w:after="28"/>
+            </w:pPr>
+            <w:r>
+              <w:rPr>
+                <w:sz w:val="15"/>
+                <w:szCs w:val="15"/>
+              </w:rPr>
+              <w:t xml:space="preserve">900</w:t>
+            </w:r>
+          </w:p>
+        </w:tc>
+        <w:tc>
+          <w:tcPr>
+            <w:tcW w:type="pct" w:w="758"/>
+            <w:shd w:fill="FBFAF6" w:val="clear"/>
+            <w:tcMar>
+              <w:top w:type="dxa" w:w="50"/>
+              <w:left w:type="dxa" w:w="110"/>
+              <w:bottom w:type="dxa" w:w="50"/>
+              <w:right w:type="dxa" w:w="110"/>
+            </w:tcMar>
+          </w:tcPr>
+          <w:p>
+            <w:pPr>
+              <w:spacing w:before="28" w:after="28"/>
+            </w:pPr>
+            <w:r>
+              <w:rPr>
+                <w:sz w:val="15"/>
+                <w:szCs w:val="15"/>
+              </w:rPr>
+              <w:t xml:space="preserve">credit</w:t>
+            </w:r>
+          </w:p>
+        </w:tc>
+      </w:tr>
+      <w:tr>
+        <w:tc>
+          <w:tcPr>
+            <w:tcW w:type="pct" w:w="2042"/>
+            <w:tcMar>
+              <w:top w:type="dxa" w:w="50"/>
+              <w:left w:type="dxa" w:w="110"/>
+              <w:bottom w:type="dxa" w:w="50"/>
+              <w:right w:type="dxa" w:w="110"/>
+            </w:tcMar>
+          </w:tcPr>
+          <w:p>
+            <w:pPr>
+              <w:spacing w:before="28" w:after="28"/>
+            </w:pPr>
+            <w:r>
+              <w:rPr>
+                <w:sz w:val="15"/>
+                <w:szCs w:val="15"/>
+              </w:rPr>
+              <w:t xml:space="preserve">Accounts payable</w:t>
+            </w:r>
+          </w:p>
+        </w:tc>
+        <w:tc>
+          <w:tcPr>
+            <w:tcW w:type="pct" w:w="2200"/>
+            <w:tcMar>
+              <w:top w:type="dxa" w:w="50"/>
+              <w:left w:type="dxa" w:w="110"/>
+              <w:bottom w:type="dxa" w:w="50"/>
+              <w:right w:type="dxa" w:w="110"/>
+            </w:tcMar>
+          </w:tcPr>
+          <w:p>
+            <w:pPr>
+              <w:spacing w:before="28" w:after="28"/>
+            </w:pPr>
+            <w:r>
+              <w:rPr>
+                <w:sz w:val="15"/>
+                <w:szCs w:val="15"/>
+              </w:rPr>
+              <w:t xml:space="preserve">380</w:t>
+            </w:r>
+          </w:p>
+        </w:tc>
+        <w:tc>
+          <w:tcPr>
+            <w:tcW w:type="pct" w:w="758"/>
+            <w:tcMar>
+              <w:top w:type="dxa" w:w="50"/>
+              <w:left w:type="dxa" w:w="110"/>
+              <w:bottom w:type="dxa" w:w="50"/>
+              <w:right w:type="dxa" w:w="110"/>
+            </w:tcMar>
+          </w:tcPr>
+          <w:p>
+            <w:pPr>
+              <w:spacing w:before="28" w:after="28"/>
+            </w:pPr>
+            <w:r>
+              <w:rPr>
+                <w:sz w:val="15"/>
+                <w:szCs w:val="15"/>
+              </w:rPr>
+              <w:t xml:space="preserve">credit</w:t>
+            </w:r>
+          </w:p>
+        </w:tc>
+      </w:tr>
+      <w:tr>
+        <w:tc>
+          <w:tcPr>
+            <w:tcW w:type="pct" w:w="2042"/>
+            <w:shd w:fill="FBFAF6" w:val="clear"/>
+            <w:tcMar>
+              <w:top w:type="dxa" w:w="50"/>
+              <w:left w:type="dxa" w:w="110"/>
+              <w:bottom w:type="dxa" w:w="50"/>
+              <w:right w:type="dxa" w:w="110"/>
+            </w:tcMar>
+          </w:tcPr>
+          <w:p>
+            <w:pPr>
+              <w:spacing w:before="28" w:after="28"/>
+            </w:pPr>
+            <w:r>
+              <w:rPr>
+                <w:sz w:val="15"/>
+                <w:szCs w:val="15"/>
+              </w:rPr>
+              <w:t xml:space="preserve">Dividends payable</w:t>
+            </w:r>
+          </w:p>
+        </w:tc>
+        <w:tc>
+          <w:tcPr>
+            <w:tcW w:type="pct" w:w="2200"/>
+            <w:shd w:fill="FBFAF6" w:val="clear"/>
+            <w:tcMar>
+              <w:top w:type="dxa" w:w="50"/>
+              <w:left w:type="dxa" w:w="110"/>
+              <w:bottom w:type="dxa" w:w="50"/>
+              <w:right w:type="dxa" w:w="110"/>
+            </w:tcMar>
+          </w:tcPr>
+          <w:p>
+            <w:pPr>
+              <w:spacing w:before="28" w:after="28"/>
+            </w:pPr>
+            <w:r>
+              <w:rPr>
+                <w:sz w:val="15"/>
+                <w:szCs w:val="15"/>
+              </w:rPr>
+              <w:t xml:space="preserve">50</w:t>
+            </w:r>
+          </w:p>
+        </w:tc>
+        <w:tc>
+          <w:tcPr>
+            <w:tcW w:type="pct" w:w="758"/>
+            <w:shd w:fill="FBFAF6" w:val="clear"/>
+            <w:tcMar>
+              <w:top w:type="dxa" w:w="50"/>
+              <w:left w:type="dxa" w:w="110"/>
+              <w:bottom w:type="dxa" w:w="50"/>
+              <w:right w:type="dxa" w:w="110"/>
+            </w:tcMar>
+          </w:tcPr>
+          <w:p>
+            <w:pPr>
+              <w:spacing w:before="28" w:after="28"/>
+            </w:pPr>
+            <w:r>
+              <w:rPr>
+                <w:sz w:val="15"/>
+                <w:szCs w:val="15"/>
+              </w:rPr>
+              <w:t xml:space="preserve">credit</w:t>
+            </w:r>
+          </w:p>
+        </w:tc>
+      </w:tr>
+      <w:tr>
+        <w:tc>
+          <w:tcPr>
+            <w:tcW w:type="pct" w:w="2042"/>
+            <w:tcMar>
+              <w:top w:type="dxa" w:w="50"/>
+              <w:left w:type="dxa" w:w="110"/>
+              <w:bottom w:type="dxa" w:w="50"/>
+              <w:right w:type="dxa" w:w="110"/>
+            </w:tcMar>
+          </w:tcPr>
+          <w:p>
+            <w:pPr>
+              <w:spacing w:before="28" w:after="28"/>
+            </w:pPr>
+            <w:r>
+              <w:rPr>
+                <w:sz w:val="15"/>
+                <w:szCs w:val="15"/>
+              </w:rPr>
+              <w:t xml:space="preserve">Notes payable (long-term)</w:t>
+            </w:r>
+          </w:p>
+        </w:tc>
+        <w:tc>
+          <w:tcPr>
+            <w:tcW w:type="pct" w:w="2200"/>
+            <w:tcMar>
+              <w:top w:type="dxa" w:w="50"/>
+              <w:left w:type="dxa" w:w="110"/>
+              <w:bottom w:type="dxa" w:w="50"/>
+              <w:right w:type="dxa" w:w="110"/>
+            </w:tcMar>
+          </w:tcPr>
+          <w:p>
+            <w:pPr>
+              <w:spacing w:before="28" w:after="28"/>
+            </w:pPr>
+            <w:r>
+              <w:rPr>
+                <w:sz w:val="15"/>
+                <w:szCs w:val="15"/>
+              </w:rPr>
+              <w:t xml:space="preserve">1,800</w:t>
+            </w:r>
+          </w:p>
+        </w:tc>
+        <w:tc>
+          <w:tcPr>
+            <w:tcW w:type="pct" w:w="758"/>
+            <w:tcMar>
+              <w:top w:type="dxa" w:w="50"/>
+              <w:left w:type="dxa" w:w="110"/>
+              <w:bottom w:type="dxa" w:w="50"/>
+              <w:right w:type="dxa" w:w="110"/>
+            </w:tcMar>
+          </w:tcPr>
+          <w:p>
+            <w:pPr>
+              <w:spacing w:before="28" w:after="28"/>
+            </w:pPr>
+            <w:r>
+              <w:rPr>
+                <w:sz w:val="15"/>
+                <w:szCs w:val="15"/>
+              </w:rPr>
+              <w:t xml:space="preserve">credit</w:t>
+            </w:r>
+          </w:p>
+        </w:tc>
+      </w:tr>
+      <w:tr>
+        <w:tc>
+          <w:tcPr>
+            <w:tcW w:type="pct" w:w="2042"/>
+            <w:shd w:fill="FBFAF6" w:val="clear"/>
+            <w:tcMar>
+              <w:top w:type="dxa" w:w="50"/>
+              <w:left w:type="dxa" w:w="110"/>
+              <w:bottom w:type="dxa" w:w="50"/>
+              <w:right w:type="dxa" w:w="110"/>
+            </w:tcMar>
+          </w:tcPr>
+          <w:p>
+            <w:pPr>
+              <w:spacing w:before="28" w:after="28"/>
+            </w:pPr>
+            <w:r>
+              <w:rPr>
+                <w:sz w:val="15"/>
+                <w:szCs w:val="15"/>
+              </w:rPr>
+              <w:t xml:space="preserve">Common stock</w:t>
+            </w:r>
+          </w:p>
+        </w:tc>
+        <w:tc>
+          <w:tcPr>
+            <w:tcW w:type="pct" w:w="2200"/>
+            <w:shd w:fill="FBFAF6" w:val="clear"/>
+            <w:tcMar>
+              <w:top w:type="dxa" w:w="50"/>
+              <w:left w:type="dxa" w:w="110"/>
+              <w:bottom w:type="dxa" w:w="50"/>
+              <w:right w:type="dxa" w:w="110"/>
+            </w:tcMar>
+          </w:tcPr>
+          <w:p>
+            <w:pPr>
+              <w:spacing w:before="28" w:after="28"/>
+            </w:pPr>
+            <w:r>
+              <w:rPr>
+                <w:sz w:val="15"/>
+                <w:szCs w:val="15"/>
+              </w:rPr>
+              <w:t xml:space="preserve">600</w:t>
+            </w:r>
+          </w:p>
+        </w:tc>
+        <w:tc>
+          <w:tcPr>
+            <w:tcW w:type="pct" w:w="758"/>
+            <w:shd w:fill="FBFAF6" w:val="clear"/>
+            <w:tcMar>
+              <w:top w:type="dxa" w:w="50"/>
+              <w:left w:type="dxa" w:w="110"/>
+              <w:bottom w:type="dxa" w:w="50"/>
+              <w:right w:type="dxa" w:w="110"/>
+            </w:tcMar>
+          </w:tcPr>
+          <w:p>
+            <w:pPr>
+              <w:spacing w:before="28" w:after="28"/>
+            </w:pPr>
+            <w:r>
+              <w:rPr>
+                <w:sz w:val="15"/>
+                <w:szCs w:val="15"/>
+              </w:rPr>
+              <w:t xml:space="preserve">credit</w:t>
+            </w:r>
+          </w:p>
+        </w:tc>
+      </w:tr>
+      <w:tr>
+        <w:tc>
+          <w:tcPr>
+            <w:tcW w:type="pct" w:w="2042"/>
+            <w:tcMar>
+              <w:top w:type="dxa" w:w="50"/>
+              <w:left w:type="dxa" w:w="110"/>
+              <w:bottom w:type="dxa" w:w="50"/>
+              <w:right w:type="dxa" w:w="110"/>
+            </w:tcMar>
+          </w:tcPr>
+          <w:p>
+            <w:pPr>
+              <w:spacing w:before="28" w:after="28"/>
+            </w:pPr>
+            <w:r>
+              <w:rPr>
+                <w:sz w:val="15"/>
+                <w:szCs w:val="15"/>
+              </w:rPr>
+              <w:t xml:space="preserve">Additional paid-in capital</w:t>
+            </w:r>
+          </w:p>
+        </w:tc>
+        <w:tc>
+          <w:tcPr>
+            <w:tcW w:type="pct" w:w="2200"/>
+            <w:tcMar>
+              <w:top w:type="dxa" w:w="50"/>
+              <w:left w:type="dxa" w:w="110"/>
+              <w:bottom w:type="dxa" w:w="50"/>
+              <w:right w:type="dxa" w:w="110"/>
+            </w:tcMar>
+          </w:tcPr>
+          <w:p>
+            <w:pPr>
+              <w:spacing w:before="28" w:after="28"/>
+            </w:pPr>
+            <w:r>
+              <w:rPr>
+                <w:sz w:val="15"/>
+                <w:szCs w:val="15"/>
+              </w:rPr>
+              <w:t xml:space="preserve">1,900</w:t>
+            </w:r>
+          </w:p>
+        </w:tc>
+        <w:tc>
+          <w:tcPr>
+            <w:tcW w:type="pct" w:w="758"/>
+            <w:tcMar>
+              <w:top w:type="dxa" w:w="50"/>
+              <w:left w:type="dxa" w:w="110"/>
+              <w:bottom w:type="dxa" w:w="50"/>
+              <w:right w:type="dxa" w:w="110"/>
+            </w:tcMar>
+          </w:tcPr>
+          <w:p>
+            <w:pPr>
+              <w:spacing w:before="28" w:after="28"/>
+            </w:pPr>
+            <w:r>
+              <w:rPr>
+                <w:sz w:val="15"/>
+                <w:szCs w:val="15"/>
+              </w:rPr>
+              <w:t xml:space="preserve">credit</w:t>
+            </w:r>
+          </w:p>
+        </w:tc>
+      </w:tr>
+      <w:tr>
+        <w:tc>
+          <w:tcPr>
+            <w:tcW w:type="pct" w:w="2042"/>
+            <w:shd w:fill="FBFAF6" w:val="clear"/>
+            <w:tcMar>
+              <w:top w:type="dxa" w:w="50"/>
+              <w:left w:type="dxa" w:w="110"/>
+              <w:bottom w:type="dxa" w:w="50"/>
+              <w:right w:type="dxa" w:w="110"/>
+            </w:tcMar>
+          </w:tcPr>
+          <w:p>
+            <w:pPr>
+              <w:spacing w:before="28" w:after="28"/>
+            </w:pPr>
+            <w:r>
+              <w:rPr>
+                <w:sz w:val="15"/>
+                <w:szCs w:val="15"/>
+              </w:rPr>
+              <w:t xml:space="preserve">Retained earnings, December 31 (after closing)</w:t>
+            </w:r>
+          </w:p>
+        </w:tc>
+        <w:tc>
+          <w:tcPr>
+            <w:tcW w:type="pct" w:w="2200"/>
+            <w:shd w:fill="FBFAF6" w:val="clear"/>
+            <w:tcMar>
+              <w:top w:type="dxa" w:w="50"/>
+              <w:left w:type="dxa" w:w="110"/>
+              <w:bottom w:type="dxa" w:w="50"/>
+              <w:right w:type="dxa" w:w="110"/>
+            </w:tcMar>
+          </w:tcPr>
+          <w:p>
+            <w:pPr>
+              <w:spacing w:before="28" w:after="28"/>
+            </w:pPr>
+            <w:r>
+              <w:rPr>
+                <w:sz w:val="15"/>
+                <w:szCs w:val="15"/>
+              </w:rPr>
+              <w:t xml:space="preserve">1,280</w:t>
+            </w:r>
+          </w:p>
+        </w:tc>
+        <w:tc>
+          <w:tcPr>
+            <w:tcW w:type="pct" w:w="758"/>
+            <w:shd w:fill="FBFAF6" w:val="clear"/>
+            <w:tcMar>
+              <w:top w:type="dxa" w:w="50"/>
+              <w:left w:type="dxa" w:w="110"/>
+              <w:bottom w:type="dxa" w:w="50"/>
+              <w:right w:type="dxa" w:w="110"/>
+            </w:tcMar>
+          </w:tcPr>
+          <w:p>
+            <w:pPr>
+              <w:spacing w:before="28" w:after="28"/>
+            </w:pPr>
+            <w:r>
+              <w:rPr>
+                <w:sz w:val="15"/>
+                <w:szCs w:val="15"/>
+              </w:rPr>
+              <w:t xml:space="preserve">credit</w:t>
+            </w:r>
+          </w:p>
+        </w:tc>
+      </w:tr>
+      <w:tr>
+        <w:tc>
+          <w:tcPr>
+            <w:tcW w:type="pct" w:w="2042"/>
+            <w:tcMar>
+              <w:top w:type="dxa" w:w="50"/>
+              <w:left w:type="dxa" w:w="110"/>
+              <w:bottom w:type="dxa" w:w="50"/>
+              <w:right w:type="dxa" w:w="110"/>
+            </w:tcMar>
+          </w:tcPr>
+          <w:p>
+            <w:pPr>
+              <w:spacing w:before="28" w:after="28"/>
+            </w:pPr>
+            <w:r>
+              <w:rPr>
+                <w:sz w:val="15"/>
+                <w:szCs w:val="15"/>
+              </w:rPr>
+              <w:t xml:space="preserve">M1</w:t>
+            </w:r>
+          </w:p>
+        </w:tc>
+        <w:tc>
+          <w:tcPr>
+            <w:tcW w:type="pct" w:w="2200"/>
+            <w:tcMar>
+              <w:top w:type="dxa" w:w="50"/>
+              <w:left w:type="dxa" w:w="110"/>
+              <w:bottom w:type="dxa" w:w="50"/>
+              <w:right w:type="dxa" w:w="110"/>
+            </w:tcMar>
+          </w:tcPr>
+          <w:p>
+            <w:pPr>
+              <w:spacing w:before="28" w:after="28"/>
+            </w:pPr>
+            <w:r>
+              <w:rPr>
+                <w:sz w:val="15"/>
+                <w:szCs w:val="15"/>
+              </w:rPr>
+              <w:t xml:space="preserve">Of the notes payable, 300 is an </w:t>
+            </w:r>
+            <w:r>
+              <w:rPr>
+                <w:b/>
+                <w:bCs/>
+                <w:color w:val="8186EF"/>
+                <w:sz w:val="14"/>
+                <w:szCs w:val="14"/>
+              </w:rPr>
+              <w:t xml:space="preserve"> (19) </w:t>
+            </w:r>
+            <w:r>
+              <w:rPr>
+                <w:u w:val="single"/>
+                <w:sz w:val="15"/>
+                <w:szCs w:val="15"/>
+              </w:rPr>
+              <w:t xml:space="preserve">              </w:t>
+            </w:r>
+            <w:r>
+              <w:rPr>
+                <w:sz w:val="15"/>
+                <w:szCs w:val="15"/>
+              </w:rPr>
+              <w:t xml:space="preserve"> </w:t>
+            </w:r>
+            <w:r>
+              <w:rPr>
+                <w:sz w:val="15"/>
+                <w:szCs w:val="15"/>
+              </w:rPr>
+              <w:t xml:space="preserve"> due on June 30, 2026. The rest is due in 2029.</w:t>
+            </w:r>
+          </w:p>
+        </w:tc>
+        <w:tc>
+          <w:tcPr>
+            <w:tcW w:type="pct" w:w="758"/>
+            <w:tcMar>
+              <w:top w:type="dxa" w:w="50"/>
+              <w:left w:type="dxa" w:w="110"/>
+              <w:bottom w:type="dxa" w:w="50"/>
+              <w:right w:type="dxa" w:w="110"/>
+            </w:tcMar>
+          </w:tcPr>
+          <w:p>
+            <w:pPr>
+              <w:spacing w:before="28" w:after="28"/>
+            </w:pPr>
+            <w:r>
+              <w:rPr>
+                <w:sz w:val="15"/>
+                <w:szCs w:val="15"/>
+              </w:rPr>
+              <w:t xml:space="preserve"> </w:t>
+            </w:r>
+          </w:p>
+        </w:tc>
+      </w:tr>
+      <w:tr>
+        <w:tc>
+          <w:tcPr>
+            <w:tcW w:type="pct" w:w="2042"/>
+            <w:shd w:fill="FBFAF6" w:val="clear"/>
+            <w:tcMar>
+              <w:top w:type="dxa" w:w="50"/>
+              <w:left w:type="dxa" w:w="110"/>
+              <w:bottom w:type="dxa" w:w="50"/>
+              <w:right w:type="dxa" w:w="110"/>
+            </w:tcMar>
+          </w:tcPr>
+          <w:p>
+            <w:pPr>
+              <w:spacing w:before="28" w:after="28"/>
+            </w:pPr>
+            <w:r>
+              <w:rPr>
+                <w:sz w:val="15"/>
+                <w:szCs w:val="15"/>
+              </w:rPr>
+              <w:t xml:space="preserve">M2</w:t>
+            </w:r>
+          </w:p>
+        </w:tc>
+        <w:tc>
+          <w:tcPr>
+            <w:tcW w:type="pct" w:w="2200"/>
+            <w:shd w:fill="FBFAF6" w:val="clear"/>
+            <w:tcMar>
+              <w:top w:type="dxa" w:w="50"/>
+              <w:left w:type="dxa" w:w="110"/>
+              <w:bottom w:type="dxa" w:w="50"/>
+              <w:right w:type="dxa" w:w="110"/>
+            </w:tcMar>
+          </w:tcPr>
+          <w:p>
+            <w:pPr>
+              <w:spacing w:before="28" w:after="28"/>
+            </w:pPr>
+            <w:r>
+              <w:rPr>
+                <w:sz w:val="15"/>
+                <w:szCs w:val="15"/>
+              </w:rPr>
+              <w:t xml:space="preserve">At December 31, Barada broke a debt-to-equity </w:t>
+            </w:r>
+            <w:r>
+              <w:rPr>
+                <w:b/>
+                <w:bCs/>
+                <w:color w:val="8186EF"/>
+                <w:sz w:val="14"/>
+                <w:szCs w:val="14"/>
+              </w:rPr>
+              <w:t xml:space="preserve"> (20) </w:t>
+            </w:r>
+            <w:r>
+              <w:rPr>
+                <w:u w:val="single"/>
+                <w:sz w:val="15"/>
+                <w:szCs w:val="15"/>
+              </w:rPr>
+              <w:t xml:space="preserve">              </w:t>
+            </w:r>
+            <w:r>
+              <w:rPr>
+                <w:sz w:val="15"/>
+                <w:szCs w:val="15"/>
+              </w:rPr>
+              <w:t xml:space="preserve"> </w:t>
+            </w:r>
+            <w:r>
+              <w:rPr>
+                <w:sz w:val="15"/>
+                <w:szCs w:val="15"/>
+              </w:rPr>
+              <w:t xml:space="preserve"> on the note. On January 20, 2026, before the statements were issued, the bank waived</w:t>
+            </w:r>
+          </w:p>
+        </w:tc>
+        <w:tc>
+          <w:tcPr>
+            <w:tcW w:type="pct" w:w="758"/>
+            <w:shd w:fill="FBFAF6" w:val="clear"/>
+            <w:tcMar>
+              <w:top w:type="dxa" w:w="50"/>
+              <w:left w:type="dxa" w:w="110"/>
+              <w:bottom w:type="dxa" w:w="50"/>
+              <w:right w:type="dxa" w:w="110"/>
+            </w:tcMar>
+          </w:tcPr>
+          <w:p>
+            <w:pPr>
+              <w:spacing w:before="28" w:after="28"/>
+            </w:pPr>
+            <w:r>
+              <w:rPr>
+                <w:sz w:val="15"/>
+                <w:szCs w:val="15"/>
+              </w:rPr>
+              <w:t xml:space="preserve"> </w:t>
+            </w:r>
+          </w:p>
+        </w:tc>
+      </w:tr>
+      <w:tr>
+        <w:tc>
+          <w:tcPr>
+            <w:tcW w:type="pct" w:w="2042"/>
+            <w:tcMar>
+              <w:top w:type="dxa" w:w="50"/>
+              <w:left w:type="dxa" w:w="110"/>
+              <w:bottom w:type="dxa" w:w="50"/>
+              <w:right w:type="dxa" w:w="110"/>
+            </w:tcMar>
+          </w:tcPr>
+          <w:p>
+            <w:pPr>
+              <w:spacing w:before="28" w:after="28"/>
+            </w:pPr>
+            <w:r>
+              <w:rPr>
+                <w:sz w:val="15"/>
+                <w:szCs w:val="15"/>
+              </w:rPr>
+              <w:t xml:space="preserve">M3</w:t>
+            </w:r>
+          </w:p>
+        </w:tc>
+        <w:tc>
+          <w:tcPr>
+            <w:tcW w:type="pct" w:w="2200"/>
+            <w:tcMar>
+              <w:top w:type="dxa" w:w="50"/>
+              <w:left w:type="dxa" w:w="110"/>
+              <w:bottom w:type="dxa" w:w="50"/>
+              <w:right w:type="dxa" w:w="110"/>
+            </w:tcMar>
+          </w:tcPr>
+          <w:p>
+            <w:pPr>
+              <w:spacing w:before="28" w:after="28"/>
+            </w:pPr>
+            <w:r>
+              <w:rPr>
+                <w:sz w:val="15"/>
+                <w:szCs w:val="15"/>
+              </w:rPr>
+              <w:t xml:space="preserve">A former employee has sued Barada. Its lawyers think a loss of about 60 is reasonably possible, but not probable.</w:t>
+            </w:r>
+          </w:p>
+        </w:tc>
+        <w:tc>
+          <w:tcPr>
+            <w:tcW w:type="pct" w:w="758"/>
+            <w:tcMar>
+              <w:top w:type="dxa" w:w="50"/>
+              <w:left w:type="dxa" w:w="110"/>
+              <w:bottom w:type="dxa" w:w="50"/>
+              <w:right w:type="dxa" w:w="110"/>
+            </w:tcMar>
+          </w:tcPr>
+          <w:p>
+            <w:pPr>
+              <w:spacing w:before="28" w:after="28"/>
+            </w:pPr>
+            <w:r>
+              <w:rPr>
+                <w:sz w:val="15"/>
+                <w:szCs w:val="15"/>
+              </w:rPr>
+              <w:t xml:space="preserve"> </w:t>
+            </w:r>
+          </w:p>
+        </w:tc>
+      </w:tr>
+      <w:tr>
+        <w:tc>
+          <w:tcPr>
+            <w:tcW w:type="pct" w:w="2042"/>
+            <w:shd w:fill="FBFAF6" w:val="clear"/>
+            <w:tcMar>
+              <w:top w:type="dxa" w:w="50"/>
+              <w:left w:type="dxa" w:w="110"/>
+              <w:bottom w:type="dxa" w:w="50"/>
+              <w:right w:type="dxa" w:w="110"/>
+            </w:tcMar>
+          </w:tcPr>
+          <w:p>
+            <w:pPr>
+              <w:spacing w:before="28" w:after="28"/>
+            </w:pPr>
+            <w:r>
+              <w:rPr>
+                <w:sz w:val="15"/>
+                <w:szCs w:val="15"/>
+              </w:rPr>
+              <w:t xml:space="preserve">M4</w:t>
+            </w:r>
+          </w:p>
+        </w:tc>
+        <w:tc>
+          <w:tcPr>
+            <w:tcW w:type="pct" w:w="2200"/>
+            <w:shd w:fill="FBFAF6" w:val="clear"/>
+            <w:tcMar>
+              <w:top w:type="dxa" w:w="50"/>
+              <w:left w:type="dxa" w:w="110"/>
+              <w:bottom w:type="dxa" w:w="50"/>
+              <w:right w:type="dxa" w:w="110"/>
+            </w:tcMar>
+          </w:tcPr>
+          <w:p>
+            <w:pPr>
+              <w:spacing w:before="28" w:after="28"/>
+            </w:pPr>
+            <w:r>
+              <w:rPr>
+                <w:sz w:val="15"/>
+                <w:szCs w:val="15"/>
+              </w:rPr>
+              <w:t xml:space="preserve">On February 10, 2026, before the statements were issued, a fire destroyed inventory that cost 70.</w:t>
+            </w:r>
+          </w:p>
+        </w:tc>
+        <w:tc>
+          <w:tcPr>
+            <w:tcW w:type="pct" w:w="758"/>
+            <w:shd w:fill="FBFAF6" w:val="clear"/>
+            <w:tcMar>
+              <w:top w:type="dxa" w:w="50"/>
+              <w:left w:type="dxa" w:w="110"/>
+              <w:bottom w:type="dxa" w:w="50"/>
+              <w:right w:type="dxa" w:w="110"/>
+            </w:tcMar>
+          </w:tcPr>
+          <w:p>
+            <w:pPr>
+              <w:spacing w:before="28" w:after="28"/>
+            </w:pPr>
+            <w:r>
+              <w:rPr>
+                <w:sz w:val="15"/>
+                <w:szCs w:val="15"/>
+              </w:rPr>
+              <w:t xml:space="preserve"> </w:t>
+            </w:r>
+          </w:p>
+        </w:tc>
+      </w:tr>
+    </w:tbl>
+    <w:p/>
     <w:tbl>
       <w:tblPr>
         <w:tblW w:type="pct" w:w="100%"/>
@@ -18724,7 +19695,7 @@
                 <w:sz w:val="16"/>
                 <w:szCs w:val="16"/>
               </w:rPr>
-              <w:t xml:space="preserve">Prepaid rent   ·   Allowance for credit losses   ·   Accounts payable   ·   Additional paid-in capital   ·   Accounts receivable   ·   Notes payable (long-term)   ·   Cash   ·   Inventory</w:t>
+              <w:t xml:space="preserve">installment   ·   credit   ·   debit   ·   covenant</w:t>
             </w:r>
           </w:p>
         </w:tc>
@@ -18877,8 +19848,100 @@
                 <w:sz w:val="15"/>
                 <w:szCs w:val="15"/>
               </w:rPr>
-              <w:t xml:space="preserve"/>
-            </w:r>
+              <w:t xml:space="preserve">Noncurrent asset: it is not expected to be turned into cash in the operating cycle.</w:t>
+            </w:r>
+          </w:p>
+        </w:tc>
+      </w:tr>
+      <w:tr>
+        <w:tc>
+          <w:tcPr>
+            <w:tcW w:type="pct" w:w="2400"/>
+            <w:shd w:fill="FBFAF6" w:val="clear"/>
+            <w:tcMar>
+              <w:top w:type="dxa" w:w="50"/>
+              <w:left w:type="dxa" w:w="110"/>
+              <w:bottom w:type="dxa" w:w="50"/>
+              <w:right w:type="dxa" w:w="110"/>
+            </w:tcMar>
+          </w:tcPr>
+          <w:p>
+            <w:pPr>
+              <w:spacing w:before="28" w:after="28"/>
+            </w:pPr>
+            <w:r>
+              <w:rPr>
+                <w:sz w:val="15"/>
+                <w:szCs w:val="15"/>
+              </w:rPr>
+              <w:t xml:space="preserve">Loan due on demand</w:t>
+            </w:r>
+          </w:p>
+        </w:tc>
+        <w:tc>
+          <w:tcPr>
+            <w:tcW w:type="pct" w:w="2600"/>
+            <w:shd w:fill="FBFAF6" w:val="clear"/>
+            <w:tcMar>
+              <w:top w:type="dxa" w:w="50"/>
+              <w:left w:type="dxa" w:w="110"/>
+              <w:bottom w:type="dxa" w:w="50"/>
+              <w:right w:type="dxa" w:w="110"/>
+            </w:tcMar>
+          </w:tcPr>
+          <w:p>
+            <w:pPr>
+              <w:spacing w:before="28" w:after="28"/>
+            </w:pPr>
+            <w:r>
+              <w:rPr>
+                <w:sz w:val="15"/>
+                <w:szCs w:val="15"/>
+              </w:rPr>
+              <w:t xml:space="preserve">Current liability: debt due on demand is current, whatever the bank's expected behaviour.</w:t>
+            </w:r>
+          </w:p>
+        </w:tc>
+      </w:tr>
+      <w:tr>
+        <w:tc>
+          <w:tcPr>
+            <w:tcW w:type="pct" w:w="2400"/>
+            <w:tcMar>
+              <w:top w:type="dxa" w:w="50"/>
+              <w:left w:type="dxa" w:w="110"/>
+              <w:bottom w:type="dxa" w:w="50"/>
+              <w:right w:type="dxa" w:w="110"/>
+            </w:tcMar>
+          </w:tcPr>
+          <w:p>
+            <w:pPr>
+              <w:spacing w:before="28" w:after="28"/>
+            </w:pPr>
+            <w:r>
+              <w:rPr>
+                <w:sz w:val="15"/>
+                <w:szCs w:val="15"/>
+              </w:rPr>
+              <w:t xml:space="preserve">Deferred tax asset</w:t>
+            </w:r>
+          </w:p>
+        </w:tc>
+        <w:tc>
+          <w:tcPr>
+            <w:tcW w:type="pct" w:w="2600"/>
+            <w:shd w:fill="FFFFFF" w:val="clear"/>
+            <w:tcMar>
+              <w:top w:type="dxa" w:w="50"/>
+              <w:left w:type="dxa" w:w="110"/>
+              <w:bottom w:type="dxa" w:w="50"/>
+              <w:right w:type="dxa" w:w="110"/>
+            </w:tcMar>
+          </w:tcPr>
+          <w:p>
+            <w:pPr>
+              <w:spacing w:before="46" w:after="46"/>
+            </w:pPr>
             <w:r>
               <w:rPr>
                 <w:b/>
@@ -18887,159 +19950,7 @@
                 <w:sz w:val="14"/>
                 <w:szCs w:val="14"/>
               </w:rPr>
-              <w:t xml:space="preserve"> (26) </w:t>
-            </w:r>
-            <w:r>
-              <w:rPr>
-                <w:u w:val="single"/>
-                <w:sz w:val="15"/>
-                <w:szCs w:val="15"/>
-              </w:rPr>
-              <w:t xml:space="preserve">              </w:t>
-            </w:r>
-            <w:r>
-              <w:rPr>
-                <w:sz w:val="15"/>
-                <w:szCs w:val="15"/>
-              </w:rPr>
-              <w:t xml:space="preserve"> </w:t>
-            </w:r>
-            <w:r>
-              <w:rPr>
-                <w:sz w:val="15"/>
-                <w:szCs w:val="15"/>
-              </w:rPr>
-              <w:t xml:space="preserve">: it is not expected to be turned into cash in the operating cycle.</w:t>
-            </w:r>
-          </w:p>
-        </w:tc>
-      </w:tr>
-      <w:tr>
-        <w:tc>
-          <w:tcPr>
-            <w:tcW w:type="pct" w:w="2400"/>
-            <w:shd w:fill="FBFAF6" w:val="clear"/>
-            <w:tcMar>
-              <w:top w:type="dxa" w:w="50"/>
-              <w:left w:type="dxa" w:w="110"/>
-              <w:bottom w:type="dxa" w:w="50"/>
-              <w:right w:type="dxa" w:w="110"/>
-            </w:tcMar>
-          </w:tcPr>
-          <w:p>
-            <w:pPr>
-              <w:spacing w:before="28" w:after="28"/>
-            </w:pPr>
-            <w:r>
-              <w:rPr>
-                <w:sz w:val="15"/>
-                <w:szCs w:val="15"/>
-              </w:rPr>
-              <w:t xml:space="preserve">Loan due on demand</w:t>
-            </w:r>
-          </w:p>
-        </w:tc>
-        <w:tc>
-          <w:tcPr>
-            <w:tcW w:type="pct" w:w="2600"/>
-            <w:shd w:fill="FBFAF6" w:val="clear"/>
-            <w:tcMar>
-              <w:top w:type="dxa" w:w="50"/>
-              <w:left w:type="dxa" w:w="110"/>
-              <w:bottom w:type="dxa" w:w="50"/>
-              <w:right w:type="dxa" w:w="110"/>
-            </w:tcMar>
-          </w:tcPr>
-          <w:p>
-            <w:pPr>
-              <w:spacing w:before="28" w:after="28"/>
-            </w:pPr>
-            <w:r>
-              <w:rPr>
-                <w:sz w:val="15"/>
-                <w:szCs w:val="15"/>
-              </w:rPr>
-              <w:t xml:space="preserve"/>
-            </w:r>
-            <w:r>
-              <w:rPr>
-                <w:b/>
-                <w:bCs/>
-                <w:color w:val="8186EF"/>
-                <w:sz w:val="14"/>
-                <w:szCs w:val="14"/>
-              </w:rPr>
-              <w:t xml:space="preserve"> (27) </w:t>
-            </w:r>
-            <w:r>
-              <w:rPr>
-                <w:u w:val="single"/>
-                <w:sz w:val="15"/>
-                <w:szCs w:val="15"/>
-              </w:rPr>
-              <w:t xml:space="preserve">              </w:t>
-            </w:r>
-            <w:r>
-              <w:rPr>
-                <w:sz w:val="15"/>
-                <w:szCs w:val="15"/>
-              </w:rPr>
-              <w:t xml:space="preserve"> </w:t>
-            </w:r>
-            <w:r>
-              <w:rPr>
-                <w:sz w:val="15"/>
-                <w:szCs w:val="15"/>
-              </w:rPr>
-              <w:t xml:space="preserve">: debt due on demand is current, whatever the bank's expected behaviour.</w:t>
-            </w:r>
-          </w:p>
-        </w:tc>
-      </w:tr>
-      <w:tr>
-        <w:tc>
-          <w:tcPr>
-            <w:tcW w:type="pct" w:w="2400"/>
-            <w:tcMar>
-              <w:top w:type="dxa" w:w="50"/>
-              <w:left w:type="dxa" w:w="110"/>
-              <w:bottom w:type="dxa" w:w="50"/>
-              <w:right w:type="dxa" w:w="110"/>
-            </w:tcMar>
-          </w:tcPr>
-          <w:p>
-            <w:pPr>
-              <w:spacing w:before="28" w:after="28"/>
-            </w:pPr>
-            <w:r>
-              <w:rPr>
-                <w:sz w:val="15"/>
-                <w:szCs w:val="15"/>
-              </w:rPr>
-              <w:t xml:space="preserve">Deferred tax asset</w:t>
-            </w:r>
-          </w:p>
-        </w:tc>
-        <w:tc>
-          <w:tcPr>
-            <w:tcW w:type="pct" w:w="2600"/>
-            <w:tcMar>
-              <w:top w:type="dxa" w:w="50"/>
-              <w:left w:type="dxa" w:w="110"/>
-              <w:bottom w:type="dxa" w:w="50"/>
-              <w:right w:type="dxa" w:w="110"/>
-            </w:tcMar>
-          </w:tcPr>
-          <w:p>
-            <w:pPr>
-              <w:spacing w:before="28" w:after="28"/>
-            </w:pPr>
-            <w:r>
-              <w:rPr>
-                <w:sz w:val="15"/>
-                <w:szCs w:val="15"/>
-              </w:rPr>
-              <w:t xml:space="preserve">Noncurrent asset: all deferred taxes are noncurrent.</w:t>
+              <w:t xml:space="preserve">(21)</w:t>
             </w:r>
           </w:p>
         </w:tc>
@@ -19151,13 +20062,25 @@
                 <w:sz w:val="16"/>
                 <w:szCs w:val="16"/>
               </w:rPr>
-              <w:t xml:space="preserve">Current liability   ·   callable debt   ·   Noncurrent asset</w:t>
+              <w:t xml:space="preserve">Retained earnings, December 31 (after closing)   ·   Noncurrent asset: all deferred taxes are noncurrent.</w:t>
             </w:r>
           </w:p>
         </w:tc>
       </w:tr>
     </w:tbl>
     <w:p/>
+    <w:p>
+      <w:pPr>
+        <w:pageBreakBefore w:val="true"/>
+        <w:spacing w:after="0"/>
+      </w:pPr>
+      <w:r>
+        <w:rPr>
+          <w:sz w:val="2"/>
+        </w:rPr>
+        <w:t xml:space="preserve"> </w:t>
+      </w:r>
+    </w:p>
     <w:tbl>
       <w:tblPr>
         <w:tblW w:type="pct" w:w="100%"/>
@@ -19406,7 +20329,7 @@
                 <w:sz w:val="14"/>
                 <w:szCs w:val="14"/>
               </w:rPr>
-              <w:t xml:space="preserve">(28)</w:t>
+              <w:t xml:space="preserve">(22)</w:t>
             </w:r>
           </w:p>
         </w:tc>
@@ -19459,7 +20382,7 @@
                 <w:sz w:val="14"/>
                 <w:szCs w:val="14"/>
               </w:rPr>
-              <w:t xml:space="preserve">(29)</w:t>
+              <w:t xml:space="preserve">(23)</w:t>
             </w:r>
           </w:p>
         </w:tc>
@@ -19511,7 +20434,7 @@
                 <w:sz w:val="14"/>
                 <w:szCs w:val="14"/>
               </w:rPr>
-              <w:t xml:space="preserve">(30)</w:t>
+              <w:t xml:space="preserve">(24)</w:t>
             </w:r>
           </w:p>
         </w:tc>
@@ -19573,7 +20496,7 @@
                 <w:sz w:val="16"/>
                 <w:szCs w:val="16"/>
               </w:rPr>
-              <w:t xml:space="preserve">Current liability   ·   Current asset   ·   M1   ·   Equity</w:t>
+              <w:t xml:space="preserve">Current liability   ·   Current asset   ·   credit   ·   Equity</w:t>
             </w:r>
           </w:p>
         </w:tc>
@@ -19703,14 +20626,14 @@
                 <w:sz w:val="16"/>
                 <w:szCs w:val="16"/>
               </w:rPr>
-              <w:t xml:space="preserve">16  </w:t>
-            </w:r>
-            <w:r>
-              <w:rPr>
-                <w:sz w:val="16"/>
-                <w:szCs w:val="16"/>
-              </w:rPr>
-              <w:t xml:space="preserve">accumulated</w:t>
+              <w:t xml:space="preserve">13  </w:t>
+            </w:r>
+            <w:r>
+              <w:rPr>
+                <w:sz w:val="16"/>
+                <w:szCs w:val="16"/>
+              </w:rPr>
+              <w:t xml:space="preserve">explains</w:t>
             </w:r>
           </w:p>
         </w:tc>
@@ -19771,14 +20694,14 @@
                 <w:sz w:val="16"/>
                 <w:szCs w:val="16"/>
               </w:rPr>
-              <w:t xml:space="preserve">17  </w:t>
-            </w:r>
-            <w:r>
-              <w:rPr>
-                <w:sz w:val="16"/>
-                <w:szCs w:val="16"/>
-              </w:rPr>
-              <w:t xml:space="preserve">stockholders</w:t>
+              <w:t xml:space="preserve">14  </w:t>
+            </w:r>
+            <w:r>
+              <w:rPr>
+                <w:sz w:val="16"/>
+                <w:szCs w:val="16"/>
+              </w:rPr>
+              <w:t xml:space="preserve">balance-sheet</w:t>
             </w:r>
           </w:p>
         </w:tc>
@@ -19813,7 +20736,7 @@
                 <w:sz w:val="16"/>
                 <w:szCs w:val="16"/>
               </w:rPr>
-              <w:t xml:space="preserve">Orontes's</w:t>
+              <w:t xml:space="preserve">buildings</w:t>
             </w:r>
           </w:p>
         </w:tc>
@@ -19839,14 +20762,14 @@
                 <w:sz w:val="16"/>
                 <w:szCs w:val="16"/>
               </w:rPr>
-              <w:t xml:space="preserve">18  </w:t>
-            </w:r>
-            <w:r>
-              <w:rPr>
-                <w:sz w:val="16"/>
-                <w:szCs w:val="16"/>
-              </w:rPr>
-              <w:t xml:space="preserve">market</w:t>
+              <w:t xml:space="preserve">15  </w:t>
+            </w:r>
+            <w:r>
+              <w:rPr>
+                <w:sz w:val="16"/>
+                <w:szCs w:val="16"/>
+              </w:rPr>
+              <w:t xml:space="preserve">accumulated</w:t>
             </w:r>
           </w:p>
         </w:tc>
@@ -19907,14 +20830,14 @@
                 <w:sz w:val="16"/>
                 <w:szCs w:val="16"/>
               </w:rPr>
-              <w:t xml:space="preserve">19  </w:t>
-            </w:r>
-            <w:r>
-              <w:rPr>
-                <w:sz w:val="16"/>
-                <w:szCs w:val="16"/>
-              </w:rPr>
-              <w:t xml:space="preserve">Cash</w:t>
+              <w:t xml:space="preserve">16  </w:t>
+            </w:r>
+            <w:r>
+              <w:rPr>
+                <w:sz w:val="16"/>
+                <w:szCs w:val="16"/>
+              </w:rPr>
+              <w:t xml:space="preserve">stockholders</w:t>
             </w:r>
           </w:p>
         </w:tc>
@@ -19949,7 +20872,7 @@
                 <w:sz w:val="16"/>
                 <w:szCs w:val="16"/>
               </w:rPr>
-              <w:t xml:space="preserve">allowance</w:t>
+              <w:t xml:space="preserve">Important</w:t>
             </w:r>
           </w:p>
         </w:tc>
@@ -19975,14 +20898,14 @@
                 <w:sz w:val="16"/>
                 <w:szCs w:val="16"/>
               </w:rPr>
-              <w:t xml:space="preserve">20  </w:t>
-            </w:r>
-            <w:r>
-              <w:rPr>
-                <w:sz w:val="16"/>
-                <w:szCs w:val="16"/>
-              </w:rPr>
-              <w:t xml:space="preserve">Accounts receivable</w:t>
+              <w:t xml:space="preserve">17  </w:t>
+            </w:r>
+            <w:r>
+              <w:rPr>
+                <w:sz w:val="16"/>
+                <w:szCs w:val="16"/>
+              </w:rPr>
+              <w:t xml:space="preserve">shares</w:t>
             </w:r>
           </w:p>
         </w:tc>
@@ -20017,7 +20940,7 @@
                 <w:sz w:val="16"/>
                 <w:szCs w:val="16"/>
               </w:rPr>
-              <w:t xml:space="preserve">Important</w:t>
+              <w:t xml:space="preserve">missing</w:t>
             </w:r>
           </w:p>
         </w:tc>
@@ -20043,14 +20966,14 @@
                 <w:sz w:val="16"/>
                 <w:szCs w:val="16"/>
               </w:rPr>
-              <w:t xml:space="preserve">21  </w:t>
-            </w:r>
-            <w:r>
-              <w:rPr>
-                <w:sz w:val="16"/>
-                <w:szCs w:val="16"/>
-              </w:rPr>
-              <w:t xml:space="preserve">Prepaid rent</w:t>
+              <w:t xml:space="preserve">18  </w:t>
+            </w:r>
+            <w:r>
+              <w:rPr>
+                <w:sz w:val="16"/>
+                <w:szCs w:val="16"/>
+              </w:rPr>
+              <w:t xml:space="preserve">debit</w:t>
             </w:r>
           </w:p>
         </w:tc>
@@ -20085,7 +21008,7 @@
                 <w:sz w:val="16"/>
                 <w:szCs w:val="16"/>
               </w:rPr>
-              <w:t xml:space="preserve">missing</w:t>
+              <w:t xml:space="preserve">Internally</w:t>
             </w:r>
           </w:p>
         </w:tc>
@@ -20111,14 +21034,14 @@
                 <w:sz w:val="16"/>
                 <w:szCs w:val="16"/>
               </w:rPr>
-              <w:t xml:space="preserve">22  </w:t>
-            </w:r>
-            <w:r>
-              <w:rPr>
-                <w:sz w:val="16"/>
-                <w:szCs w:val="16"/>
-              </w:rPr>
-              <w:t xml:space="preserve">Allowance for credit losses</w:t>
+              <w:t xml:space="preserve">19  </w:t>
+            </w:r>
+            <w:r>
+              <w:rPr>
+                <w:sz w:val="16"/>
+                <w:szCs w:val="16"/>
+              </w:rPr>
+              <w:t xml:space="preserve">installment</w:t>
             </w:r>
           </w:p>
         </w:tc>
@@ -20153,7 +21076,7 @@
                 <w:sz w:val="16"/>
                 <w:szCs w:val="16"/>
               </w:rPr>
-              <w:t xml:space="preserve">Internally</w:t>
+              <w:t xml:space="preserve">workforce</w:t>
             </w:r>
           </w:p>
         </w:tc>
@@ -20179,14 +21102,14 @@
                 <w:sz w:val="16"/>
                 <w:szCs w:val="16"/>
               </w:rPr>
-              <w:t xml:space="preserve">23  </w:t>
-            </w:r>
-            <w:r>
-              <w:rPr>
-                <w:sz w:val="16"/>
-                <w:szCs w:val="16"/>
-              </w:rPr>
-              <w:t xml:space="preserve">Accounts payable</w:t>
+              <w:t xml:space="preserve">20  </w:t>
+            </w:r>
+            <w:r>
+              <w:rPr>
+                <w:sz w:val="16"/>
+                <w:szCs w:val="16"/>
+              </w:rPr>
+              <w:t xml:space="preserve">covenant</w:t>
             </w:r>
           </w:p>
         </w:tc>
@@ -20221,7 +21144,7 @@
                 <w:sz w:val="16"/>
                 <w:szCs w:val="16"/>
               </w:rPr>
-              <w:t xml:space="preserve">workforce</w:t>
+              <w:t xml:space="preserve">obligations</w:t>
             </w:r>
           </w:p>
         </w:tc>
@@ -20247,14 +21170,14 @@
                 <w:sz w:val="16"/>
                 <w:szCs w:val="16"/>
               </w:rPr>
-              <w:t xml:space="preserve">24  </w:t>
-            </w:r>
-            <w:r>
-              <w:rPr>
-                <w:sz w:val="16"/>
-                <w:szCs w:val="16"/>
-              </w:rPr>
-              <w:t xml:space="preserve">Notes payable (long-term)</w:t>
+              <w:t xml:space="preserve">21  </w:t>
+            </w:r>
+            <w:r>
+              <w:rPr>
+                <w:sz w:val="16"/>
+                <w:szCs w:val="16"/>
+              </w:rPr>
+              <w:t xml:space="preserve">Noncurrent asset: all deferred taxes are noncurrent.</w:t>
             </w:r>
           </w:p>
         </w:tc>
@@ -20289,7 +21212,7 @@
                 <w:sz w:val="16"/>
                 <w:szCs w:val="16"/>
               </w:rPr>
-              <w:t xml:space="preserve">obligations</w:t>
+              <w:t xml:space="preserve">Finally</w:t>
             </w:r>
           </w:p>
         </w:tc>
@@ -20315,14 +21238,14 @@
                 <w:sz w:val="16"/>
                 <w:szCs w:val="16"/>
               </w:rPr>
-              <w:t xml:space="preserve">25  </w:t>
-            </w:r>
-            <w:r>
-              <w:rPr>
-                <w:sz w:val="16"/>
-                <w:szCs w:val="16"/>
-              </w:rPr>
-              <w:t xml:space="preserve">Additional paid-in capital</w:t>
+              <w:t xml:space="preserve">22  </w:t>
+            </w:r>
+            <w:r>
+              <w:rPr>
+                <w:sz w:val="16"/>
+                <w:szCs w:val="16"/>
+              </w:rPr>
+              <w:t xml:space="preserve">Current asset</w:t>
             </w:r>
           </w:p>
         </w:tc>
@@ -20357,7 +21280,7 @@
                 <w:sz w:val="16"/>
                 <w:szCs w:val="16"/>
               </w:rPr>
-              <w:t xml:space="preserve">Finally</w:t>
+              <w:t xml:space="preserve">year-end</w:t>
             </w:r>
           </w:p>
         </w:tc>
@@ -20383,14 +21306,14 @@
                 <w:sz w:val="16"/>
                 <w:szCs w:val="16"/>
               </w:rPr>
-              <w:t xml:space="preserve">26  </w:t>
-            </w:r>
-            <w:r>
-              <w:rPr>
-                <w:sz w:val="16"/>
-                <w:szCs w:val="16"/>
-              </w:rPr>
-              <w:t xml:space="preserve">Noncurrent asset</w:t>
+              <w:t xml:space="preserve">23  </w:t>
+            </w:r>
+            <w:r>
+              <w:rPr>
+                <w:sz w:val="16"/>
+                <w:szCs w:val="16"/>
+              </w:rPr>
+              <w:t xml:space="preserve">Current liability</w:t>
             </w:r>
           </w:p>
         </w:tc>
@@ -20451,211 +21374,7 @@
                 <w:sz w:val="16"/>
                 <w:szCs w:val="16"/>
               </w:rPr>
-              <w:t xml:space="preserve">27  </w:t>
-            </w:r>
-            <w:r>
-              <w:rPr>
-                <w:sz w:val="16"/>
-                <w:szCs w:val="16"/>
-              </w:rPr>
-              <w:t xml:space="preserve">Current liability</w:t>
-            </w:r>
-          </w:p>
-        </w:tc>
-      </w:tr>
-      <w:tr>
-        <w:tc>
-          <w:tcPr>
-            <w:tcW w:type="pct" w:w="2500"/>
-            <w:tcMar>
-              <w:top w:type="dxa" w:w="20"/>
-              <w:left w:type="dxa" w:w="80"/>
-              <w:bottom w:type="dxa" w:w="20"/>
-              <w:right w:type="dxa" w:w="80"/>
-            </w:tcMar>
-          </w:tcPr>
-          <w:p>
-            <w:pPr>
-              <w:spacing w:before="12" w:after="12"/>
-            </w:pPr>
-            <w:r>
-              <w:rPr>
-                <w:b/>
-                <w:bCs/>
-                <w:color w:val="8186EF"/>
-                <w:sz w:val="16"/>
-                <w:szCs w:val="16"/>
-              </w:rPr>
-              <w:t xml:space="preserve">13  </w:t>
-            </w:r>
-            <w:r>
-              <w:rPr>
-                <w:sz w:val="16"/>
-                <w:szCs w:val="16"/>
-              </w:rPr>
-              <w:t xml:space="preserve">statement</w:t>
-            </w:r>
-          </w:p>
-        </w:tc>
-        <w:tc>
-          <w:tcPr>
-            <w:tcW w:type="pct" w:w="2500"/>
-            <w:tcMar>
-              <w:top w:type="dxa" w:w="20"/>
-              <w:left w:type="dxa" w:w="80"/>
-              <w:bottom w:type="dxa" w:w="20"/>
-              <w:right w:type="dxa" w:w="80"/>
-            </w:tcMar>
-          </w:tcPr>
-          <w:p>
-            <w:pPr>
-              <w:spacing w:before="12" w:after="12"/>
-            </w:pPr>
-            <w:r>
-              <w:rPr>
-                <w:b/>
-                <w:bCs/>
-                <w:color w:val="8186EF"/>
-                <w:sz w:val="16"/>
-                <w:szCs w:val="16"/>
-              </w:rPr>
-              <w:t xml:space="preserve">28  </w:t>
-            </w:r>
-            <w:r>
-              <w:rPr>
-                <w:sz w:val="16"/>
-                <w:szCs w:val="16"/>
-              </w:rPr>
-              <w:t xml:space="preserve">Current asset</w:t>
-            </w:r>
-          </w:p>
-        </w:tc>
-      </w:tr>
-      <w:tr>
-        <w:tc>
-          <w:tcPr>
-            <w:tcW w:type="pct" w:w="2500"/>
-            <w:tcMar>
-              <w:top w:type="dxa" w:w="20"/>
-              <w:left w:type="dxa" w:w="80"/>
-              <w:bottom w:type="dxa" w:w="20"/>
-              <w:right w:type="dxa" w:w="80"/>
-            </w:tcMar>
-          </w:tcPr>
-          <w:p>
-            <w:pPr>
-              <w:spacing w:before="12" w:after="12"/>
-            </w:pPr>
-            <w:r>
-              <w:rPr>
-                <w:b/>
-                <w:bCs/>
-                <w:color w:val="8186EF"/>
-                <w:sz w:val="16"/>
-                <w:szCs w:val="16"/>
-              </w:rPr>
-              <w:t xml:space="preserve">14  </w:t>
-            </w:r>
-            <w:r>
-              <w:rPr>
-                <w:sz w:val="16"/>
-                <w:szCs w:val="16"/>
-              </w:rPr>
-              <w:t xml:space="preserve">balance-sheet</w:t>
-            </w:r>
-          </w:p>
-        </w:tc>
-        <w:tc>
-          <w:tcPr>
-            <w:tcW w:type="pct" w:w="2500"/>
-            <w:tcMar>
-              <w:top w:type="dxa" w:w="20"/>
-              <w:left w:type="dxa" w:w="80"/>
-              <w:bottom w:type="dxa" w:w="20"/>
-              <w:right w:type="dxa" w:w="80"/>
-            </w:tcMar>
-          </w:tcPr>
-          <w:p>
-            <w:pPr>
-              <w:spacing w:before="12" w:after="12"/>
-            </w:pPr>
-            <w:r>
-              <w:rPr>
-                <w:b/>
-                <w:bCs/>
-                <w:color w:val="8186EF"/>
-                <w:sz w:val="16"/>
-                <w:szCs w:val="16"/>
-              </w:rPr>
-              <w:t xml:space="preserve">29  </w:t>
-            </w:r>
-            <w:r>
-              <w:rPr>
-                <w:sz w:val="16"/>
-                <w:szCs w:val="16"/>
-              </w:rPr>
-              <w:t xml:space="preserve">Current liability</w:t>
-            </w:r>
-          </w:p>
-        </w:tc>
-      </w:tr>
-      <w:tr>
-        <w:tc>
-          <w:tcPr>
-            <w:tcW w:type="pct" w:w="2500"/>
-            <w:tcMar>
-              <w:top w:type="dxa" w:w="20"/>
-              <w:left w:type="dxa" w:w="80"/>
-              <w:bottom w:type="dxa" w:w="20"/>
-              <w:right w:type="dxa" w:w="80"/>
-            </w:tcMar>
-          </w:tcPr>
-          <w:p>
-            <w:pPr>
-              <w:spacing w:before="12" w:after="12"/>
-            </w:pPr>
-            <w:r>
-              <w:rPr>
-                <w:b/>
-                <w:bCs/>
-                <w:color w:val="8186EF"/>
-                <w:sz w:val="16"/>
-                <w:szCs w:val="16"/>
-              </w:rPr>
-              <w:t xml:space="preserve">15  </w:t>
-            </w:r>
-            <w:r>
-              <w:rPr>
-                <w:sz w:val="16"/>
-                <w:szCs w:val="16"/>
-              </w:rPr>
-              <w:t xml:space="preserve">Orontes's</w:t>
-            </w:r>
-          </w:p>
-        </w:tc>
-        <w:tc>
-          <w:tcPr>
-            <w:tcW w:type="pct" w:w="2500"/>
-            <w:tcMar>
-              <w:top w:type="dxa" w:w="20"/>
-              <w:left w:type="dxa" w:w="80"/>
-              <w:bottom w:type="dxa" w:w="20"/>
-              <w:right w:type="dxa" w:w="80"/>
-            </w:tcMar>
-          </w:tcPr>
-          <w:p>
-            <w:pPr>
-              <w:spacing w:before="12" w:after="12"/>
-            </w:pPr>
-            <w:r>
-              <w:rPr>
-                <w:b/>
-                <w:bCs/>
-                <w:color w:val="8186EF"/>
-                <w:sz w:val="16"/>
-                <w:szCs w:val="16"/>
-              </w:rPr>
-              <w:t xml:space="preserve">30  </w:t>
+              <w:t xml:space="preserve">24  </w:t>
             </w:r>
             <w:r>
               <w:rPr>
@@ -21674,7 +22393,7 @@
               <w:sz w:val="16"/>
               <w:szCs w:val="16"/>
             </w:rPr>
-            <w:t xml:space="preserve"> of 2</w:t>
+            <w:t xml:space="preserve"> of 3</w:t>
           </w:r>
         </w:p>
       </w:tc>
